--- a/docs/Rapport_Stage_Observation_CGI_Mehdi_Lharti_InfraSentinel_Illustre.docx
+++ b/docs/Rapport_Stage_Observation_CGI_Mehdi_Lharti_InfraSentinel_Illustre.docx
@@ -7,10 +7,6 @@
         <w:jc w:val="center"/>
         <w:rPr>
           <w:rFonts w:hint="eastAsia"/>
-          <w:b/>
-          <w:color w:val="007A3D"/>
-          <w:sz w:val="32"/>
-          <w:lang w:val="fr-MA"/>
         </w:rPr>
       </w:pPr>
       <w:r>
@@ -18,10 +14,10 @@
           <w:noProof/>
         </w:rPr>
         <w:drawing>
-          <wp:inline distT="0" distB="0" distL="0" distR="0" wp14:anchorId="3D58A7B1" wp14:editId="5C2DA1A3">
-            <wp:extent cx="3986530" cy="872080"/>
-            <wp:effectExtent l="0" t="0" r="0" b="4445"/>
-            <wp:docPr id="1752830494" name="Image 2" descr="IT Training and Certification for Oracle Technology | Oracle University"/>
+          <wp:inline distT="0" distB="0" distL="0" distR="0" wp14:anchorId="517A0419" wp14:editId="20BD00F9">
+            <wp:extent cx="3338830" cy="730392"/>
+            <wp:effectExtent l="0" t="0" r="0" b="0"/>
+            <wp:docPr id="802038411" name="Picture 2" descr="Emsi"/>
             <wp:cNvGraphicFramePr>
               <a:graphicFrameLocks xmlns:a="http://schemas.openxmlformats.org/drawingml/2006/main" noChangeAspect="1"/>
             </wp:cNvGraphicFramePr>
@@ -29,7 +25,7 @@
               <a:graphicData uri="http://schemas.openxmlformats.org/drawingml/2006/picture">
                 <pic:pic xmlns:pic="http://schemas.openxmlformats.org/drawingml/2006/picture">
                   <pic:nvPicPr>
-                    <pic:cNvPr id="0" name="Picture 1" descr="IT Training and Certification for Oracle Technology | Oracle University"/>
+                    <pic:cNvPr id="0" name="Picture 3" descr="Emsi"/>
                     <pic:cNvPicPr>
                       <a:picLocks noChangeAspect="1" noChangeArrowheads="1"/>
                     </pic:cNvPicPr>
@@ -50,7 +46,7 @@
                   <pic:spPr bwMode="auto">
                     <a:xfrm>
                       <a:off x="0" y="0"/>
-                      <a:ext cx="4019648" cy="879325"/>
+                      <a:ext cx="3368595" cy="736903"/>
                     </a:xfrm>
                     <a:prstGeom prst="rect">
                       <a:avLst/>
@@ -66,6 +62,9 @@
           </wp:inline>
         </w:drawing>
       </w:r>
+      <w:r>
+        <w:br/>
+      </w:r>
     </w:p>
     <w:p>
       <w:pPr>
@@ -109,7 +108,7 @@
           <w:sz w:val="24"/>
           <w:lang w:val="fr-MA"/>
         </w:rPr>
-        <w:t>Sujet technique</w:t>
+        <w:t>Sujet technique :</w:t>
       </w:r>
     </w:p>
     <w:p>
@@ -126,7 +125,9 @@
           <w:sz w:val="30"/>
           <w:lang w:val="fr-MA"/>
         </w:rPr>
-        <w:t>Conception d'une solution basée sur l'Intelligence Artificielle et le Machine Learning</w:t>
+        <w:t>Conception d'une solution basée sur l'intelligence artificielle et le machine learning</w:t>
+        <w:br/>
+        <w:t>pour la supervision proactive des environnements Windows, VMware et Hyper-V</w:t>
       </w:r>
       <w:r>
         <w:rPr>
@@ -134,8 +135,6 @@
           <w:sz w:val="30"/>
           <w:lang w:val="fr-MA"/>
         </w:rPr>
-        <w:br/>
-        <w:t>pour la supervision proactive des environnements Windows, VMware et Hyper-V</w:t>
       </w:r>
     </w:p>
     <w:tbl>
@@ -215,7 +214,7 @@
               </w:rPr>
             </w:pPr>
             <w:r>
-              <w:t>Mehdi L'harti</w:t>
+              <w:t>Mehdi Lharti</w:t>
             </w:r>
           </w:p>
         </w:tc>
@@ -483,8 +482,13 @@
               </w:rPr>
             </w:pPr>
             <w:r>
-              <w:t>Stage d'observation professionnelle</w:t>
-            </w:r>
+              <w:t xml:space="preserve">Stage </w:t>
+            </w:r>
+            <w:proofErr w:type="spellStart"/>
+            <w:r>
+              <w:t>d'observation</w:t>
+            </w:r>
+            <w:proofErr w:type="spellEnd"/>
           </w:p>
         </w:tc>
       </w:tr>
@@ -551,7 +555,7 @@
               <w:rPr>
                 <w:lang w:val="fr-MA"/>
               </w:rPr>
-              <w:t>01/07/2026 – 28/08/2026</w:t>
+              <w:t xml:space="preserve">01/07/2026 – 28/08/2026 </w:t>
             </w:r>
           </w:p>
         </w:tc>
@@ -638,11 +642,31 @@
     </w:p>
     <w:p>
       <w:pPr>
+        <w:jc w:val="center"/>
         <w:rPr>
           <w:rFonts w:hint="eastAsia"/>
           <w:lang w:val="fr-MA"/>
         </w:rPr>
+      </w:pPr>
+      <w:r>
+        <w:rPr>
+          <w:i/>
+          <w:color w:val="595959"/>
+          <w:sz w:val="18"/>
+          <w:lang w:val="fr-MA"/>
+        </w:rPr>
+        <w:t>Rapport préparé dans le respect de la confidentialité : le document ne reproduit aucune information relative à un client, aucune donnée sensible ni aucun secret opérationnel de CGI.</w:t>
+      </w:r>
+    </w:p>
+    <w:p>
+      <w:pPr>
+        <w:rPr>
+          <w:rFonts w:hint="eastAsia"/>
+          <w:lang w:val="fr-MA"/>
+        </w:rPr>
         <w:sectPr>
+          <w:headerReference w:type="default" r:id="rId31"/>
+          <w:footerReference w:type="default" r:id="rId32"/>
           <w:pgSz w:w="11906" w:h="16838"/>
           <w:pgMar w:top="1134" w:right="1247" w:bottom="1020" w:left="1361" w:header="454" w:footer="454" w:gutter="0"/>
           <w:cols w:space="720"/>
@@ -652,7 +676,7 @@
     </w:p>
     <w:p>
       <w:pPr>
-        <w:pStyle w:val="Titre1"/>
+        <w:pStyle w:val="Heading1"/>
         <w:pBdr>
           <w:bottom w:val="single" w:sz="8" w:space="3" w:color="007A3D"/>
         </w:pBdr>
@@ -682,7 +706,7 @@
         <w:rPr>
           <w:lang w:val="fr-MA"/>
         </w:rPr>
-        <w:t>Je tiens à exprimer ma profonde gratitude à l'ensemble des personnes qui ont contribué au bon déroulement de mon stage d'observation professionnelle au sein de CGI. Cette immersion sur site m'a permis de découvrir un environnement de travail structuré, exigeant et orienté vers la qualité de service, tout en confrontant mes acquis académiques aux réalités d'un projet informatique à vocation professionnelle.</w:t>
+        <w:t>Je tiens à exprimer ma profonde gratitude à l'ensemble des personnes qui ont contribué au bon déroulement de mon stage d'observation professionnelle au sein de CGI. Cette immersion sur site m'a permis de découvrir un environnement de travail structuré, exigeant et orienté vers la qualité de service, et de confronter mes acquis académiques aux réalités d'un projet informatique à vocation professionnelle.</w:t>
       </w:r>
     </w:p>
     <w:p>
@@ -763,7 +787,7 @@
     </w:p>
     <w:p>
       <w:pPr>
-        <w:pStyle w:val="Titre1"/>
+        <w:pStyle w:val="Heading1"/>
         <w:pBdr>
           <w:bottom w:val="single" w:sz="8" w:space="3" w:color="007A3D"/>
         </w:pBdr>
@@ -793,21 +817,19 @@
         <w:rPr>
           <w:lang w:val="fr-MA"/>
         </w:rPr>
-        <w:t>Ce rapport présente le stage d'observation professionnelle réalisé sur site au sein de CGI Maroc. L'objectif principal du stage était de découvrir le fonctionnement d'un environnement professionnel de services numériques et de mettre en pratique, dans un cadre structuré, des compétences liées au développement logiciel, à la supervision d'infrastructures, au DevOps, à la sécurité et à l'Intelligence Artificielle. Le sujet technique étudié porte sur la conception d'</w:t>
+        <w:t>Ce rapport présente le stage d'observation professionnelle réalisé sur site au sein de CGI. L'objectif principal du stage était de découvrir le fonctionnement d'un environnement professionnel de services numériques et de mettre en pratique, dans un cadre structuré, des compétences liées au développement logiciel, à la supervision d'infrastructures, au DevOps, à la sécurité et à l'intelligence artificielle. Le sujet technique étudié porte sur la conception d'InfraSentinel AI, une plateforme de supervision proactive destinée aux environnements Windows, VMware et Hyper-V.</w:t>
       </w:r>
       <w:proofErr w:type="spellStart"/>
       <w:r>
         <w:rPr>
           <w:lang w:val="fr-MA"/>
         </w:rPr>
-        <w:t>InfraSentinel</w:t>
       </w:r>
       <w:proofErr w:type="spellEnd"/>
       <w:r>
         <w:rPr>
           <w:lang w:val="fr-MA"/>
         </w:rPr>
-        <w:t xml:space="preserve"> AI, une plateforme de supervision proactive destinée aux environnements Windows, VMware et Hyper-V.</w:t>
       </w:r>
     </w:p>
     <w:p>
@@ -823,63 +845,55 @@
         <w:rPr>
           <w:lang w:val="fr-MA"/>
         </w:rPr>
-        <w:t xml:space="preserve">La solution s'appuie sur un agent Windows, une API Django REST, PostgreSQL, Redis, </w:t>
+        <w:t>La solution s'appuie sur un agent Windows, une API Django REST, PostgreSQL, Redis, Celery, un canal WebSocket en temps réel et une interface web développée avec React, Vite et TypeScript. La couche intelligente combine un moteur de règles, un modèle Isolation Forest pour la détection d'anomalies et une analyse temporelle des tendances afin d'estimer des risques avant qu'un seuil critique ne soit atteint. L'architecture a été validée dans un laboratoire local Docker avec des métriques Windows réelles et des campagnes de tests fonctionnels, de sécurité et de performance.</w:t>
       </w:r>
       <w:proofErr w:type="spellStart"/>
       <w:r>
         <w:rPr>
           <w:lang w:val="fr-MA"/>
         </w:rPr>
-        <w:t>Celery</w:t>
       </w:r>
       <w:proofErr w:type="spellEnd"/>
       <w:r>
         <w:rPr>
           <w:lang w:val="fr-MA"/>
         </w:rPr>
-        <w:t xml:space="preserve">, un canal </w:t>
       </w:r>
       <w:proofErr w:type="spellStart"/>
       <w:r>
         <w:rPr>
           <w:lang w:val="fr-MA"/>
         </w:rPr>
-        <w:t>WebSocket</w:t>
       </w:r>
       <w:proofErr w:type="spellEnd"/>
       <w:r>
         <w:rPr>
           <w:lang w:val="fr-MA"/>
         </w:rPr>
-        <w:t xml:space="preserve"> temps réel et un frontend </w:t>
       </w:r>
       <w:proofErr w:type="spellStart"/>
       <w:r>
         <w:rPr>
           <w:lang w:val="fr-MA"/>
         </w:rPr>
-        <w:t>React</w:t>
       </w:r>
       <w:proofErr w:type="spellEnd"/>
       <w:r>
         <w:rPr>
           <w:lang w:val="fr-MA"/>
         </w:rPr>
-        <w:t>/Vite/</w:t>
       </w:r>
       <w:proofErr w:type="spellStart"/>
       <w:r>
         <w:rPr>
           <w:lang w:val="fr-MA"/>
         </w:rPr>
-        <w:t>TypeScript</w:t>
       </w:r>
       <w:proofErr w:type="spellEnd"/>
       <w:r>
         <w:rPr>
           <w:lang w:val="fr-MA"/>
         </w:rPr>
-        <w:t>. La couche intelligente combine un moteur de règles, un modèle Isolation Forest pour la détection d'anomalies et une analyse temporelle des tendances afin d'estimer des risques avant qu'un seuil critique ne soit atteint. L'architecture a été validée dans un laboratoire local Docker avec des métriques réelles Windows et des campagnes de tests fonctionnels, de sécurité et de performance.</w:t>
       </w:r>
     </w:p>
     <w:p>
@@ -895,21 +909,19 @@
         <w:rPr>
           <w:lang w:val="fr-MA"/>
         </w:rPr>
-        <w:t xml:space="preserve">Les résultats obtenus montrent une plateforme stable dans les scénarios locaux validés : frontend 64/64 tests, </w:t>
+        <w:t>Les résultats obtenus montrent une plateforme stable dans les scénarios locaux validés : WebSocket opérationnel, services Docker sains, télémétrie Windows et GPU réelle, et essai local de 250 agents simulés à cadence réaliste avec 0 % d'erreur et un p95 de 98,1 ms. Une réexécution de contrôle de la version actuelle du dépôt a obtenu 63 réussites sur 64 tests de l'interface web ; le test de déconnexion d'AppShell reste à corriger. Les principales limites concernent également la validation sur des infrastructures VMware et Hyper-V réelles, certains scénarios du service Windows, l'envoi SMTP externe et la validation de la partie prédictive sur une longue durée.</w:t>
       </w:r>
       <w:proofErr w:type="spellStart"/>
       <w:r>
         <w:rPr>
           <w:lang w:val="fr-MA"/>
         </w:rPr>
-        <w:t>WebSocket</w:t>
       </w:r>
       <w:proofErr w:type="spellEnd"/>
       <w:r>
         <w:rPr>
           <w:lang w:val="fr-MA"/>
         </w:rPr>
-        <w:t xml:space="preserve"> opérationnel, services Docker sains, télémétrie Windows et GPU réelle, et test de charge jusqu'à 250 agents réalistes avec 0 % d'erreur et un p95 de l'ordre de 98 ms. Les principales limites restantes concernent la validation sur des infrastructures VMware et Hyper-V réelles, l'installation finale du service Windows dans certaines campagnes, l'envoi SMTP externe et la qualification longue durée de la partie prédictive.</w:t>
       </w:r>
     </w:p>
     <w:p>
@@ -924,49 +936,43 @@
         <w:rPr>
           <w:lang w:val="fr-MA"/>
         </w:rPr>
-        <w:t xml:space="preserve">Mots-clés : supervision proactive, observabilité, Windows, VMware, Hyper-V, Django, </w:t>
+        <w:t>Mots-clés : supervision proactive, observabilité, Windows, VMware, Hyper-V, Django, React, PostgreSQL, Redis, Celery, WebSocket, Isolation Forest, machine learning, détection d'anomalies, analyse prédictive.</w:t>
       </w:r>
       <w:proofErr w:type="spellStart"/>
       <w:r>
         <w:rPr>
           <w:lang w:val="fr-MA"/>
         </w:rPr>
-        <w:t>React</w:t>
       </w:r>
       <w:proofErr w:type="spellEnd"/>
       <w:r>
         <w:rPr>
           <w:lang w:val="fr-MA"/>
         </w:rPr>
-        <w:t xml:space="preserve">, PostgreSQL, Redis, </w:t>
       </w:r>
       <w:proofErr w:type="spellStart"/>
       <w:r>
         <w:rPr>
           <w:lang w:val="fr-MA"/>
         </w:rPr>
-        <w:t>Celery</w:t>
       </w:r>
       <w:proofErr w:type="spellEnd"/>
       <w:r>
         <w:rPr>
           <w:lang w:val="fr-MA"/>
         </w:rPr>
-        <w:t xml:space="preserve">, </w:t>
       </w:r>
       <w:proofErr w:type="spellStart"/>
       <w:r>
         <w:rPr>
           <w:lang w:val="fr-MA"/>
         </w:rPr>
-        <w:t>WebSocket</w:t>
       </w:r>
       <w:proofErr w:type="spellEnd"/>
       <w:r>
         <w:rPr>
           <w:lang w:val="fr-MA"/>
         </w:rPr>
-        <w:t>, Isolation Forest, Machine Learning, détection d'anomalies, analyse prédictive.</w:t>
       </w:r>
     </w:p>
     <w:p>
@@ -977,20 +983,36 @@
         </w:rPr>
       </w:pPr>
       <w:r>
+        <w:rPr>
+          <w:lang w:val="fr-MA"/>
+        </w:rPr>
         <w:br w:type="page"/>
       </w:r>
     </w:p>
     <w:p>
       <w:pPr>
-        <w:pStyle w:val="Titre1"/>
+        <w:pStyle w:val="Heading1"/>
         <w:pBdr>
           <w:bottom w:val="single" w:sz="8" w:space="3" w:color="007A3D"/>
         </w:pBdr>
         <w:spacing w:before="200" w:after="100"/>
       </w:pPr>
+      <w:proofErr w:type="spellStart"/>
       <w:r>
         <w:lastRenderedPageBreak/>
-        <w:t>Liste des sigles et abréviations</w:t>
+        <w:t>Liste</w:t>
+      </w:r>
+      <w:proofErr w:type="spellEnd"/>
+      <w:r>
+        <w:t xml:space="preserve"> des </w:t>
+      </w:r>
+      <w:proofErr w:type="spellStart"/>
+      <w:r>
+        <w:t>sigles</w:t>
+      </w:r>
+      <w:proofErr w:type="spellEnd"/>
+      <w:r>
+        <w:t xml:space="preserve"> et abréviations</w:t>
       </w:r>
     </w:p>
     <w:tbl>
@@ -1407,7 +1429,7 @@
               <w:rPr>
                 <w:sz w:val="18"/>
               </w:rPr>
-              <w:t>Intelligence Artificielle</w:t>
+              <w:t>intelligence artificielle</w:t>
             </w:r>
           </w:p>
         </w:tc>
@@ -1474,7 +1496,7 @@
               <w:rPr>
                 <w:sz w:val="18"/>
               </w:rPr>
-              <w:t>Machine Learning</w:t>
+              <w:t>machine learning</w:t>
             </w:r>
           </w:p>
         </w:tc>
@@ -2089,7 +2111,7 @@
     </w:p>
     <w:p>
       <w:pPr>
-        <w:pStyle w:val="Titre1"/>
+        <w:pStyle w:val="Heading1"/>
         <w:pBdr>
           <w:bottom w:val="single" w:sz="8" w:space="3" w:color="007A3D"/>
         </w:pBdr>
@@ -2123,14 +2145,13 @@
         <w:rPr>
           <w:lang w:val="fr-MA"/>
         </w:rPr>
-        <w:t xml:space="preserve">Figure 2 - Flux d'une mesure depuis la source jusqu'au </w:t>
+        <w:t>Figure 2 - Flux d'une mesure depuis la source jusqu'au tableau de bord</w:t>
       </w:r>
       <w:proofErr w:type="spellStart"/>
       <w:r>
         <w:rPr>
           <w:lang w:val="fr-MA"/>
         </w:rPr>
-        <w:t>dashboard</w:t>
       </w:r>
       <w:proofErr w:type="spellEnd"/>
     </w:p>
@@ -2161,7 +2182,7 @@
         <w:rPr>
           <w:lang w:val="fr-MA"/>
         </w:rPr>
-        <w:t>Figure 4 - Gestion des agents Windows</w:t>
+        <w:t>Figure 4 - Agent Windows de la démonstration synthétique PFE25</w:t>
       </w:r>
     </w:p>
     <w:p>
@@ -2176,7 +2197,7 @@
         <w:rPr>
           <w:lang w:val="fr-MA"/>
         </w:rPr>
-        <w:t>Figure 5 - Vue globale du dashboard InfraSentinel AI</w:t>
+        <w:t>Figure 5 - Vue globale de la démonstration synthétique PFE25</w:t>
       </w:r>
       <w:proofErr w:type="spellStart"/>
       <w:r>
@@ -2198,7 +2219,7 @@
         <w:rPr>
           <w:lang w:val="fr-MA"/>
         </w:rPr>
-        <w:t>Figure 6 - Inventaire des machines et états</w:t>
+        <w:t>Figure 6 - Inventaire des machines de la démonstration synthétique PFE25</w:t>
       </w:r>
     </w:p>
     <w:p>
@@ -2213,7 +2234,7 @@
         <w:rPr>
           <w:lang w:val="fr-MA"/>
         </w:rPr>
-        <w:t>Figure 7 - Fiche détaillée d'une machine Windows réelle</w:t>
+        <w:t>Figure 7 - Fiche d'une machine Windows de la démonstration synthétique PFE25</w:t>
       </w:r>
     </w:p>
     <w:p>
@@ -2228,7 +2249,7 @@
         <w:rPr>
           <w:lang w:val="fr-MA"/>
         </w:rPr>
-        <w:t>Figure 8 - Page Anomalies Machine Learning</w:t>
+        <w:t>Figure 8 - Analyse d'une anomalie de la démonstration synthétique PFE25</w:t>
       </w:r>
     </w:p>
     <w:p>
@@ -2243,7 +2264,7 @@
         <w:rPr>
           <w:lang w:val="fr-MA"/>
         </w:rPr>
-        <w:t>Figure 9 - Historique des modèles Isolation Forest</w:t>
+        <w:t>Figure 9 - Historique du modèle Isolation Forest de la démonstration synthétique PFE25</w:t>
       </w:r>
     </w:p>
     <w:p>
@@ -2258,7 +2279,7 @@
         <w:rPr>
           <w:lang w:val="fr-MA"/>
         </w:rPr>
-        <w:t>Figure 10 - Risques prédictifs et tendances</w:t>
+        <w:t>Figure 10 - Analyse prédictive de la démonstration synthétique PFE25</w:t>
       </w:r>
     </w:p>
     <w:p>
@@ -2273,7 +2294,7 @@
         <w:rPr>
           <w:lang w:val="fr-MA"/>
         </w:rPr>
-        <w:t>Figure 11 - Chaîne IA/ML et analyse proactive du risque</w:t>
+        <w:t>Figure 11 - Vue conceptuelle des mécanismes de supervision proactive</w:t>
       </w:r>
     </w:p>
     <w:p>
@@ -2288,7 +2309,7 @@
         <w:rPr>
           <w:lang w:val="fr-MA"/>
         </w:rPr>
-        <w:t>Figure 12 - Alertes et recommandations</w:t>
+        <w:t>Figure 12 - Alerte CPU et recommandation de la démonstration synthétique PFE25</w:t>
       </w:r>
     </w:p>
     <w:p>
@@ -2307,7 +2328,7 @@
     </w:p>
     <w:p>
       <w:pPr>
-        <w:pStyle w:val="Titre1"/>
+        <w:pStyle w:val="Heading1"/>
         <w:pBdr>
           <w:bottom w:val="single" w:sz="8" w:space="3" w:color="007A3D"/>
         </w:pBdr>
@@ -2351,7 +2372,7 @@
         <w:rPr>
           <w:lang w:val="fr-MA"/>
         </w:rPr>
-        <w:t>Tableau 2 - Principaux domaines d'activité de CGI Maroc</w:t>
+        <w:t>Tableau 2 - Principaux domaines d'activité observés ou reliés au contexte du stage</w:t>
       </w:r>
     </w:p>
     <w:p>
@@ -2426,7 +2447,7 @@
         <w:rPr>
           <w:lang w:val="fr-MA"/>
         </w:rPr>
-        <w:t>Tableau 7 - Résultats principaux de performance</w:t>
+        <w:t>Tableau 7 - Résultats principaux de performance après remédiation</w:t>
       </w:r>
     </w:p>
     <w:p>
@@ -2441,7 +2462,7 @@
         <w:rPr>
           <w:lang w:val="fr-MA"/>
         </w:rPr>
-        <w:t>Tableau 8 - Synthèse des validations</w:t>
+        <w:t>Tableau 8 - Synthèse des validations techniques</w:t>
       </w:r>
     </w:p>
     <w:p>
@@ -2475,7 +2496,7 @@
     </w:p>
     <w:p>
       <w:pPr>
-        <w:pStyle w:val="Titre1"/>
+        <w:pStyle w:val="Heading1"/>
         <w:pBdr>
           <w:bottom w:val="single" w:sz="8" w:space="3" w:color="007A3D"/>
         </w:pBdr>
@@ -2509,13 +2530,13 @@
           <w:lang w:val="fr-MA"/>
         </w:rPr>
         <w:t>Introduction générale</w:t>
-      </w:r>
-      <w:r>
-        <w:rPr>
-          <w:lang w:val="fr-MA"/>
-        </w:rPr>
         <w:tab/>
-        <w:t>10</w:t>
+        <w:t>9</w:t>
+      </w:r>
+      <w:r>
+        <w:rPr>
+          <w:lang w:val="fr-MA"/>
+        </w:rPr>
       </w:r>
     </w:p>
     <w:p>
@@ -2535,13 +2556,13 @@
           <w:lang w:val="fr-MA"/>
         </w:rPr>
         <w:t>Chapitre 1 - Présentation de CGI et cadre professionnel</w:t>
-      </w:r>
-      <w:r>
-        <w:rPr>
-          <w:lang w:val="fr-MA"/>
-        </w:rPr>
         <w:tab/>
-        <w:t>11</w:t>
+        <w:t>10</w:t>
+      </w:r>
+      <w:r>
+        <w:rPr>
+          <w:lang w:val="fr-MA"/>
+        </w:rPr>
       </w:r>
     </w:p>
     <w:p>
@@ -2561,13 +2582,13 @@
           <w:lang w:val="fr-MA"/>
         </w:rPr>
         <w:t>1.1 Présentation générale de CGI</w:t>
-      </w:r>
-      <w:r>
-        <w:rPr>
-          <w:lang w:val="fr-MA"/>
-        </w:rPr>
         <w:tab/>
-        <w:t>11</w:t>
+        <w:t>10</w:t>
+      </w:r>
+      <w:r>
+        <w:rPr>
+          <w:lang w:val="fr-MA"/>
+        </w:rPr>
       </w:r>
     </w:p>
     <w:p>
@@ -2587,13 +2608,13 @@
           <w:lang w:val="fr-MA"/>
         </w:rPr>
         <w:t>1.2 CGI au Maroc et site de Fès</w:t>
-      </w:r>
-      <w:r>
-        <w:rPr>
-          <w:lang w:val="fr-MA"/>
-        </w:rPr>
         <w:tab/>
-        <w:t>11</w:t>
+        <w:t>10</w:t>
+      </w:r>
+      <w:r>
+        <w:rPr>
+          <w:lang w:val="fr-MA"/>
+        </w:rPr>
       </w:r>
     </w:p>
     <w:p>
@@ -2613,13 +2634,13 @@
           <w:lang w:val="fr-MA"/>
         </w:rPr>
         <w:t>1.3 Domaines d'activité et environnement professionnel</w:t>
-      </w:r>
-      <w:r>
-        <w:rPr>
-          <w:lang w:val="fr-MA"/>
-        </w:rPr>
         <w:tab/>
-        <w:t>11</w:t>
+        <w:t>10</w:t>
+      </w:r>
+      <w:r>
+        <w:rPr>
+          <w:lang w:val="fr-MA"/>
+        </w:rPr>
       </w:r>
     </w:p>
     <w:p>
@@ -2639,13 +2660,13 @@
           <w:lang w:val="fr-MA"/>
         </w:rPr>
         <w:t>1.4 Positionnement du stage</w:t>
-      </w:r>
-      <w:r>
-        <w:rPr>
-          <w:lang w:val="fr-MA"/>
-        </w:rPr>
         <w:tab/>
-        <w:t>12</w:t>
+        <w:t>11</w:t>
+      </w:r>
+      <w:r>
+        <w:rPr>
+          <w:lang w:val="fr-MA"/>
+        </w:rPr>
       </w:r>
     </w:p>
     <w:p>
@@ -2665,13 +2686,13 @@
           <w:lang w:val="fr-MA"/>
         </w:rPr>
         <w:t>Chapitre 2 - Déroulement du stage d'observation</w:t>
-      </w:r>
-      <w:r>
-        <w:rPr>
-          <w:lang w:val="fr-MA"/>
-        </w:rPr>
         <w:tab/>
-        <w:t>13</w:t>
+        <w:t>12</w:t>
+      </w:r>
+      <w:r>
+        <w:rPr>
+          <w:lang w:val="fr-MA"/>
+        </w:rPr>
       </w:r>
     </w:p>
     <w:p>
@@ -2691,13 +2712,13 @@
           <w:lang w:val="fr-MA"/>
         </w:rPr>
         <w:t>2.1 Objectifs pédagogiques et professionnels</w:t>
-      </w:r>
-      <w:r>
-        <w:rPr>
-          <w:lang w:val="fr-MA"/>
-        </w:rPr>
         <w:tab/>
-        <w:t>13</w:t>
+        <w:t>12</w:t>
+      </w:r>
+      <w:r>
+        <w:rPr>
+          <w:lang w:val="fr-MA"/>
+        </w:rPr>
       </w:r>
     </w:p>
     <w:p>
@@ -2717,13 +2738,13 @@
           <w:lang w:val="fr-MA"/>
         </w:rPr>
         <w:t>2.2 Méthode de travail et séquences du stage</w:t>
-      </w:r>
-      <w:r>
-        <w:rPr>
-          <w:lang w:val="fr-MA"/>
-        </w:rPr>
         <w:tab/>
-        <w:t>13</w:t>
+        <w:t>12</w:t>
+      </w:r>
+      <w:r>
+        <w:rPr>
+          <w:lang w:val="fr-MA"/>
+        </w:rPr>
       </w:r>
     </w:p>
     <w:p>
@@ -2743,13 +2764,13 @@
           <w:lang w:val="fr-MA"/>
         </w:rPr>
         <w:t>2.3 Pratiques professionnelles observées</w:t>
-      </w:r>
-      <w:r>
-        <w:rPr>
-          <w:lang w:val="fr-MA"/>
-        </w:rPr>
         <w:tab/>
-        <w:t>13</w:t>
+        <w:t>12</w:t>
+      </w:r>
+      <w:r>
+        <w:rPr>
+          <w:lang w:val="fr-MA"/>
+        </w:rPr>
       </w:r>
     </w:p>
     <w:p>
@@ -2769,13 +2790,13 @@
           <w:lang w:val="fr-MA"/>
         </w:rPr>
         <w:t>2.4 Confidentialité et éthique</w:t>
-      </w:r>
-      <w:r>
-        <w:rPr>
-          <w:lang w:val="fr-MA"/>
-        </w:rPr>
         <w:tab/>
-        <w:t>14</w:t>
+        <w:t>13</w:t>
+      </w:r>
+      <w:r>
+        <w:rPr>
+          <w:lang w:val="fr-MA"/>
+        </w:rPr>
       </w:r>
     </w:p>
     <w:p>
@@ -2795,13 +2816,13 @@
           <w:lang w:val="fr-MA"/>
         </w:rPr>
         <w:t>Chapitre 3 - Contexte, problématique et cahier des charges</w:t>
-      </w:r>
-      <w:r>
-        <w:rPr>
-          <w:lang w:val="fr-MA"/>
-        </w:rPr>
         <w:tab/>
-        <w:t>15</w:t>
+        <w:t>14</w:t>
+      </w:r>
+      <w:r>
+        <w:rPr>
+          <w:lang w:val="fr-MA"/>
+        </w:rPr>
       </w:r>
     </w:p>
     <w:p>
@@ -2821,13 +2842,13 @@
           <w:lang w:val="fr-MA"/>
         </w:rPr>
         <w:t>3.1 Contexte de supervision</w:t>
-      </w:r>
-      <w:r>
-        <w:rPr>
-          <w:lang w:val="fr-MA"/>
-        </w:rPr>
         <w:tab/>
-        <w:t>15</w:t>
+        <w:t>14</w:t>
+      </w:r>
+      <w:r>
+        <w:rPr>
+          <w:lang w:val="fr-MA"/>
+        </w:rPr>
       </w:r>
     </w:p>
     <w:p>
@@ -2847,13 +2868,13 @@
           <w:lang w:val="fr-MA"/>
         </w:rPr>
         <w:t>3.2 Problématique</w:t>
-      </w:r>
-      <w:r>
-        <w:rPr>
-          <w:lang w:val="fr-MA"/>
-        </w:rPr>
         <w:tab/>
-        <w:t>15</w:t>
+        <w:t>14</w:t>
+      </w:r>
+      <w:r>
+        <w:rPr>
+          <w:lang w:val="fr-MA"/>
+        </w:rPr>
       </w:r>
     </w:p>
     <w:p>
@@ -2873,13 +2894,13 @@
           <w:lang w:val="fr-MA"/>
         </w:rPr>
         <w:t>3.3 Objectifs de la solution</w:t>
-      </w:r>
-      <w:r>
-        <w:rPr>
-          <w:lang w:val="fr-MA"/>
-        </w:rPr>
         <w:tab/>
-        <w:t>15</w:t>
+        <w:t>14</w:t>
+      </w:r>
+      <w:r>
+        <w:rPr>
+          <w:lang w:val="fr-MA"/>
+        </w:rPr>
       </w:r>
     </w:p>
     <w:p>
@@ -2899,13 +2920,13 @@
           <w:lang w:val="fr-MA"/>
         </w:rPr>
         <w:t>3.4 Besoins fonctionnels et non fonctionnels</w:t>
-      </w:r>
-      <w:r>
-        <w:rPr>
-          <w:lang w:val="fr-MA"/>
-        </w:rPr>
         <w:tab/>
         <w:t>15</w:t>
+      </w:r>
+      <w:r>
+        <w:rPr>
+          <w:lang w:val="fr-MA"/>
+        </w:rPr>
       </w:r>
     </w:p>
     <w:p>
@@ -2924,7 +2945,9 @@
           <w:b/>
           <w:lang w:val="fr-MA"/>
         </w:rPr>
-        <w:t>Chapitre 4 - Conception et architecture d'</w:t>
+        <w:t>Chapitre 4 - Conception et architecture d'InfraSentinel AI</w:t>
+        <w:tab/>
+        <w:t>16</w:t>
       </w:r>
       <w:proofErr w:type="spellStart"/>
       <w:r>
@@ -2932,7 +2955,6 @@
           <w:b/>
           <w:lang w:val="fr-MA"/>
         </w:rPr>
-        <w:t>InfraSentinel</w:t>
       </w:r>
       <w:proofErr w:type="spellEnd"/>
       <w:r>
@@ -2940,14 +2962,11 @@
           <w:b/>
           <w:lang w:val="fr-MA"/>
         </w:rPr>
-        <w:t xml:space="preserve"> AI</w:t>
-      </w:r>
-      <w:r>
-        <w:rPr>
-          <w:lang w:val="fr-MA"/>
-        </w:rPr>
-        <w:tab/>
-        <w:t>17</w:t>
+      </w:r>
+      <w:r>
+        <w:rPr>
+          <w:lang w:val="fr-MA"/>
+        </w:rPr>
       </w:r>
     </w:p>
     <w:p>
@@ -2967,13 +2986,13 @@
           <w:lang w:val="fr-MA"/>
         </w:rPr>
         <w:t>4.1 Architecture générale</w:t>
-      </w:r>
-      <w:r>
-        <w:rPr>
-          <w:lang w:val="fr-MA"/>
-        </w:rPr>
         <w:tab/>
-        <w:t>17</w:t>
+        <w:t>16</w:t>
+      </w:r>
+      <w:r>
+        <w:rPr>
+          <w:lang w:val="fr-MA"/>
+        </w:rPr>
       </w:r>
     </w:p>
     <w:p>
@@ -2993,13 +3012,13 @@
           <w:lang w:val="fr-MA"/>
         </w:rPr>
         <w:t>4.2 Flux de données</w:t>
-      </w:r>
-      <w:r>
-        <w:rPr>
-          <w:lang w:val="fr-MA"/>
-        </w:rPr>
         <w:tab/>
-        <w:t>17</w:t>
+        <w:t>16</w:t>
+      </w:r>
+      <w:r>
+        <w:rPr>
+          <w:lang w:val="fr-MA"/>
+        </w:rPr>
       </w:r>
     </w:p>
     <w:p>
@@ -3019,13 +3038,13 @@
           <w:lang w:val="fr-MA"/>
         </w:rPr>
         <w:t>4.3 Modèle multi-tenant et RBAC</w:t>
-      </w:r>
-      <w:r>
-        <w:rPr>
-          <w:lang w:val="fr-MA"/>
-        </w:rPr>
         <w:tab/>
-        <w:t>17</w:t>
+        <w:t>16</w:t>
+      </w:r>
+      <w:r>
+        <w:rPr>
+          <w:lang w:val="fr-MA"/>
+        </w:rPr>
       </w:r>
     </w:p>
     <w:p>
@@ -3045,13 +3064,13 @@
           <w:lang w:val="fr-MA"/>
         </w:rPr>
         <w:t>4.4 Architecture locale et conteneurisation</w:t>
-      </w:r>
-      <w:r>
-        <w:rPr>
-          <w:lang w:val="fr-MA"/>
-        </w:rPr>
         <w:tab/>
-        <w:t>18</w:t>
+        <w:t>17</w:t>
+      </w:r>
+      <w:r>
+        <w:rPr>
+          <w:lang w:val="fr-MA"/>
+        </w:rPr>
       </w:r>
     </w:p>
     <w:p>
@@ -3071,13 +3090,13 @@
           <w:lang w:val="fr-MA"/>
         </w:rPr>
         <w:t>Chapitre 5 - Réalisation technique</w:t>
-      </w:r>
-      <w:r>
-        <w:rPr>
-          <w:lang w:val="fr-MA"/>
-        </w:rPr>
         <w:tab/>
-        <w:t>19</w:t>
+        <w:t>18</w:t>
+      </w:r>
+      <w:r>
+        <w:rPr>
+          <w:lang w:val="fr-MA"/>
+        </w:rPr>
       </w:r>
     </w:p>
     <w:p>
@@ -3097,13 +3116,13 @@
           <w:lang w:val="fr-MA"/>
         </w:rPr>
         <w:t>5.1 Agent Windows</w:t>
-      </w:r>
-      <w:r>
-        <w:rPr>
-          <w:lang w:val="fr-MA"/>
-        </w:rPr>
         <w:tab/>
-        <w:t>19</w:t>
+        <w:t>18</w:t>
+      </w:r>
+      <w:r>
+        <w:rPr>
+          <w:lang w:val="fr-MA"/>
+        </w:rPr>
       </w:r>
     </w:p>
     <w:p>
@@ -3123,13 +3142,13 @@
           <w:lang w:val="fr-MA"/>
         </w:rPr>
         <w:t>5.2 Backend et données</w:t>
-      </w:r>
-      <w:r>
-        <w:rPr>
-          <w:lang w:val="fr-MA"/>
-        </w:rPr>
         <w:tab/>
-        <w:t>19</w:t>
+        <w:t>18</w:t>
+      </w:r>
+      <w:r>
+        <w:rPr>
+          <w:lang w:val="fr-MA"/>
+        </w:rPr>
       </w:r>
     </w:p>
     <w:p>
@@ -3148,28 +3167,26 @@
         <w:rPr>
           <w:lang w:val="fr-MA"/>
         </w:rPr>
-        <w:t xml:space="preserve">5.3 Redis, </w:t>
+        <w:t>5.3 Redis, Celery et traitements asynchrones</w:t>
+        <w:tab/>
+        <w:t>19</w:t>
       </w:r>
       <w:proofErr w:type="spellStart"/>
       <w:r>
         <w:rPr>
           <w:lang w:val="fr-MA"/>
         </w:rPr>
-        <w:t>Celery</w:t>
       </w:r>
       <w:proofErr w:type="spellEnd"/>
       <w:r>
         <w:rPr>
           <w:lang w:val="fr-MA"/>
         </w:rPr>
-        <w:t xml:space="preserve"> et traitements asynchrones</w:t>
-      </w:r>
-      <w:r>
-        <w:rPr>
-          <w:lang w:val="fr-MA"/>
-        </w:rPr>
-        <w:tab/>
-        <w:t>20</w:t>
+      </w:r>
+      <w:r>
+        <w:rPr>
+          <w:lang w:val="fr-MA"/>
+        </w:rPr>
       </w:r>
     </w:p>
     <w:p>
@@ -3188,14 +3205,14 @@
         <w:rPr>
           <w:lang w:val="fr-MA"/>
         </w:rPr>
-        <w:t>5.4 Frontend et temps réel</w:t>
-      </w:r>
-      <w:r>
-        <w:rPr>
-          <w:lang w:val="fr-MA"/>
-        </w:rPr>
+        <w:t>5.4 Interface web et temps réel</w:t>
         <w:tab/>
-        <w:t>20</w:t>
+        <w:t>19</w:t>
+      </w:r>
+      <w:r>
+        <w:rPr>
+          <w:lang w:val="fr-MA"/>
+        </w:rPr>
       </w:r>
     </w:p>
     <w:p>
@@ -3215,13 +3232,13 @@
           <w:lang w:val="fr-MA"/>
         </w:rPr>
         <w:t>5.5 VMware et Hyper-V</w:t>
-      </w:r>
-      <w:r>
-        <w:rPr>
-          <w:lang w:val="fr-MA"/>
-        </w:rPr>
         <w:tab/>
         <w:t>21</w:t>
+      </w:r>
+      <w:r>
+        <w:rPr>
+          <w:lang w:val="fr-MA"/>
+        </w:rPr>
       </w:r>
     </w:p>
     <w:p>
@@ -3240,14 +3257,14 @@
           <w:b/>
           <w:lang w:val="fr-MA"/>
         </w:rPr>
-        <w:t>Chapitre 6 - Intelligence Artificielle et supervision proactive</w:t>
-      </w:r>
-      <w:r>
-        <w:rPr>
-          <w:lang w:val="fr-MA"/>
-        </w:rPr>
+        <w:t>Chapitre 6 - Intelligence artificielle et supervision proactive</w:t>
         <w:tab/>
         <w:t>22</w:t>
+      </w:r>
+      <w:r>
+        <w:rPr>
+          <w:lang w:val="fr-MA"/>
+        </w:rPr>
       </w:r>
     </w:p>
     <w:p>
@@ -3267,13 +3284,13 @@
           <w:lang w:val="fr-MA"/>
         </w:rPr>
         <w:t>6.1 Détection d'anomalies</w:t>
-      </w:r>
-      <w:r>
-        <w:rPr>
-          <w:lang w:val="fr-MA"/>
-        </w:rPr>
         <w:tab/>
         <w:t>22</w:t>
+      </w:r>
+      <w:r>
+        <w:rPr>
+          <w:lang w:val="fr-MA"/>
+        </w:rPr>
       </w:r>
     </w:p>
     <w:p>
@@ -3293,13 +3310,13 @@
           <w:lang w:val="fr-MA"/>
         </w:rPr>
         <w:t>6.2 Isolation Forest</w:t>
-      </w:r>
-      <w:r>
-        <w:rPr>
-          <w:lang w:val="fr-MA"/>
-        </w:rPr>
         <w:tab/>
         <w:t>22</w:t>
+      </w:r>
+      <w:r>
+        <w:rPr>
+          <w:lang w:val="fr-MA"/>
+        </w:rPr>
       </w:r>
     </w:p>
     <w:p>
@@ -3319,13 +3336,13 @@
           <w:lang w:val="fr-MA"/>
         </w:rPr>
         <w:t>6.3 Analyse temporelle et prédiction de risque</w:t>
-      </w:r>
-      <w:r>
-        <w:rPr>
-          <w:lang w:val="fr-MA"/>
-        </w:rPr>
         <w:tab/>
-        <w:t>23</w:t>
+        <w:t>24</w:t>
+      </w:r>
+      <w:r>
+        <w:rPr>
+          <w:lang w:val="fr-MA"/>
+        </w:rPr>
       </w:r>
     </w:p>
     <w:p>
@@ -3344,14 +3361,14 @@
         <w:rPr>
           <w:lang w:val="fr-MA"/>
         </w:rPr>
-        <w:t>6.4 Approche hybride règles + ML + tendance</w:t>
-      </w:r>
-      <w:r>
-        <w:rPr>
-          <w:lang w:val="fr-MA"/>
-        </w:rPr>
+        <w:t>6.4 Complémentarité des règles, du ML et des tendances</w:t>
         <w:tab/>
-        <w:t>23</w:t>
+        <w:t>24</w:t>
+      </w:r>
+      <w:r>
+        <w:rPr>
+          <w:lang w:val="fr-MA"/>
+        </w:rPr>
       </w:r>
     </w:p>
     <w:p>
@@ -3371,13 +3388,13 @@
           <w:lang w:val="fr-MA"/>
         </w:rPr>
         <w:t>6.5 Limites scientifiques</w:t>
-      </w:r>
-      <w:r>
-        <w:rPr>
-          <w:lang w:val="fr-MA"/>
-        </w:rPr>
         <w:tab/>
-        <w:t>24</w:t>
+        <w:t>25</w:t>
+      </w:r>
+      <w:r>
+        <w:rPr>
+          <w:lang w:val="fr-MA"/>
+        </w:rPr>
       </w:r>
     </w:p>
     <w:p>
@@ -3397,13 +3414,13 @@
           <w:lang w:val="fr-MA"/>
         </w:rPr>
         <w:t>Chapitre 7 - Validation, performance et sécurité</w:t>
-      </w:r>
-      <w:r>
-        <w:rPr>
-          <w:lang w:val="fr-MA"/>
-        </w:rPr>
         <w:tab/>
-        <w:t>25</w:t>
+        <w:t>26</w:t>
+      </w:r>
+      <w:r>
+        <w:rPr>
+          <w:lang w:val="fr-MA"/>
+        </w:rPr>
       </w:r>
     </w:p>
     <w:p>
@@ -3423,13 +3440,13 @@
           <w:lang w:val="fr-MA"/>
         </w:rPr>
         <w:t>7.1 Stratégie de validation</w:t>
-      </w:r>
-      <w:r>
-        <w:rPr>
-          <w:lang w:val="fr-MA"/>
-        </w:rPr>
         <w:tab/>
-        <w:t>25</w:t>
+        <w:t>26</w:t>
+      </w:r>
+      <w:r>
+        <w:rPr>
+          <w:lang w:val="fr-MA"/>
+        </w:rPr>
       </w:r>
     </w:p>
     <w:p>
@@ -3448,14 +3465,14 @@
         <w:rPr>
           <w:lang w:val="fr-MA"/>
         </w:rPr>
-        <w:t>7.2 Tests fonctionnels et frontend</w:t>
-      </w:r>
-      <w:r>
-        <w:rPr>
-          <w:lang w:val="fr-MA"/>
-        </w:rPr>
+        <w:t>7.2 Tests fonctionnels de l'interface web</w:t>
         <w:tab/>
-        <w:t>25</w:t>
+        <w:t>26</w:t>
+      </w:r>
+      <w:r>
+        <w:rPr>
+          <w:lang w:val="fr-MA"/>
+        </w:rPr>
       </w:r>
     </w:p>
     <w:p>
@@ -3475,13 +3492,13 @@
           <w:lang w:val="fr-MA"/>
         </w:rPr>
         <w:t>7.3 Tests de charge</w:t>
-      </w:r>
-      <w:r>
-        <w:rPr>
-          <w:lang w:val="fr-MA"/>
-        </w:rPr>
         <w:tab/>
-        <w:t>25</w:t>
+        <w:t>26</w:t>
+      </w:r>
+      <w:r>
+        <w:rPr>
+          <w:lang w:val="fr-MA"/>
+        </w:rPr>
       </w:r>
     </w:p>
     <w:p>
@@ -3501,13 +3518,13 @@
           <w:lang w:val="fr-MA"/>
         </w:rPr>
         <w:t>7.4 Télémétrie CPU/GPU et ML</w:t>
-      </w:r>
-      <w:r>
-        <w:rPr>
-          <w:lang w:val="fr-MA"/>
-        </w:rPr>
         <w:tab/>
-        <w:t>26</w:t>
+        <w:t>27</w:t>
+      </w:r>
+      <w:r>
+        <w:rPr>
+          <w:lang w:val="fr-MA"/>
+        </w:rPr>
       </w:r>
     </w:p>
     <w:p>
@@ -3527,13 +3544,13 @@
           <w:lang w:val="fr-MA"/>
         </w:rPr>
         <w:t>7.5 Sécurité</w:t>
-      </w:r>
-      <w:r>
-        <w:rPr>
-          <w:lang w:val="fr-MA"/>
-        </w:rPr>
         <w:tab/>
-        <w:t>26</w:t>
+        <w:t>27</w:t>
+      </w:r>
+      <w:r>
+        <w:rPr>
+          <w:lang w:val="fr-MA"/>
+        </w:rPr>
       </w:r>
     </w:p>
     <w:p>
@@ -3553,13 +3570,13 @@
           <w:lang w:val="fr-MA"/>
         </w:rPr>
         <w:t>7.6 Bilan de validation</w:t>
-      </w:r>
-      <w:r>
-        <w:rPr>
-          <w:lang w:val="fr-MA"/>
-        </w:rPr>
         <w:tab/>
-        <w:t>26</w:t>
+        <w:t>27</w:t>
+      </w:r>
+      <w:r>
+        <w:rPr>
+          <w:lang w:val="fr-MA"/>
+        </w:rPr>
       </w:r>
     </w:p>
     <w:p>
@@ -3579,13 +3596,13 @@
           <w:lang w:val="fr-MA"/>
         </w:rPr>
         <w:t>Chapitre 8 - Apports du stage, limites et perspectives</w:t>
-      </w:r>
-      <w:r>
-        <w:rPr>
-          <w:lang w:val="fr-MA"/>
-        </w:rPr>
         <w:tab/>
-        <w:t>28</w:t>
+        <w:t>29</w:t>
+      </w:r>
+      <w:r>
+        <w:rPr>
+          <w:lang w:val="fr-MA"/>
+        </w:rPr>
       </w:r>
     </w:p>
     <w:p>
@@ -3605,13 +3622,13 @@
           <w:lang w:val="fr-MA"/>
         </w:rPr>
         <w:t>8.1 Compétences techniques</w:t>
-      </w:r>
-      <w:r>
-        <w:rPr>
-          <w:lang w:val="fr-MA"/>
-        </w:rPr>
         <w:tab/>
-        <w:t>28</w:t>
+        <w:t>29</w:t>
+      </w:r>
+      <w:r>
+        <w:rPr>
+          <w:lang w:val="fr-MA"/>
+        </w:rPr>
       </w:r>
     </w:p>
     <w:p>
@@ -3631,13 +3648,13 @@
           <w:lang w:val="fr-MA"/>
         </w:rPr>
         <w:t>8.2 Compétences professionnelles</w:t>
-      </w:r>
-      <w:r>
-        <w:rPr>
-          <w:lang w:val="fr-MA"/>
-        </w:rPr>
         <w:tab/>
-        <w:t>28</w:t>
+        <w:t>29</w:t>
+      </w:r>
+      <w:r>
+        <w:rPr>
+          <w:lang w:val="fr-MA"/>
+        </w:rPr>
       </w:r>
     </w:p>
     <w:p>
@@ -3657,13 +3674,13 @@
           <w:lang w:val="fr-MA"/>
         </w:rPr>
         <w:t>8.3 Difficultés et enseignements</w:t>
-      </w:r>
-      <w:r>
-        <w:rPr>
-          <w:lang w:val="fr-MA"/>
-        </w:rPr>
         <w:tab/>
-        <w:t>28</w:t>
+        <w:t>29</w:t>
+      </w:r>
+      <w:r>
+        <w:rPr>
+          <w:lang w:val="fr-MA"/>
+        </w:rPr>
       </w:r>
     </w:p>
     <w:p>
@@ -3682,15 +3699,14 @@
         <w:rPr>
           <w:lang w:val="fr-MA"/>
         </w:rPr>
-        <w:lastRenderedPageBreak/>
         <w:t>8.4 Perspectives</w:t>
-      </w:r>
-      <w:r>
-        <w:rPr>
-          <w:lang w:val="fr-MA"/>
-        </w:rPr>
         <w:tab/>
-        <w:t>29</w:t>
+        <w:t>30</w:t>
+      </w:r>
+      <w:r>
+        <w:rPr>
+          <w:lang w:val="fr-MA"/>
+        </w:rPr>
       </w:r>
     </w:p>
     <w:p>
@@ -3710,13 +3726,13 @@
           <w:lang w:val="fr-MA"/>
         </w:rPr>
         <w:t>Conclusion générale</w:t>
-      </w:r>
-      <w:r>
-        <w:rPr>
-          <w:lang w:val="fr-MA"/>
-        </w:rPr>
         <w:tab/>
-        <w:t>30</w:t>
+        <w:t>31</w:t>
+      </w:r>
+      <w:r>
+        <w:rPr>
+          <w:lang w:val="fr-MA"/>
+        </w:rPr>
       </w:r>
     </w:p>
     <w:p>
@@ -3736,13 +3752,13 @@
           <w:lang w:val="fr-MA"/>
         </w:rPr>
         <w:t>Bibliographie et webographie</w:t>
-      </w:r>
-      <w:r>
-        <w:rPr>
-          <w:lang w:val="fr-MA"/>
-        </w:rPr>
         <w:tab/>
-        <w:t>31</w:t>
+        <w:t>32</w:t>
+      </w:r>
+      <w:r>
+        <w:rPr>
+          <w:lang w:val="fr-MA"/>
+        </w:rPr>
       </w:r>
     </w:p>
     <w:p>
@@ -3760,11 +3776,10 @@
           <w:b/>
         </w:rPr>
         <w:t>Annexes</w:t>
-      </w:r>
-      <w:r>
         <w:tab/>
-        <w:t>32</w:t>
-      </w:r>
+        <w:t>33</w:t>
+      </w:r>
+      <w:r/>
     </w:p>
     <w:p>
       <w:pPr>
@@ -3778,7 +3793,7 @@
     </w:p>
     <w:p>
       <w:pPr>
-        <w:pStyle w:val="Titre1"/>
+        <w:pStyle w:val="Heading1"/>
         <w:pBdr>
           <w:bottom w:val="single" w:sz="8" w:space="3" w:color="007A3D"/>
         </w:pBdr>
@@ -3868,7 +3883,7 @@
               </w:rPr>
             </w:pPr>
             <w:r>
-              <w:t>Mehdi L'harti</w:t>
+              <w:t>Mehdi Lharti</w:t>
             </w:r>
           </w:p>
         </w:tc>
@@ -3905,7 +3920,7 @@
               <w:rPr>
                 <w:b/>
               </w:rPr>
-              <w:t>Etablissement</w:t>
+              <w:t>Établissement</w:t>
             </w:r>
           </w:p>
         </w:tc>
@@ -3937,7 +3952,7 @@
               <w:rPr>
                 <w:lang w:val="fr-MA"/>
               </w:rPr>
-              <w:t>EMSI - Ecole Marocaine des Sciences de l'Ingénieur</w:t>
+              <w:t>EMSI - École marocaine des sciences de l'ingénieur</w:t>
             </w:r>
           </w:p>
         </w:tc>
@@ -4073,7 +4088,7 @@
               </w:rPr>
             </w:pPr>
             <w:r>
-              <w:t>CGI Maroc</w:t>
+              <w:t>CGI</w:t>
             </w:r>
           </w:p>
         </w:tc>
@@ -4353,8 +4368,13 @@
               </w:rPr>
             </w:pPr>
             <w:r>
-              <w:t>Stage d'observation professionnelle</w:t>
-            </w:r>
+              <w:t xml:space="preserve">Stage </w:t>
+            </w:r>
+            <w:proofErr w:type="spellStart"/>
+            <w:r>
+              <w:t>d'observation</w:t>
+            </w:r>
+            <w:proofErr w:type="spellEnd"/>
           </w:p>
         </w:tc>
       </w:tr>
@@ -4422,7 +4442,7 @@
               <w:rPr>
                 <w:lang w:val="fr-MA"/>
               </w:rPr>
-              <w:t>Conception d'une solution basée sur l'IA et le Machine Learning pour la supervision proactive des environnements Windows, VMware et Hyper-V</w:t>
+              <w:t>Conception d'une solution basée sur l'IA et le machine learning pour la supervision proactive des environnements Windows, VMware et Hyper-V</w:t>
             </w:r>
           </w:p>
         </w:tc>
@@ -4493,7 +4513,7 @@
               <w:rPr>
                 <w:lang w:val="fr-MA"/>
               </w:rPr>
-              <w:t>A compléter selon la convention</w:t>
+              <w:t>01/07/2026 – 28/08/2026</w:t>
             </w:r>
           </w:p>
         </w:tc>
@@ -4501,7 +4521,8 @@
     </w:tbl>
     <w:p>
       <w:pPr>
-        <w:pStyle w:val="Lgende"/>
+        <w:pStyle w:val="Caption"/>
+        <w:keepLines/>
         <w:spacing w:before="80" w:after="160"/>
         <w:jc w:val="center"/>
         <w:rPr>
@@ -4532,7 +4553,7 @@
     </w:p>
     <w:p>
       <w:pPr>
-        <w:pStyle w:val="Titre1"/>
+        <w:pStyle w:val="Heading1"/>
         <w:pBdr>
           <w:bottom w:val="single" w:sz="8" w:space="3" w:color="007A3D"/>
         </w:pBdr>
@@ -4594,21 +4615,19 @@
         <w:rPr>
           <w:lang w:val="fr-MA"/>
         </w:rPr>
-        <w:t xml:space="preserve">Le sujet retenu, </w:t>
+        <w:t>Le sujet retenu, InfraSentinel AI, vise à concevoir une plateforme centralisée de supervision proactive pour les environnements Windows, VMware et Hyper-V. La plateforme collecte et normalise des métriques, suit l'état des machines, exécute des règles temporelles, détecte des anomalies avec un modèle Isolation Forest et analyse l'évolution des métriques afin d'identifier des risques potentiels. L'objectif n'est donc pas seulement de répondre à la question « que se passe-t-il maintenant ? », mais aussi de déterminer si l'évolution actuelle suggère qu'un incident pourrait se produire prochainement.</w:t>
       </w:r>
       <w:proofErr w:type="spellStart"/>
       <w:r>
         <w:rPr>
           <w:lang w:val="fr-MA"/>
         </w:rPr>
-        <w:t>InfraSentinel</w:t>
       </w:r>
       <w:proofErr w:type="spellEnd"/>
       <w:r>
         <w:rPr>
           <w:lang w:val="fr-MA"/>
         </w:rPr>
-        <w:t xml:space="preserve"> AI, vise à concevoir une plateforme centralisée de supervision proactive pour les environnements Windows, VMware et Hyper-V. La plateforme collecte et normalise des métriques, suit l'état des machines, exécute des règles temporelles, détecte des anomalies avec un modèle Isolation Forest et analyse l'évolution des métriques afin d'identifier des risques potentiels. L'objectif n'est donc pas seulement de répondre à la question « que se passe-t-il maintenant ? », mais aussi à « l'évolution actuelle suggère-t-elle qu'un incident pourrait se produire prochainement ? ».</w:t>
       </w:r>
     </w:p>
     <w:p>
@@ -4662,7 +4681,7 @@
     </w:p>
     <w:p>
       <w:pPr>
-        <w:pStyle w:val="Titre1"/>
+        <w:pStyle w:val="Heading1"/>
         <w:pBdr>
           <w:bottom w:val="single" w:sz="8" w:space="3" w:color="007A3D"/>
         </w:pBdr>
@@ -4678,51 +4697,9 @@
         <w:t>Présentation de CGI et cadre professionnel</w:t>
       </w:r>
     </w:p>
-    <w:tbl>
-      <w:tblPr>
-        <w:tblW w:w="0" w:type="auto"/>
-        <w:tblLook w:val="04A0" w:firstRow="1" w:lastRow="0" w:firstColumn="1" w:lastColumn="0" w:noHBand="0" w:noVBand="1"/>
-      </w:tblPr>
-      <w:tblGrid>
-        <w:gridCol w:w="9298"/>
-      </w:tblGrid>
-      <w:tr>
-        <w:trPr>
-          <w:trHeight w:hRule="exact" w:val="60"/>
-        </w:trPr>
-        <w:tc>
-          <w:tcPr>
-            <w:tcW w:w="9298" w:type="dxa"/>
-            <w:tcBorders>
-              <w:top w:val="nil"/>
-              <w:left w:val="nil"/>
-              <w:bottom w:val="single" w:sz="10" w:space="0" w:color="007A3D"/>
-              <w:right w:val="nil"/>
-            </w:tcBorders>
-            <w:shd w:val="clear" w:color="auto" w:fill="FFFFFF"/>
-          </w:tcPr>
-          <w:p>
-            <w:pPr>
-              <w:rPr>
-                <w:rFonts w:hint="eastAsia"/>
-                <w:lang w:val="fr-MA"/>
-              </w:rPr>
-            </w:pPr>
-          </w:p>
-        </w:tc>
-      </w:tr>
-    </w:tbl>
-    <w:p>
-      <w:pPr>
-        <w:rPr>
-          <w:rFonts w:hint="eastAsia"/>
-          <w:lang w:val="fr-MA"/>
-        </w:rPr>
-      </w:pPr>
-    </w:p>
-    <w:p>
-      <w:pPr>
-        <w:pStyle w:val="Titre2"/>
+    <w:p>
+      <w:pPr>
+        <w:pStyle w:val="Heading2"/>
         <w:spacing w:before="140" w:after="100"/>
         <w:rPr>
           <w:lang w:val="fr-MA"/>
@@ -4769,7 +4746,7 @@
     </w:p>
     <w:p>
       <w:pPr>
-        <w:pStyle w:val="Titre2"/>
+        <w:pStyle w:val="Heading2"/>
         <w:spacing w:before="140" w:after="100"/>
         <w:rPr>
           <w:lang w:val="fr-MA"/>
@@ -4811,12 +4788,12 @@
         <w:rPr>
           <w:lang w:val="fr-MA"/>
         </w:rPr>
-        <w:t>Le stage a été réalisé sur site CGI à Fès, au Fès Shore Park. Cette présence locale permet d'inscrire l'expérience dans un environnement professionnel réel tout en restant proche de l'écosystème académique régional. L'observation sur site a également permis de mieux percevoir l'importance des règles d'accès, de confidentialité, de communication et de coordination propres à une entreprise de services numériques.</w:t>
-      </w:r>
-    </w:p>
-    <w:p>
-      <w:pPr>
-        <w:pStyle w:val="Titre2"/>
+        <w:t>Le stage a été réalisé dans les locaux de CGI à Fès, au Fès Shore Park. Cette présence locale permet d'inscrire l'expérience dans un environnement professionnel réel tout en restant proche de l'écosystème académique régional. L'observation sur site a également permis de mieux percevoir l'importance des règles d'accès, de confidentialité, de communication et de coordination propres à une entreprise de services numériques.</w:t>
+      </w:r>
+    </w:p>
+    <w:p>
+      <w:pPr>
+        <w:pStyle w:val="Heading2"/>
         <w:spacing w:before="140" w:after="100"/>
       </w:pPr>
       <w:r>
@@ -5289,7 +5266,8 @@
     </w:tbl>
     <w:p>
       <w:pPr>
-        <w:pStyle w:val="Lgende"/>
+        <w:pStyle w:val="Caption"/>
+        <w:keepLines/>
         <w:spacing w:before="80" w:after="160"/>
         <w:jc w:val="center"/>
         <w:rPr>
@@ -5317,8 +5295,14 @@
         <w:rPr>
           <w:lang w:val="fr-MA"/>
         </w:rPr>
+        <w:t xml:space="preserve">Le rapport ne décrit volontairement aucun projet client, aucune donnée interne ni aucun processus confidentiel de CGI. Les éléments présentés concernent uniquement les informations </w:t>
+      </w:r>
+      <w:r>
+        <w:rPr>
+          <w:lang w:val="fr-MA"/>
+        </w:rPr>
         <w:lastRenderedPageBreak/>
-        <w:t xml:space="preserve">Le rapport ne décrit volontairement aucun projet client, aucune donnée interne ni aucun processus confidentiel de CGI. Les éléments présentés concernent uniquement les informations publiques de l'entreprise, les apprentissages généraux du stage et le projet technique </w:t>
+        <w:t xml:space="preserve">publiques de l'entreprise, les apprentissages généraux du stage et le projet technique </w:t>
       </w:r>
       <w:proofErr w:type="spellStart"/>
       <w:r>
@@ -5337,7 +5321,7 @@
     </w:p>
     <w:p>
       <w:pPr>
-        <w:pStyle w:val="Titre2"/>
+        <w:pStyle w:val="Heading2"/>
         <w:spacing w:before="140" w:after="100"/>
         <w:rPr>
           <w:lang w:val="fr-MA"/>
@@ -5493,59 +5477,32 @@
     </w:p>
     <w:p>
       <w:pPr>
-        <w:pStyle w:val="Titre1"/>
+        <w:pStyle w:val="Heading1"/>
         <w:pBdr>
           <w:bottom w:val="single" w:sz="8" w:space="3" w:color="007A3D"/>
         </w:pBdr>
         <w:spacing w:before="0" w:after="240"/>
-      </w:pPr>
-      <w:r>
-        <w:t>Déroulement du stage d'observation</w:t>
-      </w:r>
-    </w:p>
-    <w:tbl>
-      <w:tblPr>
-        <w:tblW w:w="0" w:type="auto"/>
-        <w:tblLook w:val="04A0" w:firstRow="1" w:lastRow="0" w:firstColumn="1" w:lastColumn="0" w:noHBand="0" w:noVBand="1"/>
-      </w:tblPr>
-      <w:tblGrid>
-        <w:gridCol w:w="9298"/>
-      </w:tblGrid>
-      <w:tr>
-        <w:trPr>
-          <w:trHeight w:hRule="exact" w:val="60"/>
-        </w:trPr>
-        <w:tc>
-          <w:tcPr>
-            <w:tcW w:w="9298" w:type="dxa"/>
-            <w:tcBorders>
-              <w:top w:val="nil"/>
-              <w:left w:val="nil"/>
-              <w:bottom w:val="single" w:sz="10" w:space="0" w:color="007A3D"/>
-              <w:right w:val="nil"/>
-            </w:tcBorders>
-            <w:shd w:val="clear" w:color="auto" w:fill="FFFFFF"/>
-          </w:tcPr>
-          <w:p>
-            <w:pPr>
-              <w:rPr>
-                <w:rFonts w:hint="eastAsia"/>
-              </w:rPr>
-            </w:pPr>
-          </w:p>
-        </w:tc>
-      </w:tr>
-    </w:tbl>
-    <w:p>
-      <w:pPr>
         <w:rPr>
           <w:rFonts w:hint="eastAsia"/>
         </w:rPr>
       </w:pPr>
-    </w:p>
-    <w:p>
-      <w:pPr>
-        <w:pStyle w:val="Titre2"/>
+      <w:proofErr w:type="spellStart"/>
+      <w:r>
+        <w:t>Déroulement</w:t>
+      </w:r>
+      <w:proofErr w:type="spellEnd"/>
+      <w:r>
+        <w:t xml:space="preserve"> du stage </w:t>
+      </w:r>
+      <w:proofErr w:type="spellStart"/>
+      <w:r>
+        <w:t>d'observation</w:t>
+      </w:r>
+      <w:proofErr w:type="spellEnd"/>
+    </w:p>
+    <w:p>
+      <w:pPr>
+        <w:pStyle w:val="Heading2"/>
         <w:spacing w:before="140" w:after="100"/>
       </w:pPr>
       <w:r>
@@ -6052,7 +6009,8 @@
     </w:tbl>
     <w:p>
       <w:pPr>
-        <w:pStyle w:val="Lgende"/>
+        <w:pStyle w:val="Caption"/>
+        <w:keepLines/>
         <w:spacing w:before="80" w:after="160"/>
         <w:jc w:val="center"/>
         <w:rPr>
@@ -6069,7 +6027,7 @@
     </w:p>
     <w:p>
       <w:pPr>
-        <w:pStyle w:val="Titre2"/>
+        <w:pStyle w:val="Heading2"/>
         <w:spacing w:before="140" w:after="100"/>
         <w:rPr>
           <w:lang w:val="fr-MA"/>
@@ -6100,7 +6058,7 @@
     </w:p>
     <w:p>
       <w:pPr>
-        <w:pStyle w:val="Listenumros"/>
+        <w:pStyle w:val="ListNumber"/>
         <w:spacing w:after="60"/>
         <w:rPr>
           <w:rFonts w:hint="eastAsia"/>
@@ -6116,7 +6074,7 @@
     </w:p>
     <w:p>
       <w:pPr>
-        <w:pStyle w:val="Listenumros"/>
+        <w:pStyle w:val="ListNumber"/>
         <w:spacing w:after="60"/>
         <w:rPr>
           <w:rFonts w:hint="eastAsia"/>
@@ -6132,7 +6090,7 @@
     </w:p>
     <w:p>
       <w:pPr>
-        <w:pStyle w:val="Listenumros"/>
+        <w:pStyle w:val="ListNumber"/>
         <w:spacing w:after="60"/>
         <w:rPr>
           <w:rFonts w:hint="eastAsia"/>
@@ -6176,7 +6134,7 @@
     </w:p>
     <w:p>
       <w:pPr>
-        <w:pStyle w:val="Listenumros"/>
+        <w:pStyle w:val="ListNumber"/>
         <w:spacing w:after="60"/>
         <w:rPr>
           <w:rFonts w:hint="eastAsia"/>
@@ -6192,7 +6150,7 @@
     </w:p>
     <w:p>
       <w:pPr>
-        <w:pStyle w:val="Listenumros"/>
+        <w:pStyle w:val="ListNumber"/>
         <w:spacing w:after="60"/>
         <w:rPr>
           <w:rFonts w:hint="eastAsia"/>
@@ -6208,7 +6166,7 @@
     </w:p>
     <w:p>
       <w:pPr>
-        <w:pStyle w:val="Listenumros"/>
+        <w:pStyle w:val="ListNumber"/>
         <w:spacing w:after="60"/>
         <w:rPr>
           <w:rFonts w:hint="eastAsia"/>
@@ -6224,7 +6182,7 @@
     </w:p>
     <w:p>
       <w:pPr>
-        <w:pStyle w:val="Listenumros"/>
+        <w:pStyle w:val="ListNumber"/>
         <w:spacing w:after="60"/>
         <w:rPr>
           <w:rFonts w:hint="eastAsia"/>
@@ -6235,12 +6193,12 @@
         <w:rPr>
           <w:lang w:val="fr-MA"/>
         </w:rPr>
-        <w:t>Reconstruction et amélioration finale du frontend, documentation et préparation de démonstration.</w:t>
-      </w:r>
-    </w:p>
-    <w:p>
-      <w:pPr>
-        <w:pStyle w:val="Titre2"/>
+        <w:t>Reconstruction et amélioration finale de l'interface web, documentation et préparation de la démonstration.</w:t>
+      </w:r>
+    </w:p>
+    <w:p>
+      <w:pPr>
+        <w:pStyle w:val="Heading2"/>
         <w:spacing w:before="140" w:after="100"/>
         <w:rPr>
           <w:lang w:val="fr-MA"/>
@@ -6282,7 +6240,7 @@
         <w:rPr>
           <w:lang w:val="fr-MA"/>
         </w:rPr>
-        <w:t>Le stage a également renforcé l'importance de la gestion de configuration et du contrôle de version. Les modifications significatives ont été associées à des checkpoints Git, des branches dédiées et des rapports de validation. Cette discipline permet de revenir à un état stable, de comparer les évolutions et de limiter l'impact d'une régression.</w:t>
+        <w:t>Le stage a également renforcé l'importance de la gestion de configuration et du contrôle de version. Les modifications significatives ont été associées à des points de contrôle Git, des branches dédiées et des rapports de validation. Cette discipline permet de revenir à un état stable, de comparer les évolutions et de limiter l'impact d'une régression.</w:t>
       </w:r>
     </w:p>
     <w:p>
@@ -6298,27 +6256,29 @@
         <w:rPr>
           <w:lang w:val="fr-MA"/>
         </w:rPr>
-        <w:lastRenderedPageBreak/>
-        <w:t xml:space="preserve">Enfin, la sécurité et la confidentialité ont été traitées comme des contraintes transversales. Les secrets doivent être injectés par environnement, les </w:t>
+        <w:t>Enfin, la sécurité et la confidentialité ont été traitées comme des contraintes transversales. Les secrets doivent être injectés par l'environnement, les jetons ne doivent pas être exposés dans l'interface, les accès doivent être contrôlés côté serveur et les tests doivent être exécutés uniquement sur des équipements autorisés.</w:t>
       </w:r>
       <w:proofErr w:type="spellStart"/>
       <w:r>
         <w:rPr>
           <w:lang w:val="fr-MA"/>
         </w:rPr>
-        <w:t>tokens</w:t>
       </w:r>
       <w:proofErr w:type="spellEnd"/>
       <w:r>
         <w:rPr>
           <w:lang w:val="fr-MA"/>
         </w:rPr>
-        <w:t xml:space="preserve"> ne doivent pas être exposés dans l'interface, les accès doivent être contrôlés côté serveur, et les tests doivent être exécutés uniquement sur des équipements autorisés.</w:t>
-      </w:r>
-    </w:p>
-    <w:p>
-      <w:pPr>
-        <w:pStyle w:val="Titre2"/>
+      </w:r>
+      <w:r>
+        <w:rPr>
+          <w:lang w:val="fr-MA"/>
+        </w:rPr>
+      </w:r>
+    </w:p>
+    <w:p>
+      <w:pPr>
+        <w:pStyle w:val="Heading2"/>
         <w:spacing w:before="140" w:after="100"/>
         <w:rPr>
           <w:lang w:val="fr-MA"/>
@@ -6360,7 +6320,7 @@
         <w:rPr>
           <w:lang w:val="fr-MA"/>
         </w:rPr>
-        <w:t>Cette approche est également importante pour la rédaction du rapport. Aucune donnée client, aucun mot de passe, aucun token agent, aucune adresse interne sensible ni aucune information opérationnelle confidentielle n'est présentée. Les captures intégrées ont été vérifiées afin de masquer les identifiants ou données qui n'ont pas vocation à être diffusés.</w:t>
+        <w:t>Cette approche est également importante pour la rédaction du rapport. Le document ne présente aucune donnée client, aucun mot de passe, aucun jeton d'agent, aucune adresse interne sensible ni aucune information opérationnelle confidentielle. Les captures intégrées proviennent d'un jeu de démonstration synthétique clairement identifié et ne contiennent ni secret ni donnée client.</w:t>
       </w:r>
       <w:proofErr w:type="spellStart"/>
       <w:r>
@@ -6410,7 +6370,7 @@
     </w:p>
     <w:p>
       <w:pPr>
-        <w:pStyle w:val="Titre1"/>
+        <w:pStyle w:val="Heading1"/>
         <w:pBdr>
           <w:bottom w:val="single" w:sz="8" w:space="3" w:color="007A3D"/>
         </w:pBdr>
@@ -6426,51 +6386,9 @@
         <w:t>Contexte, problématique et cahier des charges</w:t>
       </w:r>
     </w:p>
-    <w:tbl>
-      <w:tblPr>
-        <w:tblW w:w="0" w:type="auto"/>
-        <w:tblLook w:val="04A0" w:firstRow="1" w:lastRow="0" w:firstColumn="1" w:lastColumn="0" w:noHBand="0" w:noVBand="1"/>
-      </w:tblPr>
-      <w:tblGrid>
-        <w:gridCol w:w="9298"/>
-      </w:tblGrid>
-      <w:tr>
-        <w:trPr>
-          <w:trHeight w:hRule="exact" w:val="60"/>
-        </w:trPr>
-        <w:tc>
-          <w:tcPr>
-            <w:tcW w:w="9298" w:type="dxa"/>
-            <w:tcBorders>
-              <w:top w:val="nil"/>
-              <w:left w:val="nil"/>
-              <w:bottom w:val="single" w:sz="10" w:space="0" w:color="007A3D"/>
-              <w:right w:val="nil"/>
-            </w:tcBorders>
-            <w:shd w:val="clear" w:color="auto" w:fill="FFFFFF"/>
-          </w:tcPr>
-          <w:p>
-            <w:pPr>
-              <w:rPr>
-                <w:rFonts w:hint="eastAsia"/>
-                <w:lang w:val="fr-MA"/>
-              </w:rPr>
-            </w:pPr>
-          </w:p>
-        </w:tc>
-      </w:tr>
-    </w:tbl>
-    <w:p>
-      <w:pPr>
-        <w:rPr>
-          <w:rFonts w:hint="eastAsia"/>
-          <w:lang w:val="fr-MA"/>
-        </w:rPr>
-      </w:pPr>
-    </w:p>
-    <w:p>
-      <w:pPr>
-        <w:pStyle w:val="Titre2"/>
+    <w:p>
+      <w:pPr>
+        <w:pStyle w:val="Heading2"/>
         <w:spacing w:before="140" w:after="100"/>
         <w:rPr>
           <w:lang w:val="fr-MA"/>
@@ -6517,7 +6435,7 @@
     </w:p>
     <w:p>
       <w:pPr>
-        <w:pStyle w:val="Titre2"/>
+        <w:pStyle w:val="Heading2"/>
         <w:spacing w:before="140" w:after="100"/>
       </w:pPr>
       <w:r>
@@ -6614,12 +6532,12 @@
         <w:rPr>
           <w:lang w:val="fr-MA"/>
         </w:rPr>
-        <w:t>La problématique implique trois niveaux d'analyse. La supervision classique doit d'abord détecter un dépassement de seuil ou une indisponibilité. Le Machine Learning doit ensuite repérer des combinaisons de métriques inhabituelles qui ne sont pas nécessairement capturées par une règle simple. Enfin, l'analyse temporelle doit mesurer une évolution afin d'estimer qu'une ressource se rapproche d'un état dangereux.</w:t>
-      </w:r>
-    </w:p>
-    <w:p>
-      <w:pPr>
-        <w:pStyle w:val="Titre2"/>
+        <w:t>La problématique implique trois niveaux d'analyse. La supervision classique doit d'abord détecter un dépassement de seuil ou une indisponibilité. Le machine learning doit ensuite repérer des combinaisons de métriques inhabituelles qui ne sont pas nécessairement capturées par une règle simple. Enfin, l'analyse temporelle doit mesurer une évolution afin d'estimer qu'une ressource se rapproche d'un état dangereux.</w:t>
+      </w:r>
+    </w:p>
+    <w:p>
+      <w:pPr>
+        <w:pStyle w:val="Heading2"/>
         <w:spacing w:before="140" w:after="100"/>
       </w:pPr>
       <w:r>
@@ -6636,7 +6554,7 @@
     </w:p>
     <w:p>
       <w:pPr>
-        <w:pStyle w:val="Listepuces"/>
+        <w:pStyle w:val="ListBullet"/>
         <w:spacing w:after="60" w:line="269" w:lineRule="auto"/>
         <w:rPr>
           <w:rFonts w:hint="eastAsia"/>
@@ -6652,7 +6570,7 @@
     </w:p>
     <w:p>
       <w:pPr>
-        <w:pStyle w:val="Listepuces"/>
+        <w:pStyle w:val="ListBullet"/>
         <w:spacing w:after="60" w:line="269" w:lineRule="auto"/>
         <w:rPr>
           <w:rFonts w:hint="eastAsia"/>
@@ -6668,7 +6586,7 @@
     </w:p>
     <w:p>
       <w:pPr>
-        <w:pStyle w:val="Listepuces"/>
+        <w:pStyle w:val="ListBullet"/>
         <w:spacing w:after="60" w:line="269" w:lineRule="auto"/>
         <w:rPr>
           <w:rFonts w:hint="eastAsia"/>
@@ -6684,7 +6602,7 @@
     </w:p>
     <w:p>
       <w:pPr>
-        <w:pStyle w:val="Listepuces"/>
+        <w:pStyle w:val="ListBullet"/>
         <w:spacing w:after="60" w:line="269" w:lineRule="auto"/>
         <w:rPr>
           <w:rFonts w:hint="eastAsia"/>
@@ -6700,7 +6618,7 @@
     </w:p>
     <w:p>
       <w:pPr>
-        <w:pStyle w:val="Listepuces"/>
+        <w:pStyle w:val="ListBullet"/>
         <w:spacing w:after="60" w:line="269" w:lineRule="auto"/>
         <w:rPr>
           <w:rFonts w:hint="eastAsia"/>
@@ -6711,12 +6629,12 @@
         <w:rPr>
           <w:lang w:val="fr-MA"/>
         </w:rPr>
-        <w:t>Déclencher des règles basées sur seuil, durée, sévérité et récupération.</w:t>
-      </w:r>
-    </w:p>
-    <w:p>
-      <w:pPr>
-        <w:pStyle w:val="Listepuces"/>
+        <w:t>Déclencher des règles fondées sur un seuil, une durée, un niveau de sévérité et une condition de récupération.</w:t>
+      </w:r>
+    </w:p>
+    <w:p>
+      <w:pPr>
+        <w:pStyle w:val="ListBullet"/>
         <w:spacing w:after="60" w:line="269" w:lineRule="auto"/>
         <w:rPr>
           <w:rFonts w:hint="eastAsia"/>
@@ -6732,7 +6650,7 @@
     </w:p>
     <w:p>
       <w:pPr>
-        <w:pStyle w:val="Listepuces"/>
+        <w:pStyle w:val="ListBullet"/>
         <w:spacing w:after="60" w:line="269" w:lineRule="auto"/>
         <w:rPr>
           <w:rFonts w:hint="eastAsia"/>
@@ -6748,7 +6666,7 @@
     </w:p>
     <w:p>
       <w:pPr>
-        <w:pStyle w:val="Listepuces"/>
+        <w:pStyle w:val="ListBullet"/>
         <w:spacing w:after="60" w:line="269" w:lineRule="auto"/>
         <w:rPr>
           <w:rFonts w:hint="eastAsia"/>
@@ -6759,26 +6677,24 @@
         <w:rPr>
           <w:lang w:val="fr-MA"/>
         </w:rPr>
-        <w:t xml:space="preserve">Afficher alertes, anomalies, prédictions et recommandations dans un </w:t>
+        <w:t>Afficher les alertes, anomalies, prédictions et recommandations dans un tableau de bord en temps réel.</w:t>
       </w:r>
       <w:proofErr w:type="spellStart"/>
       <w:r>
         <w:rPr>
           <w:lang w:val="fr-MA"/>
         </w:rPr>
-        <w:t>dashboard</w:t>
       </w:r>
       <w:proofErr w:type="spellEnd"/>
       <w:r>
         <w:rPr>
           <w:lang w:val="fr-MA"/>
         </w:rPr>
-        <w:t xml:space="preserve"> temps réel.</w:t>
-      </w:r>
-    </w:p>
-    <w:p>
-      <w:pPr>
-        <w:pStyle w:val="Listepuces"/>
+      </w:r>
+    </w:p>
+    <w:p>
+      <w:pPr>
+        <w:pStyle w:val="ListBullet"/>
         <w:spacing w:after="60" w:line="269" w:lineRule="auto"/>
         <w:rPr>
           <w:rFonts w:hint="eastAsia"/>
@@ -6789,26 +6705,24 @@
         <w:rPr>
           <w:lang w:val="fr-MA"/>
         </w:rPr>
-        <w:t xml:space="preserve">Garantir RBAC, isolation multi-tenant, audit, sécurité des </w:t>
+        <w:t>Garantir le contrôle d'accès par rôles (RBAC), l'isolation multi-client, l'audit, la protection des jetons et la déduplication.</w:t>
       </w:r>
       <w:proofErr w:type="spellStart"/>
       <w:r>
         <w:rPr>
           <w:lang w:val="fr-MA"/>
         </w:rPr>
-        <w:t>tokens</w:t>
       </w:r>
       <w:proofErr w:type="spellEnd"/>
       <w:r>
         <w:rPr>
           <w:lang w:val="fr-MA"/>
         </w:rPr>
-        <w:t xml:space="preserve"> et déduplication.</w:t>
-      </w:r>
-    </w:p>
-    <w:p>
-      <w:pPr>
-        <w:pStyle w:val="Listepuces"/>
+      </w:r>
+    </w:p>
+    <w:p>
+      <w:pPr>
+        <w:pStyle w:val="ListBullet"/>
         <w:spacing w:after="60" w:line="269" w:lineRule="auto"/>
         <w:rPr>
           <w:lang w:val="fr-MA"/>
@@ -6823,7 +6737,7 @@
     </w:p>
     <w:p>
       <w:pPr>
-        <w:pStyle w:val="Listepuces"/>
+        <w:pStyle w:val="ListBullet"/>
         <w:numPr>
           <w:ilvl w:val="0"/>
           <w:numId w:val="0"/>
@@ -6837,7 +6751,7 @@
     </w:p>
     <w:p>
       <w:pPr>
-        <w:pStyle w:val="Listepuces"/>
+        <w:pStyle w:val="ListBullet"/>
         <w:numPr>
           <w:ilvl w:val="0"/>
           <w:numId w:val="0"/>
@@ -6851,7 +6765,7 @@
     </w:p>
     <w:p>
       <w:pPr>
-        <w:pStyle w:val="Listepuces"/>
+        <w:pStyle w:val="ListBullet"/>
         <w:numPr>
           <w:ilvl w:val="0"/>
           <w:numId w:val="0"/>
@@ -6865,7 +6779,7 @@
     </w:p>
     <w:p>
       <w:pPr>
-        <w:pStyle w:val="Listepuces"/>
+        <w:pStyle w:val="ListBullet"/>
         <w:numPr>
           <w:ilvl w:val="0"/>
           <w:numId w:val="0"/>
@@ -6879,7 +6793,7 @@
     </w:p>
     <w:p>
       <w:pPr>
-        <w:pStyle w:val="Listepuces"/>
+        <w:pStyle w:val="ListBullet"/>
         <w:numPr>
           <w:ilvl w:val="0"/>
           <w:numId w:val="0"/>
@@ -6893,7 +6807,7 @@
     </w:p>
     <w:p>
       <w:pPr>
-        <w:pStyle w:val="Listepuces"/>
+        <w:pStyle w:val="ListBullet"/>
         <w:numPr>
           <w:ilvl w:val="0"/>
           <w:numId w:val="0"/>
@@ -6907,7 +6821,7 @@
     </w:p>
     <w:p>
       <w:pPr>
-        <w:pStyle w:val="Listepuces"/>
+        <w:pStyle w:val="ListBullet"/>
         <w:numPr>
           <w:ilvl w:val="0"/>
           <w:numId w:val="0"/>
@@ -6915,6 +6829,20 @@
         <w:spacing w:after="60" w:line="269" w:lineRule="auto"/>
         <w:ind w:left="360" w:hanging="360"/>
         <w:rPr>
+          <w:lang w:val="fr-MA"/>
+        </w:rPr>
+      </w:pPr>
+    </w:p>
+    <w:p>
+      <w:pPr>
+        <w:pStyle w:val="ListBullet"/>
+        <w:numPr>
+          <w:ilvl w:val="0"/>
+          <w:numId w:val="0"/>
+        </w:numPr>
+        <w:spacing w:after="60" w:line="269" w:lineRule="auto"/>
+        <w:ind w:left="360" w:hanging="360"/>
+        <w:rPr>
           <w:rFonts w:hint="eastAsia"/>
           <w:lang w:val="fr-MA"/>
         </w:rPr>
@@ -6922,7 +6850,7 @@
     </w:p>
     <w:p>
       <w:pPr>
-        <w:pStyle w:val="Titre2"/>
+        <w:pStyle w:val="Heading2"/>
         <w:spacing w:before="140" w:after="100"/>
         <w:rPr>
           <w:lang w:val="fr-MA"/>
@@ -6982,6 +6910,7 @@
                 <w:rFonts w:hint="eastAsia"/>
               </w:rPr>
             </w:pPr>
+            <w:proofErr w:type="spellStart"/>
             <w:r>
               <w:rPr>
                 <w:b/>
@@ -6990,6 +6919,7 @@
               </w:rPr>
               <w:t>Catégorie</w:t>
             </w:r>
+            <w:proofErr w:type="spellEnd"/>
           </w:p>
         </w:tc>
         <w:tc>
@@ -7088,7 +7018,7 @@
                 <w:sz w:val="17"/>
                 <w:lang w:val="fr-MA"/>
               </w:rPr>
-              <w:t>Machines, agents, états ONLINE/DEGRADED/OFFLINE, CPU, RAM, disque, réseau, services, GPU si disponible.</w:t>
+              <w:t>Machines, agents, états ONLINE/OFFLINE/UNKNOWN, CPU, RAM, disque, réseau, services et GPU lorsqu'il est disponible.</w:t>
             </w:r>
           </w:p>
         </w:tc>
@@ -7157,7 +7087,7 @@
               <w:rPr>
                 <w:sz w:val="17"/>
               </w:rPr>
-              <w:t>Découverte et collecte VMware/vCenter ; collecte Hyper-V via PowerShell/worker Windows.</w:t>
+              <w:t>Découverte et collecte VMware/vCenter ; collecte Hyper-V via PowerShell et un processus de travail Windows.</w:t>
             </w:r>
           </w:p>
         </w:tc>
@@ -7371,7 +7301,7 @@
                 <w:sz w:val="17"/>
                 <w:lang w:val="fr-MA"/>
               </w:rPr>
-              <w:t>WebSocket</w:t>
+              <w:t>WebSocket authentifié, reconnexion, rejeu limité et mise à jour du tableau de bord sans rechargement.</w:t>
             </w:r>
             <w:proofErr w:type="spellEnd"/>
             <w:r>
@@ -7379,7 +7309,6 @@
                 <w:sz w:val="17"/>
                 <w:lang w:val="fr-MA"/>
               </w:rPr>
-              <w:t xml:space="preserve"> authentifié, reconnexion, replay borné et mise à jour du </w:t>
             </w:r>
             <w:proofErr w:type="spellStart"/>
             <w:r>
@@ -7387,7 +7316,6 @@
                 <w:sz w:val="17"/>
                 <w:lang w:val="fr-MA"/>
               </w:rPr>
-              <w:t>dashboard</w:t>
             </w:r>
             <w:proofErr w:type="spellEnd"/>
             <w:r>
@@ -7395,7 +7323,6 @@
                 <w:sz w:val="17"/>
                 <w:lang w:val="fr-MA"/>
               </w:rPr>
-              <w:t xml:space="preserve"> sans rechargement.</w:t>
             </w:r>
           </w:p>
         </w:tc>
@@ -7462,7 +7389,7 @@
               <w:rPr>
                 <w:sz w:val="17"/>
               </w:rPr>
-              <w:t>JWT, RBAC, multi-tenant, tokens agents hashés, CSRF/CSP, secrets hors dépôt, audit append-only.</w:t>
+              <w:t>JWT, RBAC, isolation multi-client, jetons d'agents stockés sous forme d'empreinte, CSRF/CSP, secrets hors dépôt, journal d'audit en ajout seulement.</w:t>
             </w:r>
           </w:p>
         </w:tc>
@@ -7527,7 +7454,7 @@
               <w:rPr>
                 <w:sz w:val="17"/>
               </w:rPr>
-              <w:t>Tests automatisés, lint, build, audit de dépendances, Docker healthchecks, sauvegarde/restauration.</w:t>
+              <w:t>Tests automatisés, analyse statique, construction et audit de dépendances, contrôles de santé Docker, sauvegarde/restauration.</w:t>
             </w:r>
           </w:p>
         </w:tc>
@@ -7604,7 +7531,8 @@
     </w:tbl>
     <w:p>
       <w:pPr>
-        <w:pStyle w:val="Lgende"/>
+        <w:pStyle w:val="Caption"/>
+        <w:keepLines/>
         <w:spacing w:before="80" w:after="160"/>
         <w:jc w:val="center"/>
         <w:rPr>
@@ -7654,12 +7582,13 @@
     </w:p>
     <w:p>
       <w:pPr>
-        <w:pStyle w:val="Titre1"/>
+        <w:pStyle w:val="Heading1"/>
         <w:pBdr>
           <w:bottom w:val="single" w:sz="8" w:space="3" w:color="007A3D"/>
         </w:pBdr>
         <w:spacing w:before="0" w:after="240"/>
         <w:rPr>
+          <w:rFonts w:hint="eastAsia"/>
           <w:lang w:val="fr-MA"/>
         </w:rPr>
       </w:pPr>
@@ -7684,51 +7613,9 @@
         <w:t xml:space="preserve"> AI</w:t>
       </w:r>
     </w:p>
-    <w:tbl>
-      <w:tblPr>
-        <w:tblW w:w="0" w:type="auto"/>
-        <w:tblLook w:val="04A0" w:firstRow="1" w:lastRow="0" w:firstColumn="1" w:lastColumn="0" w:noHBand="0" w:noVBand="1"/>
-      </w:tblPr>
-      <w:tblGrid>
-        <w:gridCol w:w="9298"/>
-      </w:tblGrid>
-      <w:tr>
-        <w:trPr>
-          <w:trHeight w:hRule="exact" w:val="60"/>
-        </w:trPr>
-        <w:tc>
-          <w:tcPr>
-            <w:tcW w:w="9298" w:type="dxa"/>
-            <w:tcBorders>
-              <w:top w:val="nil"/>
-              <w:left w:val="nil"/>
-              <w:bottom w:val="single" w:sz="10" w:space="0" w:color="007A3D"/>
-              <w:right w:val="nil"/>
-            </w:tcBorders>
-            <w:shd w:val="clear" w:color="auto" w:fill="FFFFFF"/>
-          </w:tcPr>
-          <w:p>
-            <w:pPr>
-              <w:rPr>
-                <w:rFonts w:hint="eastAsia"/>
-                <w:lang w:val="fr-MA"/>
-              </w:rPr>
-            </w:pPr>
-          </w:p>
-        </w:tc>
-      </w:tr>
-    </w:tbl>
-    <w:p>
-      <w:pPr>
-        <w:rPr>
-          <w:rFonts w:hint="eastAsia"/>
-          <w:lang w:val="fr-MA"/>
-        </w:rPr>
-      </w:pPr>
-    </w:p>
-    <w:p>
-      <w:pPr>
-        <w:pStyle w:val="Titre2"/>
+    <w:p>
+      <w:pPr>
+        <w:pStyle w:val="Heading2"/>
         <w:spacing w:before="140" w:after="100"/>
         <w:rPr>
           <w:lang w:val="fr-MA"/>
@@ -7770,7 +7657,7 @@
           <w:noProof/>
         </w:rPr>
         <w:drawing>
-          <wp:inline distT="0" distB="0" distL="0" distR="0" wp14:anchorId="46827398" wp14:editId="159975B3">
+          <wp:inline distT="0" distB="0" distL="0" distR="0" wp14:anchorId="16AB2EAF" wp14:editId="402AA227">
             <wp:extent cx="5760000" cy="1026731"/>
             <wp:effectExtent l="0" t="0" r="0" b="0"/>
             <wp:docPr id="1" name="Picture 1" descr="Image: image1.png"/>
@@ -7808,7 +7695,8 @@
     </w:p>
     <w:p>
       <w:pPr>
-        <w:pStyle w:val="Lgende"/>
+        <w:pStyle w:val="Caption"/>
+        <w:keepLines/>
         <w:spacing w:before="80" w:after="160"/>
         <w:jc w:val="center"/>
         <w:rPr>
@@ -7850,26 +7738,24 @@
         <w:rPr>
           <w:lang w:val="fr-MA"/>
         </w:rPr>
-        <w:t xml:space="preserve">Le backend constitue le point central de confiance. Le client ou l'agent ne décide jamais du tenant auquel une donnée appartient. Les relations entre utilisateur, </w:t>
+        <w:t>Le serveur constitue le point central de confiance. Le client ou l'agent ne décide jamais de l'organisation à laquelle une donnée appartient. Les relations entre l'utilisateur, le client, l'environnement, la machine et l'agent sont revalidées côté serveur. Les événements significatifs sont persistés avant leur diffusion en temps réel, ce qui permet un mécanisme de rejeu contrôlé après reconnexion.</w:t>
       </w:r>
       <w:proofErr w:type="spellStart"/>
       <w:r>
         <w:rPr>
           <w:lang w:val="fr-MA"/>
         </w:rPr>
-        <w:t>customer</w:t>
       </w:r>
       <w:proofErr w:type="spellEnd"/>
       <w:r>
         <w:rPr>
           <w:lang w:val="fr-MA"/>
         </w:rPr>
-        <w:t>, environnement, machine et agent sont revalidées côté serveur. Les événements significatifs sont persistés avant leur diffusion temps réel, ce qui permet un mécanisme de replay contrôlé après reconnexion.</w:t>
-      </w:r>
-    </w:p>
-    <w:p>
-      <w:pPr>
-        <w:pStyle w:val="Titre2"/>
+      </w:r>
+    </w:p>
+    <w:p>
+      <w:pPr>
+        <w:pStyle w:val="Heading2"/>
         <w:spacing w:before="140" w:after="100"/>
       </w:pPr>
       <w:r>
@@ -7878,33 +7764,30 @@
     </w:p>
     <w:p>
       <w:pPr>
-        <w:spacing w:after="40"/>
+        <w:keepNext/>
+        <w:spacing w:after="80" w:before="0"/>
         <w:jc w:val="center"/>
         <w:rPr>
           <w:rFonts w:hint="eastAsia"/>
         </w:rPr>
       </w:pPr>
       <w:r>
-        <w:rPr>
-          <w:noProof/>
-        </w:rPr>
         <w:drawing>
-          <wp:inline distT="0" distB="0" distL="0" distR="0" wp14:anchorId="3B450196" wp14:editId="615A9BC0">
-            <wp:extent cx="5760000" cy="450293"/>
-            <wp:effectExtent l="0" t="0" r="0" b="0"/>
-            <wp:docPr id="2" name="Picture 2" descr="Image: image2.png"/>
+          <wp:inline xmlns:a="http://schemas.openxmlformats.org/drawingml/2006/main" xmlns:pic="http://schemas.openxmlformats.org/drawingml/2006/picture">
+            <wp:extent cx="5532120" cy="1905508"/>
+            <wp:docPr id="802038412" name="Picture 802038412" descr="Flux séparant les alertes et anomalies diffusées en temps réel des tendances et risques calculés à la demande par l'API REST." title="Flux séparant les alertes et anomalies diffusées en temps réel des tendances et risques calculés à la demande par l'API REST."/>
             <wp:cNvGraphicFramePr>
-              <a:graphicFrameLocks xmlns:a="http://schemas.openxmlformats.org/drawingml/2006/main" noChangeAspect="1"/>
+              <a:graphicFrameLocks noChangeAspect="1"/>
             </wp:cNvGraphicFramePr>
-            <a:graphic xmlns:a="http://schemas.openxmlformats.org/drawingml/2006/main">
+            <a:graphic>
               <a:graphicData uri="http://schemas.openxmlformats.org/drawingml/2006/picture">
-                <pic:pic xmlns:pic="http://schemas.openxmlformats.org/drawingml/2006/picture">
+                <pic:pic>
                   <pic:nvPicPr>
-                    <pic:cNvPr id="0" name="flow.png"/>
+                    <pic:cNvPr id="0" name="figure-02-flow-corrected.png"/>
                     <pic:cNvPicPr/>
                   </pic:nvPicPr>
                   <pic:blipFill>
-                    <a:blip r:embed="rId10"/>
+                    <a:blip r:embed="rId33"/>
                     <a:stretch>
                       <a:fillRect/>
                     </a:stretch>
@@ -7912,11 +7795,9 @@
                   <pic:spPr>
                     <a:xfrm>
                       <a:off x="0" y="0"/>
-                      <a:ext cx="5760000" cy="450293"/>
+                      <a:ext cx="5532120" cy="1905508"/>
                     </a:xfrm>
-                    <a:prstGeom prst="rect">
-                      <a:avLst/>
-                    </a:prstGeom>
+                    <a:prstGeom prst="rect"/>
                   </pic:spPr>
                 </pic:pic>
               </a:graphicData>
@@ -7927,7 +7808,8 @@
     </w:p>
     <w:p>
       <w:pPr>
-        <w:pStyle w:val="Lgende"/>
+        <w:pStyle w:val="Caption"/>
+        <w:keepLines/>
         <w:spacing w:before="80" w:after="160"/>
         <w:jc w:val="center"/>
         <w:rPr>
@@ -7939,14 +7821,13 @@
         <w:rPr>
           <w:lang w:val="fr-MA"/>
         </w:rPr>
-        <w:t xml:space="preserve">Figure 2 - Flux d'une mesure depuis la source jusqu'au </w:t>
+        <w:t>Figure 2 - Flux d'une mesure depuis la source jusqu'au tableau de bord</w:t>
       </w:r>
       <w:proofErr w:type="spellStart"/>
       <w:r>
         <w:rPr>
           <w:lang w:val="fr-MA"/>
         </w:rPr>
-        <w:t>dashboard</w:t>
       </w:r>
       <w:proofErr w:type="spellEnd"/>
     </w:p>
@@ -7963,12 +7844,12 @@
         <w:rPr>
           <w:lang w:val="fr-MA"/>
         </w:rPr>
-        <w:t>Une mesure est d'abord authentifiée et rattachée à une source connue. Elle est ensuite normalisée afin de garantir des noms de métriques et des unités cohérents. Après persistance dans PostgreSQL, elle peut être utilisée par le moteur de règles, les traitements ML et les agrégations. Si un événement doit être exposé à l'utilisateur, il est publié via le mécanisme temps réel après validation de la transaction.</w:t>
-      </w:r>
-    </w:p>
-    <w:p>
-      <w:pPr>
-        <w:pStyle w:val="Titre2"/>
+        <w:t>Une mesure est d'abord authentifiée et rattachée à une source connue. Elle est ensuite normalisée afin de garantir des noms de métriques et des unités cohérents. Après sa persistance dans PostgreSQL, elle peut être utilisée par le moteur de règles, les traitements ML et les agrégations. Les alertes et anomalies persistées peuvent être diffusées en temps réel après validation de la transaction ; les tendances et les risques sont calculés séparément à la demande par l'API REST.</w:t>
+      </w:r>
+    </w:p>
+    <w:p>
+      <w:pPr>
+        <w:pStyle w:val="Heading2"/>
         <w:spacing w:before="140" w:after="100"/>
         <w:rPr>
           <w:lang w:val="fr-MA"/>
@@ -7995,28 +7876,25 @@
         <w:rPr>
           <w:lang w:val="fr-MA"/>
         </w:rPr>
-        <w:t>InfraSentinel</w:t>
+        <w:t>InfraSentinel AI a été conçu pour plusieurs rôles. Seul un superutilisateur peut disposer d'une vue transversale sur plusieurs organisations clientes. Un administrateur ordinaire reste limité à son organisation, comme les autres rôles. Cette isolation est appliquée dans les requêtes et les permissions du serveur, et non uniquement dans la barre de navigation de l'interface web.</w:t>
       </w:r>
       <w:proofErr w:type="spellEnd"/>
       <w:r>
         <w:rPr>
           <w:lang w:val="fr-MA"/>
         </w:rPr>
-        <w:t xml:space="preserve"> AI a été conçu pour plusieurs rôles. L'administrateur possède une vision globale autorisée, tandis qu'un client ne voit que les machines et événements de son périmètre. Cette séparation est appliquée dans les </w:t>
       </w:r>
       <w:proofErr w:type="spellStart"/>
       <w:r>
         <w:rPr>
           <w:lang w:val="fr-MA"/>
         </w:rPr>
-        <w:t>querysets</w:t>
       </w:r>
       <w:proofErr w:type="spellEnd"/>
       <w:r>
         <w:rPr>
           <w:lang w:val="fr-MA"/>
         </w:rPr>
-        <w:t xml:space="preserve"> et permissions serveur, et non uniquement dans la barre de navigation du frontend.</w:t>
       </w:r>
     </w:p>
     <w:tbl>
@@ -8173,7 +8051,7 @@
                 <w:sz w:val="18"/>
                 <w:lang w:val="fr-MA"/>
               </w:rPr>
-              <w:t>Administration du tenant, utilisateurs, agents, règles et vue globale autorisée.</w:t>
+              <w:t>Administration de l'organisation, utilisateurs, agents, règles et vue globale autorisée.</w:t>
             </w:r>
           </w:p>
         </w:tc>
@@ -8309,7 +8187,7 @@
                 <w:sz w:val="18"/>
                 <w:lang w:val="fr-MA"/>
               </w:rPr>
-              <w:t>Consultation technique et actions opérationnelles limitées selon les permissions.</w:t>
+              <w:t>Consultation technique en lecture seule des ressources autorisées de son organisation.</w:t>
             </w:r>
           </w:p>
         </w:tc>
@@ -8345,7 +8223,6 @@
               <w:rPr>
                 <w:sz w:val="18"/>
               </w:rPr>
-              <w:lastRenderedPageBreak/>
               <w:t>CLIENT</w:t>
             </w:r>
           </w:p>
@@ -8379,7 +8256,13 @@
                 <w:sz w:val="18"/>
                 <w:lang w:val="fr-MA"/>
               </w:rPr>
-              <w:t>Accès uniquement à ses propres assets, métriques, alertes et analyses.</w:t>
+              <w:t>Consultation en lecture seule des ressources de son organisation.</w:t>
+            </w:r>
+            <w:r>
+              <w:rPr>
+                <w:sz w:val="18"/>
+                <w:lang w:val="fr-MA"/>
+              </w:rPr>
             </w:r>
           </w:p>
         </w:tc>
@@ -8414,6 +8297,7 @@
               <w:rPr>
                 <w:sz w:val="18"/>
               </w:rPr>
+              <w:lastRenderedPageBreak/>
               <w:t>VIEWER</w:t>
             </w:r>
           </w:p>
@@ -8446,7 +8330,7 @@
                 <w:sz w:val="18"/>
                 <w:lang w:val="fr-MA"/>
               </w:rPr>
-              <w:t>Lecture seule lorsqu'elle est activée par la configuration.</w:t>
+              <w:t>Consultation en lecture seule des ressources de son organisation.</w:t>
             </w:r>
           </w:p>
         </w:tc>
@@ -8454,7 +8338,8 @@
     </w:tbl>
     <w:p>
       <w:pPr>
-        <w:pStyle w:val="Lgende"/>
+        <w:pStyle w:val="Caption"/>
+        <w:keepLines/>
         <w:spacing w:before="80" w:after="160"/>
         <w:jc w:val="center"/>
         <w:rPr>
@@ -8471,7 +8356,7 @@
     </w:p>
     <w:p>
       <w:pPr>
-        <w:pStyle w:val="Titre2"/>
+        <w:pStyle w:val="Heading2"/>
         <w:spacing w:before="140" w:after="100"/>
         <w:rPr>
           <w:lang w:val="fr-MA"/>
@@ -8497,35 +8382,31 @@
         <w:rPr>
           <w:lang w:val="fr-MA"/>
         </w:rPr>
-        <w:t xml:space="preserve">Après l'abandon des expérimentations dépendantes de fournisseurs cloud, le projet a été consolidé dans un laboratoire local reproductible. Docker Compose orchestre PostgreSQL, Redis, l'API Django/Daphne, </w:t>
+        <w:t>Après l'abandon des expérimentations dépendantes de fournisseurs cloud, le projet a été consolidé dans un laboratoire local reproductible. Docker Compose orchestre PostgreSQL, Redis, l'API Django/Daphne, Celery Worker, Celery Beat et l'interface web servie par Nginx. Cette approche permet de tester l'ensemble de la chaîne sans coût d'hébergement et de conserver un environnement proche d'un déploiement professionnel.</w:t>
       </w:r>
       <w:proofErr w:type="spellStart"/>
       <w:r>
         <w:rPr>
           <w:lang w:val="fr-MA"/>
         </w:rPr>
-        <w:t>Celery</w:t>
       </w:r>
       <w:proofErr w:type="spellEnd"/>
       <w:r>
         <w:rPr>
           <w:lang w:val="fr-MA"/>
         </w:rPr>
-        <w:t xml:space="preserve"> Worker, </w:t>
       </w:r>
       <w:proofErr w:type="spellStart"/>
       <w:r>
         <w:rPr>
           <w:lang w:val="fr-MA"/>
         </w:rPr>
-        <w:t>Celery</w:t>
       </w:r>
       <w:proofErr w:type="spellEnd"/>
       <w:r>
         <w:rPr>
           <w:lang w:val="fr-MA"/>
         </w:rPr>
-        <w:t xml:space="preserve"> Beat et le frontend Nginx. Cette approche permet de tester l'ensemble de la chaîne sans coût d'hébergement et de conserver un environnement proche d'un déploiement professionnel.</w:t>
       </w:r>
     </w:p>
     <w:p>
@@ -8541,7 +8422,7 @@
           <w:noProof/>
         </w:rPr>
         <w:drawing>
-          <wp:inline distT="0" distB="0" distL="0" distR="0" wp14:anchorId="6C1600CB" wp14:editId="2329691A">
+          <wp:inline distT="0" distB="0" distL="0" distR="0" wp14:anchorId="3E87D06C" wp14:editId="7B538EE1">
             <wp:extent cx="5472000" cy="806911"/>
             <wp:effectExtent l="0" t="0" r="0" b="0"/>
             <wp:docPr id="3" name="Picture 3" descr="Image: image3.png"/>
@@ -8579,7 +8460,8 @@
     </w:p>
     <w:p>
       <w:pPr>
-        <w:pStyle w:val="Lgende"/>
+        <w:pStyle w:val="Caption"/>
+        <w:keepLines/>
         <w:spacing w:before="80" w:after="160"/>
         <w:jc w:val="center"/>
         <w:rPr>
@@ -8643,59 +8525,27 @@
     </w:p>
     <w:p>
       <w:pPr>
-        <w:pStyle w:val="Titre1"/>
+        <w:pStyle w:val="Heading1"/>
         <w:pBdr>
           <w:bottom w:val="single" w:sz="8" w:space="3" w:color="007A3D"/>
         </w:pBdr>
         <w:spacing w:before="0" w:after="240"/>
-      </w:pPr>
-      <w:r>
-        <w:t>Réalisation technique</w:t>
-      </w:r>
-    </w:p>
-    <w:tbl>
-      <w:tblPr>
-        <w:tblW w:w="0" w:type="auto"/>
-        <w:tblLook w:val="04A0" w:firstRow="1" w:lastRow="0" w:firstColumn="1" w:lastColumn="0" w:noHBand="0" w:noVBand="1"/>
-      </w:tblPr>
-      <w:tblGrid>
-        <w:gridCol w:w="9298"/>
-      </w:tblGrid>
-      <w:tr>
-        <w:trPr>
-          <w:trHeight w:hRule="exact" w:val="60"/>
-        </w:trPr>
-        <w:tc>
-          <w:tcPr>
-            <w:tcW w:w="9298" w:type="dxa"/>
-            <w:tcBorders>
-              <w:top w:val="nil"/>
-              <w:left w:val="nil"/>
-              <w:bottom w:val="single" w:sz="10" w:space="0" w:color="007A3D"/>
-              <w:right w:val="nil"/>
-            </w:tcBorders>
-            <w:shd w:val="clear" w:color="auto" w:fill="FFFFFF"/>
-          </w:tcPr>
-          <w:p>
-            <w:pPr>
-              <w:rPr>
-                <w:rFonts w:hint="eastAsia"/>
-              </w:rPr>
-            </w:pPr>
-          </w:p>
-        </w:tc>
-      </w:tr>
-    </w:tbl>
-    <w:p>
-      <w:pPr>
         <w:rPr>
           <w:rFonts w:hint="eastAsia"/>
         </w:rPr>
       </w:pPr>
-    </w:p>
-    <w:p>
-      <w:pPr>
-        <w:pStyle w:val="Titre2"/>
+      <w:proofErr w:type="spellStart"/>
+      <w:r>
+        <w:t>Réalisation</w:t>
+      </w:r>
+      <w:proofErr w:type="spellEnd"/>
+      <w:r>
+        <w:t xml:space="preserve"> technique</w:t>
+      </w:r>
+    </w:p>
+    <w:p>
+      <w:pPr>
+        <w:pStyle w:val="Heading2"/>
         <w:spacing w:before="140" w:after="100"/>
       </w:pPr>
       <w:r>
@@ -8715,21 +8565,19 @@
         <w:rPr>
           <w:lang w:val="fr-MA"/>
         </w:rPr>
-        <w:t xml:space="preserve">L'agent Windows est écrit en Python. Il collecte des métriques système avec une logique de </w:t>
+        <w:t>L'agent Windows est écrit en Python. Il collecte des métriques système, envoie périodiquement un signal de présence, ou heartbeat, et transmet les données à l'API après authentification. Les informations couvertes comprennent notamment l'utilisation du processeur, la mémoire, le stockage, les entrées-sorties, le réseau, la durée de fonctionnement, les processus, les services critiques et, lorsqu'une carte NVIDIA est disponible, l'utilisation du GPU, la mémoire vidéo et la température.</w:t>
       </w:r>
       <w:proofErr w:type="spellStart"/>
       <w:r>
         <w:rPr>
           <w:lang w:val="fr-MA"/>
         </w:rPr>
-        <w:t>heartbeat</w:t>
       </w:r>
       <w:proofErr w:type="spellEnd"/>
       <w:r>
         <w:rPr>
           <w:lang w:val="fr-MA"/>
         </w:rPr>
-        <w:t xml:space="preserve"> et d'envoi authentifié vers l'API. Les informations couvertes comprennent notamment CPU, mémoire, stockage, entrées/sorties, réseau, uptime, processus, services critiques et, lorsqu'une carte NVIDIA est disponible, utilisation GPU, mémoire vidéo et température.</w:t>
       </w:r>
     </w:p>
     <w:p>
@@ -8745,123 +8593,79 @@
         <w:rPr>
           <w:lang w:val="fr-MA"/>
         </w:rPr>
-        <w:t xml:space="preserve">L'identité de chaque agent est indépendante. Le serveur stocke le hash du </w:t>
+        <w:t>L'identité de chaque agent est indépendante. Le serveur stocke l'empreinte du jeton et permet sa révocation ; le renouvellement du jeton passe actuellement par un nouvel enrôlement de l'agent. Il rattache ensuite l'agent à une machine et à une organisation cliente. Sous Windows, la file d'attente locale peut protéger les données en attente au moyen de DPAPI. L'agent refuse les redirections inattendues et impose HTTPS hors de l'environnement local lorsqu'il est configuré en mode sécurisé. Afin de préserver la confidentialité de la machine réelle, les figures 4 à 10 et 12 utilisent le jeu de démonstration local PFE25, dont les données sont explicitement signalées comme synthétiques.</w:t>
       </w:r>
       <w:proofErr w:type="spellStart"/>
       <w:r>
         <w:rPr>
           <w:lang w:val="fr-MA"/>
         </w:rPr>
-        <w:t>token</w:t>
       </w:r>
       <w:proofErr w:type="spellEnd"/>
       <w:r>
         <w:rPr>
           <w:lang w:val="fr-MA"/>
         </w:rPr>
-        <w:t xml:space="preserve">, permet la révocation et la rotation, et rattache l'agent à une machine et à un tenant. Le spool local Windows peut protéger les données en attente par DPAPI. L'agent refuse les redirections inattendues et impose HTTPS </w:t>
       </w:r>
       <w:proofErr w:type="gramStart"/>
       <w:r>
         <w:rPr>
           <w:lang w:val="fr-MA"/>
         </w:rPr>
-        <w:t>hors</w:t>
       </w:r>
       <w:proofErr w:type="gramEnd"/>
       <w:r>
         <w:rPr>
           <w:lang w:val="fr-MA"/>
         </w:rPr>
-        <w:t xml:space="preserve"> localhost lorsqu'il est configuré en mode sécurisé.</w:t>
-      </w:r>
-    </w:p>
-    <w:tbl>
-      <w:tblPr>
-        <w:tblW w:w="0" w:type="auto"/>
+      </w:r>
+    </w:p>
+    <w:p>
+      <w:pPr>
+        <w:keepNext/>
+        <w:keepLines/>
+        <w:spacing w:before="0" w:after="80"/>
         <w:jc w:val="center"/>
-        <w:tblBorders>
-          <w:top w:val="single" w:sz="8" w:space="0" w:color="AAB7C4"/>
-          <w:left w:val="single" w:sz="8" w:space="0" w:color="AAB7C4"/>
-          <w:bottom w:val="single" w:sz="8" w:space="0" w:color="AAB7C4"/>
-          <w:right w:val="single" w:sz="8" w:space="0" w:color="AAB7C4"/>
-          <w:insideH w:val="single" w:sz="8" w:space="0" w:color="AAB7C4"/>
-          <w:insideV w:val="single" w:sz="8" w:space="0" w:color="AAB7C4"/>
-        </w:tblBorders>
-        <w:tblLook w:val="04A0" w:firstRow="1" w:lastRow="0" w:firstColumn="1" w:lastColumn="0" w:noHBand="0" w:noVBand="1"/>
-      </w:tblPr>
-      <w:tblGrid>
-        <w:gridCol w:w="9298"/>
-      </w:tblGrid>
-      <w:tr>
-        <w:trPr>
-          <w:cantSplit/>
-          <w:jc w:val="center"/>
-        </w:trPr>
-        <w:tc>
-          <w:tcPr>
-            <w:tcW w:w="9298" w:type="dxa"/>
-            <w:tcBorders>
-              <w:top w:val="single" w:sz="4" w:space="0" w:color="A9CDB7"/>
-              <w:left w:val="single" w:sz="4" w:space="0" w:color="A9CDB7"/>
-              <w:bottom w:val="single" w:sz="4" w:space="0" w:color="A9CDB7"/>
-              <w:right w:val="single" w:sz="4" w:space="0" w:color="A9CDB7"/>
-            </w:tcBorders>
-            <w:shd w:val="clear" w:color="auto" w:fill="F4F8F5"/>
-            <w:tcMar>
-              <w:top w:w="260" w:type="dxa"/>
-              <w:left w:w="220" w:type="dxa"/>
-              <w:bottom w:w="260" w:type="dxa"/>
-              <w:right w:w="220" w:type="dxa"/>
-            </w:tcMar>
-            <w:vAlign w:val="center"/>
-          </w:tcPr>
-          <w:p>
-            <w:pPr>
-              <w:spacing w:before="0" w:after="0"/>
-              <w:jc w:val="center"/>
-            </w:pPr>
-            <w:r>
-              <w:drawing>
-                <wp:inline xmlns:a="http://schemas.openxmlformats.org/drawingml/2006/main" xmlns:pic="http://schemas.openxmlformats.org/drawingml/2006/picture">
-                  <wp:extent cx="5486400" cy="2057400"/>
-                  <wp:docPr id="1752830495" name="Picture 1752830495" descr="Figure 4 - visuel InfraSentinel fondé sur les données réelles du tenant CGI"/>
-                  <wp:cNvGraphicFramePr>
-                    <a:graphicFrameLocks noChangeAspect="1"/>
-                  </wp:cNvGraphicFramePr>
-                  <a:graphic>
-                    <a:graphicData uri="http://schemas.openxmlformats.org/drawingml/2006/picture">
-                      <pic:pic>
-                        <pic:nvPicPr>
-                          <pic:cNvPr id="0" name="figure-04.png"/>
-                          <pic:cNvPicPr/>
-                        </pic:nvPicPr>
-                        <pic:blipFill>
-                          <a:blip r:embed="rId31"/>
-                          <a:stretch>
-                            <a:fillRect/>
-                          </a:stretch>
-                        </pic:blipFill>
-                        <pic:spPr>
-                          <a:xfrm>
-                            <a:off x="0" y="0"/>
-                            <a:ext cx="5486400" cy="2057400"/>
-                          </a:xfrm>
-                          <a:prstGeom prst="rect"/>
-                        </pic:spPr>
-                      </pic:pic>
-                    </a:graphicData>
-                  </a:graphic>
-                </wp:inline>
-              </w:drawing>
-            </w:r>
-          </w:p>
-        </w:tc>
-      </w:tr>
-    </w:tbl>
-    <w:p>
-      <w:pPr>
-        <w:pStyle w:val="Lgende"/>
+      </w:pPr>
+      <w:r>
+        <w:drawing>
+          <wp:inline xmlns:a="http://schemas.openxmlformats.org/drawingml/2006/main" xmlns:pic="http://schemas.openxmlformats.org/drawingml/2006/picture">
+            <wp:extent cx="5532120" cy="3062597"/>
+            <wp:docPr id="802038414" name="Picture 802038414" descr="Page Agents Windows d'InfraSentinel AI montrant un agent de démonstration actif, sa version et son dernier heartbeat." title="Page Agents Windows d'InfraSentinel AI montrant un agent de démonstration actif, sa version et son dernier heartbeat."/>
+            <wp:cNvGraphicFramePr>
+              <a:graphicFrameLocks noChangeAspect="1"/>
+            </wp:cNvGraphicFramePr>
+            <a:graphic>
+              <a:graphicData uri="http://schemas.openxmlformats.org/drawingml/2006/picture">
+                <pic:pic>
+                  <pic:nvPicPr>
+                    <pic:cNvPr id="0" name="figure-04-agents-demo.png"/>
+                    <pic:cNvPicPr/>
+                  </pic:nvPicPr>
+                  <pic:blipFill>
+                    <a:blip r:embed="rId35"/>
+                    <a:stretch>
+                      <a:fillRect/>
+                    </a:stretch>
+                  </pic:blipFill>
+                  <pic:spPr>
+                    <a:xfrm>
+                      <a:off x="0" y="0"/>
+                      <a:ext cx="5532120" cy="3062597"/>
+                    </a:xfrm>
+                    <a:prstGeom prst="rect"/>
+                  </pic:spPr>
+                </pic:pic>
+              </a:graphicData>
+            </a:graphic>
+          </wp:inline>
+        </w:drawing>
+      </w:r>
+    </w:p>
+    <w:p>
+      <w:pPr>
+        <w:pStyle w:val="Caption"/>
+        <w:keepLines/>
         <w:spacing w:before="80" w:after="160"/>
         <w:jc w:val="center"/>
         <w:rPr>
@@ -8869,12 +8673,12 @@
         </w:rPr>
       </w:pPr>
       <w:r>
-        <w:t>Figure 4 - Gestion des agents Windows</w:t>
-      </w:r>
-    </w:p>
-    <w:p>
-      <w:pPr>
-        <w:pStyle w:val="Titre2"/>
+        <w:t>Figure 4 - Agent Windows de la démonstration synthétique PFE25</w:t>
+      </w:r>
+    </w:p>
+    <w:p>
+      <w:pPr>
+        <w:pStyle w:val="Heading2"/>
         <w:spacing w:before="140" w:after="100"/>
       </w:pPr>
       <w:r>
@@ -9199,7 +9003,7 @@
                 <w:sz w:val="16"/>
                 <w:lang w:val="fr-MA"/>
               </w:rPr>
-              <w:t xml:space="preserve">PostgreSQL 17 avec </w:t>
+              <w:t>PostgreSQL 17 avec psycopg et un pool de connexions</w:t>
             </w:r>
             <w:proofErr w:type="spellStart"/>
             <w:r>
@@ -9207,7 +9011,6 @@
                 <w:sz w:val="16"/>
                 <w:lang w:val="fr-MA"/>
               </w:rPr>
-              <w:t>psycopg</w:t>
             </w:r>
             <w:proofErr w:type="spellEnd"/>
             <w:r>
@@ -9215,7 +9018,6 @@
                 <w:sz w:val="16"/>
                 <w:lang w:val="fr-MA"/>
               </w:rPr>
-              <w:t xml:space="preserve"> et pool de connexions</w:t>
             </w:r>
           </w:p>
         </w:tc>
@@ -9319,7 +9121,7 @@
               <w:rPr>
                 <w:sz w:val="16"/>
               </w:rPr>
-              <w:t>Machine Learning</w:t>
+              <w:t>Apprentissage automatique</w:t>
             </w:r>
           </w:p>
         </w:tc>
@@ -9349,7 +9151,7 @@
               <w:rPr>
                 <w:sz w:val="16"/>
               </w:rPr>
-              <w:t>scikit-learn 1.9, Isolation Forest, feature engineering et tendances</w:t>
+              <w:t>scikit-learn 1.9, Isolation Forest, ingénierie des variables et tendances</w:t>
             </w:r>
           </w:p>
         </w:tc>
@@ -9451,7 +9253,6 @@
               <w:rPr>
                 <w:sz w:val="16"/>
               </w:rPr>
-              <w:lastRenderedPageBreak/>
               <w:t>Hyper-V</w:t>
             </w:r>
           </w:p>
@@ -9482,7 +9283,7 @@
               <w:rPr>
                 <w:sz w:val="16"/>
               </w:rPr>
-              <w:t>PowerShell avec worker Windows/permissions adaptées</w:t>
+              <w:t>PowerShell exécuté par un processus Windows disposant des permissions adaptées</w:t>
             </w:r>
           </w:p>
         </w:tc>
@@ -9518,7 +9319,7 @@
               <w:rPr>
                 <w:sz w:val="16"/>
               </w:rPr>
-              <w:t>Frontend</w:t>
+              <w:t>Interface web</w:t>
             </w:r>
           </w:p>
         </w:tc>
@@ -9616,7 +9417,7 @@
                 <w:sz w:val="16"/>
                 <w:lang w:val="fr-MA"/>
               </w:rPr>
-              <w:t xml:space="preserve">Docker Compose, </w:t>
+              <w:t>Docker Compose, Nginx; Caddy pour TLS dans la configuration complémentaire de production</w:t>
             </w:r>
             <w:proofErr w:type="gramStart"/>
             <w:r>
@@ -9624,7 +9425,6 @@
                 <w:sz w:val="16"/>
                 <w:lang w:val="fr-MA"/>
               </w:rPr>
-              <w:t>Nginx;</w:t>
             </w:r>
             <w:proofErr w:type="gramEnd"/>
             <w:r>
@@ -9632,7 +9432,6 @@
                 <w:sz w:val="16"/>
                 <w:lang w:val="fr-MA"/>
               </w:rPr>
-              <w:t xml:space="preserve"> Caddy pour TLS dans l'overlay de production</w:t>
             </w:r>
           </w:p>
         </w:tc>
@@ -9640,7 +9439,8 @@
     </w:tbl>
     <w:p>
       <w:pPr>
-        <w:pStyle w:val="Lgende"/>
+        <w:pStyle w:val="Caption"/>
+        <w:keepLines/>
         <w:spacing w:before="80" w:after="160"/>
         <w:jc w:val="center"/>
         <w:rPr>
@@ -9657,7 +9457,7 @@
     </w:p>
     <w:p>
       <w:pPr>
-        <w:pStyle w:val="Titre2"/>
+        <w:pStyle w:val="Heading2"/>
         <w:spacing w:before="140" w:after="100"/>
         <w:rPr>
           <w:lang w:val="fr-MA"/>
@@ -9760,7 +9560,7 @@
     </w:p>
     <w:p>
       <w:pPr>
-        <w:pStyle w:val="Titre2"/>
+        <w:pStyle w:val="Heading2"/>
         <w:spacing w:before="140" w:after="100"/>
         <w:rPr>
           <w:lang w:val="fr-MA"/>
@@ -9770,7 +9570,7 @@
         <w:rPr>
           <w:lang w:val="fr-MA"/>
         </w:rPr>
-        <w:t>5.4 Frontend et temps réel</w:t>
+        <w:t>5.4 Interface web et temps réel</w:t>
       </w:r>
     </w:p>
     <w:p>
@@ -9786,63 +9586,55 @@
         <w:rPr>
           <w:lang w:val="fr-MA"/>
         </w:rPr>
-        <w:t xml:space="preserve">Le frontend final a été reconstruit en </w:t>
+        <w:t>L'interface web finale a été reconstruite avec React, Vite et TypeScript, selon une architecture par domaines, avec un client API centralisé, TanStack Query pour le cache et Recharts pour les visualisations. Elle reprend les codes d'un outil NOC : état global, machines nécessitant une attention, alertes critiques, anomalies ML, risques prédictifs et activité récente.</w:t>
       </w:r>
       <w:proofErr w:type="spellStart"/>
       <w:r>
         <w:rPr>
           <w:lang w:val="fr-MA"/>
         </w:rPr>
-        <w:t>React</w:t>
       </w:r>
       <w:proofErr w:type="spellEnd"/>
       <w:r>
         <w:rPr>
           <w:lang w:val="fr-MA"/>
         </w:rPr>
-        <w:t xml:space="preserve">, Vite et </w:t>
       </w:r>
       <w:proofErr w:type="spellStart"/>
       <w:r>
         <w:rPr>
           <w:lang w:val="fr-MA"/>
         </w:rPr>
-        <w:t>TypeScript</w:t>
       </w:r>
       <w:proofErr w:type="spellEnd"/>
       <w:r>
         <w:rPr>
           <w:lang w:val="fr-MA"/>
         </w:rPr>
-        <w:t xml:space="preserve"> avec une architecture par domaines, un client API centralisé, </w:t>
       </w:r>
       <w:proofErr w:type="spellStart"/>
       <w:r>
         <w:rPr>
           <w:lang w:val="fr-MA"/>
         </w:rPr>
-        <w:t>TanStack</w:t>
       </w:r>
       <w:proofErr w:type="spellEnd"/>
       <w:r>
         <w:rPr>
           <w:lang w:val="fr-MA"/>
         </w:rPr>
-        <w:t xml:space="preserve"> Query pour le cache et </w:t>
       </w:r>
       <w:proofErr w:type="spellStart"/>
       <w:r>
         <w:rPr>
           <w:lang w:val="fr-MA"/>
         </w:rPr>
-        <w:t>Recharts</w:t>
       </w:r>
       <w:proofErr w:type="spellEnd"/>
       <w:r>
         <w:rPr>
           <w:lang w:val="fr-MA"/>
         </w:rPr>
-        <w:t xml:space="preserve"> pour les visualisations. L'interface reprend les codes d'un outil NOC : état global, machines nécessitant une attention, alertes critiques, anomalies ML, risques prédictifs et activité récente.</w:t>
       </w:r>
     </w:p>
     <w:p>
@@ -9858,1069 +9650,45 @@
         <w:rPr>
           <w:lang w:val="fr-MA"/>
         </w:rPr>
-        <w:t xml:space="preserve">Le </w:t>
+        <w:t>Le WebSocket permet de mettre à jour les états importants sans recharger la page. La logique gère l'obtention d'un ticket, la négociation de connexion, la reconnexion, le rejeu limité et la déduplication. Le statut de la connexion en temps réel est visible dans l'interface afin de distinguer un écran à jour d'une connexion interrompue.</w:t>
       </w:r>
       <w:proofErr w:type="spellStart"/>
       <w:r>
         <w:rPr>
           <w:lang w:val="fr-MA"/>
         </w:rPr>
-        <w:t>WebSocket</w:t>
       </w:r>
       <w:proofErr w:type="spellEnd"/>
       <w:r>
         <w:rPr>
           <w:lang w:val="fr-MA"/>
         </w:rPr>
-        <w:t xml:space="preserve"> permet de mettre à jour les états importants sans recharger la page. La logique gère l'obtention d'un ticket, le handshake, la reconnexion, le replay limité et la déduplication. Le statut temps réel est visible dans l'interface afin de distinguer un écran à jour d'une connexion interrompue.</w:t>
-      </w:r>
-    </w:p>
-    <w:tbl>
-      <w:tblPr>
-        <w:tblW w:w="0" w:type="auto"/>
+      </w:r>
+    </w:p>
+    <w:p>
+      <w:pPr>
+        <w:keepNext/>
+        <w:keepLines/>
+        <w:spacing w:before="0" w:after="80"/>
         <w:jc w:val="center"/>
-        <w:tblBorders>
-          <w:top w:val="single" w:sz="8" w:space="0" w:color="AAB7C4"/>
-          <w:left w:val="single" w:sz="8" w:space="0" w:color="AAB7C4"/>
-          <w:bottom w:val="single" w:sz="8" w:space="0" w:color="AAB7C4"/>
-          <w:right w:val="single" w:sz="8" w:space="0" w:color="AAB7C4"/>
-          <w:insideH w:val="single" w:sz="8" w:space="0" w:color="AAB7C4"/>
-          <w:insideV w:val="single" w:sz="8" w:space="0" w:color="AAB7C4"/>
-        </w:tblBorders>
-        <w:tblLook w:val="04A0" w:firstRow="1" w:lastRow="0" w:firstColumn="1" w:lastColumn="0" w:noHBand="0" w:noVBand="1"/>
-      </w:tblPr>
-      <w:tblGrid>
-        <w:gridCol w:w="9298"/>
-      </w:tblGrid>
-      <w:tr>
-        <w:trPr>
-          <w:cantSplit/>
-          <w:jc w:val="center"/>
-        </w:trPr>
-        <w:tc>
-          <w:tcPr>
-            <w:tcW w:w="9298" w:type="dxa"/>
-            <w:tcBorders>
-              <w:top w:val="single" w:sz="4" w:space="0" w:color="A9CDB7"/>
-              <w:left w:val="single" w:sz="4" w:space="0" w:color="A9CDB7"/>
-              <w:bottom w:val="single" w:sz="4" w:space="0" w:color="A9CDB7"/>
-              <w:right w:val="single" w:sz="4" w:space="0" w:color="A9CDB7"/>
-            </w:tcBorders>
-            <w:shd w:val="clear" w:color="auto" w:fill="F4F8F5"/>
-            <w:tcMar>
-              <w:top w:w="260" w:type="dxa"/>
-              <w:left w:w="220" w:type="dxa"/>
-              <w:bottom w:w="260" w:type="dxa"/>
-              <w:right w:w="220" w:type="dxa"/>
-            </w:tcMar>
-            <w:vAlign w:val="center"/>
-          </w:tcPr>
-          <w:p>
-            <w:pPr>
-              <w:spacing w:before="0" w:after="0"/>
-              <w:jc w:val="center"/>
-            </w:pPr>
-            <w:r>
-              <w:drawing>
-                <wp:inline xmlns:a="http://schemas.openxmlformats.org/drawingml/2006/main" xmlns:pic="http://schemas.openxmlformats.org/drawingml/2006/picture">
-                  <wp:extent cx="5486400" cy="2057400"/>
-                  <wp:docPr id="1752830496" name="Picture 1752830496" descr="Figure 5 - visuel InfraSentinel fondé sur les données réelles du tenant CGI"/>
-                  <wp:cNvGraphicFramePr>
-                    <a:graphicFrameLocks noChangeAspect="1"/>
-                  </wp:cNvGraphicFramePr>
-                  <a:graphic>
-                    <a:graphicData uri="http://schemas.openxmlformats.org/drawingml/2006/picture">
-                      <pic:pic>
-                        <pic:nvPicPr>
-                          <pic:cNvPr id="0" name="figure-05.png"/>
-                          <pic:cNvPicPr/>
-                        </pic:nvPicPr>
-                        <pic:blipFill>
-                          <a:blip r:embed="rId32"/>
-                          <a:stretch>
-                            <a:fillRect/>
-                          </a:stretch>
-                        </pic:blipFill>
-                        <pic:spPr>
-                          <a:xfrm>
-                            <a:off x="0" y="0"/>
-                            <a:ext cx="5486400" cy="2057400"/>
-                          </a:xfrm>
-                          <a:prstGeom prst="rect"/>
-                        </pic:spPr>
-                      </pic:pic>
-                    </a:graphicData>
-                  </a:graphic>
-                </wp:inline>
-              </w:drawing>
-            </w:r>
-          </w:p>
-        </w:tc>
-      </w:tr>
-    </w:tbl>
-    <w:p>
-      <w:pPr>
-        <w:pStyle w:val="Lgende"/>
-        <w:spacing w:before="80" w:after="160"/>
-        <w:jc w:val="center"/>
-        <w:rPr>
-          <w:rFonts w:hint="eastAsia"/>
-          <w:lang w:val="fr-MA"/>
-        </w:rPr>
-      </w:pPr>
-      <w:r>
-        <w:rPr>
-          <w:lang w:val="fr-MA"/>
-        </w:rPr>
-        <w:t xml:space="preserve">Figure 5 - Vue globale du </w:t>
-      </w:r>
-      <w:proofErr w:type="spellStart"/>
-      <w:r>
-        <w:rPr>
-          <w:lang w:val="fr-MA"/>
-        </w:rPr>
-        <w:t>dashboard</w:t>
-      </w:r>
-      <w:proofErr w:type="spellEnd"/>
-      <w:r>
-        <w:rPr>
-          <w:lang w:val="fr-MA"/>
-        </w:rPr>
-        <w:t xml:space="preserve"> </w:t>
-      </w:r>
-      <w:proofErr w:type="spellStart"/>
-      <w:r>
-        <w:rPr>
-          <w:lang w:val="fr-MA"/>
-        </w:rPr>
-        <w:t>InfraSentinel</w:t>
-      </w:r>
-      <w:proofErr w:type="spellEnd"/>
-      <w:r>
-        <w:rPr>
-          <w:lang w:val="fr-MA"/>
-        </w:rPr>
-        <w:t xml:space="preserve"> AI</w:t>
-      </w:r>
-    </w:p>
-    <w:tbl>
-      <w:tblPr>
-        <w:tblW w:w="0" w:type="auto"/>
-        <w:jc w:val="center"/>
-        <w:tblBorders>
-          <w:top w:val="single" w:sz="8" w:space="0" w:color="AAB7C4"/>
-          <w:left w:val="single" w:sz="8" w:space="0" w:color="AAB7C4"/>
-          <w:bottom w:val="single" w:sz="8" w:space="0" w:color="AAB7C4"/>
-          <w:right w:val="single" w:sz="8" w:space="0" w:color="AAB7C4"/>
-          <w:insideH w:val="single" w:sz="8" w:space="0" w:color="AAB7C4"/>
-          <w:insideV w:val="single" w:sz="8" w:space="0" w:color="AAB7C4"/>
-        </w:tblBorders>
-        <w:tblLook w:val="04A0" w:firstRow="1" w:lastRow="0" w:firstColumn="1" w:lastColumn="0" w:noHBand="0" w:noVBand="1"/>
-      </w:tblPr>
-      <w:tblGrid>
-        <w:gridCol w:w="9298"/>
-      </w:tblGrid>
-      <w:tr>
-        <w:trPr>
-          <w:cantSplit/>
-          <w:jc w:val="center"/>
-        </w:trPr>
-        <w:tc>
-          <w:tcPr>
-            <w:tcW w:w="9298" w:type="dxa"/>
-            <w:tcBorders>
-              <w:top w:val="single" w:sz="4" w:space="0" w:color="A9CDB7"/>
-              <w:left w:val="single" w:sz="4" w:space="0" w:color="A9CDB7"/>
-              <w:bottom w:val="single" w:sz="4" w:space="0" w:color="A9CDB7"/>
-              <w:right w:val="single" w:sz="4" w:space="0" w:color="A9CDB7"/>
-            </w:tcBorders>
-            <w:shd w:val="clear" w:color="auto" w:fill="F4F8F5"/>
-            <w:tcMar>
-              <w:top w:w="260" w:type="dxa"/>
-              <w:left w:w="220" w:type="dxa"/>
-              <w:bottom w:w="260" w:type="dxa"/>
-              <w:right w:w="220" w:type="dxa"/>
-            </w:tcMar>
-            <w:vAlign w:val="center"/>
-          </w:tcPr>
-          <w:p>
-            <w:pPr>
-              <w:spacing w:before="0" w:after="0"/>
-              <w:jc w:val="center"/>
-            </w:pPr>
-            <w:r>
-              <w:drawing>
-                <wp:inline xmlns:a="http://schemas.openxmlformats.org/drawingml/2006/main" xmlns:pic="http://schemas.openxmlformats.org/drawingml/2006/picture">
-                  <wp:extent cx="5486400" cy="2057400"/>
-                  <wp:docPr id="1752830497" name="Picture 1752830497" descr="Figure 6 - visuel InfraSentinel fondé sur les données réelles du tenant CGI"/>
-                  <wp:cNvGraphicFramePr>
-                    <a:graphicFrameLocks noChangeAspect="1"/>
-                  </wp:cNvGraphicFramePr>
-                  <a:graphic>
-                    <a:graphicData uri="http://schemas.openxmlformats.org/drawingml/2006/picture">
-                      <pic:pic>
-                        <pic:nvPicPr>
-                          <pic:cNvPr id="0" name="figure-06.png"/>
-                          <pic:cNvPicPr/>
-                        </pic:nvPicPr>
-                        <pic:blipFill>
-                          <a:blip r:embed="rId33"/>
-                          <a:stretch>
-                            <a:fillRect/>
-                          </a:stretch>
-                        </pic:blipFill>
-                        <pic:spPr>
-                          <a:xfrm>
-                            <a:off x="0" y="0"/>
-                            <a:ext cx="5486400" cy="2057400"/>
-                          </a:xfrm>
-                          <a:prstGeom prst="rect"/>
-                        </pic:spPr>
-                      </pic:pic>
-                    </a:graphicData>
-                  </a:graphic>
-                </wp:inline>
-              </w:drawing>
-            </w:r>
-          </w:p>
-        </w:tc>
-      </w:tr>
-    </w:tbl>
-    <w:p>
-      <w:pPr>
-        <w:pStyle w:val="Lgende"/>
-        <w:spacing w:before="80" w:after="160"/>
-        <w:jc w:val="center"/>
-        <w:rPr>
-          <w:rFonts w:hint="eastAsia"/>
-          <w:lang w:val="fr-MA"/>
-        </w:rPr>
-      </w:pPr>
-      <w:r>
-        <w:rPr>
-          <w:lang w:val="fr-MA"/>
-        </w:rPr>
-        <w:t>Figure 6 - Inventaire des machines et états</w:t>
-      </w:r>
-    </w:p>
-    <w:tbl>
-      <w:tblPr>
-        <w:tblW w:w="0" w:type="auto"/>
-        <w:jc w:val="center"/>
-        <w:tblBorders>
-          <w:top w:val="single" w:sz="8" w:space="0" w:color="AAB7C4"/>
-          <w:left w:val="single" w:sz="8" w:space="0" w:color="AAB7C4"/>
-          <w:bottom w:val="single" w:sz="8" w:space="0" w:color="AAB7C4"/>
-          <w:right w:val="single" w:sz="8" w:space="0" w:color="AAB7C4"/>
-          <w:insideH w:val="single" w:sz="8" w:space="0" w:color="AAB7C4"/>
-          <w:insideV w:val="single" w:sz="8" w:space="0" w:color="AAB7C4"/>
-        </w:tblBorders>
-        <w:tblLook w:val="04A0" w:firstRow="1" w:lastRow="0" w:firstColumn="1" w:lastColumn="0" w:noHBand="0" w:noVBand="1"/>
-      </w:tblPr>
-      <w:tblGrid>
-        <w:gridCol w:w="9298"/>
-      </w:tblGrid>
-      <w:tr>
-        <w:trPr>
-          <w:cantSplit/>
-          <w:jc w:val="center"/>
-        </w:trPr>
-        <w:tc>
-          <w:tcPr>
-            <w:tcW w:w="9298" w:type="dxa"/>
-            <w:tcBorders>
-              <w:top w:val="single" w:sz="4" w:space="0" w:color="A9CDB7"/>
-              <w:left w:val="single" w:sz="4" w:space="0" w:color="A9CDB7"/>
-              <w:bottom w:val="single" w:sz="4" w:space="0" w:color="A9CDB7"/>
-              <w:right w:val="single" w:sz="4" w:space="0" w:color="A9CDB7"/>
-            </w:tcBorders>
-            <w:shd w:val="clear" w:color="auto" w:fill="F4F8F5"/>
-            <w:tcMar>
-              <w:top w:w="260" w:type="dxa"/>
-              <w:left w:w="220" w:type="dxa"/>
-              <w:bottom w:w="260" w:type="dxa"/>
-              <w:right w:w="220" w:type="dxa"/>
-            </w:tcMar>
-            <w:vAlign w:val="center"/>
-          </w:tcPr>
-          <w:p>
-            <w:pPr>
-              <w:spacing w:before="0" w:after="0"/>
-              <w:jc w:val="center"/>
-            </w:pPr>
-            <w:r>
-              <w:drawing>
-                <wp:inline xmlns:a="http://schemas.openxmlformats.org/drawingml/2006/main" xmlns:pic="http://schemas.openxmlformats.org/drawingml/2006/picture">
-                  <wp:extent cx="5486400" cy="2057400"/>
-                  <wp:docPr id="1752830498" name="Picture 1752830498" descr="Figure 7 - visuel InfraSentinel fondé sur les données réelles du tenant CGI"/>
-                  <wp:cNvGraphicFramePr>
-                    <a:graphicFrameLocks noChangeAspect="1"/>
-                  </wp:cNvGraphicFramePr>
-                  <a:graphic>
-                    <a:graphicData uri="http://schemas.openxmlformats.org/drawingml/2006/picture">
-                      <pic:pic>
-                        <pic:nvPicPr>
-                          <pic:cNvPr id="0" name="figure-07.png"/>
-                          <pic:cNvPicPr/>
-                        </pic:nvPicPr>
-                        <pic:blipFill>
-                          <a:blip r:embed="rId34"/>
-                          <a:stretch>
-                            <a:fillRect/>
-                          </a:stretch>
-                        </pic:blipFill>
-                        <pic:spPr>
-                          <a:xfrm>
-                            <a:off x="0" y="0"/>
-                            <a:ext cx="5486400" cy="2057400"/>
-                          </a:xfrm>
-                          <a:prstGeom prst="rect"/>
-                        </pic:spPr>
-                      </pic:pic>
-                    </a:graphicData>
-                  </a:graphic>
-                </wp:inline>
-              </w:drawing>
-            </w:r>
-          </w:p>
-        </w:tc>
-      </w:tr>
-    </w:tbl>
-    <w:p>
-      <w:pPr>
-        <w:pStyle w:val="Lgende"/>
-        <w:spacing w:before="80" w:after="160"/>
-        <w:jc w:val="center"/>
-        <w:rPr>
-          <w:rFonts w:hint="eastAsia"/>
-          <w:lang w:val="fr-MA"/>
-        </w:rPr>
-      </w:pPr>
-      <w:r>
-        <w:rPr>
-          <w:lang w:val="fr-MA"/>
-        </w:rPr>
-        <w:t>Figure 7 - Fiche détaillée d'une machine Windows réelle</w:t>
-      </w:r>
-    </w:p>
-    <w:p>
-      <w:pPr>
-        <w:pStyle w:val="Titre2"/>
-        <w:spacing w:before="140" w:after="100"/>
-        <w:rPr>
-          <w:lang w:val="fr-MA"/>
-        </w:rPr>
-      </w:pPr>
-      <w:r>
-        <w:rPr>
-          <w:lang w:val="fr-MA"/>
-        </w:rPr>
-        <w:t>5.5 VMware et Hyper-V</w:t>
-      </w:r>
-    </w:p>
-    <w:p>
-      <w:pPr>
-        <w:spacing w:after="120"/>
-        <w:ind w:firstLine="340"/>
-        <w:rPr>
-          <w:rFonts w:hint="eastAsia"/>
-          <w:lang w:val="fr-MA"/>
-        </w:rPr>
-      </w:pPr>
-      <w:r>
-        <w:rPr>
-          <w:lang w:val="fr-MA"/>
-        </w:rPr>
-        <w:t xml:space="preserve">Deux connecteurs complètent l'agent Windows. La partie VMware s'appuie sur </w:t>
-      </w:r>
-      <w:proofErr w:type="spellStart"/>
-      <w:r>
-        <w:rPr>
-          <w:lang w:val="fr-MA"/>
-        </w:rPr>
-        <w:t>pyVmomi</w:t>
-      </w:r>
-      <w:proofErr w:type="spellEnd"/>
-      <w:r>
-        <w:rPr>
-          <w:lang w:val="fr-MA"/>
-        </w:rPr>
-        <w:t xml:space="preserve"> afin de découvrir les hôtes et machines virtuelles vSphere et de normaliser leurs métriques. La partie Hyper-V repose sur PowerShell et nécessite un </w:t>
-      </w:r>
-      <w:proofErr w:type="spellStart"/>
-      <w:r>
-        <w:rPr>
-          <w:lang w:val="fr-MA"/>
-        </w:rPr>
-        <w:t>worker</w:t>
-      </w:r>
-      <w:proofErr w:type="spellEnd"/>
-      <w:r>
-        <w:rPr>
-          <w:lang w:val="fr-MA"/>
-        </w:rPr>
-        <w:t xml:space="preserve"> Windows disposant du module Hyper-V ainsi que des permissions adaptées.</w:t>
-      </w:r>
-    </w:p>
-    <w:p>
-      <w:pPr>
-        <w:spacing w:after="120"/>
-        <w:ind w:firstLine="340"/>
-        <w:rPr>
-          <w:rFonts w:hint="eastAsia"/>
-          <w:lang w:val="fr-MA"/>
-        </w:rPr>
-      </w:pPr>
-      <w:r>
-        <w:rPr>
-          <w:lang w:val="fr-MA"/>
-        </w:rPr>
-        <w:t xml:space="preserve">Ces composants sont présents, testés avec des </w:t>
-      </w:r>
-      <w:proofErr w:type="spellStart"/>
-      <w:r>
-        <w:rPr>
-          <w:lang w:val="fr-MA"/>
-        </w:rPr>
-        <w:t>mocks</w:t>
-      </w:r>
-      <w:proofErr w:type="spellEnd"/>
-      <w:r>
-        <w:rPr>
-          <w:lang w:val="fr-MA"/>
-        </w:rPr>
-        <w:t xml:space="preserve"> et intégrés aux API et au frontend. Toutefois, le rapport conserve une distinction stricte entre implémentation et preuve réelle : la campagne locale ne disposait pas d'un vCenter autorisé, et l'appel </w:t>
-      </w:r>
-      <w:proofErr w:type="spellStart"/>
-      <w:r>
-        <w:rPr>
-          <w:lang w:val="fr-MA"/>
-        </w:rPr>
-        <w:t>Get</w:t>
-      </w:r>
-      <w:proofErr w:type="spellEnd"/>
-      <w:r>
-        <w:rPr>
-          <w:lang w:val="fr-MA"/>
-        </w:rPr>
-        <w:t>-VM a été limité par les privilèges disponibles. Les validations VMware et Hyper-V réelles restent donc à compléter sur une infrastructure autorisée.</w:t>
-      </w:r>
-    </w:p>
-    <w:p>
-      <w:pPr>
-        <w:rPr>
-          <w:rFonts w:hint="eastAsia"/>
-          <w:lang w:val="fr-MA"/>
-        </w:rPr>
-      </w:pPr>
-      <w:r>
-        <w:rPr>
-          <w:lang w:val="fr-MA"/>
-        </w:rPr>
-        <w:br w:type="page"/>
-      </w:r>
-    </w:p>
-    <w:p>
-      <w:pPr>
-        <w:spacing w:after="40"/>
-        <w:rPr>
-          <w:rFonts w:hint="eastAsia"/>
-          <w:lang w:val="fr-MA"/>
-        </w:rPr>
-      </w:pPr>
-      <w:r>
-        <w:rPr>
-          <w:b/>
-          <w:color w:val="007A3D"/>
-          <w:sz w:val="22"/>
-          <w:lang w:val="fr-MA"/>
-        </w:rPr>
-        <w:lastRenderedPageBreak/>
-        <w:t>CHAPITRE 6</w:t>
-      </w:r>
-    </w:p>
-    <w:p>
-      <w:pPr>
-        <w:pStyle w:val="Titre1"/>
-        <w:pBdr>
-          <w:bottom w:val="single" w:sz="8" w:space="3" w:color="007A3D"/>
-        </w:pBdr>
-        <w:spacing w:before="0" w:after="240"/>
-        <w:rPr>
-          <w:lang w:val="fr-MA"/>
-        </w:rPr>
-      </w:pPr>
-      <w:r>
-        <w:rPr>
-          <w:lang w:val="fr-MA"/>
-        </w:rPr>
-        <w:t>Intelligence Artificielle et supervision proactive</w:t>
-      </w:r>
-    </w:p>
-    <w:tbl>
-      <w:tblPr>
-        <w:tblW w:w="0" w:type="auto"/>
-        <w:tblLook w:val="04A0" w:firstRow="1" w:lastRow="0" w:firstColumn="1" w:lastColumn="0" w:noHBand="0" w:noVBand="1"/>
-      </w:tblPr>
-      <w:tblGrid>
-        <w:gridCol w:w="9298"/>
-      </w:tblGrid>
-      <w:tr>
-        <w:trPr>
-          <w:trHeight w:hRule="exact" w:val="60"/>
-        </w:trPr>
-        <w:tc>
-          <w:tcPr>
-            <w:tcW w:w="9298" w:type="dxa"/>
-            <w:tcBorders>
-              <w:top w:val="nil"/>
-              <w:left w:val="nil"/>
-              <w:bottom w:val="single" w:sz="10" w:space="0" w:color="007A3D"/>
-              <w:right w:val="nil"/>
-            </w:tcBorders>
-            <w:shd w:val="clear" w:color="auto" w:fill="FFFFFF"/>
-          </w:tcPr>
-          <w:p>
-            <w:pPr>
-              <w:rPr>
-                <w:rFonts w:hint="eastAsia"/>
-                <w:lang w:val="fr-MA"/>
-              </w:rPr>
-            </w:pPr>
-          </w:p>
-        </w:tc>
-      </w:tr>
-    </w:tbl>
-    <w:p>
-      <w:pPr>
-        <w:rPr>
-          <w:rFonts w:hint="eastAsia"/>
-          <w:lang w:val="fr-MA"/>
-        </w:rPr>
-      </w:pPr>
-    </w:p>
-    <w:p>
-      <w:pPr>
-        <w:pStyle w:val="Titre2"/>
-        <w:spacing w:before="140" w:after="100"/>
-        <w:rPr>
-          <w:lang w:val="fr-MA"/>
-        </w:rPr>
-      </w:pPr>
-      <w:r>
-        <w:rPr>
-          <w:lang w:val="fr-MA"/>
-        </w:rPr>
-        <w:t>6.1 Détection d'anomalies</w:t>
-      </w:r>
-    </w:p>
-    <w:p>
-      <w:pPr>
-        <w:spacing w:after="120"/>
-        <w:ind w:firstLine="340"/>
-        <w:rPr>
-          <w:rFonts w:hint="eastAsia"/>
-          <w:lang w:val="fr-MA"/>
-        </w:rPr>
-      </w:pPr>
-      <w:r>
-        <w:rPr>
-          <w:lang w:val="fr-MA"/>
-        </w:rPr>
-        <w:t xml:space="preserve">La valeur ajoutée du sujet ne réside pas uniquement dans l'affichage de métriques. Une plateforme proactive doit repérer qu'un comportement s'éloigne de la normale et fournir une information suffisamment tôt pour permettre une action préventive. Pour cela, </w:t>
-      </w:r>
-      <w:proofErr w:type="spellStart"/>
-      <w:r>
-        <w:rPr>
-          <w:lang w:val="fr-MA"/>
-        </w:rPr>
-        <w:t>InfraSentinel</w:t>
-      </w:r>
-      <w:proofErr w:type="spellEnd"/>
-      <w:r>
-        <w:rPr>
-          <w:lang w:val="fr-MA"/>
-        </w:rPr>
-        <w:t xml:space="preserve"> AI construit des fenêtres de métriques historiques et applique un modèle non supervisé.</w:t>
-      </w:r>
-    </w:p>
-    <w:p>
-      <w:pPr>
-        <w:pStyle w:val="Titre2"/>
-        <w:spacing w:before="140" w:after="100"/>
-        <w:rPr>
-          <w:lang w:val="fr-MA"/>
-        </w:rPr>
-      </w:pPr>
-      <w:r>
-        <w:rPr>
-          <w:lang w:val="fr-MA"/>
-        </w:rPr>
-        <w:t>6.2 Isolation Forest</w:t>
-      </w:r>
-    </w:p>
-    <w:p>
-      <w:pPr>
-        <w:spacing w:after="120"/>
-        <w:ind w:firstLine="340"/>
-        <w:rPr>
-          <w:rFonts w:hint="eastAsia"/>
-          <w:lang w:val="fr-MA"/>
-        </w:rPr>
-      </w:pPr>
-      <w:r>
-        <w:rPr>
-          <w:lang w:val="fr-MA"/>
-        </w:rPr>
-        <w:t xml:space="preserve">Isolation Forest est adapté à la détection d'anomalies lorsque les exemples explicitement étiquetés « panne » sont rares. Le principe consiste à isoler plus rapidement les observations atypiques que les observations appartenant à une zone dense du comportement habituel. Le modèle produit donc un score d'anomalie qu'il faut interpréter dans le contexte des </w:t>
-      </w:r>
-      <w:proofErr w:type="spellStart"/>
-      <w:r>
-        <w:rPr>
-          <w:lang w:val="fr-MA"/>
-        </w:rPr>
-        <w:t>features</w:t>
-      </w:r>
-      <w:proofErr w:type="spellEnd"/>
-      <w:r>
-        <w:rPr>
-          <w:lang w:val="fr-MA"/>
-        </w:rPr>
-        <w:t xml:space="preserve"> utilisées et du seuil de décision.</w:t>
-      </w:r>
-    </w:p>
-    <w:p>
-      <w:pPr>
-        <w:spacing w:after="120"/>
-        <w:ind w:firstLine="340"/>
-        <w:rPr>
-          <w:rFonts w:hint="eastAsia"/>
-          <w:lang w:val="fr-MA"/>
-        </w:rPr>
-      </w:pPr>
-      <w:r>
-        <w:rPr>
-          <w:lang w:val="fr-MA"/>
-        </w:rPr>
-        <w:t xml:space="preserve">Le paramètre de contamination ne représente pas une probabilité de panne. Il sert à calibrer la proportion attendue d'observations atypiques lors de l'entraînement. La qualité du modèle dépend surtout de la représentativité du comportement normal, du volume de fenêtres, du choix des </w:t>
-      </w:r>
-      <w:proofErr w:type="spellStart"/>
-      <w:r>
-        <w:rPr>
-          <w:lang w:val="fr-MA"/>
-        </w:rPr>
-        <w:t>features</w:t>
-      </w:r>
-      <w:proofErr w:type="spellEnd"/>
-      <w:r>
-        <w:rPr>
-          <w:lang w:val="fr-MA"/>
-        </w:rPr>
-        <w:t xml:space="preserve"> et de la stabilité de la politique d'alerte.</w:t>
-      </w:r>
-    </w:p>
-    <w:tbl>
-      <w:tblPr>
-        <w:tblW w:w="0" w:type="auto"/>
-        <w:jc w:val="center"/>
-        <w:tblBorders>
-          <w:top w:val="single" w:sz="8" w:space="0" w:color="AAB7C4"/>
-          <w:left w:val="single" w:sz="8" w:space="0" w:color="AAB7C4"/>
-          <w:bottom w:val="single" w:sz="8" w:space="0" w:color="AAB7C4"/>
-          <w:right w:val="single" w:sz="8" w:space="0" w:color="AAB7C4"/>
-          <w:insideH w:val="single" w:sz="8" w:space="0" w:color="AAB7C4"/>
-          <w:insideV w:val="single" w:sz="8" w:space="0" w:color="AAB7C4"/>
-        </w:tblBorders>
-        <w:tblLook w:val="04A0" w:firstRow="1" w:lastRow="0" w:firstColumn="1" w:lastColumn="0" w:noHBand="0" w:noVBand="1"/>
-      </w:tblPr>
-      <w:tblGrid>
-        <w:gridCol w:w="9298"/>
-      </w:tblGrid>
-      <w:tr>
-        <w:trPr>
-          <w:cantSplit/>
-          <w:jc w:val="center"/>
-        </w:trPr>
-        <w:tc>
-          <w:tcPr>
-            <w:tcW w:w="9298" w:type="dxa"/>
-            <w:tcBorders>
-              <w:top w:val="single" w:sz="4" w:space="0" w:color="A9CDB7"/>
-              <w:left w:val="single" w:sz="4" w:space="0" w:color="A9CDB7"/>
-              <w:bottom w:val="single" w:sz="4" w:space="0" w:color="A9CDB7"/>
-              <w:right w:val="single" w:sz="4" w:space="0" w:color="A9CDB7"/>
-            </w:tcBorders>
-            <w:shd w:val="clear" w:color="auto" w:fill="F4F8F5"/>
-            <w:tcMar>
-              <w:top w:w="260" w:type="dxa"/>
-              <w:left w:w="220" w:type="dxa"/>
-              <w:bottom w:w="260" w:type="dxa"/>
-              <w:right w:w="220" w:type="dxa"/>
-            </w:tcMar>
-            <w:vAlign w:val="center"/>
-          </w:tcPr>
-          <w:p>
-            <w:pPr>
-              <w:spacing w:before="0" w:after="0"/>
-              <w:jc w:val="center"/>
-            </w:pPr>
-            <w:r>
-              <w:drawing>
-                <wp:inline xmlns:a="http://schemas.openxmlformats.org/drawingml/2006/main" xmlns:pic="http://schemas.openxmlformats.org/drawingml/2006/picture">
-                  <wp:extent cx="5486400" cy="2057400"/>
-                  <wp:docPr id="1752830499" name="Picture 1752830499" descr="Figure 8 - visuel InfraSentinel fondé sur les données réelles du tenant CGI"/>
-                  <wp:cNvGraphicFramePr>
-                    <a:graphicFrameLocks noChangeAspect="1"/>
-                  </wp:cNvGraphicFramePr>
-                  <a:graphic>
-                    <a:graphicData uri="http://schemas.openxmlformats.org/drawingml/2006/picture">
-                      <pic:pic>
-                        <pic:nvPicPr>
-                          <pic:cNvPr id="0" name="figure-08.png"/>
-                          <pic:cNvPicPr/>
-                        </pic:nvPicPr>
-                        <pic:blipFill>
-                          <a:blip r:embed="rId35"/>
-                          <a:stretch>
-                            <a:fillRect/>
-                          </a:stretch>
-                        </pic:blipFill>
-                        <pic:spPr>
-                          <a:xfrm>
-                            <a:off x="0" y="0"/>
-                            <a:ext cx="5486400" cy="2057400"/>
-                          </a:xfrm>
-                          <a:prstGeom prst="rect"/>
-                        </pic:spPr>
-                      </pic:pic>
-                    </a:graphicData>
-                  </a:graphic>
-                </wp:inline>
-              </w:drawing>
-            </w:r>
-          </w:p>
-        </w:tc>
-      </w:tr>
-    </w:tbl>
-    <w:p>
-      <w:pPr>
-        <w:pStyle w:val="Lgende"/>
-        <w:spacing w:before="80" w:after="160"/>
-        <w:jc w:val="center"/>
-        <w:rPr>
-          <w:rFonts w:hint="eastAsia"/>
-        </w:rPr>
-      </w:pPr>
-      <w:r>
-        <w:t>Figure 8 - Page Anomalies Machine Learning</w:t>
-      </w:r>
-    </w:p>
-    <w:tbl>
-      <w:tblPr>
-        <w:tblW w:w="0" w:type="auto"/>
-        <w:jc w:val="center"/>
-        <w:tblBorders>
-          <w:top w:val="single" w:sz="8" w:space="0" w:color="AAB7C4"/>
-          <w:left w:val="single" w:sz="8" w:space="0" w:color="AAB7C4"/>
-          <w:bottom w:val="single" w:sz="8" w:space="0" w:color="AAB7C4"/>
-          <w:right w:val="single" w:sz="8" w:space="0" w:color="AAB7C4"/>
-          <w:insideH w:val="single" w:sz="8" w:space="0" w:color="AAB7C4"/>
-          <w:insideV w:val="single" w:sz="8" w:space="0" w:color="AAB7C4"/>
-        </w:tblBorders>
-        <w:tblLook w:val="04A0" w:firstRow="1" w:lastRow="0" w:firstColumn="1" w:lastColumn="0" w:noHBand="0" w:noVBand="1"/>
-      </w:tblPr>
-      <w:tblGrid>
-        <w:gridCol w:w="9298"/>
-      </w:tblGrid>
-      <w:tr>
-        <w:trPr>
-          <w:cantSplit/>
-          <w:jc w:val="center"/>
-        </w:trPr>
-        <w:tc>
-          <w:tcPr>
-            <w:tcW w:w="9298" w:type="dxa"/>
-            <w:tcBorders>
-              <w:top w:val="single" w:sz="4" w:space="0" w:color="A9CDB7"/>
-              <w:left w:val="single" w:sz="4" w:space="0" w:color="A9CDB7"/>
-              <w:bottom w:val="single" w:sz="4" w:space="0" w:color="A9CDB7"/>
-              <w:right w:val="single" w:sz="4" w:space="0" w:color="A9CDB7"/>
-            </w:tcBorders>
-            <w:shd w:val="clear" w:color="auto" w:fill="F4F8F5"/>
-            <w:tcMar>
-              <w:top w:w="260" w:type="dxa"/>
-              <w:left w:w="220" w:type="dxa"/>
-              <w:bottom w:w="260" w:type="dxa"/>
-              <w:right w:w="220" w:type="dxa"/>
-            </w:tcMar>
-            <w:vAlign w:val="center"/>
-          </w:tcPr>
-          <w:p>
-            <w:pPr>
-              <w:spacing w:before="0" w:after="0"/>
-              <w:jc w:val="center"/>
-            </w:pPr>
-            <w:r>
-              <w:drawing>
-                <wp:inline xmlns:a="http://schemas.openxmlformats.org/drawingml/2006/main" xmlns:pic="http://schemas.openxmlformats.org/drawingml/2006/picture">
-                  <wp:extent cx="5486400" cy="2057400"/>
-                  <wp:docPr id="1752830500" name="Picture 1752830500" descr="Figure 9 - visuel InfraSentinel fondé sur les données réelles du tenant CGI"/>
-                  <wp:cNvGraphicFramePr>
-                    <a:graphicFrameLocks noChangeAspect="1"/>
-                  </wp:cNvGraphicFramePr>
-                  <a:graphic>
-                    <a:graphicData uri="http://schemas.openxmlformats.org/drawingml/2006/picture">
-                      <pic:pic>
-                        <pic:nvPicPr>
-                          <pic:cNvPr id="0" name="figure-09.png"/>
-                          <pic:cNvPicPr/>
-                        </pic:nvPicPr>
-                        <pic:blipFill>
-                          <a:blip r:embed="rId36"/>
-                          <a:stretch>
-                            <a:fillRect/>
-                          </a:stretch>
-                        </pic:blipFill>
-                        <pic:spPr>
-                          <a:xfrm>
-                            <a:off x="0" y="0"/>
-                            <a:ext cx="5486400" cy="2057400"/>
-                          </a:xfrm>
-                          <a:prstGeom prst="rect"/>
-                        </pic:spPr>
-                      </pic:pic>
-                    </a:graphicData>
-                  </a:graphic>
-                </wp:inline>
-              </w:drawing>
-            </w:r>
-          </w:p>
-        </w:tc>
-      </w:tr>
-    </w:tbl>
-    <w:p>
-      <w:pPr>
-        <w:pStyle w:val="Lgende"/>
-        <w:spacing w:before="80" w:after="160"/>
-        <w:jc w:val="center"/>
-        <w:rPr>
-          <w:rFonts w:hint="eastAsia"/>
-          <w:lang w:val="fr-MA"/>
-        </w:rPr>
-      </w:pPr>
-      <w:r>
-        <w:rPr>
-          <w:lang w:val="fr-MA"/>
-        </w:rPr>
-        <w:t>Figure 9 - Historique des modèles Isolation Forest</w:t>
-      </w:r>
-    </w:p>
-    <w:p>
-      <w:pPr>
-        <w:pStyle w:val="Titre2"/>
-        <w:spacing w:before="140" w:after="100"/>
-        <w:rPr>
-          <w:lang w:val="fr-MA"/>
-        </w:rPr>
-      </w:pPr>
-      <w:r>
-        <w:rPr>
-          <w:lang w:val="fr-MA"/>
-        </w:rPr>
-        <w:lastRenderedPageBreak/>
-        <w:t>6.3 Analyse temporelle et prédiction de risque</w:t>
-      </w:r>
-    </w:p>
-    <w:p>
-      <w:pPr>
-        <w:spacing w:after="120"/>
-        <w:ind w:firstLine="340"/>
-        <w:rPr>
-          <w:rFonts w:hint="eastAsia"/>
-          <w:lang w:val="fr-MA"/>
-        </w:rPr>
-      </w:pPr>
-      <w:r>
-        <w:rPr>
-          <w:lang w:val="fr-MA"/>
-        </w:rPr>
-        <w:t xml:space="preserve">Isolation Forest détecte principalement une situation inhabituelle ; il ne prédit pas à lui seul l'heure exacte d'une panne. Pour rendre la supervision réellement proactive, </w:t>
-      </w:r>
-      <w:proofErr w:type="spellStart"/>
-      <w:r>
-        <w:rPr>
-          <w:lang w:val="fr-MA"/>
-        </w:rPr>
-        <w:t>InfraSentinel</w:t>
-      </w:r>
-      <w:proofErr w:type="spellEnd"/>
-      <w:r>
-        <w:rPr>
-          <w:lang w:val="fr-MA"/>
-        </w:rPr>
-        <w:t xml:space="preserve"> complète l'inférence par une analyse temporelle : pente, vitesse d'évolution, persistance et estimation du temps avant franchissement d'un seuil lorsque le calcul est pertinent.</w:t>
-      </w:r>
-    </w:p>
-    <w:p>
-      <w:pPr>
-        <w:spacing w:after="120"/>
-        <w:ind w:firstLine="340"/>
-        <w:rPr>
-          <w:rFonts w:hint="eastAsia"/>
-          <w:lang w:val="fr-MA"/>
-        </w:rPr>
-      </w:pPr>
-      <w:r>
-        <w:rPr>
-          <w:lang w:val="fr-MA"/>
-        </w:rPr>
-        <w:t>Une série de valeurs de RAM passant par exemple de 52 % à 58 %, 64 %, 71 % puis 79 % peut produire une tendance croissante avant que la règle critique ne se déclenche. Le système peut alors présenter un risque élevé et une estimation prudente du franchissement potentiel, tout en affichant « historique insuffisant » lorsqu'il ne dispose pas de données suffisantes.</w:t>
-      </w:r>
-    </w:p>
-    <w:tbl>
-      <w:tblPr>
-        <w:tblW w:w="0" w:type="auto"/>
-        <w:jc w:val="center"/>
-        <w:tblBorders>
-          <w:top w:val="single" w:sz="8" w:space="0" w:color="AAB7C4"/>
-          <w:left w:val="single" w:sz="8" w:space="0" w:color="AAB7C4"/>
-          <w:bottom w:val="single" w:sz="8" w:space="0" w:color="AAB7C4"/>
-          <w:right w:val="single" w:sz="8" w:space="0" w:color="AAB7C4"/>
-          <w:insideH w:val="single" w:sz="8" w:space="0" w:color="AAB7C4"/>
-          <w:insideV w:val="single" w:sz="8" w:space="0" w:color="AAB7C4"/>
-        </w:tblBorders>
-        <w:tblLook w:val="04A0" w:firstRow="1" w:lastRow="0" w:firstColumn="1" w:lastColumn="0" w:noHBand="0" w:noVBand="1"/>
-      </w:tblPr>
-      <w:tblGrid>
-        <w:gridCol w:w="9298"/>
-      </w:tblGrid>
-      <w:tr>
-        <w:trPr>
-          <w:cantSplit/>
-          <w:jc w:val="center"/>
-        </w:trPr>
-        <w:tc>
-          <w:tcPr>
-            <w:tcW w:w="9298" w:type="dxa"/>
-            <w:tcBorders>
-              <w:top w:val="single" w:sz="4" w:space="0" w:color="A9CDB7"/>
-              <w:left w:val="single" w:sz="4" w:space="0" w:color="A9CDB7"/>
-              <w:bottom w:val="single" w:sz="4" w:space="0" w:color="A9CDB7"/>
-              <w:right w:val="single" w:sz="4" w:space="0" w:color="A9CDB7"/>
-            </w:tcBorders>
-            <w:shd w:val="clear" w:color="auto" w:fill="F4F8F5"/>
-            <w:tcMar>
-              <w:top w:w="260" w:type="dxa"/>
-              <w:left w:w="220" w:type="dxa"/>
-              <w:bottom w:w="260" w:type="dxa"/>
-              <w:right w:w="220" w:type="dxa"/>
-            </w:tcMar>
-            <w:vAlign w:val="center"/>
-          </w:tcPr>
-          <w:p>
-            <w:pPr>
-              <w:spacing w:before="0" w:after="0"/>
-              <w:jc w:val="center"/>
-            </w:pPr>
-            <w:r>
-              <w:drawing>
-                <wp:inline xmlns:a="http://schemas.openxmlformats.org/drawingml/2006/main" xmlns:pic="http://schemas.openxmlformats.org/drawingml/2006/picture">
-                  <wp:extent cx="5486400" cy="2057400"/>
-                  <wp:docPr id="1752830501" name="Picture 1752830501" descr="Figure 10 - visuel InfraSentinel fondé sur les données réelles du tenant CGI"/>
-                  <wp:cNvGraphicFramePr>
-                    <a:graphicFrameLocks noChangeAspect="1"/>
-                  </wp:cNvGraphicFramePr>
-                  <a:graphic>
-                    <a:graphicData uri="http://schemas.openxmlformats.org/drawingml/2006/picture">
-                      <pic:pic>
-                        <pic:nvPicPr>
-                          <pic:cNvPr id="0" name="figure-10.png"/>
-                          <pic:cNvPicPr/>
-                        </pic:nvPicPr>
-                        <pic:blipFill>
-                          <a:blip r:embed="rId37"/>
-                          <a:stretch>
-                            <a:fillRect/>
-                          </a:stretch>
-                        </pic:blipFill>
-                        <pic:spPr>
-                          <a:xfrm>
-                            <a:off x="0" y="0"/>
-                            <a:ext cx="5486400" cy="2057400"/>
-                          </a:xfrm>
-                          <a:prstGeom prst="rect"/>
-                        </pic:spPr>
-                      </pic:pic>
-                    </a:graphicData>
-                  </a:graphic>
-                </wp:inline>
-              </w:drawing>
-            </w:r>
-          </w:p>
-        </w:tc>
-      </w:tr>
-    </w:tbl>
-    <w:p>
-      <w:pPr>
-        <w:pStyle w:val="Lgende"/>
-        <w:spacing w:before="80" w:after="160"/>
-        <w:jc w:val="center"/>
-        <w:rPr>
-          <w:rFonts w:hint="eastAsia"/>
-          <w:lang w:val="fr-MA"/>
-        </w:rPr>
-      </w:pPr>
-      <w:r>
-        <w:rPr>
-          <w:lang w:val="fr-MA"/>
-        </w:rPr>
-        <w:t>Figure 10 - Risques prédictifs et tendances</w:t>
-      </w:r>
-    </w:p>
-    <w:p>
-      <w:pPr>
-        <w:pStyle w:val="Titre2"/>
-        <w:spacing w:before="140" w:after="100"/>
-        <w:rPr>
-          <w:lang w:val="fr-MA"/>
-        </w:rPr>
-      </w:pPr>
-      <w:r>
-        <w:rPr>
-          <w:lang w:val="fr-MA"/>
-        </w:rPr>
-        <w:t>6.4 Approche hybride règles + ML + tendance</w:t>
-      </w:r>
-    </w:p>
-    <w:p>
-      <w:pPr>
-        <w:spacing w:after="40"/>
-        <w:jc w:val="center"/>
-        <w:rPr>
-          <w:rFonts w:hint="eastAsia"/>
-        </w:rPr>
-      </w:pPr>
-      <w:r>
-        <w:rPr>
-          <w:noProof/>
-        </w:rPr>
+      </w:pPr>
+      <w:r>
         <w:drawing>
-          <wp:inline distT="0" distB="0" distL="0" distR="0" wp14:anchorId="06B1DFF1" wp14:editId="70E8DDB1">
-            <wp:extent cx="5256000" cy="3414778"/>
-            <wp:effectExtent l="0" t="0" r="0" b="0"/>
-            <wp:docPr id="4" name="Picture 4" descr="Image: image4.png"/>
+          <wp:inline xmlns:a="http://schemas.openxmlformats.org/drawingml/2006/main" xmlns:pic="http://schemas.openxmlformats.org/drawingml/2006/picture">
+            <wp:extent cx="5532120" cy="3063591"/>
+            <wp:docPr id="802038415" name="Picture 802038415" descr="Vue globale d'InfraSentinel AI avec onze machines de démonstration, leurs états, alertes et anomalies." title="Vue globale d'InfraSentinel AI avec onze machines de démonstration, leurs états, alertes et anomalies."/>
             <wp:cNvGraphicFramePr>
-              <a:graphicFrameLocks xmlns:a="http://schemas.openxmlformats.org/drawingml/2006/main" noChangeAspect="1"/>
+              <a:graphicFrameLocks noChangeAspect="1"/>
             </wp:cNvGraphicFramePr>
-            <a:graphic xmlns:a="http://schemas.openxmlformats.org/drawingml/2006/main">
+            <a:graphic>
               <a:graphicData uri="http://schemas.openxmlformats.org/drawingml/2006/picture">
-                <pic:pic xmlns:pic="http://schemas.openxmlformats.org/drawingml/2006/picture">
+                <pic:pic>
                   <pic:nvPicPr>
-                    <pic:cNvPr id="0" name="ml.png"/>
+                    <pic:cNvPr id="0" name="figure-05-dashboard.png"/>
                     <pic:cNvPicPr/>
                   </pic:nvPicPr>
                   <pic:blipFill>
-                    <a:blip r:embed="rId12"/>
+                    <a:blip r:embed="rId36"/>
                     <a:stretch>
                       <a:fillRect/>
                     </a:stretch>
@@ -10928,11 +9696,9 @@
                   <pic:spPr>
                     <a:xfrm>
                       <a:off x="0" y="0"/>
-                      <a:ext cx="5256000" cy="3414778"/>
+                      <a:ext cx="5532120" cy="3063591"/>
                     </a:xfrm>
-                    <a:prstGeom prst="rect">
-                      <a:avLst/>
-                    </a:prstGeom>
+                    <a:prstGeom prst="rect"/>
                   </pic:spPr>
                 </pic:pic>
               </a:graphicData>
@@ -10943,7 +9709,8 @@
     </w:p>
     <w:p>
       <w:pPr>
-        <w:pStyle w:val="Lgende"/>
+        <w:pStyle w:val="Caption"/>
+        <w:keepLines/>
         <w:spacing w:before="80" w:after="160"/>
         <w:jc w:val="center"/>
         <w:rPr>
@@ -10955,7 +9722,166 @@
         <w:rPr>
           <w:lang w:val="fr-MA"/>
         </w:rPr>
-        <w:t>Figure 11 - Chaîne IA/ML et analyse proactive du risque</w:t>
+        <w:t>Figure 5 - Vue globale de la démonstration synthétique PFE25</w:t>
+      </w:r>
+      <w:proofErr w:type="spellStart"/>
+      <w:r>
+        <w:rPr>
+          <w:lang w:val="fr-MA"/>
+        </w:rPr>
+      </w:r>
+      <w:proofErr w:type="spellEnd"/>
+      <w:r>
+        <w:rPr>
+          <w:lang w:val="fr-MA"/>
+        </w:rPr>
+      </w:r>
+      <w:proofErr w:type="spellStart"/>
+      <w:r>
+        <w:rPr>
+          <w:lang w:val="fr-MA"/>
+        </w:rPr>
+      </w:r>
+      <w:proofErr w:type="spellEnd"/>
+      <w:r>
+        <w:rPr>
+          <w:lang w:val="fr-MA"/>
+        </w:rPr>
+      </w:r>
+    </w:p>
+    <w:p>
+      <w:pPr>
+        <w:keepNext/>
+        <w:keepLines/>
+        <w:spacing w:before="0" w:after="80"/>
+        <w:jc w:val="center"/>
+      </w:pPr>
+      <w:r>
+        <w:drawing>
+          <wp:inline xmlns:a="http://schemas.openxmlformats.org/drawingml/2006/main" xmlns:pic="http://schemas.openxmlformats.org/drawingml/2006/picture">
+            <wp:extent cx="5532120" cy="3063591"/>
+            <wp:docPr id="802038416" name="Picture 802038416" descr="Inventaire InfraSentinel AI des machines de démonstration Windows, VMware et Hyper-V avec leurs états et métriques." title="Inventaire InfraSentinel AI des machines de démonstration Windows, VMware et Hyper-V avec leurs états et métriques."/>
+            <wp:cNvGraphicFramePr>
+              <a:graphicFrameLocks noChangeAspect="1"/>
+            </wp:cNvGraphicFramePr>
+            <a:graphic>
+              <a:graphicData uri="http://schemas.openxmlformats.org/drawingml/2006/picture">
+                <pic:pic>
+                  <pic:nvPicPr>
+                    <pic:cNvPr id="0" name="figure-06-machines.png"/>
+                    <pic:cNvPicPr/>
+                  </pic:nvPicPr>
+                  <pic:blipFill>
+                    <a:blip r:embed="rId37"/>
+                    <a:stretch>
+                      <a:fillRect/>
+                    </a:stretch>
+                  </pic:blipFill>
+                  <pic:spPr>
+                    <a:xfrm>
+                      <a:off x="0" y="0"/>
+                      <a:ext cx="5532120" cy="3063591"/>
+                    </a:xfrm>
+                    <a:prstGeom prst="rect"/>
+                  </pic:spPr>
+                </pic:pic>
+              </a:graphicData>
+            </a:graphic>
+          </wp:inline>
+        </w:drawing>
+      </w:r>
+    </w:p>
+    <w:p>
+      <w:pPr>
+        <w:pStyle w:val="Caption"/>
+        <w:keepLines/>
+        <w:spacing w:before="80" w:after="160"/>
+        <w:jc w:val="center"/>
+        <w:rPr>
+          <w:rFonts w:hint="eastAsia"/>
+          <w:lang w:val="fr-MA"/>
+        </w:rPr>
+      </w:pPr>
+      <w:r>
+        <w:rPr>
+          <w:lang w:val="fr-MA"/>
+        </w:rPr>
+        <w:t>Figure 6 - Inventaire des machines de la démonstration synthétique PFE25</w:t>
+      </w:r>
+    </w:p>
+    <w:p>
+      <w:pPr>
+        <w:keepNext/>
+        <w:keepLines/>
+        <w:spacing w:before="0" w:after="80"/>
+        <w:jc w:val="center"/>
+      </w:pPr>
+      <w:r>
+        <w:drawing>
+          <wp:inline xmlns:a="http://schemas.openxmlformats.org/drawingml/2006/main" xmlns:pic="http://schemas.openxmlformats.org/drawingml/2006/picture">
+            <wp:extent cx="5532120" cy="3063591"/>
+            <wp:docPr id="802038417" name="Picture 802038417" descr="Fiche détaillée d'une machine Windows de démonstration avec CPU, mémoire, disque et réseau." title="Fiche détaillée d'une machine Windows de démonstration avec CPU, mémoire, disque et réseau."/>
+            <wp:cNvGraphicFramePr>
+              <a:graphicFrameLocks noChangeAspect="1"/>
+            </wp:cNvGraphicFramePr>
+            <a:graphic>
+              <a:graphicData uri="http://schemas.openxmlformats.org/drawingml/2006/picture">
+                <pic:pic>
+                  <pic:nvPicPr>
+                    <pic:cNvPr id="0" name="figure-07-machine-detail.png"/>
+                    <pic:cNvPicPr/>
+                  </pic:nvPicPr>
+                  <pic:blipFill>
+                    <a:blip r:embed="rId38"/>
+                    <a:stretch>
+                      <a:fillRect/>
+                    </a:stretch>
+                  </pic:blipFill>
+                  <pic:spPr>
+                    <a:xfrm>
+                      <a:off x="0" y="0"/>
+                      <a:ext cx="5532120" cy="3063591"/>
+                    </a:xfrm>
+                    <a:prstGeom prst="rect"/>
+                  </pic:spPr>
+                </pic:pic>
+              </a:graphicData>
+            </a:graphic>
+          </wp:inline>
+        </w:drawing>
+      </w:r>
+    </w:p>
+    <w:p>
+      <w:pPr>
+        <w:pStyle w:val="Caption"/>
+        <w:keepLines/>
+        <w:spacing w:before="80" w:after="160"/>
+        <w:jc w:val="center"/>
+        <w:rPr>
+          <w:rFonts w:hint="eastAsia"/>
+          <w:lang w:val="fr-MA"/>
+        </w:rPr>
+      </w:pPr>
+      <w:r>
+        <w:rPr>
+          <w:lang w:val="fr-MA"/>
+        </w:rPr>
+        <w:t>Figure 7 - Fiche d'une machine Windows de la démonstration synthétique PFE25</w:t>
+      </w:r>
+    </w:p>
+    <w:p>
+      <w:pPr>
+        <w:pStyle w:val="Heading2"/>
+        <w:spacing w:before="140" w:after="100"/>
+        <w:rPr>
+          <w:lang w:val="fr-MA"/>
+        </w:rPr>
+      </w:pPr>
+      <w:r>
+        <w:rPr>
+          <w:lang w:val="fr-MA"/>
+        </w:rPr>
+        <w:t>5.5 VMware et Hyper-V</w:t>
       </w:r>
     </w:p>
     <w:p>
@@ -10971,7 +9897,35 @@
         <w:rPr>
           <w:lang w:val="fr-MA"/>
         </w:rPr>
-        <w:t>L'approche hybride permet de conserver l'explicabilité des règles tout en ajoutant une capacité de détection plus souple. Une règle répond à une condition définie à l'avance ; l'Isolation Forest recherche un comportement inhabituel ; la tendance mesure l'évolution. L'évaluation finale du risque agrège ces signaux sans prétendre fournir une certitude de panne.</w:t>
+        <w:t xml:space="preserve">Deux connecteurs complètent l'agent Windows. La partie VMware s'appuie sur </w:t>
+      </w:r>
+      <w:proofErr w:type="spellStart"/>
+      <w:r>
+        <w:rPr>
+          <w:lang w:val="fr-MA"/>
+        </w:rPr>
+        <w:t>pyVmomi</w:t>
+      </w:r>
+      <w:proofErr w:type="spellEnd"/>
+      <w:r>
+        <w:rPr>
+          <w:lang w:val="fr-MA"/>
+        </w:rPr>
+        <w:t xml:space="preserve"> afin de découvrir les hôtes et machines virtuelles vSphere et de normaliser leurs métriques. La partie Hyper-V repose sur PowerShell et nécessite un </w:t>
+      </w:r>
+      <w:proofErr w:type="spellStart"/>
+      <w:r>
+        <w:rPr>
+          <w:lang w:val="fr-MA"/>
+        </w:rPr>
+        <w:t>worker</w:t>
+      </w:r>
+      <w:proofErr w:type="spellEnd"/>
+      <w:r>
+        <w:rPr>
+          <w:lang w:val="fr-MA"/>
+        </w:rPr>
+        <w:t xml:space="preserve"> Windows disposant du module Hyper-V ainsi que des permissions adaptées.</w:t>
       </w:r>
     </w:p>
     <w:p>
@@ -10987,43 +9941,35 @@
         <w:rPr>
           <w:lang w:val="fr-MA"/>
         </w:rPr>
-        <w:lastRenderedPageBreak/>
-        <w:t xml:space="preserve">Pour réduire les faux positifs, le moteur ML n'escalade pas nécessairement une alerte à partir d'une seule fenêtre. Des critères de persistance et d'hystérésis ont été introduits afin de demander plusieurs fenêtres anormales avant </w:t>
+        <w:t>Ces composants sont présents, testés avec des doublures et intégrés aux API et à l'interface web. Toutefois, le rapport conserve une distinction stricte entre l'implémentation et la preuve réelle : la campagne locale ne disposait pas d'un vCenter autorisé et l'appel à Get-VM a échoué faute de privilèges suffisants. Les validations VMware et Hyper-V réelles restent donc à compléter sur une infrastructure autorisée.</w:t>
       </w:r>
       <w:proofErr w:type="spellStart"/>
       <w:r>
         <w:rPr>
           <w:lang w:val="fr-MA"/>
         </w:rPr>
-        <w:t>escalation</w:t>
       </w:r>
       <w:proofErr w:type="spellEnd"/>
       <w:r>
         <w:rPr>
           <w:lang w:val="fr-MA"/>
         </w:rPr>
-        <w:t xml:space="preserve"> et plusieurs fenêtres normales avant résolution. Cette stabilité temporelle est essentielle dans un système de supervision réel.</w:t>
-      </w:r>
-    </w:p>
-    <w:p>
-      <w:pPr>
-        <w:pStyle w:val="Titre2"/>
-        <w:spacing w:before="140" w:after="100"/>
-        <w:rPr>
-          <w:lang w:val="fr-MA"/>
-        </w:rPr>
-      </w:pPr>
-      <w:r>
-        <w:rPr>
-          <w:lang w:val="fr-MA"/>
-        </w:rPr>
-        <w:t>6.5 Limites scientifiques</w:t>
-      </w:r>
-    </w:p>
-    <w:p>
-      <w:pPr>
-        <w:spacing w:after="120"/>
-        <w:ind w:firstLine="340"/>
+      </w:r>
+      <w:proofErr w:type="spellStart"/>
+      <w:r>
+        <w:rPr>
+          <w:lang w:val="fr-MA"/>
+        </w:rPr>
+      </w:r>
+      <w:proofErr w:type="spellEnd"/>
+      <w:r>
+        <w:rPr>
+          <w:lang w:val="fr-MA"/>
+        </w:rPr>
+      </w:r>
+    </w:p>
+    <w:p>
+      <w:pPr>
         <w:rPr>
           <w:rFonts w:hint="eastAsia"/>
           <w:lang w:val="fr-MA"/>
@@ -11033,44 +9979,15 @@
         <w:rPr>
           <w:lang w:val="fr-MA"/>
         </w:rPr>
-        <w:t>La validation scientifique d'un modèle d'anomalies est plus difficile qu'un simple test logiciel. Pour mesurer précisément précision, rappel, F1, faux positifs et faux négatifs, il faut disposer d'une vérité terrain correctement étiquetée. Les campagnes du stage ont renforcé le nombre de fenêtres normales et vérifié des anomalies contrôlées, mais elles ne constituent pas encore un jeu de données industriel long terme.</w:t>
-      </w:r>
-    </w:p>
-    <w:p>
-      <w:pPr>
-        <w:spacing w:after="120"/>
-        <w:ind w:firstLine="340"/>
+        <w:br w:type="page"/>
+      </w:r>
+    </w:p>
+    <w:p>
+      <w:pPr>
+        <w:spacing w:after="40"/>
         <w:rPr>
           <w:rFonts w:hint="eastAsia"/>
           <w:lang w:val="fr-MA"/>
-        </w:rPr>
-      </w:pPr>
-      <w:r>
-        <w:rPr>
-          <w:lang w:val="fr-MA"/>
-        </w:rPr>
-        <w:t>La bonne pratique retenue est donc de présenter séparément : une détection sur métriques réelles, un scénario contrôlé servant à reproduire une anomalie et les limites restantes. Cette transparence est préférable à l'affichage de scores artificiellement parfaits.</w:t>
-      </w:r>
-    </w:p>
-    <w:p>
-      <w:pPr>
-        <w:rPr>
-          <w:rFonts w:hint="eastAsia"/>
-          <w:lang w:val="fr-MA"/>
-        </w:rPr>
-      </w:pPr>
-      <w:r>
-        <w:rPr>
-          <w:lang w:val="fr-MA"/>
-        </w:rPr>
-        <w:br w:type="page"/>
-      </w:r>
-    </w:p>
-    <w:p>
-      <w:pPr>
-        <w:spacing w:after="40"/>
-        <w:rPr>
-          <w:rFonts w:hint="eastAsia"/>
         </w:rPr>
       </w:pPr>
       <w:r>
@@ -11078,70 +9995,44 @@
           <w:b/>
           <w:color w:val="007A3D"/>
           <w:sz w:val="22"/>
+          <w:lang w:val="fr-MA"/>
         </w:rPr>
         <w:lastRenderedPageBreak/>
-        <w:t>CHAPITRE 7</w:t>
-      </w:r>
-    </w:p>
-    <w:p>
-      <w:pPr>
-        <w:pStyle w:val="Titre1"/>
+        <w:t>CHAPITRE 6</w:t>
+      </w:r>
+    </w:p>
+    <w:p>
+      <w:pPr>
+        <w:pStyle w:val="Heading1"/>
         <w:pBdr>
           <w:bottom w:val="single" w:sz="8" w:space="3" w:color="007A3D"/>
         </w:pBdr>
         <w:spacing w:before="0" w:after="240"/>
-      </w:pPr>
-      <w:r>
-        <w:t>Validation, performance et sécurité</w:t>
-      </w:r>
-    </w:p>
-    <w:tbl>
-      <w:tblPr>
-        <w:tblW w:w="0" w:type="auto"/>
-        <w:tblLook w:val="04A0" w:firstRow="1" w:lastRow="0" w:firstColumn="1" w:lastColumn="0" w:noHBand="0" w:noVBand="1"/>
-      </w:tblPr>
-      <w:tblGrid>
-        <w:gridCol w:w="9298"/>
-      </w:tblGrid>
-      <w:tr>
-        <w:trPr>
-          <w:trHeight w:hRule="exact" w:val="60"/>
-        </w:trPr>
-        <w:tc>
-          <w:tcPr>
-            <w:tcW w:w="9298" w:type="dxa"/>
-            <w:tcBorders>
-              <w:top w:val="nil"/>
-              <w:left w:val="nil"/>
-              <w:bottom w:val="single" w:sz="10" w:space="0" w:color="007A3D"/>
-              <w:right w:val="nil"/>
-            </w:tcBorders>
-            <w:shd w:val="clear" w:color="auto" w:fill="FFFFFF"/>
-          </w:tcPr>
-          <w:p>
-            <w:pPr>
-              <w:rPr>
-                <w:rFonts w:hint="eastAsia"/>
-              </w:rPr>
-            </w:pPr>
-          </w:p>
-        </w:tc>
-      </w:tr>
-    </w:tbl>
-    <w:p>
-      <w:pPr>
         <w:rPr>
           <w:rFonts w:hint="eastAsia"/>
-        </w:rPr>
-      </w:pPr>
-    </w:p>
-    <w:p>
-      <w:pPr>
-        <w:pStyle w:val="Titre2"/>
+          <w:lang w:val="fr-MA"/>
+        </w:rPr>
+      </w:pPr>
+      <w:r>
+        <w:rPr>
+          <w:lang w:val="fr-MA"/>
+        </w:rPr>
+        <w:t>Intelligence artificielle et supervision proactive</w:t>
+      </w:r>
+    </w:p>
+    <w:p>
+      <w:pPr>
+        <w:pStyle w:val="Heading2"/>
         <w:spacing w:before="140" w:after="100"/>
-      </w:pPr>
-      <w:r>
-        <w:t>7.1 Stratégie de validation</w:t>
+        <w:rPr>
+          <w:lang w:val="fr-MA"/>
+        </w:rPr>
+      </w:pPr>
+      <w:r>
+        <w:rPr>
+          <w:lang w:val="fr-MA"/>
+        </w:rPr>
+        <w:t>6.1 Détection d'anomalies</w:t>
       </w:r>
     </w:p>
     <w:p>
@@ -11157,54 +10048,26 @@
         <w:rPr>
           <w:lang w:val="fr-MA"/>
         </w:rPr>
-        <w:t xml:space="preserve">La validation a été organisée selon plusieurs niveaux : tests unitaires, tests d'intégration, </w:t>
+        <w:t xml:space="preserve">La valeur ajoutée du sujet ne réside pas uniquement dans l'affichage de métriques. Une plateforme proactive doit repérer qu'un comportement s'éloigne de la normale et fournir une information suffisamment tôt pour permettre une action préventive. Pour cela, </w:t>
       </w:r>
       <w:proofErr w:type="spellStart"/>
       <w:r>
         <w:rPr>
           <w:lang w:val="fr-MA"/>
         </w:rPr>
-        <w:t>build</w:t>
+        <w:t>InfraSentinel</w:t>
       </w:r>
       <w:proofErr w:type="spellEnd"/>
       <w:r>
         <w:rPr>
           <w:lang w:val="fr-MA"/>
         </w:rPr>
-        <w:t xml:space="preserve">, </w:t>
-      </w:r>
-      <w:proofErr w:type="spellStart"/>
-      <w:r>
-        <w:rPr>
-          <w:lang w:val="fr-MA"/>
-        </w:rPr>
-        <w:t>healthchecks</w:t>
-      </w:r>
-      <w:proofErr w:type="spellEnd"/>
-      <w:r>
-        <w:rPr>
-          <w:lang w:val="fr-MA"/>
-        </w:rPr>
-        <w:t xml:space="preserve"> Docker, test d'agent réel, tests réseau/</w:t>
-      </w:r>
-      <w:proofErr w:type="spellStart"/>
-      <w:r>
-        <w:rPr>
-          <w:lang w:val="fr-MA"/>
-        </w:rPr>
-        <w:t>WebSocket</w:t>
-      </w:r>
-      <w:proofErr w:type="spellEnd"/>
-      <w:r>
-        <w:rPr>
-          <w:lang w:val="fr-MA"/>
-        </w:rPr>
-        <w:t>, scénarios de charge, stress matériel contrôlé, résilience et audit de sécurité. Les résultats sont classés en PASS, PARTIAL, FAIL ou NOT TESTED afin d'éviter de confondre l'existence d'un composant et sa validation dans une infrastructure réelle.</w:t>
-      </w:r>
-    </w:p>
-    <w:p>
-      <w:pPr>
-        <w:pStyle w:val="Titre2"/>
+        <w:t xml:space="preserve"> AI construit des fenêtres de métriques historiques et applique un modèle non supervisé.</w:t>
+      </w:r>
+    </w:p>
+    <w:p>
+      <w:pPr>
+        <w:pStyle w:val="Heading2"/>
         <w:spacing w:before="140" w:after="100"/>
         <w:rPr>
           <w:lang w:val="fr-MA"/>
@@ -11214,7 +10077,7 @@
         <w:rPr>
           <w:lang w:val="fr-MA"/>
         </w:rPr>
-        <w:t>7.2 Tests fonctionnels et frontend</w:t>
+        <w:t>6.2 Isolation Forest</w:t>
       </w:r>
     </w:p>
     <w:p>
@@ -11230,91 +10093,19 @@
         <w:rPr>
           <w:lang w:val="fr-MA"/>
         </w:rPr>
-        <w:t xml:space="preserve">La reconstruction finale du frontend a été accompagnée d'une suite de 64 tests répartis sur 17 fichiers. Tous ont réussi, sans skip ni échec. </w:t>
+        <w:t>Isolation Forest est adapté à la détection d'anomalies lorsque les exemples explicitement étiquetés « panne » sont rares. Le principe consiste à isoler plus rapidement les observations atypiques que les observations appartenant à une zone dense du comportement habituel. Le modèle produit donc un score d'anomalie qu'il faut interpréter dans le contexte des variables utilisées et du seuil de décision.</w:t>
       </w:r>
       <w:proofErr w:type="spellStart"/>
       <w:r>
         <w:rPr>
           <w:lang w:val="fr-MA"/>
         </w:rPr>
-        <w:t>TypeScript</w:t>
       </w:r>
       <w:proofErr w:type="spellEnd"/>
       <w:r>
         <w:rPr>
           <w:lang w:val="fr-MA"/>
         </w:rPr>
-        <w:t xml:space="preserve">, </w:t>
-      </w:r>
-      <w:proofErr w:type="spellStart"/>
-      <w:r>
-        <w:rPr>
-          <w:lang w:val="fr-MA"/>
-        </w:rPr>
-        <w:t>ESLint</w:t>
-      </w:r>
-      <w:proofErr w:type="spellEnd"/>
-      <w:r>
-        <w:rPr>
-          <w:lang w:val="fr-MA"/>
-        </w:rPr>
-        <w:t xml:space="preserve"> et </w:t>
-      </w:r>
-      <w:proofErr w:type="spellStart"/>
-      <w:r>
-        <w:rPr>
-          <w:lang w:val="fr-MA"/>
-        </w:rPr>
-        <w:t>Prettier</w:t>
-      </w:r>
-      <w:proofErr w:type="spellEnd"/>
-      <w:r>
-        <w:rPr>
-          <w:lang w:val="fr-MA"/>
-        </w:rPr>
-        <w:t xml:space="preserve"> sont passés sans erreur ; le </w:t>
-      </w:r>
-      <w:proofErr w:type="spellStart"/>
-      <w:r>
-        <w:rPr>
-          <w:lang w:val="fr-MA"/>
-        </w:rPr>
-        <w:t>build</w:t>
-      </w:r>
-      <w:proofErr w:type="spellEnd"/>
-      <w:r>
-        <w:rPr>
-          <w:lang w:val="fr-MA"/>
-        </w:rPr>
-        <w:t xml:space="preserve"> local et le </w:t>
-      </w:r>
-      <w:proofErr w:type="spellStart"/>
-      <w:r>
-        <w:rPr>
-          <w:lang w:val="fr-MA"/>
-        </w:rPr>
-        <w:t>build</w:t>
-      </w:r>
-      <w:proofErr w:type="spellEnd"/>
-      <w:r>
-        <w:rPr>
-          <w:lang w:val="fr-MA"/>
-        </w:rPr>
-        <w:t xml:space="preserve"> Docker ont également réussi. L'audit </w:t>
-      </w:r>
-      <w:proofErr w:type="spellStart"/>
-      <w:r>
-        <w:rPr>
-          <w:lang w:val="fr-MA"/>
-        </w:rPr>
-        <w:t>npm</w:t>
-      </w:r>
-      <w:proofErr w:type="spellEnd"/>
-      <w:r>
-        <w:rPr>
-          <w:lang w:val="fr-MA"/>
-        </w:rPr>
-        <w:t xml:space="preserve"> n'a détecté aucune vulnérabilité connue au moment de la campagne.</w:t>
       </w:r>
     </w:p>
     <w:p>
@@ -11330,40 +10121,684 @@
         <w:rPr>
           <w:lang w:val="fr-MA"/>
         </w:rPr>
-        <w:t xml:space="preserve">La validation a couvert les routes principales, les états de chargement/erreur, la pagination prédictive, la déconnexion mobile, le focus clavier, le cache multi-tenant, le </w:t>
+        <w:t>Le paramètre de contamination ne représente pas une probabilité de panne. Il sert à calibrer la proportion attendue d'observations atypiques lors de l'entraînement. La qualité du modèle dépend surtout de la représentativité du comportement normal, du volume de fenêtres, du choix des variables et de la stabilité de la politique d'alerte.</w:t>
       </w:r>
       <w:proofErr w:type="spellStart"/>
       <w:r>
         <w:rPr>
           <w:lang w:val="fr-MA"/>
         </w:rPr>
-        <w:t>WebSocket</w:t>
       </w:r>
       <w:proofErr w:type="spellEnd"/>
       <w:r>
         <w:rPr>
           <w:lang w:val="fr-MA"/>
         </w:rPr>
-        <w:t xml:space="preserve">, les unités lisibles et la politique CSP </w:t>
+      </w:r>
+    </w:p>
+    <w:p>
+      <w:pPr>
+        <w:keepNext/>
+        <w:keepLines/>
+        <w:spacing w:before="0" w:after="80"/>
+        <w:jc w:val="center"/>
+      </w:pPr>
+      <w:r>
+        <w:drawing>
+          <wp:inline xmlns:a="http://schemas.openxmlformats.org/drawingml/2006/main" xmlns:pic="http://schemas.openxmlformats.org/drawingml/2006/picture">
+            <wp:extent cx="3246120" cy="5381725"/>
+            <wp:docPr id="802038418" name="Picture 802038418" descr="Panneau d'analyse d'une anomalie ML de démonstration avec date, indicateurs, score et détails scientifiques." title="Panneau d'analyse d'une anomalie ML de démonstration avec date, indicateurs, score et détails scientifiques."/>
+            <wp:cNvGraphicFramePr>
+              <a:graphicFrameLocks noChangeAspect="1"/>
+            </wp:cNvGraphicFramePr>
+            <a:graphic>
+              <a:graphicData uri="http://schemas.openxmlformats.org/drawingml/2006/picture">
+                <pic:pic>
+                  <pic:nvPicPr>
+                    <pic:cNvPr id="0" name="figure-08-anomalies.png"/>
+                    <pic:cNvPicPr/>
+                  </pic:nvPicPr>
+                  <pic:blipFill>
+                    <a:blip r:embed="rId39"/>
+                    <a:stretch>
+                      <a:fillRect/>
+                    </a:stretch>
+                  </pic:blipFill>
+                  <pic:spPr>
+                    <a:xfrm>
+                      <a:off x="0" y="0"/>
+                      <a:ext cx="3246120" cy="5381725"/>
+                    </a:xfrm>
+                    <a:prstGeom prst="rect"/>
+                  </pic:spPr>
+                </pic:pic>
+              </a:graphicData>
+            </a:graphic>
+          </wp:inline>
+        </w:drawing>
+      </w:r>
+    </w:p>
+    <w:p>
+      <w:pPr>
+        <w:pStyle w:val="Caption"/>
+        <w:keepLines/>
+        <w:spacing w:before="80" w:after="160"/>
+        <w:jc w:val="center"/>
+        <w:rPr>
+          <w:rFonts w:hint="eastAsia"/>
+        </w:rPr>
+      </w:pPr>
+      <w:r>
+        <w:t>Figure 8 - Analyse d'une anomalie de la démonstration synthétique PFE25</w:t>
+      </w:r>
+    </w:p>
+    <w:p>
+      <w:pPr>
+        <w:keepNext/>
+        <w:keepLines/>
+        <w:spacing w:before="0" w:after="80"/>
+        <w:jc w:val="center"/>
+      </w:pPr>
+      <w:r>
+        <w:drawing>
+          <wp:inline xmlns:a="http://schemas.openxmlformats.org/drawingml/2006/main" xmlns:pic="http://schemas.openxmlformats.org/drawingml/2006/picture">
+            <wp:extent cx="5532120" cy="3062597"/>
+            <wp:docPr id="802038419" name="Picture 802038419" descr="Historique du modèle Isolation Forest de démonstration, actif et prêt, avec paramètres d'entraînement." title="Historique du modèle Isolation Forest de démonstration, actif et prêt, avec paramètres d'entraînement."/>
+            <wp:cNvGraphicFramePr>
+              <a:graphicFrameLocks noChangeAspect="1"/>
+            </wp:cNvGraphicFramePr>
+            <a:graphic>
+              <a:graphicData uri="http://schemas.openxmlformats.org/drawingml/2006/picture">
+                <pic:pic>
+                  <pic:nvPicPr>
+                    <pic:cNvPr id="0" name="figure-09-ml-models.png"/>
+                    <pic:cNvPicPr/>
+                  </pic:nvPicPr>
+                  <pic:blipFill>
+                    <a:blip r:embed="rId40"/>
+                    <a:stretch>
+                      <a:fillRect/>
+                    </a:stretch>
+                  </pic:blipFill>
+                  <pic:spPr>
+                    <a:xfrm>
+                      <a:off x="0" y="0"/>
+                      <a:ext cx="5532120" cy="3062597"/>
+                    </a:xfrm>
+                    <a:prstGeom prst="rect"/>
+                  </pic:spPr>
+                </pic:pic>
+              </a:graphicData>
+            </a:graphic>
+          </wp:inline>
+        </w:drawing>
+      </w:r>
+    </w:p>
+    <w:p>
+      <w:pPr>
+        <w:pStyle w:val="Caption"/>
+        <w:keepLines/>
+        <w:spacing w:before="80" w:after="160"/>
+        <w:jc w:val="center"/>
+        <w:rPr>
+          <w:rFonts w:hint="eastAsia"/>
+          <w:lang w:val="fr-MA"/>
+        </w:rPr>
+      </w:pPr>
+      <w:r>
+        <w:rPr>
+          <w:lang w:val="fr-MA"/>
+        </w:rPr>
+        <w:t>Figure 9 - Historique du modèle Isolation Forest de la démonstration synthétique PFE25</w:t>
+      </w:r>
+    </w:p>
+    <w:p>
+      <w:pPr>
+        <w:pStyle w:val="Heading2"/>
+        <w:spacing w:before="140" w:after="100"/>
+        <w:rPr>
+          <w:lang w:val="fr-MA"/>
+        </w:rPr>
+      </w:pPr>
+      <w:r>
+        <w:rPr>
+          <w:lang w:val="fr-MA"/>
+        </w:rPr>
+        <w:lastRenderedPageBreak/>
+        <w:t>6.3 Analyse temporelle et prédiction de risque</w:t>
+      </w:r>
+    </w:p>
+    <w:p>
+      <w:pPr>
+        <w:spacing w:after="120"/>
+        <w:ind w:firstLine="340"/>
+        <w:rPr>
+          <w:rFonts w:hint="eastAsia"/>
+          <w:lang w:val="fr-MA"/>
+        </w:rPr>
+      </w:pPr>
+      <w:r>
+        <w:rPr>
+          <w:lang w:val="fr-MA"/>
+        </w:rPr>
+        <w:t xml:space="preserve">Isolation Forest détecte principalement une situation inhabituelle ; il ne prédit pas à lui seul l'heure exacte d'une panne. Pour rendre la supervision réellement proactive, </w:t>
       </w:r>
       <w:proofErr w:type="spellStart"/>
       <w:r>
         <w:rPr>
           <w:lang w:val="fr-MA"/>
         </w:rPr>
-        <w:t>same-origin</w:t>
+        <w:t>InfraSentinel</w:t>
       </w:r>
       <w:proofErr w:type="spellEnd"/>
       <w:r>
         <w:rPr>
           <w:lang w:val="fr-MA"/>
         </w:rPr>
-        <w:t>. Cette campagne permet de considérer le frontend comme prêt pour une démonstration PFE basée sur la machine Windows réelle, avec des réserves sur certains audits spécialisés et intégrations externes.</w:t>
-      </w:r>
-    </w:p>
-    <w:p>
-      <w:pPr>
-        <w:pStyle w:val="Titre2"/>
+        <w:t xml:space="preserve"> complète l'inférence par une analyse temporelle : pente, vitesse d'évolution, persistance et estimation du temps avant franchissement d'un seuil lorsque le calcul est pertinent.</w:t>
+      </w:r>
+    </w:p>
+    <w:p>
+      <w:pPr>
+        <w:spacing w:after="120"/>
+        <w:ind w:firstLine="340"/>
+        <w:rPr>
+          <w:rFonts w:hint="eastAsia"/>
+          <w:lang w:val="fr-MA"/>
+        </w:rPr>
+      </w:pPr>
+      <w:r>
+        <w:rPr>
+          <w:lang w:val="fr-MA"/>
+        </w:rPr>
+        <w:t>Une série de valeurs de RAM passant par exemple de 52 % à 58 %, 64 %, 71 % puis 79 % peut produire une tendance croissante avant que la règle critique ne se déclenche. Le système peut alors présenter un risque élevé et une estimation prudente du franchissement potentiel, tout en affichant « historique insuffisant » lorsqu'il ne dispose pas de données suffisantes.</w:t>
+      </w:r>
+    </w:p>
+    <w:p>
+      <w:pPr>
+        <w:keepNext/>
+        <w:keepLines/>
+        <w:spacing w:before="0" w:after="80"/>
+        <w:jc w:val="center"/>
+      </w:pPr>
+      <w:r>
+        <w:drawing>
+          <wp:inline xmlns:a="http://schemas.openxmlformats.org/drawingml/2006/main" xmlns:pic="http://schemas.openxmlformats.org/drawingml/2006/picture">
+            <wp:extent cx="5532120" cy="3063591"/>
+            <wp:docPr id="802038420" name="Picture 802038420" descr="Page des risques prédictifs avec tendance CPU, valeur actuelle, score de risque et franchissement estimé." title="Page des risques prédictifs avec tendance CPU, valeur actuelle, score de risque et franchissement estimé."/>
+            <wp:cNvGraphicFramePr>
+              <a:graphicFrameLocks noChangeAspect="1"/>
+            </wp:cNvGraphicFramePr>
+            <a:graphic>
+              <a:graphicData uri="http://schemas.openxmlformats.org/drawingml/2006/picture">
+                <pic:pic>
+                  <pic:nvPicPr>
+                    <pic:cNvPr id="0" name="figure-10-predictions.png"/>
+                    <pic:cNvPicPr/>
+                  </pic:nvPicPr>
+                  <pic:blipFill>
+                    <a:blip r:embed="rId41"/>
+                    <a:stretch>
+                      <a:fillRect/>
+                    </a:stretch>
+                  </pic:blipFill>
+                  <pic:spPr>
+                    <a:xfrm>
+                      <a:off x="0" y="0"/>
+                      <a:ext cx="5532120" cy="3063591"/>
+                    </a:xfrm>
+                    <a:prstGeom prst="rect"/>
+                  </pic:spPr>
+                </pic:pic>
+              </a:graphicData>
+            </a:graphic>
+          </wp:inline>
+        </w:drawing>
+      </w:r>
+    </w:p>
+    <w:p>
+      <w:pPr>
+        <w:pStyle w:val="Caption"/>
+        <w:keepLines/>
+        <w:spacing w:before="80" w:after="160"/>
+        <w:jc w:val="center"/>
+        <w:rPr>
+          <w:rFonts w:hint="eastAsia"/>
+          <w:lang w:val="fr-MA"/>
+        </w:rPr>
+      </w:pPr>
+      <w:r>
+        <w:rPr>
+          <w:lang w:val="fr-MA"/>
+        </w:rPr>
+        <w:t>Figure 10 - Analyse prédictive de la démonstration synthétique PFE25</w:t>
+      </w:r>
+    </w:p>
+    <w:p>
+      <w:pPr>
+        <w:pStyle w:val="Heading2"/>
+        <w:spacing w:before="140" w:after="100"/>
+        <w:rPr>
+          <w:lang w:val="fr-MA"/>
+        </w:rPr>
+      </w:pPr>
+      <w:r>
+        <w:rPr>
+          <w:lang w:val="fr-MA"/>
+        </w:rPr>
+        <w:t>6.4 Complémentarité des règles, du ML et des tendances</w:t>
+      </w:r>
+    </w:p>
+    <w:p>
+      <w:pPr>
+        <w:keepNext/>
+        <w:spacing w:after="80" w:before="0"/>
+        <w:jc w:val="center"/>
+        <w:rPr>
+          <w:rFonts w:hint="eastAsia"/>
+        </w:rPr>
+      </w:pPr>
+      <w:r>
+        <w:drawing>
+          <wp:inline xmlns:a="http://schemas.openxmlformats.org/drawingml/2006/main" xmlns:pic="http://schemas.openxmlformats.org/drawingml/2006/picture">
+            <wp:extent cx="5349240" cy="2924251"/>
+            <wp:docPr id="802038413" name="Picture 802038413" descr="Schéma des règles, de la détection Isolation Forest et de l'analyse de tendance, dont les résultats sont présentés séparément." title="Schéma des règles, de la détection Isolation Forest et de l'analyse de tendance, dont les résultats sont présentés séparément."/>
+            <wp:cNvGraphicFramePr>
+              <a:graphicFrameLocks noChangeAspect="1"/>
+            </wp:cNvGraphicFramePr>
+            <a:graphic>
+              <a:graphicData uri="http://schemas.openxmlformats.org/drawingml/2006/picture">
+                <pic:pic>
+                  <pic:nvPicPr>
+                    <pic:cNvPr id="0" name="figure-11-ml-corrected.png"/>
+                    <pic:cNvPicPr/>
+                  </pic:nvPicPr>
+                  <pic:blipFill>
+                    <a:blip r:embed="rId34"/>
+                    <a:stretch>
+                      <a:fillRect/>
+                    </a:stretch>
+                  </pic:blipFill>
+                  <pic:spPr>
+                    <a:xfrm>
+                      <a:off x="0" y="0"/>
+                      <a:ext cx="5349240" cy="2924251"/>
+                    </a:xfrm>
+                    <a:prstGeom prst="rect"/>
+                  </pic:spPr>
+                </pic:pic>
+              </a:graphicData>
+            </a:graphic>
+          </wp:inline>
+        </w:drawing>
+      </w:r>
+    </w:p>
+    <w:p>
+      <w:pPr>
+        <w:pStyle w:val="Caption"/>
+        <w:keepLines/>
+        <w:spacing w:before="80" w:after="160"/>
+        <w:jc w:val="center"/>
+        <w:rPr>
+          <w:rFonts w:hint="eastAsia"/>
+          <w:lang w:val="fr-MA"/>
+        </w:rPr>
+      </w:pPr>
+      <w:r>
+        <w:rPr>
+          <w:lang w:val="fr-MA"/>
+        </w:rPr>
+        <w:t>Figure 11 - Vue conceptuelle des mécanismes de supervision proactive</w:t>
+      </w:r>
+    </w:p>
+    <w:p>
+      <w:pPr>
+        <w:spacing w:after="120"/>
+        <w:ind w:firstLine="340"/>
+        <w:rPr>
+          <w:rFonts w:hint="eastAsia"/>
+          <w:lang w:val="fr-MA"/>
+        </w:rPr>
+      </w:pPr>
+      <w:r>
+        <w:rPr>
+          <w:lang w:val="fr-MA"/>
+        </w:rPr>
+        <w:t>Les trois mécanismes sont complémentaires, mais restent exposés séparément. Les règles déclenchent des alertes de seuil ou d'indisponibilité. Isolation Forest crée des anomalies et des alertes ML après confirmation temporelle. L'analyse de tendance calcule séparément un score de risque et, lorsque cela est pertinent, une estimation linéaire du franchissement d'un seuil. Le code actuel n'agrège pas ces trois signaux dans un score unique.</w:t>
+      </w:r>
+    </w:p>
+    <w:p>
+      <w:pPr>
+        <w:spacing w:after="120"/>
+        <w:ind w:firstLine="340"/>
+        <w:rPr>
+          <w:rFonts w:hint="eastAsia"/>
+          <w:lang w:val="fr-MA"/>
+        </w:rPr>
+      </w:pPr>
+      <w:r>
+        <w:rPr>
+          <w:lang w:val="fr-MA"/>
+        </w:rPr>
+        <w:t>Pour réduire les faux positifs, le moteur ML ne fait pas nécessairement remonter le niveau d'une alerte à partir d'une seule fenêtre. Des critères de persistance et d'hystérésis imposent plusieurs fenêtres anormales avant toute escalade et plusieurs fenêtres normales avant la résolution. Cette stabilité temporelle est essentielle dans un système de supervision réel.</w:t>
+      </w:r>
+      <w:proofErr w:type="spellStart"/>
+      <w:r>
+        <w:rPr>
+          <w:lang w:val="fr-MA"/>
+        </w:rPr>
+      </w:r>
+      <w:proofErr w:type="spellEnd"/>
+      <w:r>
+        <w:rPr>
+          <w:lang w:val="fr-MA"/>
+        </w:rPr>
+      </w:r>
+    </w:p>
+    <w:p>
+      <w:pPr>
+        <w:pStyle w:val="Heading2"/>
+        <w:spacing w:before="140" w:after="100"/>
+        <w:rPr>
+          <w:lang w:val="fr-MA"/>
+        </w:rPr>
+      </w:pPr>
+      <w:r>
+        <w:rPr>
+          <w:lang w:val="fr-MA"/>
+        </w:rPr>
+        <w:t>6.5 Limites scientifiques</w:t>
+      </w:r>
+    </w:p>
+    <w:p>
+      <w:pPr>
+        <w:spacing w:after="120"/>
+        <w:ind w:firstLine="340"/>
+        <w:rPr>
+          <w:rFonts w:hint="eastAsia"/>
+          <w:lang w:val="fr-MA"/>
+        </w:rPr>
+      </w:pPr>
+      <w:r>
+        <w:rPr>
+          <w:lang w:val="fr-MA"/>
+        </w:rPr>
+        <w:t>La validation scientifique d'un modèle d'anomalies est plus difficile qu'un simple test logiciel. Pour mesurer précisément la précision, le rappel, le score F1, les faux positifs et les faux négatifs, il faut disposer d'une vérité terrain correctement étiquetée. Les campagnes du stage ont renforcé le nombre de fenêtres normales et vérifié des anomalies contrôlées, mais elles ne constituent pas encore un jeu de données industriel à long terme.</w:t>
+      </w:r>
+    </w:p>
+    <w:p>
+      <w:pPr>
+        <w:spacing w:after="120"/>
+        <w:ind w:firstLine="340"/>
+        <w:rPr>
+          <w:rFonts w:hint="eastAsia"/>
+          <w:lang w:val="fr-MA"/>
+        </w:rPr>
+      </w:pPr>
+      <w:r>
+        <w:rPr>
+          <w:lang w:val="fr-MA"/>
+        </w:rPr>
+        <w:t>La bonne pratique retenue est donc de présenter séparément : une détection sur métriques réelles, un scénario contrôlé servant à reproduire une anomalie et les limites restantes. Cette transparence est préférable à l'affichage de scores artificiellement parfaits.</w:t>
+      </w:r>
+    </w:p>
+    <w:p>
+      <w:pPr>
+        <w:rPr>
+          <w:rFonts w:hint="eastAsia"/>
+          <w:lang w:val="fr-MA"/>
+        </w:rPr>
+      </w:pPr>
+      <w:r>
+        <w:rPr>
+          <w:lang w:val="fr-MA"/>
+        </w:rPr>
+        <w:br w:type="page"/>
+      </w:r>
+    </w:p>
+    <w:p>
+      <w:pPr>
+        <w:spacing w:after="40"/>
+        <w:rPr>
+          <w:rFonts w:hint="eastAsia"/>
+        </w:rPr>
+      </w:pPr>
+      <w:r>
+        <w:rPr>
+          <w:b/>
+          <w:color w:val="007A3D"/>
+          <w:sz w:val="22"/>
+        </w:rPr>
+        <w:lastRenderedPageBreak/>
+        <w:t>CHAPITRE 7</w:t>
+      </w:r>
+    </w:p>
+    <w:p>
+      <w:pPr>
+        <w:pStyle w:val="Heading1"/>
+        <w:pBdr>
+          <w:bottom w:val="single" w:sz="8" w:space="3" w:color="007A3D"/>
+        </w:pBdr>
+        <w:spacing w:before="0" w:after="240"/>
+      </w:pPr>
+      <w:r>
+        <w:t>Validation, performance et sécurité</w:t>
+      </w:r>
+    </w:p>
+    <w:p>
+      <w:pPr>
+        <w:rPr>
+          <w:rFonts w:hint="eastAsia"/>
+        </w:rPr>
+      </w:pPr>
+    </w:p>
+    <w:p>
+      <w:pPr>
+        <w:pStyle w:val="Heading2"/>
+        <w:spacing w:before="140" w:after="100"/>
+      </w:pPr>
+      <w:r>
+        <w:t>7.1 Stratégie de validation</w:t>
+      </w:r>
+    </w:p>
+    <w:p>
+      <w:pPr>
+        <w:spacing w:after="120"/>
+        <w:ind w:firstLine="340"/>
+        <w:rPr>
+          <w:rFonts w:hint="eastAsia"/>
+          <w:lang w:val="fr-MA"/>
+        </w:rPr>
+      </w:pPr>
+      <w:r>
+        <w:rPr>
+          <w:lang w:val="fr-MA"/>
+        </w:rPr>
+        <w:t>La validation a été organisée selon plusieurs niveaux : tests unitaires, tests d'intégration, construction, contrôles de santé Docker, test d'agent réel, tests réseau et WebSocket, scénarios de charge, stress matériel contrôlé, résilience et audit de sécurité. Les résultats sont classés en PASS, PARTIAL, FAIL ou NOT TESTED afin d'éviter de confondre l'existence d'un composant et sa validation dans une infrastructure réelle.</w:t>
+      </w:r>
+      <w:proofErr w:type="spellStart"/>
+      <w:r>
+        <w:rPr>
+          <w:lang w:val="fr-MA"/>
+        </w:rPr>
+      </w:r>
+      <w:proofErr w:type="spellEnd"/>
+      <w:r>
+        <w:rPr>
+          <w:lang w:val="fr-MA"/>
+        </w:rPr>
+      </w:r>
+      <w:proofErr w:type="spellStart"/>
+      <w:r>
+        <w:rPr>
+          <w:lang w:val="fr-MA"/>
+        </w:rPr>
+      </w:r>
+      <w:proofErr w:type="spellEnd"/>
+      <w:r>
+        <w:rPr>
+          <w:lang w:val="fr-MA"/>
+        </w:rPr>
+      </w:r>
+      <w:proofErr w:type="spellStart"/>
+      <w:r>
+        <w:rPr>
+          <w:lang w:val="fr-MA"/>
+        </w:rPr>
+      </w:r>
+      <w:proofErr w:type="spellEnd"/>
+      <w:r>
+        <w:rPr>
+          <w:lang w:val="fr-MA"/>
+        </w:rPr>
+      </w:r>
+    </w:p>
+    <w:p>
+      <w:pPr>
+        <w:pStyle w:val="Heading2"/>
+        <w:spacing w:before="140" w:after="100"/>
+        <w:rPr>
+          <w:lang w:val="fr-MA"/>
+        </w:rPr>
+      </w:pPr>
+      <w:r>
+        <w:rPr>
+          <w:lang w:val="fr-MA"/>
+        </w:rPr>
+        <w:t>7.2 Tests fonctionnels de l'interface web</w:t>
+      </w:r>
+    </w:p>
+    <w:p>
+      <w:pPr>
+        <w:spacing w:after="120"/>
+        <w:ind w:firstLine="340"/>
+        <w:rPr>
+          <w:rFonts w:hint="eastAsia"/>
+          <w:lang w:val="fr-MA"/>
+        </w:rPr>
+      </w:pPr>
+      <w:r>
+        <w:rPr>
+          <w:lang w:val="fr-MA"/>
+        </w:rPr>
+        <w:t>Une réexécution sur la version actuelle du dépôt a porté sur 64 tests Vitest répartis sur 17 fichiers : 63 ont réussi et 1 a échoué dans le test de déconnexion d'AppShell. Les vérifications TypeScript, ESLint et Prettier ainsi que la construction locale ont réussi. L'audit des dépendances de production (npm audit --omit=dev) ne signale aucune vulnérabilité connue. L'audit complet signale toutefois trois vulnérabilités dans les dépendances de développement, dont une élevée, qui restent à traiter ou à documenter. L'interface web est donc partiellement validée et ne doit pas être présentée comme intégralement au vert.</w:t>
+      </w:r>
+      <w:proofErr w:type="spellStart"/>
+      <w:r>
+        <w:rPr>
+          <w:lang w:val="fr-MA"/>
+        </w:rPr>
+      </w:r>
+      <w:proofErr w:type="spellEnd"/>
+      <w:r>
+        <w:rPr>
+          <w:lang w:val="fr-MA"/>
+        </w:rPr>
+      </w:r>
+      <w:proofErr w:type="spellStart"/>
+      <w:r>
+        <w:rPr>
+          <w:lang w:val="fr-MA"/>
+        </w:rPr>
+      </w:r>
+      <w:proofErr w:type="spellEnd"/>
+      <w:r>
+        <w:rPr>
+          <w:lang w:val="fr-MA"/>
+        </w:rPr>
+      </w:r>
+      <w:proofErr w:type="spellStart"/>
+      <w:r>
+        <w:rPr>
+          <w:lang w:val="fr-MA"/>
+        </w:rPr>
+      </w:r>
+      <w:proofErr w:type="spellEnd"/>
+      <w:r>
+        <w:rPr>
+          <w:lang w:val="fr-MA"/>
+        </w:rPr>
+      </w:r>
+      <w:proofErr w:type="spellStart"/>
+      <w:r>
+        <w:rPr>
+          <w:lang w:val="fr-MA"/>
+        </w:rPr>
+      </w:r>
+      <w:proofErr w:type="spellEnd"/>
+      <w:r>
+        <w:rPr>
+          <w:lang w:val="fr-MA"/>
+        </w:rPr>
+      </w:r>
+      <w:proofErr w:type="spellStart"/>
+      <w:r>
+        <w:rPr>
+          <w:lang w:val="fr-MA"/>
+        </w:rPr>
+      </w:r>
+      <w:proofErr w:type="spellEnd"/>
+      <w:r>
+        <w:rPr>
+          <w:lang w:val="fr-MA"/>
+        </w:rPr>
+      </w:r>
+      <w:proofErr w:type="spellStart"/>
+      <w:r>
+        <w:rPr>
+          <w:lang w:val="fr-MA"/>
+        </w:rPr>
+      </w:r>
+      <w:proofErr w:type="spellEnd"/>
+      <w:r>
+        <w:rPr>
+          <w:lang w:val="fr-MA"/>
+        </w:rPr>
+      </w:r>
+    </w:p>
+    <w:p>
+      <w:pPr>
+        <w:spacing w:after="120"/>
+        <w:ind w:firstLine="340"/>
+        <w:rPr>
+          <w:rFonts w:hint="eastAsia"/>
+          <w:lang w:val="fr-MA"/>
+        </w:rPr>
+      </w:pPr>
+      <w:r>
+        <w:rPr>
+          <w:lang w:val="fr-MA"/>
+        </w:rPr>
+        <w:t>La validation a couvert les routes principales, les états de chargement et d'erreur, la pagination prédictive, la déconnexion sur mobile, la navigation au clavier, le cache multi-client, le WebSocket, les unités lisibles et la politique CSP de même origine. L'interface web reste adaptée à une démonstration PFE, sous réserve de corriger le test de déconnexion d'AppShell et de poursuivre certains audits spécialisés et certaines intégrations externes.</w:t>
+      </w:r>
+      <w:proofErr w:type="spellStart"/>
+      <w:r>
+        <w:rPr>
+          <w:lang w:val="fr-MA"/>
+        </w:rPr>
+      </w:r>
+      <w:proofErr w:type="spellEnd"/>
+      <w:r>
+        <w:rPr>
+          <w:lang w:val="fr-MA"/>
+        </w:rPr>
+      </w:r>
+      <w:proofErr w:type="spellStart"/>
+      <w:r>
+        <w:rPr>
+          <w:lang w:val="fr-MA"/>
+        </w:rPr>
+      </w:r>
+      <w:proofErr w:type="spellEnd"/>
+      <w:r>
+        <w:rPr>
+          <w:lang w:val="fr-MA"/>
+        </w:rPr>
+      </w:r>
+    </w:p>
+    <w:p>
+      <w:pPr>
+        <w:pStyle w:val="Heading2"/>
         <w:spacing w:before="140" w:after="100"/>
       </w:pPr>
       <w:r>
@@ -11626,7 +11061,7 @@
               <w:rPr>
                 <w:sz w:val="17"/>
               </w:rPr>
-              <w:t>Réaliste 30 s</w:t>
+              <w:t>Simulé, intervalle 30 s</w:t>
             </w:r>
           </w:p>
         </w:tc>
@@ -11812,7 +11247,7 @@
               <w:rPr>
                 <w:sz w:val="17"/>
               </w:rPr>
-              <w:t>Réaliste 30 s</w:t>
+              <w:t>Simulé, intervalle 30 s</w:t>
             </w:r>
           </w:p>
         </w:tc>
@@ -12002,7 +11437,7 @@
               <w:rPr>
                 <w:sz w:val="17"/>
               </w:rPr>
-              <w:t>Réaliste 30 s</w:t>
+              <w:t>Simulé, intervalle 30 s</w:t>
             </w:r>
           </w:p>
         </w:tc>
@@ -12188,7 +11623,7 @@
               <w:rPr>
                 <w:sz w:val="17"/>
               </w:rPr>
-              <w:t>Accéléré 1 s</w:t>
+              <w:t>Simulé accéléré, intervalle 1 s</w:t>
             </w:r>
           </w:p>
         </w:tc>
@@ -12378,7 +11813,7 @@
               <w:rPr>
                 <w:sz w:val="17"/>
               </w:rPr>
-              <w:t>Accéléré 1 s</w:t>
+              <w:t>Simulé accéléré, intervalle 1 s</w:t>
             </w:r>
           </w:p>
         </w:tc>
@@ -12564,7 +11999,7 @@
               <w:rPr>
                 <w:sz w:val="17"/>
               </w:rPr>
-              <w:t>Accéléré 1 s</w:t>
+              <w:t>Simulé accéléré, intervalle 1 s</w:t>
             </w:r>
           </w:p>
         </w:tc>
@@ -12727,7 +12162,8 @@
     </w:tbl>
     <w:p>
       <w:pPr>
-        <w:pStyle w:val="Lgende"/>
+        <w:pStyle w:val="Caption"/>
+        <w:keepLines/>
         <w:spacing w:before="80" w:after="160"/>
         <w:jc w:val="center"/>
         <w:rPr>
@@ -12755,12 +12191,12 @@
         <w:rPr>
           <w:lang w:val="fr-MA"/>
         </w:rPr>
-        <w:t>Le scénario réaliste à 250 agents est particulièrement intéressant pour le dimensionnement : aucun échec et un p95 d'environ 98 ms. Le scénario accéléré montre en revanche que la latence augmente lorsque la cadence devient beaucoup plus agressive, même après correction du problème initial de saturation des connexions PostgreSQL. Cette mesure fournit une limite d'ingénierie utile plutôt qu'une promesse de capacité illimitée.</w:t>
-      </w:r>
-    </w:p>
-    <w:p>
-      <w:pPr>
-        <w:pStyle w:val="Titre2"/>
+        <w:t>Dans un essai local en boucle locale, mesuré pendant 30 secondes après 10 secondes de préchauffage, 250 agents simulés à cadence réaliste ont produit 0 % d'erreur et un p95 de 98,1 ms. L'essai utilisait une instance Daphne dédiée avec un quota d'agents relevé. Le scénario accéléré montre que la latence augmente lorsque la cadence devient beaucoup plus agressive. Ces mesures valident des scénarios courts de laboratoire, mais ne démontrent ni l'endurance ni une capacité de production.</w:t>
+      </w:r>
+    </w:p>
+    <w:p>
+      <w:pPr>
+        <w:pStyle w:val="Heading2"/>
         <w:spacing w:before="140" w:after="100"/>
         <w:rPr>
           <w:lang w:val="fr-MA"/>
@@ -12809,40 +12245,36 @@
         <w:rPr>
           <w:lang w:val="fr-MA"/>
         </w:rPr>
-        <w:t xml:space="preserve">La </w:t>
+        <w:t>La variable GPU a ensuite été intégrée au schéma ML de manière optionnelle afin de ne pas casser les machines sans GPU. La campagne a confirmé la collecte et l'utilisation de cette variable, mais n'a pas fabriqué une anomalie GPU lorsque le score réel restait sous le seuil. Ce résultat PARTIAL est méthodologiquement correct : l'absence d'anomalie n'est pas remplacée par une donnée fictive.</w:t>
       </w:r>
       <w:proofErr w:type="spellStart"/>
       <w:r>
         <w:rPr>
           <w:lang w:val="fr-MA"/>
         </w:rPr>
-        <w:t>feature</w:t>
       </w:r>
       <w:proofErr w:type="spellEnd"/>
       <w:r>
         <w:rPr>
           <w:lang w:val="fr-MA"/>
         </w:rPr>
-        <w:t xml:space="preserve"> GPU a ensuite été intégrée au schéma ML de manière optionnelle afin de ne pas casser les machines sans GPU. La campagne a confirmé la collecte et l'utilisation de la </w:t>
       </w:r>
       <w:proofErr w:type="spellStart"/>
       <w:r>
         <w:rPr>
           <w:lang w:val="fr-MA"/>
         </w:rPr>
-        <w:t>feature</w:t>
       </w:r>
       <w:proofErr w:type="spellEnd"/>
       <w:r>
         <w:rPr>
           <w:lang w:val="fr-MA"/>
         </w:rPr>
-        <w:t>, mais n'a pas fabriqué une anomalie GPU lorsque le score réel restait sous le seuil. Ce résultat PARTIAL est méthodologiquement correct : l'absence d'anomalie n'est pas remplacée par une donnée fictive.</w:t>
-      </w:r>
-    </w:p>
-    <w:p>
-      <w:pPr>
-        <w:pStyle w:val="Titre2"/>
+      </w:r>
+    </w:p>
+    <w:p>
+      <w:pPr>
+        <w:pStyle w:val="Heading2"/>
         <w:spacing w:before="140" w:after="100"/>
         <w:rPr>
           <w:lang w:val="fr-MA"/>
@@ -12868,105 +12300,91 @@
         <w:rPr>
           <w:lang w:val="fr-MA"/>
         </w:rPr>
-        <w:t xml:space="preserve">La sécurité du projet couvre plusieurs couches : authentification JWT, </w:t>
+        <w:t>La sécurité du projet couvre plusieurs couches : authentification JWT, jeton de rafraîchissement HttpOnly côté navigateur, protection CSRF, RBAC, isolation multi-client, jetons d'agents opaques stockés sous forme d'empreinte, journal d'audit PostgreSQL en ajout seulement, CSP, limitation de la taille des charges utiles, neutralisation des données sensibles dans les messages d'erreur, conteneurs non privilégiés et séparation des secrets. PostgreSQL et Redis ne doivent pas être exposés directement au réseau utilisateur.</w:t>
       </w:r>
       <w:proofErr w:type="spellStart"/>
       <w:r>
         <w:rPr>
           <w:lang w:val="fr-MA"/>
         </w:rPr>
-        <w:t>refresh</w:t>
       </w:r>
       <w:proofErr w:type="spellEnd"/>
       <w:r>
         <w:rPr>
           <w:lang w:val="fr-MA"/>
         </w:rPr>
-        <w:t xml:space="preserve"> </w:t>
       </w:r>
       <w:proofErr w:type="spellStart"/>
       <w:r>
         <w:rPr>
           <w:lang w:val="fr-MA"/>
         </w:rPr>
-        <w:t>HttpOnly</w:t>
       </w:r>
       <w:proofErr w:type="spellEnd"/>
       <w:r>
         <w:rPr>
           <w:lang w:val="fr-MA"/>
         </w:rPr>
-        <w:t xml:space="preserve"> côté navigateur, CSRF, RBAC, isolation multi-tenant, </w:t>
       </w:r>
       <w:proofErr w:type="spellStart"/>
       <w:r>
         <w:rPr>
           <w:lang w:val="fr-MA"/>
         </w:rPr>
-        <w:t>tokens</w:t>
       </w:r>
       <w:proofErr w:type="spellEnd"/>
       <w:r>
         <w:rPr>
           <w:lang w:val="fr-MA"/>
         </w:rPr>
-        <w:t xml:space="preserve"> agents opaques </w:t>
       </w:r>
       <w:proofErr w:type="spellStart"/>
       <w:r>
         <w:rPr>
           <w:lang w:val="fr-MA"/>
         </w:rPr>
-        <w:t>hashés</w:t>
       </w:r>
       <w:proofErr w:type="spellEnd"/>
       <w:r>
         <w:rPr>
           <w:lang w:val="fr-MA"/>
         </w:rPr>
-        <w:t>, audit append-</w:t>
       </w:r>
       <w:proofErr w:type="spellStart"/>
       <w:r>
         <w:rPr>
           <w:lang w:val="fr-MA"/>
         </w:rPr>
-        <w:t>only</w:t>
       </w:r>
       <w:proofErr w:type="spellEnd"/>
       <w:r>
         <w:rPr>
           <w:lang w:val="fr-MA"/>
         </w:rPr>
-        <w:t xml:space="preserve"> PostgreSQL, CSP, limitation de taille des </w:t>
       </w:r>
       <w:proofErr w:type="spellStart"/>
       <w:r>
         <w:rPr>
           <w:lang w:val="fr-MA"/>
         </w:rPr>
-        <w:t>payloads</w:t>
       </w:r>
       <w:proofErr w:type="spellEnd"/>
       <w:r>
         <w:rPr>
           <w:lang w:val="fr-MA"/>
         </w:rPr>
-        <w:t xml:space="preserve">, </w:t>
       </w:r>
       <w:proofErr w:type="spellStart"/>
       <w:r>
         <w:rPr>
           <w:lang w:val="fr-MA"/>
         </w:rPr>
-        <w:t>redaction</w:t>
       </w:r>
       <w:proofErr w:type="spellEnd"/>
       <w:r>
         <w:rPr>
           <w:lang w:val="fr-MA"/>
         </w:rPr>
-        <w:t xml:space="preserve"> des erreurs, conteneurs non privilégiés et séparation des secrets. PostgreSQL et Redis ne doivent pas être exposés directement au réseau utilisateur.</w:t>
       </w:r>
     </w:p>
     <w:p>
@@ -12982,40 +12400,36 @@
         <w:rPr>
           <w:lang w:val="fr-MA"/>
         </w:rPr>
-        <w:t xml:space="preserve">Les campagnes de sécurité ont également vérifié les dépendances Python et </w:t>
+        <w:t>Les campagnes de sécurité ont également vérifié les dépendances Python et npm, le profil de déploiement Django, les permissions des conteneurs et la protection des communications de l'agent. Les risques résiduels documentés concernent notamment l'absence de MFA, la nécessité de filtrer les flux sortants des connecteurs internes et certaines validations de production qui dépendent d'une infrastructure extérieure.</w:t>
       </w:r>
       <w:proofErr w:type="spellStart"/>
       <w:r>
         <w:rPr>
           <w:lang w:val="fr-MA"/>
         </w:rPr>
-        <w:t>npm</w:t>
       </w:r>
       <w:proofErr w:type="spellEnd"/>
       <w:r>
         <w:rPr>
           <w:lang w:val="fr-MA"/>
         </w:rPr>
-        <w:t xml:space="preserve">, le profil de déploiement Django, les permissions des conteneurs et la protection des communications agent. Les risques résiduels documentés concernent notamment le MFA non implémenté, la nécessité d'un pare-feu </w:t>
       </w:r>
       <w:proofErr w:type="spellStart"/>
       <w:r>
         <w:rPr>
           <w:lang w:val="fr-MA"/>
         </w:rPr>
-        <w:t>egress</w:t>
       </w:r>
       <w:proofErr w:type="spellEnd"/>
       <w:r>
         <w:rPr>
           <w:lang w:val="fr-MA"/>
         </w:rPr>
-        <w:t xml:space="preserve"> pour les connecteurs internes et certaines validations de production qui dépendent d'une infrastructure extérieure.</w:t>
-      </w:r>
-    </w:p>
-    <w:p>
-      <w:pPr>
-        <w:pStyle w:val="Titre2"/>
+      </w:r>
+    </w:p>
+    <w:p>
+      <w:pPr>
+        <w:pStyle w:val="Heading2"/>
         <w:spacing w:before="140" w:after="100"/>
       </w:pPr>
       <w:r>
@@ -13108,7 +12522,7 @@
                 <w:color w:val="FFFFFF"/>
                 <w:sz w:val="16"/>
               </w:rPr>
-              <w:t>Etat</w:t>
+              <w:t>État</w:t>
             </w:r>
           </w:p>
         </w:tc>
@@ -13176,7 +12590,7 @@
               <w:rPr>
                 <w:sz w:val="16"/>
               </w:rPr>
-              <w:t>Frontend</w:t>
+              <w:t>Interface web</w:t>
             </w:r>
           </w:p>
         </w:tc>
@@ -13206,7 +12620,7 @@
               <w:rPr>
                 <w:sz w:val="16"/>
               </w:rPr>
-              <w:t>PASS</w:t>
+              <w:t>PARTIAL</w:t>
             </w:r>
           </w:p>
         </w:tc>
@@ -13236,7 +12650,7 @@
               <w:rPr>
                 <w:sz w:val="16"/>
               </w:rPr>
-              <w:t>64/64 tests, typecheck/lint/format/build local et Docker.</w:t>
+              <w:t>17 fichiers et 64 tests : 63 réussis, 1 échec sur le test de déconnexion d'AppShell ; vérification des types, lint, formatage et construction locale réussis.</w:t>
             </w:r>
           </w:p>
         </w:tc>
@@ -13531,7 +12945,7 @@
               <w:rPr>
                 <w:sz w:val="16"/>
               </w:rPr>
-              <w:t>Ticket HTTP 200, handshake 101, reconnexion/replay et sécurité.</w:t>
+              <w:t>Ticket HTTP 200, négociation de connexion 101, reconnexion et rejeu et sécurité.</w:t>
             </w:r>
           </w:p>
         </w:tc>
@@ -13629,7 +13043,7 @@
                 <w:sz w:val="16"/>
                 <w:lang w:val="fr-MA"/>
               </w:rPr>
-              <w:t>Enrollment</w:t>
+              <w:t>Enrôlement, heartbeat, métriques et reconnexion validés.</w:t>
             </w:r>
             <w:proofErr w:type="spellEnd"/>
             <w:r>
@@ -13637,7 +13051,6 @@
                 <w:sz w:val="16"/>
                 <w:lang w:val="fr-MA"/>
               </w:rPr>
-              <w:t xml:space="preserve">, </w:t>
             </w:r>
             <w:proofErr w:type="spellStart"/>
             <w:r>
@@ -13645,7 +13058,6 @@
                 <w:sz w:val="16"/>
                 <w:lang w:val="fr-MA"/>
               </w:rPr>
-              <w:t>heartbeat</w:t>
             </w:r>
             <w:proofErr w:type="spellEnd"/>
             <w:r>
@@ -13653,7 +13065,6 @@
                 <w:sz w:val="16"/>
                 <w:lang w:val="fr-MA"/>
               </w:rPr>
-              <w:t xml:space="preserve">, métriques et </w:t>
             </w:r>
             <w:proofErr w:type="gramStart"/>
             <w:r>
@@ -13661,7 +13072,6 @@
                 <w:sz w:val="16"/>
                 <w:lang w:val="fr-MA"/>
               </w:rPr>
-              <w:t>reconnexion validés</w:t>
             </w:r>
             <w:proofErr w:type="gramEnd"/>
             <w:r>
@@ -13669,7 +13079,6 @@
                 <w:sz w:val="16"/>
                 <w:lang w:val="fr-MA"/>
               </w:rPr>
-              <w:t>.</w:t>
             </w:r>
           </w:p>
         </w:tc>
@@ -13769,7 +13178,7 @@
                 <w:sz w:val="16"/>
                 <w:lang w:val="fr-MA"/>
               </w:rPr>
-              <w:t>250 agents réalistes sans erreur ; latence élevée en cadence accélérée.</w:t>
+              <w:t>250 agents simulés à cadence réaliste sans erreur ; latence élevée en cadence accélérée.</w:t>
             </w:r>
           </w:p>
         </w:tc>
@@ -13968,7 +13377,7 @@
                 <w:sz w:val="16"/>
                 <w:lang w:val="fr-MA"/>
               </w:rPr>
-              <w:t>Tendances et ETA implémentées ; validation longue durée à poursuivre.</w:t>
+              <w:t>Tendances et ETA implémentées ; validation à long terme à poursuivre.</w:t>
             </w:r>
           </w:p>
         </w:tc>
@@ -14395,7 +13804,7 @@
                 <w:sz w:val="16"/>
                 <w:lang w:val="fr-MA"/>
               </w:rPr>
-              <w:t>Code et scripts présents ; campagne finale à exécuter avec élévation et reboot.</w:t>
+              <w:t>Code et scripts présents ; campagne finale à exécuter avec élévation et redémarrage.</w:t>
             </w:r>
           </w:p>
         </w:tc>
@@ -14403,7 +13812,8 @@
     </w:tbl>
     <w:p>
       <w:pPr>
-        <w:pStyle w:val="Lgende"/>
+        <w:pStyle w:val="Caption"/>
+        <w:keepLines/>
         <w:spacing w:before="80" w:after="160"/>
         <w:jc w:val="center"/>
         <w:rPr>
@@ -14422,92 +13832,52 @@
         <w:t xml:space="preserve"> des validations techniques</w:t>
       </w:r>
     </w:p>
-    <w:tbl>
-      <w:tblPr>
-        <w:tblW w:w="0" w:type="auto"/>
+    <w:p>
+      <w:pPr>
+        <w:keepNext/>
+        <w:keepLines/>
+        <w:spacing w:before="0" w:after="80"/>
         <w:jc w:val="center"/>
-        <w:tblBorders>
-          <w:top w:val="single" w:sz="8" w:space="0" w:color="AAB7C4"/>
-          <w:left w:val="single" w:sz="8" w:space="0" w:color="AAB7C4"/>
-          <w:bottom w:val="single" w:sz="8" w:space="0" w:color="AAB7C4"/>
-          <w:right w:val="single" w:sz="8" w:space="0" w:color="AAB7C4"/>
-          <w:insideH w:val="single" w:sz="8" w:space="0" w:color="AAB7C4"/>
-          <w:insideV w:val="single" w:sz="8" w:space="0" w:color="AAB7C4"/>
-        </w:tblBorders>
-        <w:tblLook w:val="04A0" w:firstRow="1" w:lastRow="0" w:firstColumn="1" w:lastColumn="0" w:noHBand="0" w:noVBand="1"/>
-      </w:tblPr>
-      <w:tblGrid>
-        <w:gridCol w:w="9298"/>
-      </w:tblGrid>
-      <w:tr>
-        <w:trPr>
-          <w:cantSplit/>
-          <w:jc w:val="center"/>
-        </w:trPr>
-        <w:tc>
-          <w:tcPr>
-            <w:tcW w:w="9298" w:type="dxa"/>
-            <w:tcBorders>
-              <w:top w:val="single" w:sz="4" w:space="0" w:color="A9CDB7"/>
-              <w:left w:val="single" w:sz="4" w:space="0" w:color="A9CDB7"/>
-              <w:bottom w:val="single" w:sz="4" w:space="0" w:color="A9CDB7"/>
-              <w:right w:val="single" w:sz="4" w:space="0" w:color="A9CDB7"/>
-            </w:tcBorders>
-            <w:shd w:val="clear" w:color="auto" w:fill="F4F8F5"/>
-            <w:tcMar>
-              <w:top w:w="260" w:type="dxa"/>
-              <w:left w:w="220" w:type="dxa"/>
-              <w:bottom w:w="260" w:type="dxa"/>
-              <w:right w:w="220" w:type="dxa"/>
-            </w:tcMar>
-            <w:vAlign w:val="center"/>
-          </w:tcPr>
-          <w:p>
-            <w:pPr>
-              <w:spacing w:before="0" w:after="0"/>
-              <w:jc w:val="center"/>
-            </w:pPr>
-            <w:r>
-              <w:drawing>
-                <wp:inline xmlns:a="http://schemas.openxmlformats.org/drawingml/2006/main" xmlns:pic="http://schemas.openxmlformats.org/drawingml/2006/picture">
-                  <wp:extent cx="5486400" cy="2057400"/>
-                  <wp:docPr id="1752830502" name="Picture 1752830502" descr="Figure 12 - visuel InfraSentinel fondé sur les données réelles du tenant CGI"/>
-                  <wp:cNvGraphicFramePr>
-                    <a:graphicFrameLocks noChangeAspect="1"/>
-                  </wp:cNvGraphicFramePr>
-                  <a:graphic>
-                    <a:graphicData uri="http://schemas.openxmlformats.org/drawingml/2006/picture">
-                      <pic:pic>
-                        <pic:nvPicPr>
-                          <pic:cNvPr id="0" name="figure-12.png"/>
-                          <pic:cNvPicPr/>
-                        </pic:nvPicPr>
-                        <pic:blipFill>
-                          <a:blip r:embed="rId38"/>
-                          <a:stretch>
-                            <a:fillRect/>
-                          </a:stretch>
-                        </pic:blipFill>
-                        <pic:spPr>
-                          <a:xfrm>
-                            <a:off x="0" y="0"/>
-                            <a:ext cx="5486400" cy="2057400"/>
-                          </a:xfrm>
-                          <a:prstGeom prst="rect"/>
-                        </pic:spPr>
-                      </pic:pic>
-                    </a:graphicData>
-                  </a:graphic>
-                </wp:inline>
-              </w:drawing>
-            </w:r>
-          </w:p>
-        </w:tc>
-      </w:tr>
-    </w:tbl>
-    <w:p>
-      <w:pPr>
-        <w:pStyle w:val="Lgende"/>
+      </w:pPr>
+      <w:r>
+        <w:drawing>
+          <wp:inline xmlns:a="http://schemas.openxmlformats.org/drawingml/2006/main" xmlns:pic="http://schemas.openxmlformats.org/drawingml/2006/picture">
+            <wp:extent cx="5532120" cy="3063591"/>
+            <wp:docPr id="802038421" name="Picture 802038421" descr="Détail d'une alerte CPU critique de démonstration avec origine, contexte et recommandation non destructive." title="Détail d'une alerte CPU critique de démonstration avec origine, contexte et recommandation non destructive."/>
+            <wp:cNvGraphicFramePr>
+              <a:graphicFrameLocks noChangeAspect="1"/>
+            </wp:cNvGraphicFramePr>
+            <a:graphic>
+              <a:graphicData uri="http://schemas.openxmlformats.org/drawingml/2006/picture">
+                <pic:pic>
+                  <pic:nvPicPr>
+                    <pic:cNvPr id="0" name="figure-12-alerts-recommendation.png"/>
+                    <pic:cNvPicPr/>
+                  </pic:nvPicPr>
+                  <pic:blipFill>
+                    <a:blip r:embed="rId42"/>
+                    <a:stretch>
+                      <a:fillRect/>
+                    </a:stretch>
+                  </pic:blipFill>
+                  <pic:spPr>
+                    <a:xfrm>
+                      <a:off x="0" y="0"/>
+                      <a:ext cx="5532120" cy="3063591"/>
+                    </a:xfrm>
+                    <a:prstGeom prst="rect"/>
+                  </pic:spPr>
+                </pic:pic>
+              </a:graphicData>
+            </a:graphic>
+          </wp:inline>
+        </w:drawing>
+      </w:r>
+    </w:p>
+    <w:p>
+      <w:pPr>
+        <w:pStyle w:val="Caption"/>
+        <w:keepLines/>
         <w:spacing w:before="80" w:after="160"/>
         <w:jc w:val="center"/>
         <w:rPr>
@@ -14519,7 +13889,7 @@
         <w:rPr>
           <w:lang w:val="fr-MA"/>
         </w:rPr>
-        <w:t>Figure 12 - Alertes et recommandations</w:t>
+        <w:t>Figure 12 - Alerte CPU et recommandation de la démonstration synthétique PFE25</w:t>
       </w:r>
     </w:p>
     <w:p>
@@ -14557,7 +13927,7 @@
     </w:p>
     <w:p>
       <w:pPr>
-        <w:pStyle w:val="Titre1"/>
+        <w:pStyle w:val="Heading1"/>
         <w:pBdr>
           <w:bottom w:val="single" w:sz="8" w:space="3" w:color="007A3D"/>
         </w:pBdr>
@@ -14573,40 +13943,6 @@
         <w:t>Apports du stage, limites et perspectives</w:t>
       </w:r>
     </w:p>
-    <w:tbl>
-      <w:tblPr>
-        <w:tblW w:w="0" w:type="auto"/>
-        <w:tblLook w:val="04A0" w:firstRow="1" w:lastRow="0" w:firstColumn="1" w:lastColumn="0" w:noHBand="0" w:noVBand="1"/>
-      </w:tblPr>
-      <w:tblGrid>
-        <w:gridCol w:w="9298"/>
-      </w:tblGrid>
-      <w:tr>
-        <w:trPr>
-          <w:trHeight w:hRule="exact" w:val="60"/>
-        </w:trPr>
-        <w:tc>
-          <w:tcPr>
-            <w:tcW w:w="9298" w:type="dxa"/>
-            <w:tcBorders>
-              <w:top w:val="nil"/>
-              <w:left w:val="nil"/>
-              <w:bottom w:val="single" w:sz="10" w:space="0" w:color="007A3D"/>
-              <w:right w:val="nil"/>
-            </w:tcBorders>
-            <w:shd w:val="clear" w:color="auto" w:fill="FFFFFF"/>
-          </w:tcPr>
-          <w:p>
-            <w:pPr>
-              <w:rPr>
-                <w:rFonts w:hint="eastAsia"/>
-                <w:lang w:val="fr-MA"/>
-              </w:rPr>
-            </w:pPr>
-          </w:p>
-        </w:tc>
-      </w:tr>
-    </w:tbl>
     <w:p>
       <w:pPr>
         <w:rPr>
@@ -14617,7 +13953,7 @@
     </w:p>
     <w:p>
       <w:pPr>
-        <w:pStyle w:val="Titre2"/>
+        <w:pStyle w:val="Heading2"/>
         <w:spacing w:before="140" w:after="100"/>
         <w:rPr>
           <w:lang w:val="fr-MA"/>
@@ -14643,13 +13979,113 @@
         <w:rPr>
           <w:lang w:val="fr-MA"/>
         </w:rPr>
-        <w:t xml:space="preserve">Le projet a mobilisé des compétences transversales couvrant systèmes, développement, réseaux, bases de données, DevOps et IA. La mise en place de Docker, PostgreSQL, Redis et </w:t>
+        <w:t>Le projet a mobilisé des compétences transversales couvrant les systèmes, le développement, les réseaux, les bases de données, le DevOps et l'IA. La mise en place de Docker, PostgreSQL, Redis et Celery a permis de comprendre la différence entre une application monolithique simple et une plateforme répartie en plusieurs services. Les tests de charge ont également montré l'importance du dimensionnement, du pool de connexions et de la mesure des latences.</w:t>
       </w:r>
       <w:proofErr w:type="spellStart"/>
       <w:r>
         <w:rPr>
           <w:lang w:val="fr-MA"/>
         </w:rPr>
+      </w:r>
+      <w:proofErr w:type="spellEnd"/>
+      <w:r>
+        <w:rPr>
+          <w:lang w:val="fr-MA"/>
+        </w:rPr>
+      </w:r>
+    </w:p>
+    <w:p>
+      <w:pPr>
+        <w:pStyle w:val="ListBullet"/>
+        <w:spacing w:after="60" w:line="269" w:lineRule="auto"/>
+        <w:rPr>
+          <w:rFonts w:hint="eastAsia"/>
+          <w:lang w:val="fr-MA"/>
+        </w:rPr>
+      </w:pPr>
+      <w:r>
+        <w:rPr>
+          <w:lang w:val="fr-MA"/>
+        </w:rPr>
+        <w:t>Architecture Django REST et séparation des domaines métiers.</w:t>
+      </w:r>
+    </w:p>
+    <w:p>
+      <w:pPr>
+        <w:pStyle w:val="ListBullet"/>
+        <w:spacing w:after="60" w:line="269" w:lineRule="auto"/>
+        <w:rPr>
+          <w:rFonts w:hint="eastAsia"/>
+          <w:lang w:val="fr-MA"/>
+        </w:rPr>
+      </w:pPr>
+      <w:r>
+        <w:rPr>
+          <w:lang w:val="fr-MA"/>
+        </w:rPr>
+        <w:t>Interface web React/TypeScript et conception d'une interface de supervision NOC.</w:t>
+      </w:r>
+      <w:proofErr w:type="spellStart"/>
+      <w:r>
+        <w:rPr>
+          <w:lang w:val="fr-MA"/>
+        </w:rPr>
+      </w:r>
+      <w:proofErr w:type="spellEnd"/>
+      <w:r>
+        <w:rPr>
+          <w:lang w:val="fr-MA"/>
+        </w:rPr>
+      </w:r>
+      <w:proofErr w:type="spellStart"/>
+      <w:r>
+        <w:rPr>
+          <w:lang w:val="fr-MA"/>
+        </w:rPr>
+      </w:r>
+      <w:proofErr w:type="spellEnd"/>
+      <w:r>
+        <w:rPr>
+          <w:lang w:val="fr-MA"/>
+        </w:rPr>
+      </w:r>
+    </w:p>
+    <w:p>
+      <w:pPr>
+        <w:pStyle w:val="ListBullet"/>
+        <w:spacing w:after="60" w:line="269" w:lineRule="auto"/>
+        <w:rPr>
+          <w:rFonts w:hint="eastAsia"/>
+          <w:lang w:val="fr-MA"/>
+        </w:rPr>
+      </w:pPr>
+      <w:r>
+        <w:rPr>
+          <w:lang w:val="fr-MA"/>
+        </w:rPr>
+        <w:t>Collecte Windows réelle, métriques système et GPU NVIDIA.</w:t>
+      </w:r>
+    </w:p>
+    <w:p>
+      <w:pPr>
+        <w:pStyle w:val="ListBullet"/>
+        <w:spacing w:after="60" w:line="269" w:lineRule="auto"/>
+        <w:rPr>
+          <w:rFonts w:hint="eastAsia"/>
+          <w:lang w:val="fr-MA"/>
+        </w:rPr>
+      </w:pPr>
+      <w:r>
+        <w:rPr>
+          <w:lang w:val="fr-MA"/>
+        </w:rPr>
+        <w:t xml:space="preserve">PostgreSQL, Redis, </w:t>
+      </w:r>
+      <w:proofErr w:type="spellStart"/>
+      <w:r>
+        <w:rPr>
+          <w:lang w:val="fr-MA"/>
+        </w:rPr>
         <w:t>Celery</w:t>
       </w:r>
       <w:proofErr w:type="spellEnd"/>
@@ -14657,72 +14093,55 @@
         <w:rPr>
           <w:lang w:val="fr-MA"/>
         </w:rPr>
-        <w:t xml:space="preserve"> a permis de comprendre la différence entre une application monolithique simple et une plateforme répartie en plusieurs services. Les tests de charge ont également montré l'importance du dimensionnement, du pool de connexions et de la mesure des latences.</w:t>
-      </w:r>
-    </w:p>
-    <w:p>
-      <w:pPr>
-        <w:pStyle w:val="Listepuces"/>
+        <w:t>, Beat et traitements asynchrones.</w:t>
+      </w:r>
+    </w:p>
+    <w:p>
+      <w:pPr>
+        <w:pStyle w:val="ListBullet"/>
         <w:spacing w:after="60" w:line="269" w:lineRule="auto"/>
         <w:rPr>
           <w:rFonts w:hint="eastAsia"/>
           <w:lang w:val="fr-MA"/>
         </w:rPr>
       </w:pPr>
-      <w:r>
-        <w:rPr>
-          <w:lang w:val="fr-MA"/>
-        </w:rPr>
-        <w:t>Architecture Django REST et séparation des domaines métiers.</w:t>
-      </w:r>
-    </w:p>
-    <w:p>
-      <w:pPr>
-        <w:pStyle w:val="Listepuces"/>
+      <w:proofErr w:type="spellStart"/>
+      <w:r>
+        <w:rPr>
+          <w:lang w:val="fr-MA"/>
+        </w:rPr>
+        <w:t>WebSocket, reconnexion, rejeu et déduplication d'événements.</w:t>
+      </w:r>
+      <w:proofErr w:type="spellEnd"/>
+      <w:r>
+        <w:rPr>
+          <w:lang w:val="fr-MA"/>
+        </w:rPr>
+      </w:r>
+    </w:p>
+    <w:p>
+      <w:pPr>
+        <w:pStyle w:val="ListBullet"/>
         <w:spacing w:after="60" w:line="269" w:lineRule="auto"/>
         <w:rPr>
           <w:rFonts w:hint="eastAsia"/>
-          <w:lang w:val="fr-MA"/>
-        </w:rPr>
-      </w:pPr>
-      <w:r>
-        <w:rPr>
-          <w:lang w:val="fr-MA"/>
-        </w:rPr>
-        <w:t xml:space="preserve">Frontend </w:t>
+        </w:rPr>
+      </w:pPr>
+      <w:r>
+        <w:t>Docker Compose, contrôles de santé, sauvegarde et restauration.</w:t>
       </w:r>
       <w:proofErr w:type="spellStart"/>
-      <w:r>
-        <w:rPr>
-          <w:lang w:val="fr-MA"/>
-        </w:rPr>
-        <w:t>React</w:t>
-      </w:r>
+      <w:r/>
       <w:proofErr w:type="spellEnd"/>
-      <w:r>
-        <w:rPr>
-          <w:lang w:val="fr-MA"/>
-        </w:rPr>
-        <w:t>/</w:t>
-      </w:r>
+      <w:r/>
       <w:proofErr w:type="spellStart"/>
-      <w:r>
-        <w:rPr>
-          <w:lang w:val="fr-MA"/>
-        </w:rPr>
-        <w:t>TypeScript</w:t>
-      </w:r>
+      <w:r/>
       <w:proofErr w:type="spellEnd"/>
-      <w:r>
-        <w:rPr>
-          <w:lang w:val="fr-MA"/>
-        </w:rPr>
-        <w:t xml:space="preserve"> et conception d'une interface de supervision NOC.</w:t>
-      </w:r>
-    </w:p>
-    <w:p>
-      <w:pPr>
-        <w:pStyle w:val="Listepuces"/>
+      <w:r/>
+    </w:p>
+    <w:p>
+      <w:pPr>
+        <w:pStyle w:val="ListBullet"/>
         <w:spacing w:after="60" w:line="269" w:lineRule="auto"/>
         <w:rPr>
           <w:rFonts w:hint="eastAsia"/>
@@ -14733,12 +14152,24 @@
         <w:rPr>
           <w:lang w:val="fr-MA"/>
         </w:rPr>
-        <w:t>Collecte Windows réelle, métriques système et GPU NVIDIA.</w:t>
-      </w:r>
-    </w:p>
-    <w:p>
-      <w:pPr>
-        <w:pStyle w:val="Listepuces"/>
+        <w:t>Isolation Forest, ingénierie des variables, tendances et limites d'un modèle non supervisé.</w:t>
+      </w:r>
+      <w:proofErr w:type="spellStart"/>
+      <w:r>
+        <w:rPr>
+          <w:lang w:val="fr-MA"/>
+        </w:rPr>
+      </w:r>
+      <w:proofErr w:type="spellEnd"/>
+      <w:r>
+        <w:rPr>
+          <w:lang w:val="fr-MA"/>
+        </w:rPr>
+      </w:r>
+    </w:p>
+    <w:p>
+      <w:pPr>
+        <w:pStyle w:val="ListBullet"/>
         <w:spacing w:after="60" w:line="269" w:lineRule="auto"/>
         <w:rPr>
           <w:rFonts w:hint="eastAsia"/>
@@ -14749,130 +14180,18 @@
         <w:rPr>
           <w:lang w:val="fr-MA"/>
         </w:rPr>
-        <w:t xml:space="preserve">PostgreSQL, Redis, </w:t>
-      </w:r>
-      <w:proofErr w:type="spellStart"/>
-      <w:r>
-        <w:rPr>
-          <w:lang w:val="fr-MA"/>
-        </w:rPr>
-        <w:t>Celery</w:t>
-      </w:r>
-      <w:proofErr w:type="spellEnd"/>
-      <w:r>
-        <w:rPr>
-          <w:lang w:val="fr-MA"/>
-        </w:rPr>
-        <w:t>, Beat et traitements asynchrones.</w:t>
-      </w:r>
-    </w:p>
-    <w:p>
-      <w:pPr>
-        <w:pStyle w:val="Listepuces"/>
+        <w:t>RBAC, isolation multi-client, gestion des secrets, audit et sécurité applicative.</w:t>
+      </w:r>
+    </w:p>
+    <w:p>
+      <w:pPr>
+        <w:pStyle w:val="ListBullet"/>
         <w:spacing w:after="60" w:line="269" w:lineRule="auto"/>
         <w:rPr>
           <w:rFonts w:hint="eastAsia"/>
           <w:lang w:val="fr-MA"/>
         </w:rPr>
       </w:pPr>
-      <w:proofErr w:type="spellStart"/>
-      <w:r>
-        <w:rPr>
-          <w:lang w:val="fr-MA"/>
-        </w:rPr>
-        <w:t>WebSocket</w:t>
-      </w:r>
-      <w:proofErr w:type="spellEnd"/>
-      <w:r>
-        <w:rPr>
-          <w:lang w:val="fr-MA"/>
-        </w:rPr>
-        <w:t>, reconnexion, replay et déduplication d'événements.</w:t>
-      </w:r>
-    </w:p>
-    <w:p>
-      <w:pPr>
-        <w:pStyle w:val="Listepuces"/>
-        <w:spacing w:after="60" w:line="269" w:lineRule="auto"/>
-        <w:rPr>
-          <w:rFonts w:hint="eastAsia"/>
-        </w:rPr>
-      </w:pPr>
-      <w:r>
-        <w:t xml:space="preserve">Docker Compose, </w:t>
-      </w:r>
-      <w:proofErr w:type="spellStart"/>
-      <w:r>
-        <w:t>healthchecks</w:t>
-      </w:r>
-      <w:proofErr w:type="spellEnd"/>
-      <w:r>
-        <w:t xml:space="preserve">, </w:t>
-      </w:r>
-      <w:proofErr w:type="spellStart"/>
-      <w:r>
-        <w:t>sauvegarde</w:t>
-      </w:r>
-      <w:proofErr w:type="spellEnd"/>
-      <w:r>
-        <w:t xml:space="preserve"> et restauration.</w:t>
-      </w:r>
-    </w:p>
-    <w:p>
-      <w:pPr>
-        <w:pStyle w:val="Listepuces"/>
-        <w:spacing w:after="60" w:line="269" w:lineRule="auto"/>
-        <w:rPr>
-          <w:rFonts w:hint="eastAsia"/>
-          <w:lang w:val="fr-MA"/>
-        </w:rPr>
-      </w:pPr>
-      <w:r>
-        <w:rPr>
-          <w:lang w:val="fr-MA"/>
-        </w:rPr>
-        <w:t xml:space="preserve">Isolation Forest, </w:t>
-      </w:r>
-      <w:proofErr w:type="spellStart"/>
-      <w:r>
-        <w:rPr>
-          <w:lang w:val="fr-MA"/>
-        </w:rPr>
-        <w:t>feature</w:t>
-      </w:r>
-      <w:proofErr w:type="spellEnd"/>
-      <w:r>
-        <w:rPr>
-          <w:lang w:val="fr-MA"/>
-        </w:rPr>
-        <w:t xml:space="preserve"> engineering, tendances et limites d'un modèle non supervisé.</w:t>
-      </w:r>
-    </w:p>
-    <w:p>
-      <w:pPr>
-        <w:pStyle w:val="Listepuces"/>
-        <w:spacing w:after="60" w:line="269" w:lineRule="auto"/>
-        <w:rPr>
-          <w:rFonts w:hint="eastAsia"/>
-          <w:lang w:val="fr-MA"/>
-        </w:rPr>
-      </w:pPr>
-      <w:r>
-        <w:rPr>
-          <w:lang w:val="fr-MA"/>
-        </w:rPr>
-        <w:t>RBAC, multi-tenant, gestion des secrets, audit et sécurité applicative.</w:t>
-      </w:r>
-    </w:p>
-    <w:p>
-      <w:pPr>
-        <w:pStyle w:val="Listepuces"/>
-        <w:spacing w:after="60" w:line="269" w:lineRule="auto"/>
-        <w:rPr>
-          <w:rFonts w:hint="eastAsia"/>
-          <w:lang w:val="fr-MA"/>
-        </w:rPr>
-      </w:pPr>
       <w:r>
         <w:rPr>
           <w:lang w:val="fr-MA"/>
@@ -14882,7 +14201,7 @@
     </w:p>
     <w:p>
       <w:pPr>
-        <w:pStyle w:val="Titre2"/>
+        <w:pStyle w:val="Heading2"/>
         <w:spacing w:before="140" w:after="100"/>
         <w:rPr>
           <w:lang w:val="fr-MA"/>
@@ -14924,12 +14243,12 @@
         <w:rPr>
           <w:lang w:val="fr-MA"/>
         </w:rPr>
-        <w:t>Le stage a également renforcé la communication technique. Un rapport utile ne doit pas seulement indiquer qu'un test a échoué ; il doit préciser le contexte, la cause identifiée, l'impact, la correction et le résultat après remédiation. De même, une démonstration doit montrer des données réelles et annoncer explicitement lorsqu'une intégration externe n'a pas pu être validée.</w:t>
-      </w:r>
-    </w:p>
-    <w:p>
-      <w:pPr>
-        <w:pStyle w:val="Titre2"/>
+        <w:t>Le stage a également renforcé la communication technique. Un rapport utile ne doit pas seulement indiquer qu'un test a échoué ; il doit préciser le contexte, la cause identifiée, l'impact, la correction et le résultat après remédiation. De même, une démonstration doit préciser l'origine et le caractère réel, contrôlé ou synthétique des données, et annoncer explicitement lorsqu'une intégration externe n'a pas pu être validée.</w:t>
+      </w:r>
+    </w:p>
+    <w:p>
+      <w:pPr>
+        <w:pStyle w:val="Heading2"/>
         <w:spacing w:before="140" w:after="100"/>
         <w:rPr>
           <w:lang w:val="fr-MA"/>
@@ -14955,49 +14274,43 @@
         <w:rPr>
           <w:lang w:val="fr-MA"/>
         </w:rPr>
-        <w:t xml:space="preserve">Plusieurs difficultés ont joué un rôle formateur. L'hébergement cloud gratuit s'est révélé peu adapté à une stack nécessitant PostgreSQL, Redis, </w:t>
+        <w:t>Plusieurs difficultés ont joué un rôle formateur. L'hébergement cloud gratuit s'est révélé peu adapté à une architecture nécessitant PostgreSQL, Redis, Celery et des connexions WebSocket persistantes ; le projet a donc été recentré sur un laboratoire local complet. La saturation initiale de PostgreSQL à 100 connexions a montré qu'une erreur sous charge peut provenir d'une ressource partagée plutôt que du code du point d'entrée API lui-même.</w:t>
       </w:r>
       <w:proofErr w:type="spellStart"/>
       <w:r>
         <w:rPr>
           <w:lang w:val="fr-MA"/>
         </w:rPr>
-        <w:t>Celery</w:t>
       </w:r>
       <w:proofErr w:type="spellEnd"/>
       <w:r>
         <w:rPr>
           <w:lang w:val="fr-MA"/>
         </w:rPr>
-        <w:t xml:space="preserve"> et </w:t>
       </w:r>
       <w:proofErr w:type="spellStart"/>
       <w:r>
         <w:rPr>
           <w:lang w:val="fr-MA"/>
         </w:rPr>
-        <w:t>WebSocket</w:t>
       </w:r>
       <w:proofErr w:type="spellEnd"/>
       <w:r>
         <w:rPr>
           <w:lang w:val="fr-MA"/>
         </w:rPr>
-        <w:t xml:space="preserve"> persistants ; le projet a donc été recentré sur un laboratoire local complet. La saturation initiale de PostgreSQL à 100 connexions a montré qu'une erreur sous charge peut provenir d'une ressource partagée plutôt que du code de </w:t>
       </w:r>
       <w:proofErr w:type="spellStart"/>
       <w:r>
         <w:rPr>
           <w:lang w:val="fr-MA"/>
         </w:rPr>
-        <w:t>l'endpoint</w:t>
       </w:r>
       <w:proofErr w:type="spellEnd"/>
       <w:r>
         <w:rPr>
           <w:lang w:val="fr-MA"/>
         </w:rPr>
-        <w:t xml:space="preserve"> lui-même.</w:t>
       </w:r>
     </w:p>
     <w:p>
@@ -15029,26 +14342,24 @@
         <w:rPr>
           <w:lang w:val="fr-MA"/>
         </w:rPr>
-        <w:t xml:space="preserve">Enfin, les limites VMware et Hyper-V ont rappelé qu'une intégration réelle dépend autant des droits et de l'environnement que du code. Un connecteur correctement testé en </w:t>
+        <w:t>Enfin, les limites VMware et Hyper-V ont rappelé qu'une intégration réelle dépend autant des droits et de l'environnement que du code. Un connecteur correctement testé avec des doublures ne doit pas être présenté comme validé sur un hyperviseur réel tant qu'il n'a pas été testé dans un environnement réel avec les autorisations nécessaires.</w:t>
       </w:r>
       <w:proofErr w:type="spellStart"/>
       <w:r>
         <w:rPr>
           <w:lang w:val="fr-MA"/>
         </w:rPr>
-        <w:t>mock</w:t>
       </w:r>
       <w:proofErr w:type="spellEnd"/>
       <w:r>
         <w:rPr>
           <w:lang w:val="fr-MA"/>
         </w:rPr>
-        <w:t xml:space="preserve"> ne doit pas être présenté comme validé sur un hyperviseur réel tant que l'accès n'a pas été exécuté dans des conditions autorisées.</w:t>
-      </w:r>
-    </w:p>
-    <w:p>
-      <w:pPr>
-        <w:pStyle w:val="Titre2"/>
+      </w:r>
+    </w:p>
+    <w:p>
+      <w:pPr>
+        <w:pStyle w:val="Heading2"/>
         <w:spacing w:before="140" w:after="100"/>
       </w:pPr>
       <w:r>
@@ -15208,7 +14519,7 @@
                 <w:sz w:val="17"/>
                 <w:lang w:val="fr-MA"/>
               </w:rPr>
-              <w:t xml:space="preserve">Exécuter </w:t>
+              <w:t>Exécuter Get-VM avec un compte autorisé, collecter plusieurs VM et valider le cycle normal/hors ligne/récupération.</w:t>
             </w:r>
             <w:proofErr w:type="spellStart"/>
             <w:r>
@@ -15216,7 +14527,6 @@
                 <w:sz w:val="17"/>
                 <w:lang w:val="fr-MA"/>
               </w:rPr>
-              <w:t>Get</w:t>
             </w:r>
             <w:proofErr w:type="spellEnd"/>
             <w:r>
@@ -15224,7 +14534,6 @@
                 <w:sz w:val="17"/>
                 <w:lang w:val="fr-MA"/>
               </w:rPr>
-              <w:t>-VM avec un compte autorisé, collecter plusieurs VM et valider cycle normal/offline/récupération.</w:t>
             </w:r>
           </w:p>
         </w:tc>
@@ -15301,7 +14610,7 @@
                 <w:sz w:val="17"/>
                 <w:lang w:val="fr-MA"/>
               </w:rPr>
-              <w:t>Connecter un ESXi/vCenter de laboratoire, valider découverte, datastore, power state et métriques.</w:t>
+              <w:t>Connecter un ESXi/vCenter de laboratoire, valider découverte, datastore, état d'alimentation et métriques.</w:t>
             </w:r>
           </w:p>
         </w:tc>
@@ -15368,7 +14677,7 @@
                 <w:sz w:val="17"/>
                 <w:lang w:val="fr-MA"/>
               </w:rPr>
-              <w:t>Installer le service, tester démarrage automatique, reboot, reconnexion et désinstallation.</w:t>
+              <w:t>Installer le service, tester démarrage automatique, redémarrage, reconnexion et désinstallation.</w:t>
             </w:r>
           </w:p>
         </w:tc>
@@ -15404,14 +14713,13 @@
               <w:rPr>
                 <w:sz w:val="17"/>
               </w:rPr>
-              <w:t xml:space="preserve">ML long </w:t>
+              <w:t>ML à long terme</w:t>
             </w:r>
             <w:proofErr w:type="spellStart"/>
             <w:r>
               <w:rPr>
                 <w:sz w:val="17"/>
               </w:rPr>
-              <w:t>terme</w:t>
             </w:r>
             <w:proofErr w:type="spellEnd"/>
           </w:p>
@@ -15585,7 +14893,7 @@
                 <w:sz w:val="17"/>
                 <w:lang w:val="fr-MA"/>
               </w:rPr>
-              <w:t xml:space="preserve">Profiler backend et base de données, tester des cadences plus importantes et dimensionner un </w:t>
+              <w:t>Profiler le backend et la base de données, tester des cadences plus importantes et dimensionner un gestionnaire de connexions si nécessaire.</w:t>
             </w:r>
             <w:proofErr w:type="spellStart"/>
             <w:r>
@@ -15593,7 +14901,6 @@
                 <w:sz w:val="17"/>
                 <w:lang w:val="fr-MA"/>
               </w:rPr>
-              <w:t>pooler</w:t>
             </w:r>
             <w:proofErr w:type="spellEnd"/>
             <w:r>
@@ -15601,7 +14908,6 @@
                 <w:sz w:val="17"/>
                 <w:lang w:val="fr-MA"/>
               </w:rPr>
-              <w:t xml:space="preserve"> si nécessaire.</w:t>
             </w:r>
           </w:p>
         </w:tc>
@@ -15668,7 +14974,7 @@
                 <w:sz w:val="17"/>
                 <w:lang w:val="fr-MA"/>
               </w:rPr>
-              <w:t>TLS, domaine, reverse proxy, gestion de secrets, CI/CD et monitoring de la plateforme elle-même.</w:t>
+              <w:t>TLS, domaine, proxy inverse, gestion de secrets, CI/CD et supervision de la plateforme elle-même.</w:t>
             </w:r>
           </w:p>
         </w:tc>
@@ -15739,7 +15045,7 @@
                 <w:sz w:val="17"/>
                 <w:lang w:val="fr-MA"/>
               </w:rPr>
-              <w:t xml:space="preserve">Compléter audit lecteur d'écran et validation </w:t>
+              <w:t>Compléter l'audit au lecteur d'écran et la validation multirôle dans plusieurs navigateurs.</w:t>
             </w:r>
             <w:proofErr w:type="spellStart"/>
             <w:r>
@@ -15747,7 +15053,6 @@
                 <w:sz w:val="17"/>
                 <w:lang w:val="fr-MA"/>
               </w:rPr>
-              <w:t>multi-rôle</w:t>
             </w:r>
             <w:proofErr w:type="spellEnd"/>
             <w:r>
@@ -15755,7 +15060,6 @@
                 <w:sz w:val="17"/>
                 <w:lang w:val="fr-MA"/>
               </w:rPr>
-              <w:t xml:space="preserve"> dans plusieurs navigateurs.</w:t>
             </w:r>
           </w:p>
         </w:tc>
@@ -15763,7 +15067,8 @@
     </w:tbl>
     <w:p>
       <w:pPr>
-        <w:pStyle w:val="Lgende"/>
+        <w:pStyle w:val="Caption"/>
+        <w:keepLines/>
         <w:spacing w:before="80" w:after="160"/>
         <w:jc w:val="center"/>
         <w:rPr>
@@ -15794,7 +15099,7 @@
     </w:p>
     <w:p>
       <w:pPr>
-        <w:pStyle w:val="Titre1"/>
+        <w:pStyle w:val="Heading1"/>
         <w:pBdr>
           <w:bottom w:val="single" w:sz="8" w:space="3" w:color="007A3D"/>
         </w:pBdr>
@@ -15841,56 +15146,49 @@
         <w:rPr>
           <w:lang w:val="fr-MA"/>
         </w:rPr>
-        <w:t>InfraSentinel</w:t>
+        <w:t>InfraSentinel AI constitue le principal support technique de cette expérience. La plateforme centralise la supervision Windows, prévoit des connecteurs VMware et Hyper-V, utilise PostgreSQL, Redis, Celery et WebSocket, et propose une interface web en temps réel. Elle présente de façon complémentaire les règles de supervision, la détection d'anomalies par Isolation Forest et l'analyse de tendances afin de contribuer à une supervision proactive.</w:t>
       </w:r>
       <w:proofErr w:type="spellEnd"/>
       <w:r>
         <w:rPr>
           <w:lang w:val="fr-MA"/>
         </w:rPr>
-        <w:t xml:space="preserve"> AI </w:t>
       </w:r>
       <w:proofErr w:type="spellStart"/>
       <w:r>
         <w:rPr>
           <w:lang w:val="fr-MA"/>
         </w:rPr>
-        <w:t>constitue</w:t>
       </w:r>
       <w:proofErr w:type="spellEnd"/>
       <w:r>
         <w:rPr>
           <w:lang w:val="fr-MA"/>
         </w:rPr>
-        <w:t xml:space="preserve"> le principal support technique de cette expérience. La plateforme centralise la supervision Windows, prévoit des connecteurs VMware et Hyper-V, utilise PostgreSQL, Redis, </w:t>
       </w:r>
       <w:proofErr w:type="spellStart"/>
       <w:r>
         <w:rPr>
           <w:lang w:val="fr-MA"/>
         </w:rPr>
-        <w:t>Celery</w:t>
       </w:r>
       <w:proofErr w:type="spellEnd"/>
       <w:r>
         <w:rPr>
           <w:lang w:val="fr-MA"/>
         </w:rPr>
-        <w:t xml:space="preserve"> et </w:t>
       </w:r>
       <w:proofErr w:type="spellStart"/>
       <w:r>
         <w:rPr>
           <w:lang w:val="fr-MA"/>
         </w:rPr>
-        <w:t>WebSocket</w:t>
       </w:r>
       <w:proofErr w:type="spellEnd"/>
       <w:r>
         <w:rPr>
           <w:lang w:val="fr-MA"/>
         </w:rPr>
-        <w:t xml:space="preserve"> et propose un frontend temps réel. Sa couche intelligente combine règles de supervision, détection d'anomalies Isolation Forest et analyse de tendances afin de tendre vers une supervision proactive.</w:t>
       </w:r>
     </w:p>
     <w:p>
@@ -15906,7 +15204,7 @@
         <w:rPr>
           <w:lang w:val="fr-MA"/>
         </w:rPr>
-        <w:t>Les résultats locaux sont encourageants : agent Windows réel, télémétrie CPU/GPU, stack Docker saine, frontend entièrement testé, temps réel fonctionnel et capacité démontrée jusqu'à 250 agents réalistes sans erreur dans le scénario mesuré. En parallèle, les limites ont été documentées avec transparence : VMware et Hyper-V réels, certains scénarios Windows Service, SMTP externe et qualification scientifique long terme restent à compléter.</w:t>
+        <w:t>Les résultats locaux sont encourageants : agent Windows réel, télémétrie CPU/GPU, environnement Docker sain, communications en temps réel fonctionnelles et essai court de 250 agents simulés à cadence réaliste sans erreur. L'interface web est couverte par 64 tests Vitest, dont 63 réussissent sur la version actuelle du dépôt, sans suite E2E Playwright intégrée au dépôt. En parallèle, les limites ont été documentées avec transparence : VMware et Hyper-V réels, certains scénarios du service Windows, SMTP externe et validation scientifique sur une longue durée restent à compléter.</w:t>
       </w:r>
     </w:p>
     <w:p>
@@ -15922,7 +15220,7 @@
         <w:rPr>
           <w:lang w:val="fr-MA"/>
         </w:rPr>
-        <w:t>Au-delà du résultat logiciel, le stage a surtout développé une méthode : observer, mesurer, corriger, vérifier et expliquer. Cette méthode représente l'un des acquis les plus importants de l'immersion professionnelle et constituera une base utile pour de futurs projets d'infrastructure, de cybersécurité, de DevOps et d'Intelligence Artificielle.</w:t>
+        <w:t>Au-delà du résultat logiciel, le stage a surtout développé une méthode : observer, mesurer, corriger, vérifier et expliquer. Cette méthode représente l'un des acquis les plus importants de l'immersion professionnelle et constituera une base utile pour de futurs projets d'infrastructure, de cybersécurité, de DevOps et d'intelligence artificielle.</w:t>
       </w:r>
     </w:p>
     <w:p>
@@ -15941,7 +15239,7 @@
     </w:p>
     <w:p>
       <w:pPr>
-        <w:pStyle w:val="Titre1"/>
+        <w:pStyle w:val="Heading1"/>
         <w:pBdr>
           <w:bottom w:val="single" w:sz="8" w:space="3" w:color="007A3D"/>
         </w:pBdr>
@@ -16346,7 +15644,7 @@
     </w:p>
     <w:p>
       <w:pPr>
-        <w:pStyle w:val="Titre1"/>
+        <w:pStyle w:val="Heading1"/>
         <w:pBdr>
           <w:bottom w:val="single" w:sz="8" w:space="3" w:color="007A3D"/>
         </w:pBdr>
@@ -16365,7 +15663,7 @@
     </w:p>
     <w:p>
       <w:pPr>
-        <w:pStyle w:val="Titre2"/>
+        <w:pStyle w:val="Heading2"/>
         <w:spacing w:before="140" w:after="100"/>
         <w:rPr>
           <w:lang w:val="fr-MA"/>
@@ -16555,11 +15853,11 @@
     </w:p>
     <w:p>
       <w:pPr>
-        <w:pStyle w:val="Titre2"/>
+        <w:pStyle w:val="Heading2"/>
         <w:spacing w:before="140" w:after="100"/>
       </w:pPr>
       <w:r>
-        <w:t>Annexe B - Résultats techniques synthétiques</w:t>
+        <w:t>Annexe B - Synthèse des résultats techniques</w:t>
       </w:r>
     </w:p>
     <w:tbl>
@@ -16682,7 +15980,7 @@
               <w:rPr>
                 <w:sz w:val="17"/>
               </w:rPr>
-              <w:t>Frontend</w:t>
+              <w:t>Interface web</w:t>
             </w:r>
           </w:p>
         </w:tc>
@@ -16712,7 +16010,7 @@
               <w:rPr>
                 <w:sz w:val="17"/>
               </w:rPr>
-              <w:t>17 fichiers / 64 tests, 64 PASS, 0 FAIL, 0 SKIP</w:t>
+              <w:t>17 fichiers / 64 tests : 63 réussis, 1 échec, 0 ignoré</w:t>
             </w:r>
           </w:p>
         </w:tc>
@@ -16814,7 +16112,7 @@
               <w:rPr>
                 <w:sz w:val="17"/>
               </w:rPr>
-              <w:t>Build frontend</w:t>
+              <w:t>Construction de l'interface web</w:t>
             </w:r>
           </w:p>
         </w:tc>
@@ -16913,7 +16211,7 @@
                 <w:sz w:val="17"/>
                 <w:lang w:val="fr-MA"/>
               </w:rPr>
-              <w:t>0 vulnérabilité connue lors de la campagne</w:t>
+              <w:t>Production : 0 vulnérabilité connue ; audit complet : 3 vulnérabilités de développement, dont 1 élevée</w:t>
             </w:r>
           </w:p>
         </w:tc>
@@ -16978,7 +16276,7 @@
               <w:rPr>
                 <w:sz w:val="17"/>
               </w:rPr>
-              <w:t>Ticket HTTP 200, handshake 101, reconnexion/replay couverts</w:t>
+              <w:t>Ticket HTTP 200, négociation de connexion 101, reconnexion et rejeu couverts</w:t>
             </w:r>
           </w:p>
         </w:tc>
@@ -17045,7 +16343,7 @@
               <w:rPr>
                 <w:sz w:val="17"/>
               </w:rPr>
-              <w:t>250 agents, 0 % erreur, p95 98,1 ms</w:t>
+              <w:t>250 agents simulés à cadence réaliste, intervalle de 30 s, 0 % d'erreur, p95 98,1 ms</w:t>
             </w:r>
           </w:p>
         </w:tc>
@@ -17264,7 +16562,7 @@
                 <w:sz w:val="17"/>
                 <w:lang w:val="fr-MA"/>
               </w:rPr>
-              <w:t>VMware réel, Hyper-V réel, SMTP externe et certains scénarios service/reboot non qualifiés</w:t>
+              <w:t>VMware réel, Hyper-V réel, SMTP externe et certains scénarios du service Windows et de redémarrage non qualifiés</w:t>
             </w:r>
           </w:p>
         </w:tc>
@@ -17272,7 +16570,7 @@
     </w:tbl>
     <w:p>
       <w:pPr>
-        <w:pStyle w:val="Titre2"/>
+        <w:pStyle w:val="Heading2"/>
         <w:spacing w:before="140" w:after="100"/>
         <w:rPr>
           <w:lang w:val="fr-MA"/>
@@ -17282,12 +16580,12 @@
         <w:rPr>
           <w:lang w:val="fr-MA"/>
         </w:rPr>
-        <w:t>Annexe C - Vérification des captures intégrées avant remise</w:t>
-      </w:r>
-    </w:p>
-    <w:p>
-      <w:pPr>
-        <w:pStyle w:val="Listenumros"/>
+        <w:t>Annexe C - Traçabilité des captures intégrées</w:t>
+      </w:r>
+    </w:p>
+    <w:p>
+      <w:pPr>
+        <w:pStyle w:val="ListBullet"/>
         <w:spacing w:after="60"/>
         <w:rPr>
           <w:rFonts w:hint="eastAsia"/>
@@ -17298,12 +16596,12 @@
         <w:rPr>
           <w:lang w:val="fr-MA"/>
         </w:rPr>
-        <w:t>Vue globale : vérifier qu'aucune donnée simulée n'est présentée comme réelle.</w:t>
-      </w:r>
-    </w:p>
-    <w:p>
-      <w:pPr>
-        <w:pStyle w:val="Listenumros"/>
+        <w:t>Vue globale : indicateurs agrégés du jeu de démonstration synthétique PFE25.</w:t>
+      </w:r>
+    </w:p>
+    <w:p>
+      <w:pPr>
+        <w:pStyle w:val="ListBullet"/>
         <w:spacing w:after="60"/>
         <w:rPr>
           <w:rFonts w:hint="eastAsia"/>
@@ -17314,12 +16612,12 @@
         <w:rPr>
           <w:lang w:val="fr-MA"/>
         </w:rPr>
-        <w:t>Machines : afficher au moins la machine Windows réellement supervisée et son état.</w:t>
-      </w:r>
-    </w:p>
-    <w:p>
-      <w:pPr>
-        <w:pStyle w:val="Listenumros"/>
+        <w:t>Machines : inventaire de onze machines synthétiques, avec leurs états et métriques principales.</w:t>
+      </w:r>
+    </w:p>
+    <w:p>
+      <w:pPr>
+        <w:pStyle w:val="ListBullet"/>
         <w:spacing w:after="60"/>
         <w:rPr>
           <w:rFonts w:hint="eastAsia"/>
@@ -17330,26 +16628,24 @@
         <w:rPr>
           <w:lang w:val="fr-MA"/>
         </w:rPr>
-        <w:t xml:space="preserve">Fiche machine : CPU, RAM, disque, réseau, GPU/VRAM si disponibles, historique et dernier </w:t>
+        <w:t>Fiche machine : métriques CPU, mémoire, disque et réseau d'une machine Windows de démonstration.</w:t>
       </w:r>
       <w:proofErr w:type="spellStart"/>
       <w:r>
         <w:rPr>
           <w:lang w:val="fr-MA"/>
         </w:rPr>
-        <w:t>heartbeat</w:t>
       </w:r>
       <w:proofErr w:type="spellEnd"/>
       <w:r>
         <w:rPr>
           <w:lang w:val="fr-MA"/>
         </w:rPr>
-        <w:t>.</w:t>
-      </w:r>
-    </w:p>
-    <w:p>
-      <w:pPr>
-        <w:pStyle w:val="Listenumros"/>
+      </w:r>
+    </w:p>
+    <w:p>
+      <w:pPr>
+        <w:pStyle w:val="ListBullet"/>
         <w:spacing w:after="60"/>
         <w:rPr>
           <w:rFonts w:hint="eastAsia"/>
@@ -17360,12 +16656,12 @@
         <w:rPr>
           <w:lang w:val="fr-MA"/>
         </w:rPr>
-        <w:t>Alertes : privilégier une alerte issue d'un test contrôlé clairement identifié.</w:t>
-      </w:r>
-    </w:p>
-    <w:p>
-      <w:pPr>
-        <w:pStyle w:val="Listenumros"/>
+        <w:t>Alertes : alerte CPU issue d'une règle de supervision, avec une recommandation non destructive.</w:t>
+      </w:r>
+    </w:p>
+    <w:p>
+      <w:pPr>
+        <w:pStyle w:val="ListBullet"/>
         <w:spacing w:after="60"/>
         <w:rPr>
           <w:rFonts w:hint="eastAsia"/>
@@ -17376,12 +16672,12 @@
         <w:rPr>
           <w:lang w:val="fr-MA"/>
         </w:rPr>
-        <w:t>Anomalies ML : montrer le modèle et une explication compréhensible, sans exposer de secret.</w:t>
-      </w:r>
-    </w:p>
-    <w:p>
-      <w:pPr>
-        <w:pStyle w:val="Listenumros"/>
+        <w:t>Anomalies ML : anomalie synthétique avec indicateurs analysés, score et détails scientifiques.</w:t>
+      </w:r>
+    </w:p>
+    <w:p>
+      <w:pPr>
+        <w:pStyle w:val="ListBullet"/>
         <w:spacing w:after="60"/>
         <w:rPr>
           <w:rFonts w:hint="eastAsia"/>
@@ -17392,12 +16688,12 @@
         <w:rPr>
           <w:lang w:val="fr-MA"/>
         </w:rPr>
-        <w:t>Prédictions : afficher la tendance et la formulation prudente du risque.</w:t>
-      </w:r>
-    </w:p>
-    <w:p>
-      <w:pPr>
-        <w:pStyle w:val="Listenumros"/>
+        <w:t>Modèle ML : historique du modèle Isolation Forest utilisé par la démonstration.</w:t>
+      </w:r>
+    </w:p>
+    <w:p>
+      <w:pPr>
+        <w:pStyle w:val="ListBullet"/>
         <w:spacing w:after="60"/>
         <w:rPr>
           <w:rFonts w:hint="eastAsia"/>
@@ -17408,27 +16704,24 @@
         <w:rPr>
           <w:lang w:val="fr-MA"/>
         </w:rPr>
-        <w:lastRenderedPageBreak/>
-        <w:t xml:space="preserve">Agents : masquer le </w:t>
+        <w:t>Prédictions : tendance, niveau de risque, valeur actuelle et estimation du franchissement.</w:t>
       </w:r>
       <w:proofErr w:type="spellStart"/>
       <w:r>
         <w:rPr>
           <w:lang w:val="fr-MA"/>
         </w:rPr>
-        <w:t>token</w:t>
       </w:r>
       <w:proofErr w:type="spellEnd"/>
       <w:r>
         <w:rPr>
           <w:lang w:val="fr-MA"/>
         </w:rPr>
-        <w:t>, les secrets, les chemins privés ou informations non destinées à la diffusion.</w:t>
-      </w:r>
-    </w:p>
-    <w:p>
-      <w:pPr>
-        <w:pStyle w:val="Listenumros"/>
+      </w:r>
+    </w:p>
+    <w:p>
+      <w:pPr>
+        <w:pStyle w:val="ListBullet"/>
         <w:spacing w:after="60"/>
         <w:rPr>
           <w:rFonts w:hint="eastAsia"/>
@@ -17439,12 +16732,12 @@
         <w:rPr>
           <w:lang w:val="fr-MA"/>
         </w:rPr>
-        <w:t>Avant export final : relire chaque capture pour retirer adresses, e-mails ou données confidentielles inutiles.</w:t>
-      </w:r>
-    </w:p>
-    <w:p>
-      <w:pPr>
-        <w:pStyle w:val="Titre2"/>
+        <w:t>Agents : agent Windows synthétique ; aucun jeton, secret ou chemin privé n'est visible.</w:t>
+      </w:r>
+    </w:p>
+    <w:p>
+      <w:pPr>
+        <w:pStyle w:val="Heading2"/>
         <w:spacing w:before="140" w:after="100"/>
         <w:rPr>
           <w:lang w:val="fr-MA"/>
@@ -17593,7 +16886,7 @@
 <w:ftr xmlns:wpc="http://schemas.microsoft.com/office/word/2010/wordprocessingCanvas" xmlns:cx="http://schemas.microsoft.com/office/drawing/2014/chartex" xmlns:cx1="http://schemas.microsoft.com/office/drawing/2015/9/8/chartex" xmlns:cx2="http://schemas.microsoft.com/office/drawing/2015/10/21/chartex" xmlns:cx3="http://schemas.microsoft.com/office/drawing/2016/5/9/chartex" xmlns:cx4="http://schemas.microsoft.com/office/drawing/2016/5/10/chartex" xmlns:cx5="http://schemas.microsoft.com/office/drawing/2016/5/11/chartex" xmlns:cx6="http://schemas.microsoft.com/office/drawing/2016/5/12/chartex" xmlns:cx7="http://schemas.microsoft.com/office/drawing/2016/5/13/chartex" xmlns:cx8="http://schemas.microsoft.com/office/drawing/2016/5/14/chartex" xmlns:mc="http://schemas.openxmlformats.org/markup-compatibility/2006" xmlns:aink="http://schemas.microsoft.com/office/drawing/2016/ink" xmlns:am3d="http://schemas.microsoft.com/office/drawing/2017/model3d" xmlns:o="urn:schemas-microsoft-com:office:office" xmlns:oel="http://schemas.microsoft.com/office/2019/extlst" xmlns:r="http://schemas.openxmlformats.org/officeDocument/2006/relationships" xmlns:m="http://schemas.openxmlformats.org/officeDocument/2006/math" xmlns:v="urn:schemas-microsoft-com:vml" xmlns:wp14="http://schemas.microsoft.com/office/word/2010/wordprocessingDrawing" xmlns:wp="http://schemas.openxmlformats.org/drawingml/2006/wordprocessingDrawing" xmlns:w10="urn:schemas-microsoft-com:office:word" xmlns:w="http://schemas.openxmlformats.org/wordprocessingml/2006/main" xmlns:w14="http://schemas.microsoft.com/office/word/2010/wordml" xmlns:w15="http://schemas.microsoft.com/office/word/2012/wordml" xmlns:w16cex="http://schemas.microsoft.com/office/word/2018/wordml/cex" xmlns:w16cid="http://schemas.microsoft.com/office/word/2016/wordml/cid" xmlns:w16="http://schemas.microsoft.com/office/word/2018/wordml" xmlns:w16du="http://schemas.microsoft.com/office/word/2023/wordml/word16du" xmlns:w16sdtdh="http://schemas.microsoft.com/office/word/2020/wordml/sdtdatahash" xmlns:w16sdtfl="http://schemas.microsoft.com/office/word/2024/wordml/sdtformatlock" xmlns:w16se="http://schemas.microsoft.com/office/word/2015/wordml/symex" xmlns:wpg="http://schemas.microsoft.com/office/word/2010/wordprocessingGroup" xmlns:wpi="http://schemas.microsoft.com/office/word/2010/wordprocessingInk" xmlns:wne="http://schemas.microsoft.com/office/word/2006/wordml" xmlns:wps="http://schemas.microsoft.com/office/word/2010/wordprocessingShape" mc:Ignorable="w14 w15 w16se w16cid w16 w16cex w16sdtdh w16sdtfl w16du wp14">
   <w:p>
     <w:pPr>
-      <w:pStyle w:val="Pieddepage"/>
+      <w:pStyle w:val="Footer"/>
       <w:jc w:val="center"/>
       <w:rPr>
         <w:rFonts w:hint="eastAsia"/>
@@ -17628,6 +16921,16 @@
 </w:ftr>
 </file>
 
+<file path=word/footer2.xml><?xml version="1.0" encoding="utf-8"?>
+<w:ftr xmlns:m="http://schemas.openxmlformats.org/officeDocument/2006/math" xmlns:mc="http://schemas.openxmlformats.org/markup-compatibility/2006" xmlns:mo="http://schemas.microsoft.com/office/mac/office/2008/main" xmlns:mv="urn:schemas-microsoft-com:mac:vml" xmlns:o="urn:schemas-microsoft-com:office:office" xmlns:r="http://schemas.openxmlformats.org/officeDocument/2006/relationships" xmlns:v="urn:schemas-microsoft-com:vml" xmlns:w10="urn:schemas-microsoft-com:office:word" xmlns:w14="http://schemas.microsoft.com/office/word/2010/wordml" xmlns:w="http://schemas.openxmlformats.org/wordprocessingml/2006/main" xmlns:wne="http://schemas.microsoft.com/office/word/2006/wordml" xmlns:wp14="http://schemas.microsoft.com/office/word/2010/wordprocessingDrawing" xmlns:wp="http://schemas.openxmlformats.org/drawingml/2006/wordprocessingDrawing" xmlns:wpc="http://schemas.microsoft.com/office/word/2010/wordprocessingCanvas" xmlns:wpg="http://schemas.microsoft.com/office/word/2010/wordprocessingGroup" xmlns:wpi="http://schemas.microsoft.com/office/word/2010/wordprocessingInk" xmlns:wps="http://schemas.microsoft.com/office/word/2010/wordprocessingShape" mc:Ignorable="w14 wp14">
+  <w:p>
+    <w:pPr>
+      <w:pStyle w:val="Footer"/>
+    </w:pPr>
+  </w:p>
+</w:ftr>
+</file>
+
 <file path=word/footnotes.xml><?xml version="1.0" encoding="utf-8"?>
 <w:footnotes xmlns:wpc="http://schemas.microsoft.com/office/word/2010/wordprocessingCanvas" xmlns:cx="http://schemas.microsoft.com/office/drawing/2014/chartex" xmlns:cx1="http://schemas.microsoft.com/office/drawing/2015/9/8/chartex" xmlns:cx2="http://schemas.microsoft.com/office/drawing/2015/10/21/chartex" xmlns:cx3="http://schemas.microsoft.com/office/drawing/2016/5/9/chartex" xmlns:cx4="http://schemas.microsoft.com/office/drawing/2016/5/10/chartex" xmlns:cx5="http://schemas.microsoft.com/office/drawing/2016/5/11/chartex" xmlns:cx6="http://schemas.microsoft.com/office/drawing/2016/5/12/chartex" xmlns:cx7="http://schemas.microsoft.com/office/drawing/2016/5/13/chartex" xmlns:cx8="http://schemas.microsoft.com/office/drawing/2016/5/14/chartex" xmlns:mc="http://schemas.openxmlformats.org/markup-compatibility/2006" xmlns:aink="http://schemas.microsoft.com/office/drawing/2016/ink" xmlns:am3d="http://schemas.microsoft.com/office/drawing/2017/model3d" xmlns:o="urn:schemas-microsoft-com:office:office" xmlns:oel="http://schemas.microsoft.com/office/2019/extlst" xmlns:r="http://schemas.openxmlformats.org/officeDocument/2006/relationships" xmlns:m="http://schemas.openxmlformats.org/officeDocument/2006/math" xmlns:v="urn:schemas-microsoft-com:vml" xmlns:wp14="http://schemas.microsoft.com/office/word/2010/wordprocessingDrawing" xmlns:wp="http://schemas.openxmlformats.org/drawingml/2006/wordprocessingDrawing" xmlns:w10="urn:schemas-microsoft-com:office:word" xmlns:w="http://schemas.openxmlformats.org/wordprocessingml/2006/main" xmlns:w14="http://schemas.microsoft.com/office/word/2010/wordml" xmlns:w15="http://schemas.microsoft.com/office/word/2012/wordml" xmlns:w16cex="http://schemas.microsoft.com/office/word/2018/wordml/cex" xmlns:w16cid="http://schemas.microsoft.com/office/word/2016/wordml/cid" xmlns:w16="http://schemas.microsoft.com/office/word/2018/wordml" xmlns:w16du="http://schemas.microsoft.com/office/word/2023/wordml/word16du" xmlns:w16sdtdh="http://schemas.microsoft.com/office/word/2020/wordml/sdtdatahash" xmlns:w16sdtfl="http://schemas.microsoft.com/office/word/2024/wordml/sdtformatlock" xmlns:w16se="http://schemas.microsoft.com/office/word/2015/wordml/symex" xmlns:wpg="http://schemas.microsoft.com/office/word/2010/wordprocessingGroup" xmlns:wpi="http://schemas.microsoft.com/office/word/2010/wordprocessingInk" xmlns:wne="http://schemas.microsoft.com/office/word/2006/wordml" xmlns:wps="http://schemas.microsoft.com/office/word/2010/wordprocessingShape" mc:Ignorable="w14 w15 w16se w16cid w16 w16cex w16sdtdh w16sdtfl w16du wp14">
   <w:footnote w:type="separator" w:id="-1">
@@ -17663,22 +16966,88 @@
 <w:hdr xmlns:wpc="http://schemas.microsoft.com/office/word/2010/wordprocessingCanvas" xmlns:cx="http://schemas.microsoft.com/office/drawing/2014/chartex" xmlns:cx1="http://schemas.microsoft.com/office/drawing/2015/9/8/chartex" xmlns:cx2="http://schemas.microsoft.com/office/drawing/2015/10/21/chartex" xmlns:cx3="http://schemas.microsoft.com/office/drawing/2016/5/9/chartex" xmlns:cx4="http://schemas.microsoft.com/office/drawing/2016/5/10/chartex" xmlns:cx5="http://schemas.microsoft.com/office/drawing/2016/5/11/chartex" xmlns:cx6="http://schemas.microsoft.com/office/drawing/2016/5/12/chartex" xmlns:cx7="http://schemas.microsoft.com/office/drawing/2016/5/13/chartex" xmlns:cx8="http://schemas.microsoft.com/office/drawing/2016/5/14/chartex" xmlns:mc="http://schemas.openxmlformats.org/markup-compatibility/2006" xmlns:aink="http://schemas.microsoft.com/office/drawing/2016/ink" xmlns:am3d="http://schemas.microsoft.com/office/drawing/2017/model3d" xmlns:o="urn:schemas-microsoft-com:office:office" xmlns:oel="http://schemas.microsoft.com/office/2019/extlst" xmlns:r="http://schemas.openxmlformats.org/officeDocument/2006/relationships" xmlns:m="http://schemas.openxmlformats.org/officeDocument/2006/math" xmlns:v="urn:schemas-microsoft-com:vml" xmlns:wp14="http://schemas.microsoft.com/office/word/2010/wordprocessingDrawing" xmlns:wp="http://schemas.openxmlformats.org/drawingml/2006/wordprocessingDrawing" xmlns:w10="urn:schemas-microsoft-com:office:word" xmlns:w="http://schemas.openxmlformats.org/wordprocessingml/2006/main" xmlns:w14="http://schemas.microsoft.com/office/word/2010/wordml" xmlns:w15="http://schemas.microsoft.com/office/word/2012/wordml" xmlns:w16cex="http://schemas.microsoft.com/office/word/2018/wordml/cex" xmlns:w16cid="http://schemas.microsoft.com/office/word/2016/wordml/cid" xmlns:w16="http://schemas.microsoft.com/office/word/2018/wordml" xmlns:w16du="http://schemas.microsoft.com/office/word/2023/wordml/word16du" xmlns:w16sdtdh="http://schemas.microsoft.com/office/word/2020/wordml/sdtdatahash" xmlns:w16sdtfl="http://schemas.microsoft.com/office/word/2024/wordml/sdtformatlock" xmlns:w16se="http://schemas.microsoft.com/office/word/2015/wordml/symex" xmlns:wpg="http://schemas.microsoft.com/office/word/2010/wordprocessingGroup" xmlns:wpi="http://schemas.microsoft.com/office/word/2010/wordprocessingInk" xmlns:wne="http://schemas.microsoft.com/office/word/2006/wordml" xmlns:wps="http://schemas.microsoft.com/office/word/2010/wordprocessingShape" mc:Ignorable="w14 w15 w16se w16cid w16 w16cex w16sdtdh w16sdtfl w16du wp14">
   <w:p>
     <w:pPr>
-      <w:pStyle w:val="En-tte"/>
+      <w:pStyle w:val="Header"/>
       <w:jc w:val="right"/>
-      <w:rPr>
-        <w:rFonts w:hint="eastAsia"/>
-        <w:lang w:val="fr-MA"/>
-      </w:rPr>
     </w:pPr>
     <w:r>
       <w:rPr>
         <w:noProof/>
       </w:rPr>
+      <mc:AlternateContent>
+        <mc:Choice Requires="wps">
+          <w:drawing>
+            <wp:anchor distT="0" distB="0" distL="114300" distR="114300" simplePos="0" relativeHeight="251659264" behindDoc="0" locked="0" layoutInCell="1" allowOverlap="1" wp14:anchorId="6BC59F3A" wp14:editId="37D2B4DA">
+              <wp:simplePos x="0" y="0"/>
+              <wp:positionH relativeFrom="column">
+                <wp:posOffset>5568315</wp:posOffset>
+              </wp:positionH>
+              <wp:positionV relativeFrom="paragraph">
+                <wp:posOffset>-2540</wp:posOffset>
+              </wp:positionV>
+              <wp:extent cx="0" cy="260350"/>
+              <wp:effectExtent l="0" t="0" r="38100" b="25400"/>
+              <wp:wrapNone/>
+              <wp:docPr id="1265554487" name="Straight Connector 7" descr="Ligne décorative verte de l'en-tête" title="Ligne décorative verte de l'en-tête"/>
+              <wp:cNvGraphicFramePr/>
+              <a:graphic xmlns:a="http://schemas.openxmlformats.org/drawingml/2006/main">
+                <a:graphicData uri="http://schemas.microsoft.com/office/word/2010/wordprocessingShape">
+                  <wps:wsp>
+                    <wps:cNvCnPr/>
+                    <wps:spPr>
+                      <a:xfrm>
+                        <a:off x="0" y="0"/>
+                        <a:ext cx="0" cy="260350"/>
+                      </a:xfrm>
+                      <a:prstGeom prst="line">
+                        <a:avLst/>
+                      </a:prstGeom>
+                      <a:ln>
+                        <a:solidFill>
+                          <a:schemeClr val="tx1"/>
+                        </a:solidFill>
+                      </a:ln>
+                      <a:effectLst/>
+                    </wps:spPr>
+                    <wps:style>
+                      <a:lnRef idx="2">
+                        <a:schemeClr val="dk1"/>
+                      </a:lnRef>
+                      <a:fillRef idx="0">
+                        <a:schemeClr val="dk1"/>
+                      </a:fillRef>
+                      <a:effectRef idx="1">
+                        <a:schemeClr val="dk1"/>
+                      </a:effectRef>
+                      <a:fontRef idx="minor">
+                        <a:schemeClr val="tx1"/>
+                      </a:fontRef>
+                    </wps:style>
+                    <wps:bodyPr/>
+                  </wps:wsp>
+                </a:graphicData>
+              </a:graphic>
+            </wp:anchor>
+          </w:drawing>
+        </mc:Choice>
+        <mc:Fallback>
+          <w:pict>
+            <v:line w14:anchorId="2D889DDF" id="Straight Connector 7" o:spid="_x0000_s1026" style="position:absolute;z-index:251659264;visibility:visible;mso-wrap-style:square;mso-wrap-distance-left:9pt;mso-wrap-distance-top:0;mso-wrap-distance-right:9pt;mso-wrap-distance-bottom:0;mso-position-horizontal:absolute;mso-position-horizontal-relative:text;mso-position-vertical:absolute;mso-position-vertical-relative:text" from="438.45pt,-.2pt" to="438.45pt,20.3pt" o:gfxdata="UEsDBBQABgAIAAAAIQC2gziS/gAAAOEBAAATAAAAW0NvbnRlbnRfVHlwZXNdLnhtbJSRQU7DMBBF&#10;90jcwfIWJU67QAgl6YK0S0CoHGBkTxKLZGx5TGhvj5O2G0SRWNoz/78nu9wcxkFMGNg6quQqL6RA&#10;0s5Y6ir5vt9lD1JwBDIwOMJKHpHlpr69KfdHjyxSmriSfYz+USnWPY7AufNIadK6MEJMx9ApD/oD&#10;OlTrorhX2lFEilmcO2RdNtjC5xDF9pCuTyYBB5bi6bQ4syoJ3g9WQ0ymaiLzg5KdCXlKLjvcW893&#10;SUOqXwnz5DrgnHtJTxOsQfEKIT7DmDSUCaxw7Rqn8787ZsmRM9e2VmPeBN4uqYvTtW7jvijg9N/y&#10;JsXecLq0q+WD6m8AAAD//wMAUEsDBBQABgAIAAAAIQA4/SH/1gAAAJQBAAALAAAAX3JlbHMvLnJl&#10;bHOkkMFqwzAMhu+DvYPRfXGawxijTi+j0GvpHsDYimMaW0Yy2fr2M4PBMnrbUb/Q94l/f/hMi1qR&#10;JVI2sOt6UJgd+ZiDgffL8ekFlFSbvV0oo4EbChzGx4f9GRdb25HMsYhqlCwG5lrLq9biZkxWOiqY&#10;22YiTra2kYMu1l1tQD30/bPm3wwYN0x18gb45AdQl1tp5j/sFB2T0FQ7R0nTNEV3j6o9feQzro1i&#10;OWA14Fm+Q8a1a8+Bvu/d/dMb2JY5uiPbhG/ktn4cqGU/er3pcvwCAAD//wMAUEsDBBQABgAIAAAA&#10;IQDmkKf+tAEAANUDAAAOAAAAZHJzL2Uyb0RvYy54bWysU01v2zAMvQ/YfxB0X+xkWDEYcXpo0V2G&#10;rdjHD1AlKhYmiYKkxc6/HyWndrANPQy70CLFRz4+0fvbyVl2gpgM+p5vNy1n4CUq4489//7t4c17&#10;zlIWXgmLHnp+hsRvD69f7cfQwQ4HtAoioyI+dWPo+ZBz6JomyQGcSBsM4OlSY3QikxuPjYpipOrO&#10;Nru2vWlGjCpElJASRe/nS36o9bUGmT9rnSAz23PilquN1T4V2xz2ojtGEQYjLzTEP7BwwnhqupS6&#10;F1mwn9H8UcoZGTGhzhuJrkGtjYQ6A02zbX+b5usgAtRZSJwUFpnS/ysrP53u/GMkGcaQuhQeY5li&#10;0tGVL/FjUxXrvIgFU2ZyDkqK7m7at++qjs2KCzHlD4COlUPPrfFlDNGJ08eUqRelPqeUsPXFJrRG&#10;PRhrq1MWAO5sZCdBT5enbXkqwl1lkTcjoT70pfQ6Rz3ls4W5xxfQzChivqtc6oqtHdSP5w7WU2aB&#10;aOKygNqXQZfcApvZLMDty8Alu3ZEnxegMx7j38CrGHrOJ2GuZi3HJ1Tn+qr1gnananfZ87Kc136F&#10;r3/j4RcAAAD//wMAUEsDBBQABgAIAAAAIQCxIR752wAAAAgBAAAPAAAAZHJzL2Rvd25yZXYueG1s&#10;TI/BTsMwEETvSPyDtUjcWhtUQgnZVAiJI4eWHujNjbdJIF6nWbdN+XqMOMBxNKOZN8Vi9J060iBt&#10;YISbqQFFXAXXco2wfnuZzEFJtOxsF5gQziSwKC8vCpu7cOIlHVexVqmEJbcITYx9rrVUDXkr09AT&#10;J28XBm9jkkOt3WBPqdx3+taYTHvbclpobE/PDVWfq4NH2H3sz62nPZuNyJ1/X7ovvXlFvL4anx5B&#10;RRrjXxh+8BM6lIlpGw7sRHUI8/vsIUURJjNQyf/VW4SZyUCXhf5/oPwGAAD//wMAUEsBAi0AFAAG&#10;AAgAAAAhALaDOJL+AAAA4QEAABMAAAAAAAAAAAAAAAAAAAAAAFtDb250ZW50X1R5cGVzXS54bWxQ&#10;SwECLQAUAAYACAAAACEAOP0h/9YAAACUAQAACwAAAAAAAAAAAAAAAAAvAQAAX3JlbHMvLnJlbHNQ&#10;SwECLQAUAAYACAAAACEA5pCn/rQBAADVAwAADgAAAAAAAAAAAAAAAAAuAgAAZHJzL2Uyb0RvYy54&#10;bWxQSwECLQAUAAYACAAAACEAsSEe+dsAAAAIAQAADwAAAAAAAAAAAAAAAAAOBAAAZHJzL2Rvd25y&#10;ZXYueG1sUEsFBgAAAAAEAAQA8wAAABYFAAAAAA==&#10;" strokecolor="black [3213]" strokeweight="2pt"/>
+          </w:pict>
+        </mc:Fallback>
+      </mc:AlternateContent>
+    </w:r>
+    <w:r>
+      <w:t xml:space="preserve">   </w:t>
+    </w:r>
+    <w:r>
+      <w:rPr>
+        <w:noProof/>
+      </w:rPr>
       <w:drawing>
-        <wp:inline distT="0" distB="0" distL="0" distR="0" wp14:anchorId="61255C86" wp14:editId="715B6B4D">
-          <wp:extent cx="928886" cy="203200"/>
-          <wp:effectExtent l="0" t="0" r="5080" b="6350"/>
-          <wp:docPr id="894207136" name="Image 4" descr="Logo de l'École Marocaine des Sciences de l'Ingénieur (EMSI)"/>
+        <wp:inline distT="0" distB="0" distL="0" distR="0" wp14:anchorId="233FF35F" wp14:editId="076B392B">
+          <wp:extent cx="1243330" cy="271987"/>
+          <wp:effectExtent l="0" t="0" r="0" b="0"/>
+          <wp:docPr id="1944836099" name="Picture 3" descr="Emsi"/>
           <wp:cNvGraphicFramePr>
             <a:graphicFrameLocks xmlns:a="http://schemas.openxmlformats.org/drawingml/2006/main" noChangeAspect="1"/>
           </wp:cNvGraphicFramePr>
@@ -17686,7 +17055,7 @@
             <a:graphicData uri="http://schemas.openxmlformats.org/drawingml/2006/picture">
               <pic:pic xmlns:pic="http://schemas.openxmlformats.org/drawingml/2006/picture">
                 <pic:nvPicPr>
-                  <pic:cNvPr id="0" name="Picture 3" descr="IT Training and Certification for Oracle Technology | Oracle University"/>
+                  <pic:cNvPr id="0" name="Picture 5" descr="Emsi"/>
                   <pic:cNvPicPr>
                     <a:picLocks noChangeAspect="1" noChangeArrowheads="1"/>
                   </pic:cNvPicPr>
@@ -17707,7 +17076,7 @@
                 <pic:spPr bwMode="auto">
                   <a:xfrm>
                     <a:off x="0" y="0"/>
-                    <a:ext cx="934995" cy="204536"/>
+                    <a:ext cx="1252749" cy="274048"/>
                   </a:xfrm>
                   <a:prstGeom prst="rect">
                     <a:avLst/>
@@ -17724,20 +17093,17 @@
       </w:drawing>
     </w:r>
     <w:r>
-      <w:rPr>
-        <w:lang w:val="fr-MA"/>
-      </w:rPr>
-      <w:t xml:space="preserve">  </w:t>
+      <w:t xml:space="preserve">    </w:t>
     </w:r>
     <w:r>
       <w:rPr>
         <w:noProof/>
       </w:rPr>
       <w:drawing>
-        <wp:inline distT="0" distB="0" distL="0" distR="0" wp14:anchorId="4DF64DE8" wp14:editId="18F5C0BD">
-          <wp:extent cx="387985" cy="181850"/>
-          <wp:effectExtent l="0" t="0" r="0" b="8890"/>
-          <wp:docPr id="898958535" name="Image 9" descr="Logo CGI"/>
+        <wp:inline distT="0" distB="0" distL="0" distR="0" wp14:anchorId="1DBE072B" wp14:editId="1E25C920">
+          <wp:extent cx="266700" cy="266700"/>
+          <wp:effectExtent l="0" t="0" r="0" b="0"/>
+          <wp:docPr id="1739979722" name="Picture 6" descr="CGI France · GitHub"/>
           <wp:cNvGraphicFramePr>
             <a:graphicFrameLocks xmlns:a="http://schemas.openxmlformats.org/drawingml/2006/main" noChangeAspect="1"/>
           </wp:cNvGraphicFramePr>
@@ -17745,7 +17111,7 @@
             <a:graphicData uri="http://schemas.openxmlformats.org/drawingml/2006/picture">
               <pic:pic xmlns:pic="http://schemas.openxmlformats.org/drawingml/2006/picture">
                 <pic:nvPicPr>
-                  <pic:cNvPr id="0" name="Picture 17"/>
+                  <pic:cNvPr id="0" name="Picture 11" descr="CGI France · GitHub"/>
                   <pic:cNvPicPr>
                     <a:picLocks noChangeAspect="1" noChangeArrowheads="1"/>
                   </pic:cNvPicPr>
@@ -17766,7 +17132,7 @@
                 <pic:spPr bwMode="auto">
                   <a:xfrm>
                     <a:off x="0" y="0"/>
-                    <a:ext cx="406172" cy="190374"/>
+                    <a:ext cx="266700" cy="266700"/>
                   </a:xfrm>
                   <a:prstGeom prst="rect">
                     <a:avLst/>
@@ -17786,6 +17152,16 @@
 </w:hdr>
 </file>
 
+<file path=word/header2.xml><?xml version="1.0" encoding="utf-8"?>
+<w:hdr xmlns:m="http://schemas.openxmlformats.org/officeDocument/2006/math" xmlns:mc="http://schemas.openxmlformats.org/markup-compatibility/2006" xmlns:mo="http://schemas.microsoft.com/office/mac/office/2008/main" xmlns:mv="urn:schemas-microsoft-com:mac:vml" xmlns:o="urn:schemas-microsoft-com:office:office" xmlns:r="http://schemas.openxmlformats.org/officeDocument/2006/relationships" xmlns:v="urn:schemas-microsoft-com:vml" xmlns:w10="urn:schemas-microsoft-com:office:word" xmlns:w14="http://schemas.microsoft.com/office/word/2010/wordml" xmlns:w="http://schemas.openxmlformats.org/wordprocessingml/2006/main" xmlns:wne="http://schemas.microsoft.com/office/word/2006/wordml" xmlns:wp14="http://schemas.microsoft.com/office/word/2010/wordprocessingDrawing" xmlns:wp="http://schemas.openxmlformats.org/drawingml/2006/wordprocessingDrawing" xmlns:wpc="http://schemas.microsoft.com/office/word/2010/wordprocessingCanvas" xmlns:wpg="http://schemas.microsoft.com/office/word/2010/wordprocessingGroup" xmlns:wpi="http://schemas.microsoft.com/office/word/2010/wordprocessingInk" xmlns:wps="http://schemas.microsoft.com/office/word/2010/wordprocessingShape" mc:Ignorable="w14 wp14">
+  <w:p>
+    <w:pPr>
+      <w:pStyle w:val="Header"/>
+    </w:pPr>
+  </w:p>
+</w:hdr>
+</file>
+
 <file path=word/numbering.xml><?xml version="1.0" encoding="utf-8"?>
 <w:numbering xmlns:wpc="http://schemas.microsoft.com/office/word/2010/wordprocessingCanvas" xmlns:cx="http://schemas.microsoft.com/office/drawing/2014/chartex" xmlns:cx1="http://schemas.microsoft.com/office/drawing/2015/9/8/chartex" xmlns:cx2="http://schemas.microsoft.com/office/drawing/2015/10/21/chartex" xmlns:cx3="http://schemas.microsoft.com/office/drawing/2016/5/9/chartex" xmlns:cx4="http://schemas.microsoft.com/office/drawing/2016/5/10/chartex" xmlns:cx5="http://schemas.microsoft.com/office/drawing/2016/5/11/chartex" xmlns:cx6="http://schemas.microsoft.com/office/drawing/2016/5/12/chartex" xmlns:cx7="http://schemas.microsoft.com/office/drawing/2016/5/13/chartex" xmlns:cx8="http://schemas.microsoft.com/office/drawing/2016/5/14/chartex" xmlns:mc="http://schemas.openxmlformats.org/markup-compatibility/2006" xmlns:aink="http://schemas.microsoft.com/office/drawing/2016/ink" xmlns:am3d="http://schemas.microsoft.com/office/drawing/2017/model3d" xmlns:o="urn:schemas-microsoft-com:office:office" xmlns:oel="http://schemas.microsoft.com/office/2019/extlst" xmlns:r="http://schemas.openxmlformats.org/officeDocument/2006/relationships" xmlns:m="http://schemas.openxmlformats.org/officeDocument/2006/math" xmlns:v="urn:schemas-microsoft-com:vml" xmlns:wp14="http://schemas.microsoft.com/office/word/2010/wordprocessingDrawing" xmlns:wp="http://schemas.openxmlformats.org/drawingml/2006/wordprocessingDrawing" xmlns:w10="urn:schemas-microsoft-com:office:word" xmlns:w="http://schemas.openxmlformats.org/wordprocessingml/2006/main" xmlns:w14="http://schemas.microsoft.com/office/word/2010/wordml" xmlns:w15="http://schemas.microsoft.com/office/word/2012/wordml" xmlns:w16cex="http://schemas.microsoft.com/office/word/2018/wordml/cex" xmlns:w16cid="http://schemas.microsoft.com/office/word/2016/wordml/cid" xmlns:w16="http://schemas.microsoft.com/office/word/2018/wordml" xmlns:w16du="http://schemas.microsoft.com/office/word/2023/wordml/word16du" xmlns:w16sdtdh="http://schemas.microsoft.com/office/word/2020/wordml/sdtdatahash" xmlns:w16sdtfl="http://schemas.microsoft.com/office/word/2024/wordml/sdtformatlock" xmlns:w16se="http://schemas.microsoft.com/office/word/2015/wordml/symex" xmlns:wpg="http://schemas.microsoft.com/office/word/2010/wordprocessingGroup" xmlns:wpi="http://schemas.microsoft.com/office/word/2010/wordprocessingInk" xmlns:wne="http://schemas.microsoft.com/office/word/2006/wordml" xmlns:wps="http://schemas.microsoft.com/office/word/2010/wordprocessingShape" mc:Ignorable="w14 w15 w16se w16cid w16 w16cex w16sdtdh w16sdtfl w16du wp14">
   <w:abstractNum w:abstractNumId="0" w15:restartNumberingAfterBreak="0">
@@ -17829,7 +17205,7 @@
     <w:lvl w:ilvl="0">
       <w:start w:val="1"/>
       <w:numFmt w:val="decimal"/>
-      <w:pStyle w:val="Listenumros3"/>
+      <w:pStyle w:val="ListNumber3"/>
       <w:lvlText w:val="%1."/>
       <w:lvlJc w:val="left"/>
       <w:pPr>
@@ -17847,7 +17223,7 @@
     <w:lvl w:ilvl="0">
       <w:start w:val="1"/>
       <w:numFmt w:val="decimal"/>
-      <w:pStyle w:val="Listenumros2"/>
+      <w:pStyle w:val="ListNumber2"/>
       <w:lvlText w:val="%1."/>
       <w:lvlJc w:val="left"/>
       <w:pPr>
@@ -17885,7 +17261,7 @@
     <w:lvl w:ilvl="0">
       <w:start w:val="1"/>
       <w:numFmt w:val="bullet"/>
-      <w:pStyle w:val="Listepuces3"/>
+      <w:pStyle w:val="ListBullet3"/>
       <w:lvlText w:val=""/>
       <w:lvlJc w:val="left"/>
       <w:pPr>
@@ -17906,7 +17282,7 @@
     <w:lvl w:ilvl="0">
       <w:start w:val="1"/>
       <w:numFmt w:val="bullet"/>
-      <w:pStyle w:val="Listepuces2"/>
+      <w:pStyle w:val="ListBullet2"/>
       <w:lvlText w:val=""/>
       <w:lvlJc w:val="left"/>
       <w:pPr>
@@ -17927,7 +17303,7 @@
     <w:lvl w:ilvl="0">
       <w:start w:val="1"/>
       <w:numFmt w:val="decimal"/>
-      <w:pStyle w:val="Listenumros"/>
+      <w:pStyle w:val="ListNumber"/>
       <w:lvlText w:val="%1."/>
       <w:lvlJc w:val="left"/>
       <w:pPr>
@@ -17945,7 +17321,7 @@
     <w:lvl w:ilvl="0">
       <w:start w:val="1"/>
       <w:numFmt w:val="bullet"/>
-      <w:pStyle w:val="Listepuces"/>
+      <w:pStyle w:val="ListBullet"/>
       <w:lvlText w:val=""/>
       <w:lvlJc w:val="left"/>
       <w:pPr>
@@ -17959,31 +17335,31 @@
       </w:rPr>
     </w:lvl>
   </w:abstractNum>
-  <w:num w:numId="1" w16cid:durableId="1813401449">
+  <w:num w:numId="1" w16cid:durableId="1632786392">
     <w:abstractNumId w:val="8"/>
   </w:num>
-  <w:num w:numId="2" w16cid:durableId="447625166">
+  <w:num w:numId="2" w16cid:durableId="12809177">
     <w:abstractNumId w:val="6"/>
   </w:num>
-  <w:num w:numId="3" w16cid:durableId="385295730">
+  <w:num w:numId="3" w16cid:durableId="1786339709">
     <w:abstractNumId w:val="5"/>
   </w:num>
-  <w:num w:numId="4" w16cid:durableId="337344759">
+  <w:num w:numId="4" w16cid:durableId="2001998551">
     <w:abstractNumId w:val="4"/>
   </w:num>
-  <w:num w:numId="5" w16cid:durableId="459156087">
+  <w:num w:numId="5" w16cid:durableId="1869902856">
     <w:abstractNumId w:val="7"/>
   </w:num>
-  <w:num w:numId="6" w16cid:durableId="1039279754">
+  <w:num w:numId="6" w16cid:durableId="670451581">
     <w:abstractNumId w:val="3"/>
   </w:num>
-  <w:num w:numId="7" w16cid:durableId="2015761916">
+  <w:num w:numId="7" w16cid:durableId="1273243296">
     <w:abstractNumId w:val="2"/>
   </w:num>
-  <w:num w:numId="8" w16cid:durableId="1568489782">
+  <w:num w:numId="8" w16cid:durableId="1619414646">
     <w:abstractNumId w:val="1"/>
   </w:num>
-  <w:num w:numId="9" w16cid:durableId="346717772">
+  <w:num w:numId="9" w16cid:durableId="1014265474">
     <w:abstractNumId w:val="0"/>
   </w:num>
 </w:numbering>
@@ -18385,11 +17761,11 @@
       <w:sz w:val="21"/>
     </w:rPr>
   </w:style>
-  <w:style w:type="paragraph" w:styleId="Titre1">
+  <w:style w:type="paragraph" w:styleId="Heading1">
     <w:name w:val="heading 1"/>
     <w:basedOn w:val="Normal"/>
     <w:next w:val="Normal"/>
-    <w:link w:val="Titre1Car"/>
+    <w:link w:val="Heading1Char"/>
     <w:uiPriority w:val="9"/>
     <w:qFormat/>
     <w:rsid w:val="00FC693F"/>
@@ -18408,11 +17784,11 @@
       <w:szCs w:val="28"/>
     </w:rPr>
   </w:style>
-  <w:style w:type="paragraph" w:styleId="Titre2">
+  <w:style w:type="paragraph" w:styleId="Heading2">
     <w:name w:val="heading 2"/>
     <w:basedOn w:val="Normal"/>
     <w:next w:val="Normal"/>
-    <w:link w:val="Titre2Car"/>
+    <w:link w:val="Heading2Char"/>
     <w:uiPriority w:val="9"/>
     <w:unhideWhenUsed/>
     <w:qFormat/>
@@ -18432,11 +17808,11 @@
       <w:szCs w:val="26"/>
     </w:rPr>
   </w:style>
-  <w:style w:type="paragraph" w:styleId="Titre3">
+  <w:style w:type="paragraph" w:styleId="Heading3">
     <w:name w:val="heading 3"/>
     <w:basedOn w:val="Normal"/>
     <w:next w:val="Normal"/>
-    <w:link w:val="Titre3Car"/>
+    <w:link w:val="Heading3Char"/>
     <w:uiPriority w:val="9"/>
     <w:unhideWhenUsed/>
     <w:qFormat/>
@@ -18455,11 +17831,11 @@
       <w:sz w:val="23"/>
     </w:rPr>
   </w:style>
-  <w:style w:type="paragraph" w:styleId="Titre4">
+  <w:style w:type="paragraph" w:styleId="Heading4">
     <w:name w:val="heading 4"/>
     <w:basedOn w:val="Normal"/>
     <w:next w:val="Normal"/>
-    <w:link w:val="Titre4Car"/>
+    <w:link w:val="Heading4Char"/>
     <w:uiPriority w:val="9"/>
     <w:semiHidden/>
     <w:unhideWhenUsed/>
@@ -18480,11 +17856,11 @@
       <w:color w:val="4F81BD" w:themeColor="accent1"/>
     </w:rPr>
   </w:style>
-  <w:style w:type="paragraph" w:styleId="Titre5">
+  <w:style w:type="paragraph" w:styleId="Heading5">
     <w:name w:val="heading 5"/>
     <w:basedOn w:val="Normal"/>
     <w:next w:val="Normal"/>
-    <w:link w:val="Titre5Car"/>
+    <w:link w:val="Heading5Char"/>
     <w:uiPriority w:val="9"/>
     <w:semiHidden/>
     <w:unhideWhenUsed/>
@@ -18501,11 +17877,11 @@
       <w:color w:val="243F60" w:themeColor="accent1" w:themeShade="7F"/>
     </w:rPr>
   </w:style>
-  <w:style w:type="paragraph" w:styleId="Titre6">
+  <w:style w:type="paragraph" w:styleId="Heading6">
     <w:name w:val="heading 6"/>
     <w:basedOn w:val="Normal"/>
     <w:next w:val="Normal"/>
-    <w:link w:val="Titre6Car"/>
+    <w:link w:val="Heading6Char"/>
     <w:uiPriority w:val="9"/>
     <w:semiHidden/>
     <w:unhideWhenUsed/>
@@ -18524,11 +17900,11 @@
       <w:color w:val="243F60" w:themeColor="accent1" w:themeShade="7F"/>
     </w:rPr>
   </w:style>
-  <w:style w:type="paragraph" w:styleId="Titre7">
+  <w:style w:type="paragraph" w:styleId="Heading7">
     <w:name w:val="heading 7"/>
     <w:basedOn w:val="Normal"/>
     <w:next w:val="Normal"/>
-    <w:link w:val="Titre7Car"/>
+    <w:link w:val="Heading7Char"/>
     <w:uiPriority w:val="9"/>
     <w:semiHidden/>
     <w:unhideWhenUsed/>
@@ -18547,11 +17923,11 @@
       <w:color w:val="404040" w:themeColor="text1" w:themeTint="BF"/>
     </w:rPr>
   </w:style>
-  <w:style w:type="paragraph" w:styleId="Titre8">
+  <w:style w:type="paragraph" w:styleId="Heading8">
     <w:name w:val="heading 8"/>
     <w:basedOn w:val="Normal"/>
     <w:next w:val="Normal"/>
-    <w:link w:val="Titre8Car"/>
+    <w:link w:val="Heading8Char"/>
     <w:uiPriority w:val="9"/>
     <w:semiHidden/>
     <w:unhideWhenUsed/>
@@ -18570,11 +17946,11 @@
       <w:szCs w:val="20"/>
     </w:rPr>
   </w:style>
-  <w:style w:type="paragraph" w:styleId="Titre9">
+  <w:style w:type="paragraph" w:styleId="Heading9">
     <w:name w:val="heading 9"/>
     <w:basedOn w:val="Normal"/>
     <w:next w:val="Normal"/>
-    <w:link w:val="Titre9Car"/>
+    <w:link w:val="Heading9Char"/>
     <w:uiPriority w:val="9"/>
     <w:semiHidden/>
     <w:unhideWhenUsed/>
@@ -18595,13 +17971,13 @@
       <w:szCs w:val="20"/>
     </w:rPr>
   </w:style>
-  <w:style w:type="character" w:default="1" w:styleId="Policepardfaut">
+  <w:style w:type="character" w:default="1" w:styleId="DefaultParagraphFont">
     <w:name w:val="Default Paragraph Font"/>
     <w:uiPriority w:val="1"/>
     <w:semiHidden/>
     <w:unhideWhenUsed/>
   </w:style>
-  <w:style w:type="table" w:default="1" w:styleId="TableauNormal">
+  <w:style w:type="table" w:default="1" w:styleId="TableNormal">
     <w:name w:val="Normal Table"/>
     <w:uiPriority w:val="99"/>
     <w:semiHidden/>
@@ -18616,16 +17992,16 @@
       </w:tblCellMar>
     </w:tblPr>
   </w:style>
-  <w:style w:type="numbering" w:default="1" w:styleId="Aucuneliste">
+  <w:style w:type="numbering" w:default="1" w:styleId="NoList">
     <w:name w:val="No List"/>
     <w:uiPriority w:val="99"/>
     <w:semiHidden/>
     <w:unhideWhenUsed/>
   </w:style>
-  <w:style w:type="paragraph" w:styleId="En-tte">
+  <w:style w:type="paragraph" w:styleId="Header">
     <w:name w:val="header"/>
     <w:basedOn w:val="Normal"/>
-    <w:link w:val="En-tteCar"/>
+    <w:link w:val="HeaderChar"/>
     <w:uiPriority w:val="99"/>
     <w:unhideWhenUsed/>
     <w:rsid w:val="00E618BF"/>
@@ -18637,17 +18013,17 @@
       <w:spacing w:after="0" w:line="240" w:lineRule="auto"/>
     </w:pPr>
   </w:style>
-  <w:style w:type="character" w:customStyle="1" w:styleId="En-tteCar">
-    <w:name w:val="En-tête Car"/>
-    <w:basedOn w:val="Policepardfaut"/>
-    <w:link w:val="En-tte"/>
+  <w:style w:type="character" w:customStyle="1" w:styleId="HeaderChar">
+    <w:name w:val="Header Char"/>
+    <w:basedOn w:val="DefaultParagraphFont"/>
+    <w:link w:val="Header"/>
     <w:uiPriority w:val="99"/>
     <w:rsid w:val="00E618BF"/>
   </w:style>
-  <w:style w:type="paragraph" w:styleId="Pieddepage">
+  <w:style w:type="paragraph" w:styleId="Footer">
     <w:name w:val="footer"/>
     <w:basedOn w:val="Normal"/>
-    <w:link w:val="PieddepageCar"/>
+    <w:link w:val="FooterChar"/>
     <w:uiPriority w:val="99"/>
     <w:unhideWhenUsed/>
     <w:rsid w:val="00E618BF"/>
@@ -18659,14 +18035,14 @@
       <w:spacing w:after="0" w:line="240" w:lineRule="auto"/>
     </w:pPr>
   </w:style>
-  <w:style w:type="character" w:customStyle="1" w:styleId="PieddepageCar">
-    <w:name w:val="Pied de page Car"/>
-    <w:basedOn w:val="Policepardfaut"/>
-    <w:link w:val="Pieddepage"/>
+  <w:style w:type="character" w:customStyle="1" w:styleId="FooterChar">
+    <w:name w:val="Footer Char"/>
+    <w:basedOn w:val="DefaultParagraphFont"/>
+    <w:link w:val="Footer"/>
     <w:uiPriority w:val="99"/>
     <w:rsid w:val="00E618BF"/>
   </w:style>
-  <w:style w:type="paragraph" w:styleId="Sansinterligne">
+  <w:style w:type="paragraph" w:styleId="NoSpacing">
     <w:name w:val="No Spacing"/>
     <w:uiPriority w:val="1"/>
     <w:qFormat/>
@@ -18675,10 +18051,10 @@
       <w:spacing w:after="0" w:line="240" w:lineRule="auto"/>
     </w:pPr>
   </w:style>
-  <w:style w:type="character" w:customStyle="1" w:styleId="Titre1Car">
-    <w:name w:val="Titre 1 Car"/>
-    <w:basedOn w:val="Policepardfaut"/>
-    <w:link w:val="Titre1"/>
+  <w:style w:type="character" w:customStyle="1" w:styleId="Heading1Char">
+    <w:name w:val="Heading 1 Char"/>
+    <w:basedOn w:val="DefaultParagraphFont"/>
+    <w:link w:val="Heading1"/>
     <w:uiPriority w:val="9"/>
     <w:rsid w:val="00FC693F"/>
     <w:rPr>
@@ -18690,10 +18066,10 @@
       <w:szCs w:val="28"/>
     </w:rPr>
   </w:style>
-  <w:style w:type="character" w:customStyle="1" w:styleId="Titre2Car">
-    <w:name w:val="Titre 2 Car"/>
-    <w:basedOn w:val="Policepardfaut"/>
-    <w:link w:val="Titre2"/>
+  <w:style w:type="character" w:customStyle="1" w:styleId="Heading2Char">
+    <w:name w:val="Heading 2 Char"/>
+    <w:basedOn w:val="DefaultParagraphFont"/>
+    <w:link w:val="Heading2"/>
     <w:uiPriority w:val="9"/>
     <w:rsid w:val="00FC693F"/>
     <w:rPr>
@@ -18705,10 +18081,10 @@
       <w:szCs w:val="26"/>
     </w:rPr>
   </w:style>
-  <w:style w:type="character" w:customStyle="1" w:styleId="Titre3Car">
-    <w:name w:val="Titre 3 Car"/>
-    <w:basedOn w:val="Policepardfaut"/>
-    <w:link w:val="Titre3"/>
+  <w:style w:type="character" w:customStyle="1" w:styleId="Heading3Char">
+    <w:name w:val="Heading 3 Char"/>
+    <w:basedOn w:val="DefaultParagraphFont"/>
+    <w:link w:val="Heading3"/>
     <w:uiPriority w:val="9"/>
     <w:rsid w:val="00FC693F"/>
     <w:rPr>
@@ -18718,11 +18094,11 @@
       <w:color w:val="4F81BD" w:themeColor="accent1"/>
     </w:rPr>
   </w:style>
-  <w:style w:type="paragraph" w:styleId="Titre">
+  <w:style w:type="paragraph" w:styleId="Title">
     <w:name w:val="Title"/>
     <w:basedOn w:val="Normal"/>
     <w:next w:val="Normal"/>
-    <w:link w:val="TitreCar"/>
+    <w:link w:val="TitleChar"/>
     <w:uiPriority w:val="10"/>
     <w:qFormat/>
     <w:rsid w:val="00FC693F"/>
@@ -18742,10 +18118,10 @@
       <w:szCs w:val="52"/>
     </w:rPr>
   </w:style>
-  <w:style w:type="character" w:customStyle="1" w:styleId="TitreCar">
-    <w:name w:val="Titre Car"/>
-    <w:basedOn w:val="Policepardfaut"/>
-    <w:link w:val="Titre"/>
+  <w:style w:type="character" w:customStyle="1" w:styleId="TitleChar">
+    <w:name w:val="Title Char"/>
+    <w:basedOn w:val="DefaultParagraphFont"/>
+    <w:link w:val="Title"/>
     <w:uiPriority w:val="10"/>
     <w:rsid w:val="00FC693F"/>
     <w:rPr>
@@ -18757,11 +18133,11 @@
       <w:szCs w:val="52"/>
     </w:rPr>
   </w:style>
-  <w:style w:type="paragraph" w:styleId="Sous-titre">
+  <w:style w:type="paragraph" w:styleId="Subtitle">
     <w:name w:val="Subtitle"/>
     <w:basedOn w:val="Normal"/>
     <w:next w:val="Normal"/>
-    <w:link w:val="Sous-titreCar"/>
+    <w:link w:val="SubtitleChar"/>
     <w:uiPriority w:val="11"/>
     <w:qFormat/>
     <w:rsid w:val="00FC693F"/>
@@ -18780,10 +18156,10 @@
       <w:szCs w:val="24"/>
     </w:rPr>
   </w:style>
-  <w:style w:type="character" w:customStyle="1" w:styleId="Sous-titreCar">
-    <w:name w:val="Sous-titre Car"/>
-    <w:basedOn w:val="Policepardfaut"/>
-    <w:link w:val="Sous-titre"/>
+  <w:style w:type="character" w:customStyle="1" w:styleId="SubtitleChar">
+    <w:name w:val="Subtitle Char"/>
+    <w:basedOn w:val="DefaultParagraphFont"/>
+    <w:link w:val="Subtitle"/>
     <w:uiPriority w:val="11"/>
     <w:rsid w:val="00FC693F"/>
     <w:rPr>
@@ -18796,7 +18172,7 @@
       <w:szCs w:val="24"/>
     </w:rPr>
   </w:style>
-  <w:style w:type="paragraph" w:styleId="Paragraphedeliste">
+  <w:style w:type="paragraph" w:styleId="ListParagraph">
     <w:name w:val="List Paragraph"/>
     <w:basedOn w:val="Normal"/>
     <w:uiPriority w:val="34"/>
@@ -18807,10 +18183,10 @@
       <w:contextualSpacing/>
     </w:pPr>
   </w:style>
-  <w:style w:type="paragraph" w:styleId="Corpsdetexte">
+  <w:style w:type="paragraph" w:styleId="BodyText">
     <w:name w:val="Body Text"/>
     <w:basedOn w:val="Normal"/>
-    <w:link w:val="CorpsdetexteCar"/>
+    <w:link w:val="BodyTextChar"/>
     <w:uiPriority w:val="99"/>
     <w:unhideWhenUsed/>
     <w:rsid w:val="00AA1D8D"/>
@@ -18818,17 +18194,17 @@
       <w:spacing w:after="120"/>
     </w:pPr>
   </w:style>
-  <w:style w:type="character" w:customStyle="1" w:styleId="CorpsdetexteCar">
-    <w:name w:val="Corps de texte Car"/>
-    <w:basedOn w:val="Policepardfaut"/>
-    <w:link w:val="Corpsdetexte"/>
+  <w:style w:type="character" w:customStyle="1" w:styleId="BodyTextChar">
+    <w:name w:val="Body Text Char"/>
+    <w:basedOn w:val="DefaultParagraphFont"/>
+    <w:link w:val="BodyText"/>
     <w:uiPriority w:val="99"/>
     <w:rsid w:val="00AA1D8D"/>
   </w:style>
-  <w:style w:type="paragraph" w:styleId="Corpsdetexte2">
+  <w:style w:type="paragraph" w:styleId="BodyText2">
     <w:name w:val="Body Text 2"/>
     <w:basedOn w:val="Normal"/>
-    <w:link w:val="Corpsdetexte2Car"/>
+    <w:link w:val="BodyText2Char"/>
     <w:uiPriority w:val="99"/>
     <w:unhideWhenUsed/>
     <w:rsid w:val="00AA1D8D"/>
@@ -18836,17 +18212,17 @@
       <w:spacing w:after="120" w:line="480" w:lineRule="auto"/>
     </w:pPr>
   </w:style>
-  <w:style w:type="character" w:customStyle="1" w:styleId="Corpsdetexte2Car">
-    <w:name w:val="Corps de texte 2 Car"/>
-    <w:basedOn w:val="Policepardfaut"/>
-    <w:link w:val="Corpsdetexte2"/>
+  <w:style w:type="character" w:customStyle="1" w:styleId="BodyText2Char">
+    <w:name w:val="Body Text 2 Char"/>
+    <w:basedOn w:val="DefaultParagraphFont"/>
+    <w:link w:val="BodyText2"/>
     <w:uiPriority w:val="99"/>
     <w:rsid w:val="00AA1D8D"/>
   </w:style>
-  <w:style w:type="paragraph" w:styleId="Corpsdetexte3">
+  <w:style w:type="paragraph" w:styleId="BodyText3">
     <w:name w:val="Body Text 3"/>
     <w:basedOn w:val="Normal"/>
-    <w:link w:val="Corpsdetexte3Car"/>
+    <w:link w:val="BodyText3Char"/>
     <w:uiPriority w:val="99"/>
     <w:unhideWhenUsed/>
     <w:rsid w:val="00AA1D8D"/>
@@ -18858,10 +18234,10 @@
       <w:szCs w:val="16"/>
     </w:rPr>
   </w:style>
-  <w:style w:type="character" w:customStyle="1" w:styleId="Corpsdetexte3Car">
-    <w:name w:val="Corps de texte 3 Car"/>
-    <w:basedOn w:val="Policepardfaut"/>
-    <w:link w:val="Corpsdetexte3"/>
+  <w:style w:type="character" w:customStyle="1" w:styleId="BodyText3Char">
+    <w:name w:val="Body Text 3 Char"/>
+    <w:basedOn w:val="DefaultParagraphFont"/>
+    <w:link w:val="BodyText3"/>
     <w:uiPriority w:val="99"/>
     <w:rsid w:val="00AA1D8D"/>
     <w:rPr>
@@ -18869,7 +18245,7 @@
       <w:szCs w:val="16"/>
     </w:rPr>
   </w:style>
-  <w:style w:type="paragraph" w:styleId="Liste">
+  <w:style w:type="paragraph" w:styleId="List">
     <w:name w:val="List"/>
     <w:basedOn w:val="Normal"/>
     <w:uiPriority w:val="99"/>
@@ -18880,7 +18256,7 @@
       <w:contextualSpacing/>
     </w:pPr>
   </w:style>
-  <w:style w:type="paragraph" w:styleId="Liste2">
+  <w:style w:type="paragraph" w:styleId="List2">
     <w:name w:val="List 2"/>
     <w:basedOn w:val="Normal"/>
     <w:uiPriority w:val="99"/>
@@ -18891,7 +18267,7 @@
       <w:contextualSpacing/>
     </w:pPr>
   </w:style>
-  <w:style w:type="paragraph" w:styleId="Liste3">
+  <w:style w:type="paragraph" w:styleId="List3">
     <w:name w:val="List 3"/>
     <w:basedOn w:val="Normal"/>
     <w:uiPriority w:val="99"/>
@@ -18902,7 +18278,7 @@
       <w:contextualSpacing/>
     </w:pPr>
   </w:style>
-  <w:style w:type="paragraph" w:styleId="Listepuces">
+  <w:style w:type="paragraph" w:styleId="ListBullet">
     <w:name w:val="List Bullet"/>
     <w:basedOn w:val="Normal"/>
     <w:uiPriority w:val="99"/>
@@ -18915,7 +18291,7 @@
       <w:contextualSpacing/>
     </w:pPr>
   </w:style>
-  <w:style w:type="paragraph" w:styleId="Listepuces2">
+  <w:style w:type="paragraph" w:styleId="ListBullet2">
     <w:name w:val="List Bullet 2"/>
     <w:basedOn w:val="Normal"/>
     <w:uiPriority w:val="99"/>
@@ -18928,7 +18304,7 @@
       <w:contextualSpacing/>
     </w:pPr>
   </w:style>
-  <w:style w:type="paragraph" w:styleId="Listepuces3">
+  <w:style w:type="paragraph" w:styleId="ListBullet3">
     <w:name w:val="List Bullet 3"/>
     <w:basedOn w:val="Normal"/>
     <w:uiPriority w:val="99"/>
@@ -18941,7 +18317,7 @@
       <w:contextualSpacing/>
     </w:pPr>
   </w:style>
-  <w:style w:type="paragraph" w:styleId="Listenumros">
+  <w:style w:type="paragraph" w:styleId="ListNumber">
     <w:name w:val="List Number"/>
     <w:basedOn w:val="Normal"/>
     <w:uiPriority w:val="99"/>
@@ -18954,7 +18330,7 @@
       <w:contextualSpacing/>
     </w:pPr>
   </w:style>
-  <w:style w:type="paragraph" w:styleId="Listenumros2">
+  <w:style w:type="paragraph" w:styleId="ListNumber2">
     <w:name w:val="List Number 2"/>
     <w:basedOn w:val="Normal"/>
     <w:uiPriority w:val="99"/>
@@ -18967,7 +18343,7 @@
       <w:contextualSpacing/>
     </w:pPr>
   </w:style>
-  <w:style w:type="paragraph" w:styleId="Listenumros3">
+  <w:style w:type="paragraph" w:styleId="ListNumber3">
     <w:name w:val="List Number 3"/>
     <w:basedOn w:val="Normal"/>
     <w:uiPriority w:val="99"/>
@@ -18980,7 +18356,7 @@
       <w:contextualSpacing/>
     </w:pPr>
   </w:style>
-  <w:style w:type="paragraph" w:styleId="Listecontinue">
+  <w:style w:type="paragraph" w:styleId="ListContinue">
     <w:name w:val="List Continue"/>
     <w:basedOn w:val="Normal"/>
     <w:uiPriority w:val="99"/>
@@ -18992,7 +18368,7 @@
       <w:contextualSpacing/>
     </w:pPr>
   </w:style>
-  <w:style w:type="paragraph" w:styleId="Listecontinue2">
+  <w:style w:type="paragraph" w:styleId="ListContinue2">
     <w:name w:val="List Continue 2"/>
     <w:basedOn w:val="Normal"/>
     <w:uiPriority w:val="99"/>
@@ -19004,7 +18380,7 @@
       <w:contextualSpacing/>
     </w:pPr>
   </w:style>
-  <w:style w:type="paragraph" w:styleId="Listecontinue3">
+  <w:style w:type="paragraph" w:styleId="ListContinue3">
     <w:name w:val="List Continue 3"/>
     <w:basedOn w:val="Normal"/>
     <w:uiPriority w:val="99"/>
@@ -19016,9 +18392,9 @@
       <w:contextualSpacing/>
     </w:pPr>
   </w:style>
-  <w:style w:type="paragraph" w:styleId="Textedemacro">
+  <w:style w:type="paragraph" w:styleId="MacroText">
     <w:name w:val="macro"/>
-    <w:link w:val="TextedemacroCar"/>
+    <w:link w:val="MacroTextChar"/>
     <w:uiPriority w:val="99"/>
     <w:unhideWhenUsed/>
     <w:rsid w:val="0029639D"/>
@@ -19039,10 +18415,10 @@
       <w:szCs w:val="20"/>
     </w:rPr>
   </w:style>
-  <w:style w:type="character" w:customStyle="1" w:styleId="TextedemacroCar">
-    <w:name w:val="Texte de macro Car"/>
-    <w:basedOn w:val="Policepardfaut"/>
-    <w:link w:val="Textedemacro"/>
+  <w:style w:type="character" w:customStyle="1" w:styleId="MacroTextChar">
+    <w:name w:val="Macro Text Char"/>
+    <w:basedOn w:val="DefaultParagraphFont"/>
+    <w:link w:val="MacroText"/>
     <w:uiPriority w:val="99"/>
     <w:rsid w:val="0029639D"/>
     <w:rPr>
@@ -19051,11 +18427,11 @@
       <w:szCs w:val="20"/>
     </w:rPr>
   </w:style>
-  <w:style w:type="paragraph" w:styleId="Citation">
+  <w:style w:type="paragraph" w:styleId="Quote">
     <w:name w:val="Quote"/>
     <w:basedOn w:val="Normal"/>
     <w:next w:val="Normal"/>
-    <w:link w:val="CitationCar"/>
+    <w:link w:val="QuoteChar"/>
     <w:uiPriority w:val="29"/>
     <w:qFormat/>
     <w:rsid w:val="00FC693F"/>
@@ -19065,10 +18441,10 @@
       <w:color w:val="000000" w:themeColor="text1"/>
     </w:rPr>
   </w:style>
-  <w:style w:type="character" w:customStyle="1" w:styleId="CitationCar">
-    <w:name w:val="Citation Car"/>
-    <w:basedOn w:val="Policepardfaut"/>
-    <w:link w:val="Citation"/>
+  <w:style w:type="character" w:customStyle="1" w:styleId="QuoteChar">
+    <w:name w:val="Quote Char"/>
+    <w:basedOn w:val="DefaultParagraphFont"/>
+    <w:link w:val="Quote"/>
     <w:uiPriority w:val="29"/>
     <w:rsid w:val="00FC693F"/>
     <w:rPr>
@@ -19077,10 +18453,10 @@
       <w:color w:val="000000" w:themeColor="text1"/>
     </w:rPr>
   </w:style>
-  <w:style w:type="character" w:customStyle="1" w:styleId="Titre4Car">
-    <w:name w:val="Titre 4 Car"/>
-    <w:basedOn w:val="Policepardfaut"/>
-    <w:link w:val="Titre4"/>
+  <w:style w:type="character" w:customStyle="1" w:styleId="Heading4Char">
+    <w:name w:val="Heading 4 Char"/>
+    <w:basedOn w:val="DefaultParagraphFont"/>
+    <w:link w:val="Heading4"/>
     <w:uiPriority w:val="9"/>
     <w:semiHidden/>
     <w:rsid w:val="00FC693F"/>
@@ -19093,10 +18469,10 @@
       <w:color w:val="4F81BD" w:themeColor="accent1"/>
     </w:rPr>
   </w:style>
-  <w:style w:type="character" w:customStyle="1" w:styleId="Titre5Car">
-    <w:name w:val="Titre 5 Car"/>
-    <w:basedOn w:val="Policepardfaut"/>
-    <w:link w:val="Titre5"/>
+  <w:style w:type="character" w:customStyle="1" w:styleId="Heading5Char">
+    <w:name w:val="Heading 5 Char"/>
+    <w:basedOn w:val="DefaultParagraphFont"/>
+    <w:link w:val="Heading5"/>
     <w:uiPriority w:val="9"/>
     <w:semiHidden/>
     <w:rsid w:val="00FC693F"/>
@@ -19105,10 +18481,10 @@
       <w:color w:val="243F60" w:themeColor="accent1" w:themeShade="7F"/>
     </w:rPr>
   </w:style>
-  <w:style w:type="character" w:customStyle="1" w:styleId="Titre6Car">
-    <w:name w:val="Titre 6 Car"/>
-    <w:basedOn w:val="Policepardfaut"/>
-    <w:link w:val="Titre6"/>
+  <w:style w:type="character" w:customStyle="1" w:styleId="Heading6Char">
+    <w:name w:val="Heading 6 Char"/>
+    <w:basedOn w:val="DefaultParagraphFont"/>
+    <w:link w:val="Heading6"/>
     <w:uiPriority w:val="9"/>
     <w:semiHidden/>
     <w:rsid w:val="00FC693F"/>
@@ -19119,10 +18495,10 @@
       <w:color w:val="243F60" w:themeColor="accent1" w:themeShade="7F"/>
     </w:rPr>
   </w:style>
-  <w:style w:type="character" w:customStyle="1" w:styleId="Titre7Car">
-    <w:name w:val="Titre 7 Car"/>
-    <w:basedOn w:val="Policepardfaut"/>
-    <w:link w:val="Titre7"/>
+  <w:style w:type="character" w:customStyle="1" w:styleId="Heading7Char">
+    <w:name w:val="Heading 7 Char"/>
+    <w:basedOn w:val="DefaultParagraphFont"/>
+    <w:link w:val="Heading7"/>
     <w:uiPriority w:val="9"/>
     <w:semiHidden/>
     <w:rsid w:val="00FC693F"/>
@@ -19133,10 +18509,10 @@
       <w:color w:val="404040" w:themeColor="text1" w:themeTint="BF"/>
     </w:rPr>
   </w:style>
-  <w:style w:type="character" w:customStyle="1" w:styleId="Titre8Car">
-    <w:name w:val="Titre 8 Car"/>
-    <w:basedOn w:val="Policepardfaut"/>
-    <w:link w:val="Titre8"/>
+  <w:style w:type="character" w:customStyle="1" w:styleId="Heading8Char">
+    <w:name w:val="Heading 8 Char"/>
+    <w:basedOn w:val="DefaultParagraphFont"/>
+    <w:link w:val="Heading8"/>
     <w:uiPriority w:val="9"/>
     <w:semiHidden/>
     <w:rsid w:val="00FC693F"/>
@@ -19147,10 +18523,10 @@
       <w:szCs w:val="20"/>
     </w:rPr>
   </w:style>
-  <w:style w:type="character" w:customStyle="1" w:styleId="Titre9Car">
-    <w:name w:val="Titre 9 Car"/>
-    <w:basedOn w:val="Policepardfaut"/>
-    <w:link w:val="Titre9"/>
+  <w:style w:type="character" w:customStyle="1" w:styleId="Heading9Char">
+    <w:name w:val="Heading 9 Char"/>
+    <w:basedOn w:val="DefaultParagraphFont"/>
+    <w:link w:val="Heading9"/>
     <w:uiPriority w:val="9"/>
     <w:semiHidden/>
     <w:rsid w:val="00FC693F"/>
@@ -19163,7 +18539,7 @@
       <w:szCs w:val="20"/>
     </w:rPr>
   </w:style>
-  <w:style w:type="paragraph" w:styleId="Lgende">
+  <w:style w:type="paragraph" w:styleId="Caption">
     <w:name w:val="caption"/>
     <w:basedOn w:val="Normal"/>
     <w:next w:val="Normal"/>
@@ -19184,9 +18560,9 @@
       <w:szCs w:val="18"/>
     </w:rPr>
   </w:style>
-  <w:style w:type="character" w:styleId="lev">
+  <w:style w:type="character" w:styleId="Strong">
     <w:name w:val="Strong"/>
-    <w:basedOn w:val="Policepardfaut"/>
+    <w:basedOn w:val="DefaultParagraphFont"/>
     <w:uiPriority w:val="22"/>
     <w:qFormat/>
     <w:rsid w:val="00FC693F"/>
@@ -19195,9 +18571,9 @@
       <w:bCs/>
     </w:rPr>
   </w:style>
-  <w:style w:type="character" w:styleId="Accentuation">
+  <w:style w:type="character" w:styleId="Emphasis">
     <w:name w:val="Emphasis"/>
-    <w:basedOn w:val="Policepardfaut"/>
+    <w:basedOn w:val="DefaultParagraphFont"/>
     <w:uiPriority w:val="20"/>
     <w:qFormat/>
     <w:rsid w:val="00FC693F"/>
@@ -19206,11 +18582,11 @@
       <w:iCs/>
     </w:rPr>
   </w:style>
-  <w:style w:type="paragraph" w:styleId="Citationintense">
+  <w:style w:type="paragraph" w:styleId="IntenseQuote">
     <w:name w:val="Intense Quote"/>
     <w:basedOn w:val="Normal"/>
     <w:next w:val="Normal"/>
-    <w:link w:val="CitationintenseCar"/>
+    <w:link w:val="IntenseQuoteChar"/>
     <w:uiPriority w:val="30"/>
     <w:qFormat/>
     <w:rsid w:val="00FC693F"/>
@@ -19229,10 +18605,10 @@
       <w:color w:val="4F81BD" w:themeColor="accent1"/>
     </w:rPr>
   </w:style>
-  <w:style w:type="character" w:customStyle="1" w:styleId="CitationintenseCar">
-    <w:name w:val="Citation intense Car"/>
-    <w:basedOn w:val="Policepardfaut"/>
-    <w:link w:val="Citationintense"/>
+  <w:style w:type="character" w:customStyle="1" w:styleId="IntenseQuoteChar">
+    <w:name w:val="Intense Quote Char"/>
+    <w:basedOn w:val="DefaultParagraphFont"/>
+    <w:link w:val="IntenseQuote"/>
     <w:uiPriority w:val="30"/>
     <w:rsid w:val="00FC693F"/>
     <w:rPr>
@@ -19243,9 +18619,9 @@
       <w:color w:val="4F81BD" w:themeColor="accent1"/>
     </w:rPr>
   </w:style>
-  <w:style w:type="character" w:styleId="Accentuationlgre">
+  <w:style w:type="character" w:styleId="SubtleEmphasis">
     <w:name w:val="Subtle Emphasis"/>
-    <w:basedOn w:val="Policepardfaut"/>
+    <w:basedOn w:val="DefaultParagraphFont"/>
     <w:uiPriority w:val="19"/>
     <w:qFormat/>
     <w:rsid w:val="00FC693F"/>
@@ -19255,9 +18631,9 @@
       <w:color w:val="808080" w:themeColor="text1" w:themeTint="7F"/>
     </w:rPr>
   </w:style>
-  <w:style w:type="character" w:styleId="Accentuationintense">
+  <w:style w:type="character" w:styleId="IntenseEmphasis">
     <w:name w:val="Intense Emphasis"/>
-    <w:basedOn w:val="Policepardfaut"/>
+    <w:basedOn w:val="DefaultParagraphFont"/>
     <w:uiPriority w:val="21"/>
     <w:qFormat/>
     <w:rsid w:val="00FC693F"/>
@@ -19269,9 +18645,9 @@
       <w:color w:val="4F81BD" w:themeColor="accent1"/>
     </w:rPr>
   </w:style>
-  <w:style w:type="character" w:styleId="Rfrencelgre">
+  <w:style w:type="character" w:styleId="SubtleReference">
     <w:name w:val="Subtle Reference"/>
-    <w:basedOn w:val="Policepardfaut"/>
+    <w:basedOn w:val="DefaultParagraphFont"/>
     <w:uiPriority w:val="31"/>
     <w:qFormat/>
     <w:rsid w:val="00FC693F"/>
@@ -19281,9 +18657,9 @@
       <w:u w:val="single"/>
     </w:rPr>
   </w:style>
-  <w:style w:type="character" w:styleId="Rfrenceintense">
+  <w:style w:type="character" w:styleId="IntenseReference">
     <w:name w:val="Intense Reference"/>
-    <w:basedOn w:val="Policepardfaut"/>
+    <w:basedOn w:val="DefaultParagraphFont"/>
     <w:uiPriority w:val="32"/>
     <w:qFormat/>
     <w:rsid w:val="00FC693F"/>
@@ -19296,9 +18672,9 @@
       <w:u w:val="single"/>
     </w:rPr>
   </w:style>
-  <w:style w:type="character" w:styleId="Titredulivre">
+  <w:style w:type="character" w:styleId="BookTitle">
     <w:name w:val="Book Title"/>
-    <w:basedOn w:val="Policepardfaut"/>
+    <w:basedOn w:val="DefaultParagraphFont"/>
     <w:uiPriority w:val="33"/>
     <w:qFormat/>
     <w:rsid w:val="00FC693F"/>
@@ -19309,9 +18685,9 @@
       <w:spacing w:val="5"/>
     </w:rPr>
   </w:style>
-  <w:style w:type="paragraph" w:styleId="En-ttedetabledesmatires">
+  <w:style w:type="paragraph" w:styleId="TOCHeading">
     <w:name w:val="TOC Heading"/>
-    <w:basedOn w:val="Titre1"/>
+    <w:basedOn w:val="Heading1"/>
     <w:next w:val="Normal"/>
     <w:uiPriority w:val="39"/>
     <w:semiHidden/>
@@ -19322,9 +18698,9 @@
       <w:outlineLvl w:val="9"/>
     </w:pPr>
   </w:style>
-  <w:style w:type="table" w:styleId="Grilledutableau">
+  <w:style w:type="table" w:styleId="TableGrid">
     <w:name w:val="Table Grid"/>
-    <w:basedOn w:val="TableauNormal"/>
+    <w:basedOn w:val="TableNormal"/>
     <w:uiPriority w:val="59"/>
     <w:rsid w:val="00FC693F"/>
     <w:pPr>
@@ -19341,9 +18717,9 @@
       </w:tblBorders>
     </w:tblPr>
   </w:style>
-  <w:style w:type="table" w:styleId="Ombrageclair">
+  <w:style w:type="table" w:styleId="LightShading">
     <w:name w:val="Light Shading"/>
-    <w:basedOn w:val="TableauNormal"/>
+    <w:basedOn w:val="TableNormal"/>
     <w:uiPriority w:val="60"/>
     <w:rsid w:val="00FC693F"/>
     <w:pPr>
@@ -19437,9 +18813,9 @@
       </w:tcPr>
     </w:tblStylePr>
   </w:style>
-  <w:style w:type="table" w:styleId="Trameclaire-Accent1">
+  <w:style w:type="table" w:styleId="LightShading-Accent1">
     <w:name w:val="Light Shading Accent 1"/>
-    <w:basedOn w:val="TableauNormal"/>
+    <w:basedOn w:val="TableNormal"/>
     <w:uiPriority w:val="60"/>
     <w:rsid w:val="00FC693F"/>
     <w:pPr>
@@ -19533,9 +18909,9 @@
       </w:tcPr>
     </w:tblStylePr>
   </w:style>
-  <w:style w:type="table" w:styleId="Trameclaire-Accent2">
+  <w:style w:type="table" w:styleId="LightShading-Accent2">
     <w:name w:val="Light Shading Accent 2"/>
-    <w:basedOn w:val="TableauNormal"/>
+    <w:basedOn w:val="TableNormal"/>
     <w:uiPriority w:val="60"/>
     <w:rsid w:val="00FC693F"/>
     <w:pPr>
@@ -19629,9 +19005,9 @@
       </w:tcPr>
     </w:tblStylePr>
   </w:style>
-  <w:style w:type="table" w:styleId="Trameclaire-Accent3">
+  <w:style w:type="table" w:styleId="LightShading-Accent3">
     <w:name w:val="Light Shading Accent 3"/>
-    <w:basedOn w:val="TableauNormal"/>
+    <w:basedOn w:val="TableNormal"/>
     <w:uiPriority w:val="60"/>
     <w:rsid w:val="00FC693F"/>
     <w:pPr>
@@ -19725,9 +19101,9 @@
       </w:tcPr>
     </w:tblStylePr>
   </w:style>
-  <w:style w:type="table" w:styleId="Trameclaire-Accent4">
+  <w:style w:type="table" w:styleId="LightShading-Accent4">
     <w:name w:val="Light Shading Accent 4"/>
-    <w:basedOn w:val="TableauNormal"/>
+    <w:basedOn w:val="TableNormal"/>
     <w:uiPriority w:val="60"/>
     <w:rsid w:val="00FC693F"/>
     <w:pPr>
@@ -19821,9 +19197,9 @@
       </w:tcPr>
     </w:tblStylePr>
   </w:style>
-  <w:style w:type="table" w:styleId="Trameclaire-Accent5">
+  <w:style w:type="table" w:styleId="LightShading-Accent5">
     <w:name w:val="Light Shading Accent 5"/>
-    <w:basedOn w:val="TableauNormal"/>
+    <w:basedOn w:val="TableNormal"/>
     <w:uiPriority w:val="60"/>
     <w:rsid w:val="00FC693F"/>
     <w:pPr>
@@ -19917,9 +19293,9 @@
       </w:tcPr>
     </w:tblStylePr>
   </w:style>
-  <w:style w:type="table" w:styleId="Trameclaire-Accent6">
+  <w:style w:type="table" w:styleId="LightShading-Accent6">
     <w:name w:val="Light Shading Accent 6"/>
-    <w:basedOn w:val="TableauNormal"/>
+    <w:basedOn w:val="TableNormal"/>
     <w:uiPriority w:val="60"/>
     <w:rsid w:val="00FC693F"/>
     <w:pPr>
@@ -20013,9 +19389,9 @@
       </w:tcPr>
     </w:tblStylePr>
   </w:style>
-  <w:style w:type="table" w:styleId="Listeclaire">
+  <w:style w:type="table" w:styleId="LightList">
     <w:name w:val="Light List"/>
-    <w:basedOn w:val="TableauNormal"/>
+    <w:basedOn w:val="TableNormal"/>
     <w:uiPriority w:val="61"/>
     <w:rsid w:val="00FC693F"/>
     <w:pPr>
@@ -20098,9 +19474,9 @@
       </w:tcPr>
     </w:tblStylePr>
   </w:style>
-  <w:style w:type="table" w:styleId="Listeclaire-Accent1">
+  <w:style w:type="table" w:styleId="LightList-Accent1">
     <w:name w:val="Light List Accent 1"/>
-    <w:basedOn w:val="TableauNormal"/>
+    <w:basedOn w:val="TableNormal"/>
     <w:uiPriority w:val="61"/>
     <w:rsid w:val="00FC693F"/>
     <w:pPr>
@@ -20183,9 +19559,9 @@
       </w:tcPr>
     </w:tblStylePr>
   </w:style>
-  <w:style w:type="table" w:styleId="Listeclaire-Accent2">
+  <w:style w:type="table" w:styleId="LightList-Accent2">
     <w:name w:val="Light List Accent 2"/>
-    <w:basedOn w:val="TableauNormal"/>
+    <w:basedOn w:val="TableNormal"/>
     <w:uiPriority w:val="61"/>
     <w:rsid w:val="00CB0664"/>
     <w:pPr>
@@ -20268,9 +19644,9 @@
       </w:tcPr>
     </w:tblStylePr>
   </w:style>
-  <w:style w:type="table" w:styleId="Listeclaire-Accent3">
+  <w:style w:type="table" w:styleId="LightList-Accent3">
     <w:name w:val="Light List Accent 3"/>
-    <w:basedOn w:val="TableauNormal"/>
+    <w:basedOn w:val="TableNormal"/>
     <w:uiPriority w:val="61"/>
     <w:rsid w:val="00CB0664"/>
     <w:pPr>
@@ -20353,9 +19729,9 @@
       </w:tcPr>
     </w:tblStylePr>
   </w:style>
-  <w:style w:type="table" w:styleId="Listeclaire-Accent4">
+  <w:style w:type="table" w:styleId="LightList-Accent4">
     <w:name w:val="Light List Accent 4"/>
-    <w:basedOn w:val="TableauNormal"/>
+    <w:basedOn w:val="TableNormal"/>
     <w:uiPriority w:val="61"/>
     <w:rsid w:val="00CB0664"/>
     <w:pPr>
@@ -20438,9 +19814,9 @@
       </w:tcPr>
     </w:tblStylePr>
   </w:style>
-  <w:style w:type="table" w:styleId="Listeclaire-Accent5">
+  <w:style w:type="table" w:styleId="LightList-Accent5">
     <w:name w:val="Light List Accent 5"/>
-    <w:basedOn w:val="TableauNormal"/>
+    <w:basedOn w:val="TableNormal"/>
     <w:uiPriority w:val="61"/>
     <w:rsid w:val="00CB0664"/>
     <w:pPr>
@@ -20523,9 +19899,9 @@
       </w:tcPr>
     </w:tblStylePr>
   </w:style>
-  <w:style w:type="table" w:styleId="Listeclaire-Accent6">
+  <w:style w:type="table" w:styleId="LightList-Accent6">
     <w:name w:val="Light List Accent 6"/>
-    <w:basedOn w:val="TableauNormal"/>
+    <w:basedOn w:val="TableNormal"/>
     <w:uiPriority w:val="61"/>
     <w:rsid w:val="00CB0664"/>
     <w:pPr>
@@ -20608,9 +19984,9 @@
       </w:tcPr>
     </w:tblStylePr>
   </w:style>
-  <w:style w:type="table" w:styleId="Grilleclaire">
+  <w:style w:type="table" w:styleId="LightGrid">
     <w:name w:val="Light Grid"/>
-    <w:basedOn w:val="TableauNormal"/>
+    <w:basedOn w:val="TableNormal"/>
     <w:uiPriority w:val="62"/>
     <w:rsid w:val="00CB0664"/>
     <w:pPr>
@@ -20731,9 +20107,9 @@
       </w:tcPr>
     </w:tblStylePr>
   </w:style>
-  <w:style w:type="table" w:styleId="Grilleclaire-Accent1">
+  <w:style w:type="table" w:styleId="LightGrid-Accent1">
     <w:name w:val="Light Grid Accent 1"/>
-    <w:basedOn w:val="TableauNormal"/>
+    <w:basedOn w:val="TableNormal"/>
     <w:uiPriority w:val="62"/>
     <w:rsid w:val="00CB0664"/>
     <w:pPr>
@@ -20854,9 +20230,9 @@
       </w:tcPr>
     </w:tblStylePr>
   </w:style>
-  <w:style w:type="table" w:styleId="Grilleclaire-Accent2">
+  <w:style w:type="table" w:styleId="LightGrid-Accent2">
     <w:name w:val="Light Grid Accent 2"/>
-    <w:basedOn w:val="TableauNormal"/>
+    <w:basedOn w:val="TableNormal"/>
     <w:uiPriority w:val="62"/>
     <w:rsid w:val="00CB0664"/>
     <w:pPr>
@@ -20977,9 +20353,9 @@
       </w:tcPr>
     </w:tblStylePr>
   </w:style>
-  <w:style w:type="table" w:styleId="Grilleclaire-Accent3">
+  <w:style w:type="table" w:styleId="LightGrid-Accent3">
     <w:name w:val="Light Grid Accent 3"/>
-    <w:basedOn w:val="TableauNormal"/>
+    <w:basedOn w:val="TableNormal"/>
     <w:uiPriority w:val="62"/>
     <w:rsid w:val="00CB0664"/>
     <w:pPr>
@@ -21100,9 +20476,9 @@
       </w:tcPr>
     </w:tblStylePr>
   </w:style>
-  <w:style w:type="table" w:styleId="Grilleclaire-Accent4">
+  <w:style w:type="table" w:styleId="LightGrid-Accent4">
     <w:name w:val="Light Grid Accent 4"/>
-    <w:basedOn w:val="TableauNormal"/>
+    <w:basedOn w:val="TableNormal"/>
     <w:uiPriority w:val="62"/>
     <w:rsid w:val="00CB0664"/>
     <w:pPr>
@@ -21223,9 +20599,9 @@
       </w:tcPr>
     </w:tblStylePr>
   </w:style>
-  <w:style w:type="table" w:styleId="Grilleclaire-Accent5">
+  <w:style w:type="table" w:styleId="LightGrid-Accent5">
     <w:name w:val="Light Grid Accent 5"/>
-    <w:basedOn w:val="TableauNormal"/>
+    <w:basedOn w:val="TableNormal"/>
     <w:uiPriority w:val="62"/>
     <w:rsid w:val="00CB0664"/>
     <w:pPr>
@@ -21346,9 +20722,9 @@
       </w:tcPr>
     </w:tblStylePr>
   </w:style>
-  <w:style w:type="table" w:styleId="Grilleclaire-Accent6">
+  <w:style w:type="table" w:styleId="LightGrid-Accent6">
     <w:name w:val="Light Grid Accent 6"/>
-    <w:basedOn w:val="TableauNormal"/>
+    <w:basedOn w:val="TableNormal"/>
     <w:uiPriority w:val="62"/>
     <w:rsid w:val="00CB0664"/>
     <w:pPr>
@@ -21469,9 +20845,9 @@
       </w:tcPr>
     </w:tblStylePr>
   </w:style>
-  <w:style w:type="table" w:styleId="Tramemoyenne1">
+  <w:style w:type="table" w:styleId="MediumShading1">
     <w:name w:val="Medium Shading 1"/>
-    <w:basedOn w:val="TableauNormal"/>
+    <w:basedOn w:val="TableNormal"/>
     <w:uiPriority w:val="63"/>
     <w:rsid w:val="00CB0664"/>
     <w:pPr>
@@ -21568,9 +20944,9 @@
       </w:tcPr>
     </w:tblStylePr>
   </w:style>
-  <w:style w:type="table" w:styleId="Tramemoyenne1-Accent1">
+  <w:style w:type="table" w:styleId="MediumShading1-Accent1">
     <w:name w:val="Medium Shading 1 Accent 1"/>
-    <w:basedOn w:val="TableauNormal"/>
+    <w:basedOn w:val="TableNormal"/>
     <w:uiPriority w:val="63"/>
     <w:rsid w:val="00CB0664"/>
     <w:pPr>
@@ -21667,9 +21043,9 @@
       </w:tcPr>
     </w:tblStylePr>
   </w:style>
-  <w:style w:type="table" w:styleId="Tramemoyenne1-Accent2">
+  <w:style w:type="table" w:styleId="MediumShading1-Accent2">
     <w:name w:val="Medium Shading 1 Accent 2"/>
-    <w:basedOn w:val="TableauNormal"/>
+    <w:basedOn w:val="TableNormal"/>
     <w:uiPriority w:val="63"/>
     <w:rsid w:val="00CB0664"/>
     <w:pPr>
@@ -21766,9 +21142,9 @@
       </w:tcPr>
     </w:tblStylePr>
   </w:style>
-  <w:style w:type="table" w:styleId="Tramemoyenne1-Accent3">
+  <w:style w:type="table" w:styleId="MediumShading1-Accent3">
     <w:name w:val="Medium Shading 1 Accent 3"/>
-    <w:basedOn w:val="TableauNormal"/>
+    <w:basedOn w:val="TableNormal"/>
     <w:uiPriority w:val="63"/>
     <w:rsid w:val="00CB0664"/>
     <w:pPr>
@@ -21865,9 +21241,9 @@
       </w:tcPr>
     </w:tblStylePr>
   </w:style>
-  <w:style w:type="table" w:styleId="Tramemoyenne1-Accent4">
+  <w:style w:type="table" w:styleId="MediumShading1-Accent4">
     <w:name w:val="Medium Shading 1 Accent 4"/>
-    <w:basedOn w:val="TableauNormal"/>
+    <w:basedOn w:val="TableNormal"/>
     <w:uiPriority w:val="63"/>
     <w:rsid w:val="00CB0664"/>
     <w:pPr>
@@ -21964,9 +21340,9 @@
       </w:tcPr>
     </w:tblStylePr>
   </w:style>
-  <w:style w:type="table" w:styleId="Tramemoyenne1-Accent5">
+  <w:style w:type="table" w:styleId="MediumShading1-Accent5">
     <w:name w:val="Medium Shading 1 Accent 5"/>
-    <w:basedOn w:val="TableauNormal"/>
+    <w:basedOn w:val="TableNormal"/>
     <w:uiPriority w:val="63"/>
     <w:rsid w:val="00CB0664"/>
     <w:pPr>
@@ -22063,9 +21439,9 @@
       </w:tcPr>
     </w:tblStylePr>
   </w:style>
-  <w:style w:type="table" w:styleId="Tramemoyenne1-Accent6">
+  <w:style w:type="table" w:styleId="MediumShading1-Accent6">
     <w:name w:val="Medium Shading 1 Accent 6"/>
-    <w:basedOn w:val="TableauNormal"/>
+    <w:basedOn w:val="TableNormal"/>
     <w:uiPriority w:val="63"/>
     <w:rsid w:val="00CB0664"/>
     <w:pPr>
@@ -22162,9 +21538,9 @@
       </w:tcPr>
     </w:tblStylePr>
   </w:style>
-  <w:style w:type="table" w:styleId="Tramemoyenne2">
+  <w:style w:type="table" w:styleId="MediumShading2">
     <w:name w:val="Medium Shading 2"/>
-    <w:basedOn w:val="TableauNormal"/>
+    <w:basedOn w:val="TableNormal"/>
     <w:uiPriority w:val="64"/>
     <w:rsid w:val="00CB0664"/>
     <w:pPr>
@@ -22304,9 +21680,9 @@
       </w:tcPr>
     </w:tblStylePr>
   </w:style>
-  <w:style w:type="table" w:styleId="Tramemoyenne2-Accent1">
+  <w:style w:type="table" w:styleId="MediumShading2-Accent1">
     <w:name w:val="Medium Shading 2 Accent 1"/>
-    <w:basedOn w:val="TableauNormal"/>
+    <w:basedOn w:val="TableNormal"/>
     <w:uiPriority w:val="64"/>
     <w:rsid w:val="00CB0664"/>
     <w:pPr>
@@ -22446,9 +21822,9 @@
       </w:tcPr>
     </w:tblStylePr>
   </w:style>
-  <w:style w:type="table" w:styleId="Tramemoyenne2-Accent2">
+  <w:style w:type="table" w:styleId="MediumShading2-Accent2">
     <w:name w:val="Medium Shading 2 Accent 2"/>
-    <w:basedOn w:val="TableauNormal"/>
+    <w:basedOn w:val="TableNormal"/>
     <w:uiPriority w:val="64"/>
     <w:rsid w:val="00CB0664"/>
     <w:pPr>
@@ -22588,9 +21964,9 @@
       </w:tcPr>
     </w:tblStylePr>
   </w:style>
-  <w:style w:type="table" w:styleId="Tramemoyenne2-Accent3">
+  <w:style w:type="table" w:styleId="MediumShading2-Accent3">
     <w:name w:val="Medium Shading 2 Accent 3"/>
-    <w:basedOn w:val="TableauNormal"/>
+    <w:basedOn w:val="TableNormal"/>
     <w:uiPriority w:val="64"/>
     <w:rsid w:val="00CB0664"/>
     <w:pPr>
@@ -22730,9 +22106,9 @@
       </w:tcPr>
     </w:tblStylePr>
   </w:style>
-  <w:style w:type="table" w:styleId="Tramemoyenne2-Accent4">
+  <w:style w:type="table" w:styleId="MediumShading2-Accent4">
     <w:name w:val="Medium Shading 2 Accent 4"/>
-    <w:basedOn w:val="TableauNormal"/>
+    <w:basedOn w:val="TableNormal"/>
     <w:uiPriority w:val="64"/>
     <w:rsid w:val="00CB0664"/>
     <w:pPr>
@@ -22872,9 +22248,9 @@
       </w:tcPr>
     </w:tblStylePr>
   </w:style>
-  <w:style w:type="table" w:styleId="Tramemoyenne2-Accent5">
+  <w:style w:type="table" w:styleId="MediumShading2-Accent5">
     <w:name w:val="Medium Shading 2 Accent 5"/>
-    <w:basedOn w:val="TableauNormal"/>
+    <w:basedOn w:val="TableNormal"/>
     <w:uiPriority w:val="64"/>
     <w:rsid w:val="00CB0664"/>
     <w:pPr>
@@ -23014,9 +22390,9 @@
       </w:tcPr>
     </w:tblStylePr>
   </w:style>
-  <w:style w:type="table" w:styleId="Tramemoyenne2-Accent6">
+  <w:style w:type="table" w:styleId="MediumShading2-Accent6">
     <w:name w:val="Medium Shading 2 Accent 6"/>
-    <w:basedOn w:val="TableauNormal"/>
+    <w:basedOn w:val="TableNormal"/>
     <w:uiPriority w:val="64"/>
     <w:rsid w:val="00CB0664"/>
     <w:pPr>
@@ -23156,9 +22532,9 @@
       </w:tcPr>
     </w:tblStylePr>
   </w:style>
-  <w:style w:type="table" w:styleId="Listemoyenne1">
+  <w:style w:type="table" w:styleId="MediumList1">
     <w:name w:val="Medium List 1"/>
-    <w:basedOn w:val="TableauNormal"/>
+    <w:basedOn w:val="TableNormal"/>
     <w:uiPriority w:val="65"/>
     <w:rsid w:val="00CB0664"/>
     <w:pPr>
@@ -23233,9 +22609,9 @@
       </w:tcPr>
     </w:tblStylePr>
   </w:style>
-  <w:style w:type="table" w:styleId="Listemoyenne1-Accent1">
+  <w:style w:type="table" w:styleId="MediumList1-Accent1">
     <w:name w:val="Medium List 1 Accent 1"/>
-    <w:basedOn w:val="TableauNormal"/>
+    <w:basedOn w:val="TableNormal"/>
     <w:uiPriority w:val="65"/>
     <w:rsid w:val="00CB0664"/>
     <w:pPr>
@@ -23310,9 +22686,9 @@
       </w:tcPr>
     </w:tblStylePr>
   </w:style>
-  <w:style w:type="table" w:styleId="Listemoyenne1-Accent2">
+  <w:style w:type="table" w:styleId="MediumList1-Accent2">
     <w:name w:val="Medium List 1 Accent 2"/>
-    <w:basedOn w:val="TableauNormal"/>
+    <w:basedOn w:val="TableNormal"/>
     <w:uiPriority w:val="65"/>
     <w:rsid w:val="00CB0664"/>
     <w:pPr>
@@ -23387,9 +22763,9 @@
       </w:tcPr>
     </w:tblStylePr>
   </w:style>
-  <w:style w:type="table" w:styleId="Listemoyenne1-Accent3">
+  <w:style w:type="table" w:styleId="MediumList1-Accent3">
     <w:name w:val="Medium List 1 Accent 3"/>
-    <w:basedOn w:val="TableauNormal"/>
+    <w:basedOn w:val="TableNormal"/>
     <w:uiPriority w:val="65"/>
     <w:rsid w:val="00CB0664"/>
     <w:pPr>
@@ -23464,9 +22840,9 @@
       </w:tcPr>
     </w:tblStylePr>
   </w:style>
-  <w:style w:type="table" w:styleId="Listemoyenne1-Accent4">
+  <w:style w:type="table" w:styleId="MediumList1-Accent4">
     <w:name w:val="Medium List 1 Accent 4"/>
-    <w:basedOn w:val="TableauNormal"/>
+    <w:basedOn w:val="TableNormal"/>
     <w:uiPriority w:val="65"/>
     <w:rsid w:val="00CB0664"/>
     <w:pPr>
@@ -23541,9 +22917,9 @@
       </w:tcPr>
     </w:tblStylePr>
   </w:style>
-  <w:style w:type="table" w:styleId="Listemoyenne1-Accent5">
+  <w:style w:type="table" w:styleId="MediumList1-Accent5">
     <w:name w:val="Medium List 1 Accent 5"/>
-    <w:basedOn w:val="TableauNormal"/>
+    <w:basedOn w:val="TableNormal"/>
     <w:uiPriority w:val="65"/>
     <w:rsid w:val="00CB0664"/>
     <w:pPr>
@@ -23618,9 +22994,9 @@
       </w:tcPr>
     </w:tblStylePr>
   </w:style>
-  <w:style w:type="table" w:styleId="Listemoyenne1-Accent6">
+  <w:style w:type="table" w:styleId="MediumList1-Accent6">
     <w:name w:val="Medium List 1 Accent 6"/>
-    <w:basedOn w:val="TableauNormal"/>
+    <w:basedOn w:val="TableNormal"/>
     <w:uiPriority w:val="65"/>
     <w:rsid w:val="00CB0664"/>
     <w:pPr>
@@ -23695,9 +23071,9 @@
       </w:tcPr>
     </w:tblStylePr>
   </w:style>
-  <w:style w:type="table" w:styleId="Listemoyenne2">
+  <w:style w:type="table" w:styleId="MediumList2">
     <w:name w:val="Medium List 2"/>
-    <w:basedOn w:val="TableauNormal"/>
+    <w:basedOn w:val="TableNormal"/>
     <w:uiPriority w:val="66"/>
     <w:rsid w:val="00CB0664"/>
     <w:pPr>
@@ -23816,9 +23192,9 @@
       </w:tcPr>
     </w:tblStylePr>
   </w:style>
-  <w:style w:type="table" w:styleId="Listemoyenne2-Accent1">
+  <w:style w:type="table" w:styleId="MediumList2-Accent1">
     <w:name w:val="Medium List 2 Accent 1"/>
-    <w:basedOn w:val="TableauNormal"/>
+    <w:basedOn w:val="TableNormal"/>
     <w:uiPriority w:val="66"/>
     <w:rsid w:val="00CB0664"/>
     <w:pPr>
@@ -23937,9 +23313,9 @@
       </w:tcPr>
     </w:tblStylePr>
   </w:style>
-  <w:style w:type="table" w:styleId="Listemoyenne2-Accent2">
+  <w:style w:type="table" w:styleId="MediumList2-Accent2">
     <w:name w:val="Medium List 2 Accent 2"/>
-    <w:basedOn w:val="TableauNormal"/>
+    <w:basedOn w:val="TableNormal"/>
     <w:uiPriority w:val="66"/>
     <w:rsid w:val="00CB0664"/>
     <w:pPr>
@@ -24058,9 +23434,9 @@
       </w:tcPr>
     </w:tblStylePr>
   </w:style>
-  <w:style w:type="table" w:styleId="Listemoyenne2-Accent3">
+  <w:style w:type="table" w:styleId="MediumList2-Accent3">
     <w:name w:val="Medium List 2 Accent 3"/>
-    <w:basedOn w:val="TableauNormal"/>
+    <w:basedOn w:val="TableNormal"/>
     <w:uiPriority w:val="66"/>
     <w:rsid w:val="00CB0664"/>
     <w:pPr>
@@ -24179,9 +23555,9 @@
       </w:tcPr>
     </w:tblStylePr>
   </w:style>
-  <w:style w:type="table" w:styleId="Listemoyenne2-Accent4">
+  <w:style w:type="table" w:styleId="MediumList2-Accent4">
     <w:name w:val="Medium List 2 Accent 4"/>
-    <w:basedOn w:val="TableauNormal"/>
+    <w:basedOn w:val="TableNormal"/>
     <w:uiPriority w:val="66"/>
     <w:rsid w:val="00CB0664"/>
     <w:pPr>
@@ -24300,9 +23676,9 @@
       </w:tcPr>
     </w:tblStylePr>
   </w:style>
-  <w:style w:type="table" w:styleId="Listemoyenne2-Accent5">
+  <w:style w:type="table" w:styleId="MediumList2-Accent5">
     <w:name w:val="Medium List 2 Accent 5"/>
-    <w:basedOn w:val="TableauNormal"/>
+    <w:basedOn w:val="TableNormal"/>
     <w:uiPriority w:val="66"/>
     <w:rsid w:val="00CB0664"/>
     <w:pPr>
@@ -24421,9 +23797,9 @@
       </w:tcPr>
     </w:tblStylePr>
   </w:style>
-  <w:style w:type="table" w:styleId="Listemoyenne2-Accent6">
+  <w:style w:type="table" w:styleId="MediumList2-Accent6">
     <w:name w:val="Medium List 2 Accent 6"/>
-    <w:basedOn w:val="TableauNormal"/>
+    <w:basedOn w:val="TableNormal"/>
     <w:uiPriority w:val="66"/>
     <w:rsid w:val="00CB0664"/>
     <w:pPr>
@@ -24542,9 +23918,9 @@
       </w:tcPr>
     </w:tblStylePr>
   </w:style>
-  <w:style w:type="table" w:styleId="Grillemoyenne1">
+  <w:style w:type="table" w:styleId="MediumGrid1">
     <w:name w:val="Medium Grid 1"/>
-    <w:basedOn w:val="TableauNormal"/>
+    <w:basedOn w:val="TableNormal"/>
     <w:uiPriority w:val="67"/>
     <w:rsid w:val="00CB0664"/>
     <w:pPr>
@@ -24608,9 +23984,9 @@
       </w:tcPr>
     </w:tblStylePr>
   </w:style>
-  <w:style w:type="table" w:styleId="Grillemoyenne1-Accent1">
+  <w:style w:type="table" w:styleId="MediumGrid1-Accent1">
     <w:name w:val="Medium Grid 1 Accent 1"/>
-    <w:basedOn w:val="TableauNormal"/>
+    <w:basedOn w:val="TableNormal"/>
     <w:uiPriority w:val="67"/>
     <w:rsid w:val="00CB0664"/>
     <w:pPr>
@@ -24674,9 +24050,9 @@
       </w:tcPr>
     </w:tblStylePr>
   </w:style>
-  <w:style w:type="table" w:styleId="Grillemoyenne1-Accent2">
+  <w:style w:type="table" w:styleId="MediumGrid1-Accent2">
     <w:name w:val="Medium Grid 1 Accent 2"/>
-    <w:basedOn w:val="TableauNormal"/>
+    <w:basedOn w:val="TableNormal"/>
     <w:uiPriority w:val="67"/>
     <w:rsid w:val="00CB0664"/>
     <w:pPr>
@@ -24740,9 +24116,9 @@
       </w:tcPr>
     </w:tblStylePr>
   </w:style>
-  <w:style w:type="table" w:styleId="Grillemoyenne1-Accent3">
+  <w:style w:type="table" w:styleId="MediumGrid1-Accent3">
     <w:name w:val="Medium Grid 1 Accent 3"/>
-    <w:basedOn w:val="TableauNormal"/>
+    <w:basedOn w:val="TableNormal"/>
     <w:uiPriority w:val="67"/>
     <w:rsid w:val="00CB0664"/>
     <w:pPr>
@@ -24806,9 +24182,9 @@
       </w:tcPr>
     </w:tblStylePr>
   </w:style>
-  <w:style w:type="table" w:styleId="Grillemoyenne1-Accent4">
+  <w:style w:type="table" w:styleId="MediumGrid1-Accent4">
     <w:name w:val="Medium Grid 1 Accent 4"/>
-    <w:basedOn w:val="TableauNormal"/>
+    <w:basedOn w:val="TableNormal"/>
     <w:uiPriority w:val="67"/>
     <w:rsid w:val="00CB0664"/>
     <w:pPr>
@@ -24872,9 +24248,9 @@
       </w:tcPr>
     </w:tblStylePr>
   </w:style>
-  <w:style w:type="table" w:styleId="Grillemoyenne1-Accent5">
+  <w:style w:type="table" w:styleId="MediumGrid1-Accent5">
     <w:name w:val="Medium Grid 1 Accent 5"/>
-    <w:basedOn w:val="TableauNormal"/>
+    <w:basedOn w:val="TableNormal"/>
     <w:uiPriority w:val="67"/>
     <w:rsid w:val="00CB0664"/>
     <w:pPr>
@@ -24938,9 +24314,9 @@
       </w:tcPr>
     </w:tblStylePr>
   </w:style>
-  <w:style w:type="table" w:styleId="Grillemoyenne1-Accent6">
+  <w:style w:type="table" w:styleId="MediumGrid1-Accent6">
     <w:name w:val="Medium Grid 1 Accent 6"/>
-    <w:basedOn w:val="TableauNormal"/>
+    <w:basedOn w:val="TableNormal"/>
     <w:uiPriority w:val="67"/>
     <w:rsid w:val="00CB0664"/>
     <w:pPr>
@@ -25004,9 +24380,9 @@
       </w:tcPr>
     </w:tblStylePr>
   </w:style>
-  <w:style w:type="table" w:styleId="Grillemoyenne2">
+  <w:style w:type="table" w:styleId="MediumGrid2">
     <w:name w:val="Medium Grid 2"/>
-    <w:basedOn w:val="TableauNormal"/>
+    <w:basedOn w:val="TableNormal"/>
     <w:uiPriority w:val="68"/>
     <w:rsid w:val="00CB0664"/>
     <w:pPr>
@@ -25122,9 +24498,9 @@
       </w:tcPr>
     </w:tblStylePr>
   </w:style>
-  <w:style w:type="table" w:styleId="Grillemoyenne2-Accent1">
+  <w:style w:type="table" w:styleId="MediumGrid2-Accent1">
     <w:name w:val="Medium Grid 2 Accent 1"/>
-    <w:basedOn w:val="TableauNormal"/>
+    <w:basedOn w:val="TableNormal"/>
     <w:uiPriority w:val="68"/>
     <w:rsid w:val="00CB0664"/>
     <w:pPr>
@@ -25240,9 +24616,9 @@
       </w:tcPr>
     </w:tblStylePr>
   </w:style>
-  <w:style w:type="table" w:styleId="Grillemoyenne2-Accent2">
+  <w:style w:type="table" w:styleId="MediumGrid2-Accent2">
     <w:name w:val="Medium Grid 2 Accent 2"/>
-    <w:basedOn w:val="TableauNormal"/>
+    <w:basedOn w:val="TableNormal"/>
     <w:uiPriority w:val="68"/>
     <w:rsid w:val="00CB0664"/>
     <w:pPr>
@@ -25358,9 +24734,9 @@
       </w:tcPr>
     </w:tblStylePr>
   </w:style>
-  <w:style w:type="table" w:styleId="Grillemoyenne2-Accent3">
+  <w:style w:type="table" w:styleId="MediumGrid2-Accent3">
     <w:name w:val="Medium Grid 2 Accent 3"/>
-    <w:basedOn w:val="TableauNormal"/>
+    <w:basedOn w:val="TableNormal"/>
     <w:uiPriority w:val="68"/>
     <w:rsid w:val="00CB0664"/>
     <w:pPr>
@@ -25476,9 +24852,9 @@
       </w:tcPr>
     </w:tblStylePr>
   </w:style>
-  <w:style w:type="table" w:styleId="Grillemoyenne2-Accent4">
+  <w:style w:type="table" w:styleId="MediumGrid2-Accent4">
     <w:name w:val="Medium Grid 2 Accent 4"/>
-    <w:basedOn w:val="TableauNormal"/>
+    <w:basedOn w:val="TableNormal"/>
     <w:uiPriority w:val="68"/>
     <w:rsid w:val="00CB0664"/>
     <w:pPr>
@@ -25594,9 +24970,9 @@
       </w:tcPr>
     </w:tblStylePr>
   </w:style>
-  <w:style w:type="table" w:styleId="Grillemoyenne2-Accent5">
+  <w:style w:type="table" w:styleId="MediumGrid2-Accent5">
     <w:name w:val="Medium Grid 2 Accent 5"/>
-    <w:basedOn w:val="TableauNormal"/>
+    <w:basedOn w:val="TableNormal"/>
     <w:uiPriority w:val="68"/>
     <w:rsid w:val="00CB0664"/>
     <w:pPr>
@@ -25712,9 +25088,9 @@
       </w:tcPr>
     </w:tblStylePr>
   </w:style>
-  <w:style w:type="table" w:styleId="Grillemoyenne2-Accent6">
+  <w:style w:type="table" w:styleId="MediumGrid2-Accent6">
     <w:name w:val="Medium Grid 2 Accent 6"/>
-    <w:basedOn w:val="TableauNormal"/>
+    <w:basedOn w:val="TableNormal"/>
     <w:uiPriority w:val="68"/>
     <w:rsid w:val="00CB0664"/>
     <w:pPr>
@@ -25830,9 +25206,9 @@
       </w:tcPr>
     </w:tblStylePr>
   </w:style>
-  <w:style w:type="table" w:styleId="Grillemoyenne3">
+  <w:style w:type="table" w:styleId="MediumGrid3">
     <w:name w:val="Medium Grid 3"/>
-    <w:basedOn w:val="TableauNormal"/>
+    <w:basedOn w:val="TableNormal"/>
     <w:uiPriority w:val="69"/>
     <w:rsid w:val="00CB0664"/>
     <w:pPr>
@@ -25964,9 +25340,9 @@
       </w:tcPr>
     </w:tblStylePr>
   </w:style>
-  <w:style w:type="table" w:styleId="Grillemoyenne3-Accent1">
+  <w:style w:type="table" w:styleId="MediumGrid3-Accent1">
     <w:name w:val="Medium Grid 3 Accent 1"/>
-    <w:basedOn w:val="TableauNormal"/>
+    <w:basedOn w:val="TableNormal"/>
     <w:uiPriority w:val="69"/>
     <w:rsid w:val="00CB0664"/>
     <w:pPr>
@@ -26098,9 +25474,9 @@
       </w:tcPr>
     </w:tblStylePr>
   </w:style>
-  <w:style w:type="table" w:styleId="Grillemoyenne3-Accent2">
+  <w:style w:type="table" w:styleId="MediumGrid3-Accent2">
     <w:name w:val="Medium Grid 3 Accent 2"/>
-    <w:basedOn w:val="TableauNormal"/>
+    <w:basedOn w:val="TableNormal"/>
     <w:uiPriority w:val="69"/>
     <w:rsid w:val="00CB0664"/>
     <w:pPr>
@@ -26232,9 +25608,9 @@
       </w:tcPr>
     </w:tblStylePr>
   </w:style>
-  <w:style w:type="table" w:styleId="Grillemoyenne3-Accent3">
+  <w:style w:type="table" w:styleId="MediumGrid3-Accent3">
     <w:name w:val="Medium Grid 3 Accent 3"/>
-    <w:basedOn w:val="TableauNormal"/>
+    <w:basedOn w:val="TableNormal"/>
     <w:uiPriority w:val="69"/>
     <w:rsid w:val="00CB0664"/>
     <w:pPr>
@@ -26366,9 +25742,9 @@
       </w:tcPr>
     </w:tblStylePr>
   </w:style>
-  <w:style w:type="table" w:styleId="Grillemoyenne3-Accent4">
+  <w:style w:type="table" w:styleId="MediumGrid3-Accent4">
     <w:name w:val="Medium Grid 3 Accent 4"/>
-    <w:basedOn w:val="TableauNormal"/>
+    <w:basedOn w:val="TableNormal"/>
     <w:uiPriority w:val="69"/>
     <w:rsid w:val="00CB0664"/>
     <w:pPr>
@@ -26500,9 +25876,9 @@
       </w:tcPr>
     </w:tblStylePr>
   </w:style>
-  <w:style w:type="table" w:styleId="Grillemoyenne3-Accent5">
+  <w:style w:type="table" w:styleId="MediumGrid3-Accent5">
     <w:name w:val="Medium Grid 3 Accent 5"/>
-    <w:basedOn w:val="TableauNormal"/>
+    <w:basedOn w:val="TableNormal"/>
     <w:uiPriority w:val="69"/>
     <w:rsid w:val="00CB0664"/>
     <w:pPr>
@@ -26634,9 +26010,9 @@
       </w:tcPr>
     </w:tblStylePr>
   </w:style>
-  <w:style w:type="table" w:styleId="Grillemoyenne3-Accent6">
+  <w:style w:type="table" w:styleId="MediumGrid3-Accent6">
     <w:name w:val="Medium Grid 3 Accent 6"/>
-    <w:basedOn w:val="TableauNormal"/>
+    <w:basedOn w:val="TableNormal"/>
     <w:uiPriority w:val="69"/>
     <w:rsid w:val="00CB0664"/>
     <w:pPr>
@@ -26768,9 +26144,9 @@
       </w:tcPr>
     </w:tblStylePr>
   </w:style>
-  <w:style w:type="table" w:styleId="Listefonce">
+  <w:style w:type="table" w:styleId="DarkList">
     <w:name w:val="Dark List"/>
-    <w:basedOn w:val="TableauNormal"/>
+    <w:basedOn w:val="TableNormal"/>
     <w:uiPriority w:val="70"/>
     <w:rsid w:val="00CB0664"/>
     <w:pPr>
@@ -26875,9 +26251,9 @@
       </w:tcPr>
     </w:tblStylePr>
   </w:style>
-  <w:style w:type="table" w:styleId="Listefonce-Accent1">
+  <w:style w:type="table" w:styleId="DarkList-Accent1">
     <w:name w:val="Dark List Accent 1"/>
-    <w:basedOn w:val="TableauNormal"/>
+    <w:basedOn w:val="TableNormal"/>
     <w:uiPriority w:val="70"/>
     <w:rsid w:val="00CB0664"/>
     <w:pPr>
@@ -26982,9 +26358,9 @@
       </w:tcPr>
     </w:tblStylePr>
   </w:style>
-  <w:style w:type="table" w:styleId="Listefonce-Accent2">
+  <w:style w:type="table" w:styleId="DarkList-Accent2">
     <w:name w:val="Dark List Accent 2"/>
-    <w:basedOn w:val="TableauNormal"/>
+    <w:basedOn w:val="TableNormal"/>
     <w:uiPriority w:val="70"/>
     <w:rsid w:val="00CB0664"/>
     <w:pPr>
@@ -27089,9 +26465,9 @@
       </w:tcPr>
     </w:tblStylePr>
   </w:style>
-  <w:style w:type="table" w:styleId="Listefonce-Accent3">
+  <w:style w:type="table" w:styleId="DarkList-Accent3">
     <w:name w:val="Dark List Accent 3"/>
-    <w:basedOn w:val="TableauNormal"/>
+    <w:basedOn w:val="TableNormal"/>
     <w:uiPriority w:val="70"/>
     <w:rsid w:val="00CB0664"/>
     <w:pPr>
@@ -27196,9 +26572,9 @@
       </w:tcPr>
     </w:tblStylePr>
   </w:style>
-  <w:style w:type="table" w:styleId="Listefonce-Accent4">
+  <w:style w:type="table" w:styleId="DarkList-Accent4">
     <w:name w:val="Dark List Accent 4"/>
-    <w:basedOn w:val="TableauNormal"/>
+    <w:basedOn w:val="TableNormal"/>
     <w:uiPriority w:val="70"/>
     <w:rsid w:val="00CB0664"/>
     <w:pPr>
@@ -27303,9 +26679,9 @@
       </w:tcPr>
     </w:tblStylePr>
   </w:style>
-  <w:style w:type="table" w:styleId="Listefonce-Accent5">
+  <w:style w:type="table" w:styleId="DarkList-Accent5">
     <w:name w:val="Dark List Accent 5"/>
-    <w:basedOn w:val="TableauNormal"/>
+    <w:basedOn w:val="TableNormal"/>
     <w:uiPriority w:val="70"/>
     <w:rsid w:val="00CB0664"/>
     <w:pPr>
@@ -27410,9 +26786,9 @@
       </w:tcPr>
     </w:tblStylePr>
   </w:style>
-  <w:style w:type="table" w:styleId="Listefonce-Accent6">
+  <w:style w:type="table" w:styleId="DarkList-Accent6">
     <w:name w:val="Dark List Accent 6"/>
-    <w:basedOn w:val="TableauNormal"/>
+    <w:basedOn w:val="TableNormal"/>
     <w:uiPriority w:val="70"/>
     <w:rsid w:val="00CB0664"/>
     <w:pPr>
@@ -27517,9 +26893,9 @@
       </w:tcPr>
     </w:tblStylePr>
   </w:style>
-  <w:style w:type="table" w:styleId="Tramecouleur">
+  <w:style w:type="table" w:styleId="ColorfulShading">
     <w:name w:val="Colorful Shading"/>
-    <w:basedOn w:val="TableauNormal"/>
+    <w:basedOn w:val="TableNormal"/>
     <w:uiPriority w:val="71"/>
     <w:rsid w:val="00CB0664"/>
     <w:pPr>
@@ -27632,9 +27008,9 @@
       </w:rPr>
     </w:tblStylePr>
   </w:style>
-  <w:style w:type="table" w:styleId="Tramecouleur-Accent1">
+  <w:style w:type="table" w:styleId="ColorfulShading-Accent1">
     <w:name w:val="Colorful Shading Accent 1"/>
-    <w:basedOn w:val="TableauNormal"/>
+    <w:basedOn w:val="TableNormal"/>
     <w:uiPriority w:val="71"/>
     <w:rsid w:val="00CB0664"/>
     <w:pPr>
@@ -27747,9 +27123,9 @@
       </w:rPr>
     </w:tblStylePr>
   </w:style>
-  <w:style w:type="table" w:styleId="Tramecouleur-Accent2">
+  <w:style w:type="table" w:styleId="ColorfulShading-Accent2">
     <w:name w:val="Colorful Shading Accent 2"/>
-    <w:basedOn w:val="TableauNormal"/>
+    <w:basedOn w:val="TableNormal"/>
     <w:uiPriority w:val="71"/>
     <w:rsid w:val="00CB0664"/>
     <w:pPr>
@@ -27862,9 +27238,9 @@
       </w:rPr>
     </w:tblStylePr>
   </w:style>
-  <w:style w:type="table" w:styleId="Tramecouleur-Accent3">
+  <w:style w:type="table" w:styleId="ColorfulShading-Accent3">
     <w:name w:val="Colorful Shading Accent 3"/>
-    <w:basedOn w:val="TableauNormal"/>
+    <w:basedOn w:val="TableNormal"/>
     <w:uiPriority w:val="71"/>
     <w:rsid w:val="00CB0664"/>
     <w:pPr>
@@ -27967,9 +27343,9 @@
       </w:tcPr>
     </w:tblStylePr>
   </w:style>
-  <w:style w:type="table" w:styleId="Tramecouleur-Accent4">
+  <w:style w:type="table" w:styleId="ColorfulShading-Accent4">
     <w:name w:val="Colorful Shading Accent 4"/>
-    <w:basedOn w:val="TableauNormal"/>
+    <w:basedOn w:val="TableNormal"/>
     <w:uiPriority w:val="71"/>
     <w:rsid w:val="00CB0664"/>
     <w:pPr>
@@ -28082,9 +27458,9 @@
       </w:rPr>
     </w:tblStylePr>
   </w:style>
-  <w:style w:type="table" w:styleId="Tramecouleur-Accent5">
+  <w:style w:type="table" w:styleId="ColorfulShading-Accent5">
     <w:name w:val="Colorful Shading Accent 5"/>
-    <w:basedOn w:val="TableauNormal"/>
+    <w:basedOn w:val="TableNormal"/>
     <w:uiPriority w:val="71"/>
     <w:rsid w:val="00CB0664"/>
     <w:pPr>
@@ -28197,9 +27573,9 @@
       </w:rPr>
     </w:tblStylePr>
   </w:style>
-  <w:style w:type="table" w:styleId="Tramecouleur-Accent6">
+  <w:style w:type="table" w:styleId="ColorfulShading-Accent6">
     <w:name w:val="Colorful Shading Accent 6"/>
-    <w:basedOn w:val="TableauNormal"/>
+    <w:basedOn w:val="TableNormal"/>
     <w:uiPriority w:val="71"/>
     <w:rsid w:val="00CB0664"/>
     <w:pPr>
@@ -28312,9 +27688,9 @@
       </w:rPr>
     </w:tblStylePr>
   </w:style>
-  <w:style w:type="table" w:styleId="Listecouleur">
+  <w:style w:type="table" w:styleId="ColorfulList">
     <w:name w:val="Colorful List"/>
-    <w:basedOn w:val="TableauNormal"/>
+    <w:basedOn w:val="TableNormal"/>
     <w:uiPriority w:val="72"/>
     <w:rsid w:val="00CB0664"/>
     <w:pPr>
@@ -28391,9 +27767,9 @@
       </w:tcPr>
     </w:tblStylePr>
   </w:style>
-  <w:style w:type="table" w:styleId="Listecouleur-Accent1">
+  <w:style w:type="table" w:styleId="ColorfulList-Accent1">
     <w:name w:val="Colorful List Accent 1"/>
-    <w:basedOn w:val="TableauNormal"/>
+    <w:basedOn w:val="TableNormal"/>
     <w:uiPriority w:val="72"/>
     <w:rsid w:val="00CB0664"/>
     <w:pPr>
@@ -28470,9 +27846,9 @@
       </w:tcPr>
     </w:tblStylePr>
   </w:style>
-  <w:style w:type="table" w:styleId="Listecouleur-Accent2">
+  <w:style w:type="table" w:styleId="ColorfulList-Accent2">
     <w:name w:val="Colorful List Accent 2"/>
-    <w:basedOn w:val="TableauNormal"/>
+    <w:basedOn w:val="TableNormal"/>
     <w:uiPriority w:val="72"/>
     <w:rsid w:val="00CB0664"/>
     <w:pPr>
@@ -28549,9 +27925,9 @@
       </w:tcPr>
     </w:tblStylePr>
   </w:style>
-  <w:style w:type="table" w:styleId="Listecouleur-Accent3">
+  <w:style w:type="table" w:styleId="ColorfulList-Accent3">
     <w:name w:val="Colorful List Accent 3"/>
-    <w:basedOn w:val="TableauNormal"/>
+    <w:basedOn w:val="TableNormal"/>
     <w:uiPriority w:val="72"/>
     <w:rsid w:val="00CB0664"/>
     <w:pPr>
@@ -28628,9 +28004,9 @@
       </w:tcPr>
     </w:tblStylePr>
   </w:style>
-  <w:style w:type="table" w:styleId="Listecouleur-Accent4">
+  <w:style w:type="table" w:styleId="ColorfulList-Accent4">
     <w:name w:val="Colorful List Accent 4"/>
-    <w:basedOn w:val="TableauNormal"/>
+    <w:basedOn w:val="TableNormal"/>
     <w:uiPriority w:val="72"/>
     <w:rsid w:val="00CB0664"/>
     <w:pPr>
@@ -28707,9 +28083,9 @@
       </w:tcPr>
     </w:tblStylePr>
   </w:style>
-  <w:style w:type="table" w:styleId="Listecouleur-Accent5">
+  <w:style w:type="table" w:styleId="ColorfulList-Accent5">
     <w:name w:val="Colorful List Accent 5"/>
-    <w:basedOn w:val="TableauNormal"/>
+    <w:basedOn w:val="TableNormal"/>
     <w:uiPriority w:val="72"/>
     <w:rsid w:val="00CB0664"/>
     <w:pPr>
@@ -28786,9 +28162,9 @@
       </w:tcPr>
     </w:tblStylePr>
   </w:style>
-  <w:style w:type="table" w:styleId="Listecouleur-Accent6">
+  <w:style w:type="table" w:styleId="ColorfulList-Accent6">
     <w:name w:val="Colorful List Accent 6"/>
-    <w:basedOn w:val="TableauNormal"/>
+    <w:basedOn w:val="TableNormal"/>
     <w:uiPriority w:val="72"/>
     <w:rsid w:val="00CB0664"/>
     <w:pPr>
@@ -28865,9 +28241,9 @@
       </w:tcPr>
     </w:tblStylePr>
   </w:style>
-  <w:style w:type="table" w:styleId="Grillecouleur">
+  <w:style w:type="table" w:styleId="ColorfulGrid">
     <w:name w:val="Colorful Grid"/>
-    <w:basedOn w:val="TableauNormal"/>
+    <w:basedOn w:val="TableNormal"/>
     <w:uiPriority w:val="73"/>
     <w:rsid w:val="00CB0664"/>
     <w:pPr>
@@ -28938,9 +28314,9 @@
       </w:tcPr>
     </w:tblStylePr>
   </w:style>
-  <w:style w:type="table" w:styleId="Grillecouleur-Accent1">
+  <w:style w:type="table" w:styleId="ColorfulGrid-Accent1">
     <w:name w:val="Colorful Grid Accent 1"/>
-    <w:basedOn w:val="TableauNormal"/>
+    <w:basedOn w:val="TableNormal"/>
     <w:uiPriority w:val="73"/>
     <w:rsid w:val="00CB0664"/>
     <w:pPr>
@@ -29011,9 +28387,9 @@
       </w:tcPr>
     </w:tblStylePr>
   </w:style>
-  <w:style w:type="table" w:styleId="Grillecouleur-Accent2">
+  <w:style w:type="table" w:styleId="ColorfulGrid-Accent2">
     <w:name w:val="Colorful Grid Accent 2"/>
-    <w:basedOn w:val="TableauNormal"/>
+    <w:basedOn w:val="TableNormal"/>
     <w:uiPriority w:val="73"/>
     <w:rsid w:val="00CB0664"/>
     <w:pPr>
@@ -29084,9 +28460,9 @@
       </w:tcPr>
     </w:tblStylePr>
   </w:style>
-  <w:style w:type="table" w:styleId="Grillecouleur-Accent3">
+  <w:style w:type="table" w:styleId="ColorfulGrid-Accent3">
     <w:name w:val="Colorful Grid Accent 3"/>
-    <w:basedOn w:val="TableauNormal"/>
+    <w:basedOn w:val="TableNormal"/>
     <w:uiPriority w:val="73"/>
     <w:rsid w:val="00CB0664"/>
     <w:pPr>
@@ -29157,9 +28533,9 @@
       </w:tcPr>
     </w:tblStylePr>
   </w:style>
-  <w:style w:type="table" w:styleId="Grillecouleur-Accent4">
+  <w:style w:type="table" w:styleId="ColorfulGrid-Accent4">
     <w:name w:val="Colorful Grid Accent 4"/>
-    <w:basedOn w:val="TableauNormal"/>
+    <w:basedOn w:val="TableNormal"/>
     <w:uiPriority w:val="73"/>
     <w:rsid w:val="00CB0664"/>
     <w:pPr>
@@ -29230,9 +28606,9 @@
       </w:tcPr>
     </w:tblStylePr>
   </w:style>
-  <w:style w:type="table" w:styleId="Grillecouleur-Accent5">
+  <w:style w:type="table" w:styleId="ColorfulGrid-Accent5">
     <w:name w:val="Colorful Grid Accent 5"/>
-    <w:basedOn w:val="TableauNormal"/>
+    <w:basedOn w:val="TableNormal"/>
     <w:uiPriority w:val="73"/>
     <w:rsid w:val="00CB0664"/>
     <w:pPr>
@@ -29303,9 +28679,9 @@
       </w:tcPr>
     </w:tblStylePr>
   </w:style>
-  <w:style w:type="table" w:styleId="Grillecouleur-Accent6">
+  <w:style w:type="table" w:styleId="ColorfulGrid-Accent6">
     <w:name w:val="Colorful Grid Accent 6"/>
-    <w:basedOn w:val="TableauNormal"/>
+    <w:basedOn w:val="TableNormal"/>
     <w:uiPriority w:val="73"/>
     <w:rsid w:val="00CB0664"/>
     <w:pPr>
@@ -29375,29 +28751,6 @@
         <w:shd w:val="clear" w:color="auto" w:fill="FBCAA2" w:themeFill="accent6" w:themeFillTint="7F"/>
       </w:tcPr>
     </w:tblStylePr>
-  </w:style>
-  <w:style w:type="character" w:styleId="Lienhypertexte">
-    <w:name w:val="Hyperlink"/>
-    <w:basedOn w:val="Policepardfaut"/>
-    <w:uiPriority w:val="99"/>
-    <w:unhideWhenUsed/>
-    <w:rsid w:val="005D4F14"/>
-    <w:rPr>
-      <w:color w:val="0000FF" w:themeColor="hyperlink"/>
-      <w:u w:val="single"/>
-    </w:rPr>
-  </w:style>
-  <w:style w:type="character" w:styleId="Mentionnonrsolue">
-    <w:name w:val="Unresolved Mention"/>
-    <w:basedOn w:val="Policepardfaut"/>
-    <w:uiPriority w:val="99"/>
-    <w:semiHidden/>
-    <w:unhideWhenUsed/>
-    <w:rsid w:val="005D4F14"/>
-    <w:rPr>
-      <w:color w:val="605E5C"/>
-      <w:shd w:val="clear" w:color="auto" w:fill="E1DFDD"/>
-    </w:rPr>
   </w:style>
 </w:styles>
 </file>

--- a/docs/Rapport_Stage_Observation_CGI_Mehdi_Lharti_InfraSentinel_Illustre.docx
+++ b/docs/Rapport_Stage_Observation_CGI_Mehdi_Lharti_InfraSentinel_Illustre.docx
@@ -186,7 +186,7 @@
               <w:rPr>
                 <w:b/>
               </w:rPr>
-              <w:t>Stagiaire</w:t>
+              <w:t>Stagiaires</w:t>
             </w:r>
           </w:p>
         </w:tc>
@@ -214,7 +214,7 @@
               </w:rPr>
             </w:pPr>
             <w:r>
-              <w:t>Mehdi Lharti</w:t>
+              <w:t>Mehdi Lharti et Aya Benjilali</w:t>
             </w:r>
           </w:p>
         </w:tc>
@@ -3855,7 +3855,7 @@
               <w:rPr>
                 <w:b/>
               </w:rPr>
-              <w:t>Stagiaire</w:t>
+              <w:t>Stagiaires</w:t>
             </w:r>
           </w:p>
         </w:tc>
@@ -3883,7 +3883,7 @@
               </w:rPr>
             </w:pPr>
             <w:r>
-              <w:t>Mehdi Lharti</w:t>
+              <w:t>Mehdi Lharti et Aya Benjilali</w:t>
             </w:r>
           </w:p>
         </w:tc>
